--- a/Documentazione/Documentazione finale/UseCasesCockburn.docx
+++ b/Documentazione/Documentazione finale/UseCasesCockburn.docx
@@ -4,7 +4,17 @@
   <w:body>
     <w:tbl>
       <w:tblPr>
-        <w:tblW w:w="5000" w:type="pct"/>
+        <w:tblpPr w:leftFromText="141" w:rightFromText="141" w:vertAnchor="text" w:tblpY="1"/>
+        <w:tblOverlap w:val="never"/>
+        <w:tblW w:w="5020" w:type="pct"/>
+        <w:tblBorders>
+          <w:top w:val="single" w:sz="8" w:space="0" w:color="00647A"/>
+          <w:left w:val="single" w:sz="8" w:space="0" w:color="00647A"/>
+          <w:bottom w:val="single" w:sz="8" w:space="0" w:color="00647A"/>
+          <w:right w:val="single" w:sz="8" w:space="0" w:color="00647A"/>
+          <w:insideH w:val="single" w:sz="8" w:space="0" w:color="00647A"/>
+          <w:insideV w:val="single" w:sz="8" w:space="0" w:color="00647A"/>
+        </w:tblBorders>
         <w:tblCellMar>
           <w:left w:w="0" w:type="dxa"/>
           <w:right w:w="0" w:type="dxa"/>
@@ -12,10 +22,10 @@
         <w:tblLook w:val="04A0" w:firstRow="1" w:lastRow="0" w:firstColumn="1" w:lastColumn="0" w:noHBand="0" w:noVBand="1"/>
       </w:tblPr>
       <w:tblGrid>
-        <w:gridCol w:w="2349"/>
-        <w:gridCol w:w="895"/>
-        <w:gridCol w:w="3422"/>
-        <w:gridCol w:w="3260"/>
+        <w:gridCol w:w="2348"/>
+        <w:gridCol w:w="1056"/>
+        <w:gridCol w:w="3263"/>
+        <w:gridCol w:w="3299"/>
       </w:tblGrid>
       <w:tr>
         <w:trPr>
@@ -23,13 +33,7 @@
         </w:trPr>
         <w:tc>
           <w:tcPr>
-            <w:tcW w:w="1183" w:type="pct"/>
-            <w:tcBorders>
-              <w:top w:val="single" w:sz="8" w:space="0" w:color="00647A"/>
-              <w:left w:val="single" w:sz="8" w:space="0" w:color="00647A"/>
-              <w:bottom w:val="single" w:sz="18" w:space="0" w:color="00647A"/>
-              <w:right w:val="single" w:sz="8" w:space="0" w:color="00647A"/>
-            </w:tcBorders>
+            <w:tcW w:w="1178" w:type="pct"/>
             <w:tcMar>
               <w:top w:w="72" w:type="dxa"/>
               <w:left w:w="144" w:type="dxa"/>
@@ -54,14 +58,8 @@
         </w:tc>
         <w:tc>
           <w:tcPr>
-            <w:tcW w:w="3817" w:type="pct"/>
+            <w:tcW w:w="3822" w:type="pct"/>
             <w:gridSpan w:val="3"/>
-            <w:tcBorders>
-              <w:top w:val="single" w:sz="8" w:space="0" w:color="00647A"/>
-              <w:left w:val="single" w:sz="8" w:space="0" w:color="00647A"/>
-              <w:bottom w:val="single" w:sz="18" w:space="0" w:color="00647A"/>
-              <w:right w:val="single" w:sz="8" w:space="0" w:color="00647A"/>
-            </w:tcBorders>
             <w:tcMar>
               <w:top w:w="72" w:type="dxa"/>
               <w:left w:w="144" w:type="dxa"/>
@@ -115,13 +113,7 @@
         </w:trPr>
         <w:tc>
           <w:tcPr>
-            <w:tcW w:w="1183" w:type="pct"/>
-            <w:tcBorders>
-              <w:top w:val="single" w:sz="18" w:space="0" w:color="00647A"/>
-              <w:left w:val="single" w:sz="8" w:space="0" w:color="00647A"/>
-              <w:bottom w:val="single" w:sz="8" w:space="0" w:color="00647A"/>
-              <w:right w:val="single" w:sz="8" w:space="0" w:color="00647A"/>
-            </w:tcBorders>
+            <w:tcW w:w="1178" w:type="pct"/>
             <w:shd w:val="clear" w:color="auto" w:fill="E7EAEC"/>
             <w:tcMar>
               <w:top w:w="72" w:type="dxa"/>
@@ -157,14 +149,8 @@
         </w:tc>
         <w:tc>
           <w:tcPr>
-            <w:tcW w:w="3817" w:type="pct"/>
+            <w:tcW w:w="3822" w:type="pct"/>
             <w:gridSpan w:val="3"/>
-            <w:tcBorders>
-              <w:top w:val="single" w:sz="18" w:space="0" w:color="00647A"/>
-              <w:left w:val="single" w:sz="8" w:space="0" w:color="00647A"/>
-              <w:bottom w:val="single" w:sz="8" w:space="0" w:color="00647A"/>
-              <w:right w:val="single" w:sz="8" w:space="0" w:color="00647A"/>
-            </w:tcBorders>
             <w:shd w:val="clear" w:color="auto" w:fill="E7EAEC"/>
             <w:tcMar>
               <w:top w:w="72" w:type="dxa"/>
@@ -195,13 +181,7 @@
         </w:trPr>
         <w:tc>
           <w:tcPr>
-            <w:tcW w:w="1183" w:type="pct"/>
-            <w:tcBorders>
-              <w:top w:val="single" w:sz="8" w:space="0" w:color="00647A"/>
-              <w:left w:val="single" w:sz="8" w:space="0" w:color="00647A"/>
-              <w:bottom w:val="single" w:sz="8" w:space="0" w:color="00647A"/>
-              <w:right w:val="single" w:sz="8" w:space="0" w:color="00647A"/>
-            </w:tcBorders>
+            <w:tcW w:w="1178" w:type="pct"/>
             <w:tcMar>
               <w:top w:w="72" w:type="dxa"/>
               <w:left w:w="144" w:type="dxa"/>
@@ -228,14 +208,8 @@
         </w:tc>
         <w:tc>
           <w:tcPr>
-            <w:tcW w:w="3817" w:type="pct"/>
+            <w:tcW w:w="3822" w:type="pct"/>
             <w:gridSpan w:val="3"/>
-            <w:tcBorders>
-              <w:top w:val="single" w:sz="8" w:space="0" w:color="00647A"/>
-              <w:left w:val="single" w:sz="8" w:space="0" w:color="00647A"/>
-              <w:bottom w:val="single" w:sz="8" w:space="0" w:color="00647A"/>
-              <w:right w:val="single" w:sz="8" w:space="0" w:color="00647A"/>
-            </w:tcBorders>
             <w:tcMar>
               <w:top w:w="72" w:type="dxa"/>
               <w:left w:w="144" w:type="dxa"/>
@@ -319,13 +293,7 @@
         </w:trPr>
         <w:tc>
           <w:tcPr>
-            <w:tcW w:w="1183" w:type="pct"/>
-            <w:tcBorders>
-              <w:top w:val="single" w:sz="8" w:space="0" w:color="00647A"/>
-              <w:left w:val="single" w:sz="8" w:space="0" w:color="00647A"/>
-              <w:bottom w:val="single" w:sz="8" w:space="0" w:color="00647A"/>
-              <w:right w:val="single" w:sz="8" w:space="0" w:color="00647A"/>
-            </w:tcBorders>
+            <w:tcW w:w="1178" w:type="pct"/>
             <w:shd w:val="clear" w:color="auto" w:fill="E7EAEC"/>
             <w:tcMar>
               <w:top w:w="72" w:type="dxa"/>
@@ -361,14 +329,8 @@
         </w:tc>
         <w:tc>
           <w:tcPr>
-            <w:tcW w:w="3817" w:type="pct"/>
+            <w:tcW w:w="3822" w:type="pct"/>
             <w:gridSpan w:val="3"/>
-            <w:tcBorders>
-              <w:top w:val="single" w:sz="8" w:space="0" w:color="00647A"/>
-              <w:left w:val="single" w:sz="8" w:space="0" w:color="00647A"/>
-              <w:bottom w:val="single" w:sz="8" w:space="0" w:color="00647A"/>
-              <w:right w:val="single" w:sz="8" w:space="0" w:color="00647A"/>
-            </w:tcBorders>
             <w:shd w:val="clear" w:color="auto" w:fill="E7EAEC"/>
             <w:tcMar>
               <w:top w:w="72" w:type="dxa"/>
@@ -394,7 +356,25 @@
               <w:rPr>
                 <w:lang w:val="en-US"/>
               </w:rPr>
-              <w:t>dded to the database and it is visible in the main board</w:t>
+              <w:t xml:space="preserve">dded to the database </w:t>
+            </w:r>
+            <w:r>
+              <w:rPr>
+                <w:lang w:val="en-US"/>
+              </w:rPr>
+              <w:t xml:space="preserve"> with a unique ID </w:t>
+            </w:r>
+            <w:r>
+              <w:rPr>
+                <w:lang w:val="en-US"/>
+              </w:rPr>
+              <w:t>and it is visible in the main board</w:t>
+            </w:r>
+            <w:r>
+              <w:rPr>
+                <w:lang w:val="en-US"/>
+              </w:rPr>
+              <w:t>; The user is redirected to the main board</w:t>
             </w:r>
           </w:p>
         </w:tc>
@@ -405,13 +385,7 @@
         </w:trPr>
         <w:tc>
           <w:tcPr>
-            <w:tcW w:w="1183" w:type="pct"/>
-            <w:tcBorders>
-              <w:top w:val="single" w:sz="8" w:space="0" w:color="00647A"/>
-              <w:left w:val="single" w:sz="8" w:space="0" w:color="00647A"/>
-              <w:bottom w:val="single" w:sz="8" w:space="0" w:color="00647A"/>
-              <w:right w:val="single" w:sz="8" w:space="0" w:color="00647A"/>
-            </w:tcBorders>
+            <w:tcW w:w="1178" w:type="pct"/>
             <w:tcMar>
               <w:top w:w="72" w:type="dxa"/>
               <w:left w:w="144" w:type="dxa"/>
@@ -456,14 +430,8 @@
         </w:tc>
         <w:tc>
           <w:tcPr>
-            <w:tcW w:w="3817" w:type="pct"/>
+            <w:tcW w:w="3822" w:type="pct"/>
             <w:gridSpan w:val="3"/>
-            <w:tcBorders>
-              <w:top w:val="single" w:sz="8" w:space="0" w:color="00647A"/>
-              <w:left w:val="single" w:sz="8" w:space="0" w:color="00647A"/>
-              <w:bottom w:val="single" w:sz="8" w:space="0" w:color="00647A"/>
-              <w:right w:val="single" w:sz="8" w:space="0" w:color="00647A"/>
-            </w:tcBorders>
             <w:tcMar>
               <w:top w:w="72" w:type="dxa"/>
               <w:left w:w="144" w:type="dxa"/>
@@ -493,13 +461,7 @@
         </w:trPr>
         <w:tc>
           <w:tcPr>
-            <w:tcW w:w="1183" w:type="pct"/>
-            <w:tcBorders>
-              <w:top w:val="single" w:sz="8" w:space="0" w:color="00647A"/>
-              <w:left w:val="single" w:sz="8" w:space="0" w:color="00647A"/>
-              <w:bottom w:val="single" w:sz="8" w:space="0" w:color="00647A"/>
-              <w:right w:val="single" w:sz="8" w:space="0" w:color="00647A"/>
-            </w:tcBorders>
+            <w:tcW w:w="1178" w:type="pct"/>
             <w:shd w:val="clear" w:color="auto" w:fill="E7EAEC"/>
             <w:tcMar>
               <w:top w:w="72" w:type="dxa"/>
@@ -545,14 +507,8 @@
         </w:tc>
         <w:tc>
           <w:tcPr>
-            <w:tcW w:w="3817" w:type="pct"/>
+            <w:tcW w:w="3822" w:type="pct"/>
             <w:gridSpan w:val="3"/>
-            <w:tcBorders>
-              <w:top w:val="single" w:sz="8" w:space="0" w:color="00647A"/>
-              <w:left w:val="single" w:sz="8" w:space="0" w:color="00647A"/>
-              <w:bottom w:val="single" w:sz="8" w:space="0" w:color="00647A"/>
-              <w:right w:val="single" w:sz="8" w:space="0" w:color="00647A"/>
-            </w:tcBorders>
             <w:shd w:val="clear" w:color="auto" w:fill="E7EAEC"/>
             <w:tcMar>
               <w:top w:w="72" w:type="dxa"/>
@@ -577,13 +533,7 @@
         </w:trPr>
         <w:tc>
           <w:tcPr>
-            <w:tcW w:w="1183" w:type="pct"/>
-            <w:tcBorders>
-              <w:top w:val="single" w:sz="8" w:space="0" w:color="00647A"/>
-              <w:left w:val="single" w:sz="8" w:space="0" w:color="00647A"/>
-              <w:bottom w:val="single" w:sz="8" w:space="0" w:color="00647A"/>
-              <w:right w:val="single" w:sz="8" w:space="0" w:color="00647A"/>
-            </w:tcBorders>
+            <w:tcW w:w="1178" w:type="pct"/>
             <w:tcMar>
               <w:top w:w="72" w:type="dxa"/>
               <w:left w:w="144" w:type="dxa"/>
@@ -608,14 +558,8 @@
         </w:tc>
         <w:tc>
           <w:tcPr>
-            <w:tcW w:w="3817" w:type="pct"/>
+            <w:tcW w:w="3822" w:type="pct"/>
             <w:gridSpan w:val="3"/>
-            <w:tcBorders>
-              <w:top w:val="single" w:sz="8" w:space="0" w:color="00647A"/>
-              <w:left w:val="single" w:sz="8" w:space="0" w:color="00647A"/>
-              <w:bottom w:val="single" w:sz="8" w:space="0" w:color="00647A"/>
-              <w:right w:val="single" w:sz="8" w:space="0" w:color="00647A"/>
-            </w:tcBorders>
             <w:tcMar>
               <w:top w:w="72" w:type="dxa"/>
               <w:left w:w="144" w:type="dxa"/>
@@ -657,13 +601,8 @@
         </w:trPr>
         <w:tc>
           <w:tcPr>
-            <w:tcW w:w="1183" w:type="pct"/>
+            <w:tcW w:w="1178" w:type="pct"/>
             <w:vMerge w:val="restart"/>
-            <w:tcBorders>
-              <w:top w:val="single" w:sz="8" w:space="0" w:color="00647A"/>
-              <w:left w:val="single" w:sz="8" w:space="0" w:color="00647A"/>
-              <w:right w:val="single" w:sz="8" w:space="0" w:color="00647A"/>
-            </w:tcBorders>
             <w:shd w:val="clear" w:color="auto" w:fill="E7EAEC"/>
             <w:tcMar>
               <w:top w:w="72" w:type="dxa"/>
@@ -683,93 +622,83 @@
                 <w:bCs/>
                 <w:lang w:val="en-US"/>
               </w:rPr>
-              <w:t>Main Scenario</w:t>
-            </w:r>
-          </w:p>
-        </w:tc>
-        <w:tc>
-          <w:tcPr>
-            <w:tcW w:w="451" w:type="pct"/>
-            <w:tcBorders>
-              <w:top w:val="single" w:sz="8" w:space="0" w:color="00647A"/>
-              <w:left w:val="single" w:sz="8" w:space="0" w:color="00647A"/>
-              <w:bottom w:val="single" w:sz="8" w:space="0" w:color="00647A"/>
-              <w:right w:val="single" w:sz="8" w:space="0" w:color="00647A"/>
-            </w:tcBorders>
-            <w:shd w:val="clear" w:color="auto" w:fill="E7EAEC"/>
-            <w:tcMar>
-              <w:top w:w="72" w:type="dxa"/>
-              <w:left w:w="144" w:type="dxa"/>
-              <w:bottom w:w="72" w:type="dxa"/>
-              <w:right w:w="144" w:type="dxa"/>
-            </w:tcMar>
-            <w:hideMark/>
-          </w:tcPr>
-          <w:p>
-            <w:pPr>
-              <w:spacing w:after="0"/>
-            </w:pPr>
-            <w:proofErr w:type="spellStart"/>
+              <w:t xml:space="preserve">Main </w:t>
+            </w:r>
             <w:r>
               <w:rPr>
                 <w:b/>
                 <w:bCs/>
-                <w:lang w:val="it-IT"/>
-              </w:rPr>
-              <w:t>Step</w:t>
-            </w:r>
-            <w:proofErr w:type="spellEnd"/>
+                <w:lang w:val="en-US"/>
+              </w:rPr>
+              <w:t>Scenario</w:t>
+            </w:r>
+          </w:p>
+        </w:tc>
+        <w:tc>
+          <w:tcPr>
+            <w:tcW w:w="530" w:type="pct"/>
+            <w:shd w:val="clear" w:color="auto" w:fill="E7EAEC"/>
+            <w:tcMar>
+              <w:top w:w="72" w:type="dxa"/>
+              <w:left w:w="144" w:type="dxa"/>
+              <w:bottom w:w="72" w:type="dxa"/>
+              <w:right w:w="144" w:type="dxa"/>
+            </w:tcMar>
+            <w:hideMark/>
+          </w:tcPr>
+          <w:p>
+            <w:pPr>
+              <w:spacing w:after="0"/>
+            </w:pPr>
+            <w:proofErr w:type="spellStart"/>
             <w:r>
               <w:rPr>
                 <w:b/>
                 <w:bCs/>
                 <w:lang w:val="it-IT"/>
               </w:rPr>
-              <w:t xml:space="preserve"> n.</w:t>
-            </w:r>
-          </w:p>
-        </w:tc>
-        <w:tc>
-          <w:tcPr>
-            <w:tcW w:w="1724" w:type="pct"/>
-            <w:tcBorders>
-              <w:top w:val="single" w:sz="8" w:space="0" w:color="00647A"/>
-              <w:left w:val="single" w:sz="8" w:space="0" w:color="00647A"/>
-              <w:bottom w:val="single" w:sz="8" w:space="0" w:color="00647A"/>
-              <w:right w:val="single" w:sz="8" w:space="0" w:color="00647A"/>
-            </w:tcBorders>
-            <w:shd w:val="clear" w:color="auto" w:fill="E7EAEC"/>
-            <w:tcMar>
-              <w:top w:w="72" w:type="dxa"/>
-              <w:left w:w="144" w:type="dxa"/>
-              <w:bottom w:w="72" w:type="dxa"/>
-              <w:right w:w="144" w:type="dxa"/>
-            </w:tcMar>
-            <w:hideMark/>
-          </w:tcPr>
-          <w:p>
-            <w:pPr>
-              <w:spacing w:after="0"/>
-            </w:pPr>
+              <w:t>Step</w:t>
+            </w:r>
+            <w:proofErr w:type="spellEnd"/>
             <w:r>
               <w:rPr>
                 <w:b/>
                 <w:bCs/>
                 <w:lang w:val="it-IT"/>
               </w:rPr>
+              <w:t xml:space="preserve"> n.</w:t>
+            </w:r>
+          </w:p>
+        </w:tc>
+        <w:tc>
+          <w:tcPr>
+            <w:tcW w:w="1637" w:type="pct"/>
+            <w:shd w:val="clear" w:color="auto" w:fill="E7EAEC"/>
+            <w:tcMar>
+              <w:top w:w="72" w:type="dxa"/>
+              <w:left w:w="144" w:type="dxa"/>
+              <w:bottom w:w="72" w:type="dxa"/>
+              <w:right w:w="144" w:type="dxa"/>
+            </w:tcMar>
+            <w:hideMark/>
+          </w:tcPr>
+          <w:p>
+            <w:pPr>
+              <w:spacing w:after="0"/>
+            </w:pPr>
+            <w:r>
+              <w:rPr>
+                <w:b/>
+                <w:bCs/>
+                <w:lang w:val="it-IT"/>
+              </w:rPr>
               <w:t>User</w:t>
             </w:r>
           </w:p>
         </w:tc>
         <w:tc>
           <w:tcPr>
-            <w:tcW w:w="1642" w:type="pct"/>
-            <w:tcBorders>
-              <w:top w:val="single" w:sz="8" w:space="0" w:color="00647A"/>
-              <w:left w:val="single" w:sz="8" w:space="0" w:color="00647A"/>
-              <w:bottom w:val="single" w:sz="8" w:space="0" w:color="00647A"/>
-              <w:right w:val="single" w:sz="8" w:space="0" w:color="00647A"/>
-            </w:tcBorders>
+            <w:tcW w:w="1655" w:type="pct"/>
             <w:shd w:val="clear" w:color="auto" w:fill="E7EAEC"/>
             <w:tcMar>
               <w:top w:w="72" w:type="dxa"/>
@@ -800,12 +729,8 @@
         </w:trPr>
         <w:tc>
           <w:tcPr>
-            <w:tcW w:w="1183" w:type="pct"/>
+            <w:tcW w:w="1178" w:type="pct"/>
             <w:vMerge/>
-            <w:tcBorders>
-              <w:left w:val="single" w:sz="8" w:space="0" w:color="00647A"/>
-              <w:right w:val="single" w:sz="8" w:space="0" w:color="00647A"/>
-            </w:tcBorders>
             <w:vAlign w:val="center"/>
             <w:hideMark/>
           </w:tcPr>
@@ -817,13 +742,7 @@
         </w:tc>
         <w:tc>
           <w:tcPr>
-            <w:tcW w:w="451" w:type="pct"/>
-            <w:tcBorders>
-              <w:top w:val="single" w:sz="8" w:space="0" w:color="00647A"/>
-              <w:left w:val="single" w:sz="8" w:space="0" w:color="00647A"/>
-              <w:bottom w:val="single" w:sz="8" w:space="0" w:color="00647A"/>
-              <w:right w:val="single" w:sz="8" w:space="0" w:color="00647A"/>
-            </w:tcBorders>
+            <w:tcW w:w="530" w:type="pct"/>
             <w:tcMar>
               <w:top w:w="72" w:type="dxa"/>
               <w:left w:w="144" w:type="dxa"/>
@@ -843,13 +762,7 @@
         </w:tc>
         <w:tc>
           <w:tcPr>
-            <w:tcW w:w="1724" w:type="pct"/>
-            <w:tcBorders>
-              <w:top w:val="single" w:sz="8" w:space="0" w:color="00647A"/>
-              <w:left w:val="single" w:sz="8" w:space="0" w:color="00647A"/>
-              <w:bottom w:val="single" w:sz="8" w:space="0" w:color="00647A"/>
-              <w:right w:val="single" w:sz="8" w:space="0" w:color="00647A"/>
-            </w:tcBorders>
+            <w:tcW w:w="1637" w:type="pct"/>
             <w:tcMar>
               <w:top w:w="72" w:type="dxa"/>
               <w:left w:w="144" w:type="dxa"/>
@@ -868,13 +781,7 @@
         </w:tc>
         <w:tc>
           <w:tcPr>
-            <w:tcW w:w="1642" w:type="pct"/>
-            <w:tcBorders>
-              <w:top w:val="single" w:sz="8" w:space="0" w:color="00647A"/>
-              <w:left w:val="single" w:sz="8" w:space="0" w:color="00647A"/>
-              <w:bottom w:val="single" w:sz="8" w:space="0" w:color="00647A"/>
-              <w:right w:val="single" w:sz="8" w:space="0" w:color="00647A"/>
-            </w:tcBorders>
+            <w:tcW w:w="1655" w:type="pct"/>
             <w:tcMar>
               <w:top w:w="72" w:type="dxa"/>
               <w:left w:w="144" w:type="dxa"/>
@@ -895,12 +802,8 @@
         </w:trPr>
         <w:tc>
           <w:tcPr>
-            <w:tcW w:w="1183" w:type="pct"/>
+            <w:tcW w:w="1178" w:type="pct"/>
             <w:vMerge/>
-            <w:tcBorders>
-              <w:left w:val="single" w:sz="8" w:space="0" w:color="00647A"/>
-              <w:right w:val="single" w:sz="8" w:space="0" w:color="00647A"/>
-            </w:tcBorders>
             <w:vAlign w:val="center"/>
             <w:hideMark/>
           </w:tcPr>
@@ -912,13 +815,7 @@
         </w:tc>
         <w:tc>
           <w:tcPr>
-            <w:tcW w:w="451" w:type="pct"/>
-            <w:tcBorders>
-              <w:top w:val="single" w:sz="8" w:space="0" w:color="00647A"/>
-              <w:left w:val="single" w:sz="8" w:space="0" w:color="00647A"/>
-              <w:bottom w:val="single" w:sz="8" w:space="0" w:color="00647A"/>
-              <w:right w:val="single" w:sz="8" w:space="0" w:color="00647A"/>
-            </w:tcBorders>
+            <w:tcW w:w="530" w:type="pct"/>
             <w:tcMar>
               <w:top w:w="72" w:type="dxa"/>
               <w:left w:w="144" w:type="dxa"/>
@@ -938,35 +835,23 @@
         </w:tc>
         <w:tc>
           <w:tcPr>
-            <w:tcW w:w="1724" w:type="pct"/>
-            <w:tcBorders>
-              <w:top w:val="single" w:sz="8" w:space="0" w:color="00647A"/>
-              <w:left w:val="single" w:sz="8" w:space="0" w:color="00647A"/>
-              <w:bottom w:val="single" w:sz="8" w:space="0" w:color="00647A"/>
-              <w:right w:val="single" w:sz="8" w:space="0" w:color="00647A"/>
-            </w:tcBorders>
-            <w:tcMar>
-              <w:top w:w="72" w:type="dxa"/>
-              <w:left w:w="144" w:type="dxa"/>
-              <w:bottom w:w="72" w:type="dxa"/>
-              <w:right w:w="144" w:type="dxa"/>
-            </w:tcMar>
-          </w:tcPr>
-          <w:p>
-            <w:pPr>
-              <w:spacing w:after="0"/>
-            </w:pPr>
-          </w:p>
-        </w:tc>
-        <w:tc>
-          <w:tcPr>
-            <w:tcW w:w="1642" w:type="pct"/>
-            <w:tcBorders>
-              <w:top w:val="single" w:sz="8" w:space="0" w:color="00647A"/>
-              <w:left w:val="single" w:sz="8" w:space="0" w:color="00647A"/>
-              <w:bottom w:val="single" w:sz="8" w:space="0" w:color="00647A"/>
-              <w:right w:val="single" w:sz="8" w:space="0" w:color="00647A"/>
-            </w:tcBorders>
+            <w:tcW w:w="1637" w:type="pct"/>
+            <w:tcMar>
+              <w:top w:w="72" w:type="dxa"/>
+              <w:left w:w="144" w:type="dxa"/>
+              <w:bottom w:w="72" w:type="dxa"/>
+              <w:right w:w="144" w:type="dxa"/>
+            </w:tcMar>
+          </w:tcPr>
+          <w:p>
+            <w:pPr>
+              <w:spacing w:after="0"/>
+            </w:pPr>
+          </w:p>
+        </w:tc>
+        <w:tc>
+          <w:tcPr>
+            <w:tcW w:w="1655" w:type="pct"/>
             <w:tcMar>
               <w:top w:w="72" w:type="dxa"/>
               <w:left w:w="144" w:type="dxa"/>
@@ -990,12 +875,8 @@
         </w:trPr>
         <w:tc>
           <w:tcPr>
-            <w:tcW w:w="1183" w:type="pct"/>
+            <w:tcW w:w="1178" w:type="pct"/>
             <w:vMerge/>
-            <w:tcBorders>
-              <w:left w:val="single" w:sz="8" w:space="0" w:color="00647A"/>
-              <w:right w:val="single" w:sz="8" w:space="0" w:color="00647A"/>
-            </w:tcBorders>
             <w:vAlign w:val="center"/>
             <w:hideMark/>
           </w:tcPr>
@@ -1007,13 +888,7 @@
         </w:tc>
         <w:tc>
           <w:tcPr>
-            <w:tcW w:w="451" w:type="pct"/>
-            <w:tcBorders>
-              <w:top w:val="single" w:sz="8" w:space="0" w:color="00647A"/>
-              <w:left w:val="single" w:sz="8" w:space="0" w:color="00647A"/>
-              <w:bottom w:val="single" w:sz="8" w:space="0" w:color="00647A"/>
-              <w:right w:val="single" w:sz="8" w:space="0" w:color="00647A"/>
-            </w:tcBorders>
+            <w:tcW w:w="530" w:type="pct"/>
             <w:tcMar>
               <w:top w:w="72" w:type="dxa"/>
               <w:left w:w="144" w:type="dxa"/>
@@ -1033,38 +908,26 @@
         </w:tc>
         <w:tc>
           <w:tcPr>
-            <w:tcW w:w="1724" w:type="pct"/>
-            <w:tcBorders>
-              <w:top w:val="single" w:sz="8" w:space="0" w:color="00647A"/>
-              <w:left w:val="single" w:sz="8" w:space="0" w:color="00647A"/>
-              <w:bottom w:val="single" w:sz="8" w:space="0" w:color="00647A"/>
-              <w:right w:val="single" w:sz="8" w:space="0" w:color="00647A"/>
-            </w:tcBorders>
-            <w:tcMar>
-              <w:top w:w="72" w:type="dxa"/>
-              <w:left w:w="144" w:type="dxa"/>
-              <w:bottom w:w="72" w:type="dxa"/>
-              <w:right w:w="144" w:type="dxa"/>
-            </w:tcMar>
-          </w:tcPr>
-          <w:p>
-            <w:pPr>
-              <w:spacing w:after="0"/>
-            </w:pPr>
-            <w:r>
-              <w:t>Enters the Title into the corresponding text field</w:t>
-            </w:r>
-          </w:p>
-        </w:tc>
-        <w:tc>
-          <w:tcPr>
-            <w:tcW w:w="1642" w:type="pct"/>
-            <w:tcBorders>
-              <w:top w:val="single" w:sz="8" w:space="0" w:color="00647A"/>
-              <w:left w:val="single" w:sz="8" w:space="0" w:color="00647A"/>
-              <w:bottom w:val="single" w:sz="8" w:space="0" w:color="00647A"/>
-              <w:right w:val="single" w:sz="8" w:space="0" w:color="00647A"/>
-            </w:tcBorders>
+            <w:tcW w:w="1637" w:type="pct"/>
+            <w:tcMar>
+              <w:top w:w="72" w:type="dxa"/>
+              <w:left w:w="144" w:type="dxa"/>
+              <w:bottom w:w="72" w:type="dxa"/>
+              <w:right w:w="144" w:type="dxa"/>
+            </w:tcMar>
+          </w:tcPr>
+          <w:p>
+            <w:pPr>
+              <w:spacing w:after="0"/>
+            </w:pPr>
+            <w:r>
+              <w:t>Enters the Title (mandatory) into the corresponding text field; Then enters priority level, a description (both optional)</w:t>
+            </w:r>
+          </w:p>
+        </w:tc>
+        <w:tc>
+          <w:tcPr>
+            <w:tcW w:w="1655" w:type="pct"/>
             <w:tcMar>
               <w:top w:w="72" w:type="dxa"/>
               <w:left w:w="144" w:type="dxa"/>
@@ -1085,40 +948,25 @@
         </w:trPr>
         <w:tc>
           <w:tcPr>
-            <w:tcW w:w="1183" w:type="pct"/>
+            <w:tcW w:w="1178" w:type="pct"/>
             <w:vMerge/>
-            <w:tcBorders>
-              <w:left w:val="single" w:sz="8" w:space="0" w:color="00647A"/>
-              <w:right w:val="single" w:sz="8" w:space="0" w:color="00647A"/>
-            </w:tcBorders>
             <w:vAlign w:val="center"/>
-            <w:hideMark/>
-          </w:tcPr>
-          <w:p>
-            <w:pPr>
-              <w:spacing w:after="0"/>
-              <w:rPr>
-                <w:lang w:val="en-US"/>
-              </w:rPr>
-            </w:pPr>
-          </w:p>
-        </w:tc>
-        <w:tc>
-          <w:tcPr>
-            <w:tcW w:w="451" w:type="pct"/>
-            <w:tcBorders>
-              <w:top w:val="single" w:sz="8" w:space="0" w:color="00647A"/>
-              <w:left w:val="single" w:sz="8" w:space="0" w:color="00647A"/>
-              <w:bottom w:val="single" w:sz="8" w:space="0" w:color="00647A"/>
-              <w:right w:val="single" w:sz="8" w:space="0" w:color="00647A"/>
-            </w:tcBorders>
-            <w:tcMar>
-              <w:top w:w="72" w:type="dxa"/>
-              <w:left w:w="144" w:type="dxa"/>
-              <w:bottom w:w="72" w:type="dxa"/>
-              <w:right w:w="144" w:type="dxa"/>
-            </w:tcMar>
-            <w:hideMark/>
+          </w:tcPr>
+          <w:p>
+            <w:pPr>
+              <w:spacing w:after="0"/>
+            </w:pPr>
+          </w:p>
+        </w:tc>
+        <w:tc>
+          <w:tcPr>
+            <w:tcW w:w="530" w:type="pct"/>
+            <w:tcMar>
+              <w:top w:w="72" w:type="dxa"/>
+              <w:left w:w="144" w:type="dxa"/>
+              <w:bottom w:w="72" w:type="dxa"/>
+              <w:right w:w="144" w:type="dxa"/>
+            </w:tcMar>
           </w:tcPr>
           <w:p>
             <w:pPr>
@@ -1131,38 +979,44 @@
         </w:tc>
         <w:tc>
           <w:tcPr>
-            <w:tcW w:w="1724" w:type="pct"/>
-            <w:tcBorders>
-              <w:top w:val="single" w:sz="8" w:space="0" w:color="00647A"/>
-              <w:left w:val="single" w:sz="8" w:space="0" w:color="00647A"/>
-              <w:bottom w:val="single" w:sz="8" w:space="0" w:color="00647A"/>
-              <w:right w:val="single" w:sz="8" w:space="0" w:color="00647A"/>
-            </w:tcBorders>
-            <w:tcMar>
-              <w:top w:w="72" w:type="dxa"/>
-              <w:left w:w="144" w:type="dxa"/>
-              <w:bottom w:w="72" w:type="dxa"/>
-              <w:right w:w="144" w:type="dxa"/>
-            </w:tcMar>
-          </w:tcPr>
-          <w:p>
-            <w:pPr>
-              <w:spacing w:after="0"/>
-            </w:pPr>
-            <w:r>
-              <w:t>Clicks the “Submit” button to confirm the operation</w:t>
-            </w:r>
-          </w:p>
-        </w:tc>
-        <w:tc>
-          <w:tcPr>
-            <w:tcW w:w="1642" w:type="pct"/>
-            <w:tcBorders>
-              <w:top w:val="single" w:sz="8" w:space="0" w:color="00647A"/>
-              <w:left w:val="single" w:sz="8" w:space="0" w:color="00647A"/>
-              <w:bottom w:val="single" w:sz="8" w:space="0" w:color="00647A"/>
-              <w:right w:val="single" w:sz="8" w:space="0" w:color="00647A"/>
-            </w:tcBorders>
+            <w:tcW w:w="1637" w:type="pct"/>
+            <w:tcMar>
+              <w:top w:w="72" w:type="dxa"/>
+              <w:left w:w="144" w:type="dxa"/>
+              <w:bottom w:w="72" w:type="dxa"/>
+              <w:right w:w="144" w:type="dxa"/>
+            </w:tcMar>
+          </w:tcPr>
+          <w:p>
+            <w:pPr>
+              <w:spacing w:after="0"/>
+            </w:pPr>
+            <w:r>
+              <w:t xml:space="preserve">[EXTENSION] Select </w:t>
+            </w:r>
+            <w:r>
+              <w:t>a</w:t>
+            </w:r>
+            <w:r>
+              <w:t>n</w:t>
+            </w:r>
+            <w:r>
+              <w:t xml:space="preserve"> </w:t>
+            </w:r>
+            <w:r>
+              <w:t xml:space="preserve">image file </w:t>
+            </w:r>
+            <w:r>
+              <w:t>of the issue</w:t>
+            </w:r>
+            <w:r>
+              <w:t xml:space="preserve"> to upload</w:t>
+            </w:r>
+          </w:p>
+        </w:tc>
+        <w:tc>
+          <w:tcPr>
+            <w:tcW w:w="1655" w:type="pct"/>
             <w:tcMar>
               <w:top w:w="72" w:type="dxa"/>
               <w:left w:w="144" w:type="dxa"/>
@@ -1183,30 +1037,23 @@
         </w:trPr>
         <w:tc>
           <w:tcPr>
-            <w:tcW w:w="1183" w:type="pct"/>
+            <w:tcW w:w="1178" w:type="pct"/>
             <w:vMerge/>
-            <w:tcBorders>
-              <w:left w:val="single" w:sz="8" w:space="0" w:color="00647A"/>
-              <w:right w:val="single" w:sz="8" w:space="0" w:color="00647A"/>
-            </w:tcBorders>
             <w:vAlign w:val="center"/>
             <w:hideMark/>
           </w:tcPr>
           <w:p>
             <w:pPr>
               <w:spacing w:after="0"/>
-            </w:pPr>
-          </w:p>
-        </w:tc>
-        <w:tc>
-          <w:tcPr>
-            <w:tcW w:w="451" w:type="pct"/>
-            <w:tcBorders>
-              <w:top w:val="single" w:sz="8" w:space="0" w:color="00647A"/>
-              <w:left w:val="single" w:sz="8" w:space="0" w:color="00647A"/>
-              <w:bottom w:val="single" w:sz="8" w:space="0" w:color="00647A"/>
-              <w:right w:val="single" w:sz="8" w:space="0" w:color="00647A"/>
-            </w:tcBorders>
+              <w:rPr>
+                <w:lang w:val="en-US"/>
+              </w:rPr>
+            </w:pPr>
+          </w:p>
+        </w:tc>
+        <w:tc>
+          <w:tcPr>
+            <w:tcW w:w="530" w:type="pct"/>
             <w:tcMar>
               <w:top w:w="72" w:type="dxa"/>
               <w:left w:w="144" w:type="dxa"/>
@@ -1226,48 +1073,36 @@
         </w:tc>
         <w:tc>
           <w:tcPr>
-            <w:tcW w:w="1724" w:type="pct"/>
-            <w:tcBorders>
-              <w:top w:val="single" w:sz="8" w:space="0" w:color="00647A"/>
-              <w:left w:val="single" w:sz="8" w:space="0" w:color="00647A"/>
-              <w:bottom w:val="single" w:sz="8" w:space="0" w:color="00647A"/>
-              <w:right w:val="single" w:sz="8" w:space="0" w:color="00647A"/>
-            </w:tcBorders>
-            <w:tcMar>
-              <w:top w:w="72" w:type="dxa"/>
-              <w:left w:w="144" w:type="dxa"/>
-              <w:bottom w:w="72" w:type="dxa"/>
-              <w:right w:w="144" w:type="dxa"/>
-            </w:tcMar>
-          </w:tcPr>
-          <w:p>
-            <w:pPr>
-              <w:spacing w:after="0"/>
-            </w:pPr>
-          </w:p>
-        </w:tc>
-        <w:tc>
-          <w:tcPr>
-            <w:tcW w:w="1642" w:type="pct"/>
-            <w:tcBorders>
-              <w:top w:val="single" w:sz="8" w:space="0" w:color="00647A"/>
-              <w:left w:val="single" w:sz="8" w:space="0" w:color="00647A"/>
-              <w:bottom w:val="single" w:sz="8" w:space="0" w:color="00647A"/>
-              <w:right w:val="single" w:sz="8" w:space="0" w:color="00647A"/>
-            </w:tcBorders>
-            <w:tcMar>
-              <w:top w:w="72" w:type="dxa"/>
-              <w:left w:w="144" w:type="dxa"/>
-              <w:bottom w:w="72" w:type="dxa"/>
-              <w:right w:w="144" w:type="dxa"/>
-            </w:tcMar>
-          </w:tcPr>
-          <w:p>
-            <w:pPr>
-              <w:spacing w:after="0"/>
-            </w:pPr>
-            <w:r>
-              <w:t>Validates that the title meets the length requirement (&gt; 10 chars)</w:t>
+            <w:tcW w:w="1637" w:type="pct"/>
+            <w:tcMar>
+              <w:top w:w="72" w:type="dxa"/>
+              <w:left w:w="144" w:type="dxa"/>
+              <w:bottom w:w="72" w:type="dxa"/>
+              <w:right w:w="144" w:type="dxa"/>
+            </w:tcMar>
+          </w:tcPr>
+          <w:p>
+            <w:pPr>
+              <w:spacing w:after="0"/>
+            </w:pPr>
+          </w:p>
+        </w:tc>
+        <w:tc>
+          <w:tcPr>
+            <w:tcW w:w="1655" w:type="pct"/>
+            <w:tcMar>
+              <w:top w:w="72" w:type="dxa"/>
+              <w:left w:w="144" w:type="dxa"/>
+              <w:bottom w:w="72" w:type="dxa"/>
+              <w:right w:w="144" w:type="dxa"/>
+            </w:tcMar>
+          </w:tcPr>
+          <w:p>
+            <w:pPr>
+              <w:spacing w:after="0"/>
+            </w:pPr>
+            <w:r>
+              <w:t>[EXTENSION] Checks if the attachment is both &lt;5MB and the correct format (JPG/PNG)</w:t>
             </w:r>
           </w:p>
         </w:tc>
@@ -1278,38 +1113,27 @@
         </w:trPr>
         <w:tc>
           <w:tcPr>
-            <w:tcW w:w="1183" w:type="pct"/>
+            <w:tcW w:w="1178" w:type="pct"/>
             <w:vMerge/>
-            <w:tcBorders>
-              <w:left w:val="single" w:sz="8" w:space="0" w:color="00647A"/>
-              <w:right w:val="single" w:sz="8" w:space="0" w:color="00647A"/>
-            </w:tcBorders>
             <w:vAlign w:val="center"/>
-          </w:tcPr>
-          <w:p>
-            <w:pPr>
-              <w:spacing w:after="0"/>
-              <w:rPr>
-                <w:lang w:val="en-US"/>
-              </w:rPr>
-            </w:pPr>
-          </w:p>
-        </w:tc>
-        <w:tc>
-          <w:tcPr>
-            <w:tcW w:w="451" w:type="pct"/>
-            <w:tcBorders>
-              <w:top w:val="single" w:sz="8" w:space="0" w:color="00647A"/>
-              <w:left w:val="single" w:sz="8" w:space="0" w:color="00647A"/>
-              <w:bottom w:val="single" w:sz="8" w:space="0" w:color="00647A"/>
-              <w:right w:val="single" w:sz="8" w:space="0" w:color="00647A"/>
-            </w:tcBorders>
-            <w:tcMar>
-              <w:top w:w="72" w:type="dxa"/>
-              <w:left w:w="144" w:type="dxa"/>
-              <w:bottom w:w="72" w:type="dxa"/>
-              <w:right w:w="144" w:type="dxa"/>
-            </w:tcMar>
+            <w:hideMark/>
+          </w:tcPr>
+          <w:p>
+            <w:pPr>
+              <w:spacing w:after="0"/>
+            </w:pPr>
+          </w:p>
+        </w:tc>
+        <w:tc>
+          <w:tcPr>
+            <w:tcW w:w="530" w:type="pct"/>
+            <w:tcMar>
+              <w:top w:w="72" w:type="dxa"/>
+              <w:left w:w="144" w:type="dxa"/>
+              <w:bottom w:w="72" w:type="dxa"/>
+              <w:right w:w="144" w:type="dxa"/>
+            </w:tcMar>
+            <w:hideMark/>
           </w:tcPr>
           <w:p>
             <w:pPr>
@@ -1322,52 +1146,37 @@
         </w:tc>
         <w:tc>
           <w:tcPr>
-            <w:tcW w:w="1724" w:type="pct"/>
-            <w:tcBorders>
-              <w:top w:val="single" w:sz="8" w:space="0" w:color="00647A"/>
-              <w:left w:val="single" w:sz="8" w:space="0" w:color="00647A"/>
-              <w:bottom w:val="single" w:sz="8" w:space="0" w:color="00647A"/>
-              <w:right w:val="single" w:sz="8" w:space="0" w:color="00647A"/>
-            </w:tcBorders>
-            <w:tcMar>
-              <w:top w:w="72" w:type="dxa"/>
-              <w:left w:w="144" w:type="dxa"/>
-              <w:bottom w:w="72" w:type="dxa"/>
-              <w:right w:w="144" w:type="dxa"/>
-            </w:tcMar>
-          </w:tcPr>
-          <w:p>
-            <w:pPr>
-              <w:spacing w:after="0"/>
-            </w:pPr>
-          </w:p>
-        </w:tc>
-        <w:tc>
-          <w:tcPr>
-            <w:tcW w:w="1642" w:type="pct"/>
-            <w:tcBorders>
-              <w:top w:val="single" w:sz="8" w:space="0" w:color="00647A"/>
-              <w:left w:val="single" w:sz="8" w:space="0" w:color="00647A"/>
-              <w:bottom w:val="single" w:sz="8" w:space="0" w:color="00647A"/>
-              <w:right w:val="single" w:sz="8" w:space="0" w:color="00647A"/>
-            </w:tcBorders>
-            <w:tcMar>
-              <w:top w:w="72" w:type="dxa"/>
-              <w:left w:w="144" w:type="dxa"/>
-              <w:bottom w:w="72" w:type="dxa"/>
-              <w:right w:w="144" w:type="dxa"/>
-            </w:tcMar>
-          </w:tcPr>
-          <w:p>
-            <w:pPr>
-              <w:spacing w:after="0"/>
-            </w:pPr>
-            <w:r>
-              <w:t>Saves</w:t>
-            </w:r>
-            <w:r>
-              <w:t xml:space="preserve"> the new issue in the database with a unique ID and status “TODO”</w:t>
-            </w:r>
+            <w:tcW w:w="1637" w:type="pct"/>
+            <w:tcMar>
+              <w:top w:w="72" w:type="dxa"/>
+              <w:left w:w="144" w:type="dxa"/>
+              <w:bottom w:w="72" w:type="dxa"/>
+              <w:right w:w="144" w:type="dxa"/>
+            </w:tcMar>
+          </w:tcPr>
+          <w:p>
+            <w:pPr>
+              <w:spacing w:after="0"/>
+            </w:pPr>
+            <w:r>
+              <w:t>Clicks the “Submit” button to confirm the operation</w:t>
+            </w:r>
+          </w:p>
+        </w:tc>
+        <w:tc>
+          <w:tcPr>
+            <w:tcW w:w="1655" w:type="pct"/>
+            <w:tcMar>
+              <w:top w:w="72" w:type="dxa"/>
+              <w:left w:w="144" w:type="dxa"/>
+              <w:bottom w:w="72" w:type="dxa"/>
+              <w:right w:w="144" w:type="dxa"/>
+            </w:tcMar>
+          </w:tcPr>
+          <w:p>
+            <w:pPr>
+              <w:spacing w:after="0"/>
+            </w:pPr>
           </w:p>
         </w:tc>
       </w:tr>
@@ -1377,12 +1186,8 @@
         </w:trPr>
         <w:tc>
           <w:tcPr>
-            <w:tcW w:w="1183" w:type="pct"/>
+            <w:tcW w:w="1178" w:type="pct"/>
             <w:vMerge/>
-            <w:tcBorders>
-              <w:left w:val="single" w:sz="8" w:space="0" w:color="00647A"/>
-              <w:right w:val="single" w:sz="8" w:space="0" w:color="00647A"/>
-            </w:tcBorders>
             <w:vAlign w:val="center"/>
           </w:tcPr>
           <w:p>
@@ -1396,13 +1201,7 @@
         </w:tc>
         <w:tc>
           <w:tcPr>
-            <w:tcW w:w="451" w:type="pct"/>
-            <w:tcBorders>
-              <w:top w:val="single" w:sz="8" w:space="0" w:color="00647A"/>
-              <w:left w:val="single" w:sz="8" w:space="0" w:color="00647A"/>
-              <w:bottom w:val="single" w:sz="8" w:space="0" w:color="00647A"/>
-              <w:right w:val="single" w:sz="8" w:space="0" w:color="00647A"/>
-            </w:tcBorders>
+            <w:tcW w:w="530" w:type="pct"/>
             <w:tcMar>
               <w:top w:w="72" w:type="dxa"/>
               <w:left w:w="144" w:type="dxa"/>
@@ -1421,51 +1220,37 @@
         </w:tc>
         <w:tc>
           <w:tcPr>
-            <w:tcW w:w="1724" w:type="pct"/>
-            <w:tcBorders>
-              <w:top w:val="single" w:sz="8" w:space="0" w:color="00647A"/>
-              <w:left w:val="single" w:sz="8" w:space="0" w:color="00647A"/>
-              <w:bottom w:val="single" w:sz="8" w:space="0" w:color="00647A"/>
-              <w:right w:val="single" w:sz="8" w:space="0" w:color="00647A"/>
-            </w:tcBorders>
-            <w:tcMar>
-              <w:top w:w="72" w:type="dxa"/>
-              <w:left w:w="144" w:type="dxa"/>
-              <w:bottom w:w="72" w:type="dxa"/>
-              <w:right w:w="144" w:type="dxa"/>
-            </w:tcMar>
-          </w:tcPr>
-          <w:p>
-            <w:pPr>
-              <w:spacing w:after="0"/>
-            </w:pPr>
-          </w:p>
-        </w:tc>
-        <w:tc>
-          <w:tcPr>
-            <w:tcW w:w="1642" w:type="pct"/>
-            <w:tcBorders>
-              <w:top w:val="single" w:sz="8" w:space="0" w:color="00647A"/>
-              <w:left w:val="single" w:sz="8" w:space="0" w:color="00647A"/>
-              <w:bottom w:val="single" w:sz="8" w:space="0" w:color="00647A"/>
-              <w:right w:val="single" w:sz="8" w:space="0" w:color="00647A"/>
-            </w:tcBorders>
-            <w:tcMar>
-              <w:top w:w="72" w:type="dxa"/>
-              <w:left w:w="144" w:type="dxa"/>
-              <w:bottom w:w="72" w:type="dxa"/>
-              <w:right w:w="144" w:type="dxa"/>
-            </w:tcMar>
-          </w:tcPr>
-          <w:p>
-            <w:pPr>
-              <w:spacing w:after="0"/>
-            </w:pPr>
-            <w:r>
-              <w:t>Displays a success notification (“Issue created successfully”) to the User</w:t>
-            </w:r>
-            <w:bookmarkStart w:id="0" w:name="_GoBack"/>
-            <w:bookmarkEnd w:id="0"/>
+            <w:tcW w:w="1637" w:type="pct"/>
+            <w:tcMar>
+              <w:top w:w="72" w:type="dxa"/>
+              <w:left w:w="144" w:type="dxa"/>
+              <w:bottom w:w="72" w:type="dxa"/>
+              <w:right w:w="144" w:type="dxa"/>
+            </w:tcMar>
+          </w:tcPr>
+          <w:p>
+            <w:pPr>
+              <w:spacing w:after="0"/>
+            </w:pPr>
+          </w:p>
+        </w:tc>
+        <w:tc>
+          <w:tcPr>
+            <w:tcW w:w="1655" w:type="pct"/>
+            <w:tcMar>
+              <w:top w:w="72" w:type="dxa"/>
+              <w:left w:w="144" w:type="dxa"/>
+              <w:bottom w:w="72" w:type="dxa"/>
+              <w:right w:w="144" w:type="dxa"/>
+            </w:tcMar>
+          </w:tcPr>
+          <w:p>
+            <w:pPr>
+              <w:spacing w:after="0"/>
+            </w:pPr>
+            <w:r>
+              <w:t xml:space="preserve">Validates that the title meets the length requirement (&gt; 10 chars) </w:t>
+            </w:r>
           </w:p>
         </w:tc>
       </w:tr>
@@ -1475,12 +1260,8 @@
         </w:trPr>
         <w:tc>
           <w:tcPr>
-            <w:tcW w:w="1183" w:type="pct"/>
+            <w:tcW w:w="1178" w:type="pct"/>
             <w:vMerge/>
-            <w:tcBorders>
-              <w:left w:val="single" w:sz="8" w:space="0" w:color="00647A"/>
-              <w:right w:val="single" w:sz="8" w:space="0" w:color="00647A"/>
-            </w:tcBorders>
             <w:vAlign w:val="center"/>
           </w:tcPr>
           <w:p>
@@ -1494,13 +1275,7 @@
         </w:tc>
         <w:tc>
           <w:tcPr>
-            <w:tcW w:w="451" w:type="pct"/>
-            <w:tcBorders>
-              <w:top w:val="single" w:sz="8" w:space="0" w:color="00647A"/>
-              <w:left w:val="single" w:sz="8" w:space="0" w:color="00647A"/>
-              <w:bottom w:val="single" w:sz="8" w:space="0" w:color="00647A"/>
-              <w:right w:val="single" w:sz="8" w:space="0" w:color="00647A"/>
-            </w:tcBorders>
+            <w:tcW w:w="530" w:type="pct"/>
             <w:tcMar>
               <w:top w:w="72" w:type="dxa"/>
               <w:left w:w="144" w:type="dxa"/>
@@ -1519,46 +1294,37 @@
         </w:tc>
         <w:tc>
           <w:tcPr>
-            <w:tcW w:w="1724" w:type="pct"/>
-            <w:tcBorders>
-              <w:top w:val="single" w:sz="8" w:space="0" w:color="00647A"/>
-              <w:left w:val="single" w:sz="8" w:space="0" w:color="00647A"/>
-              <w:bottom w:val="single" w:sz="8" w:space="0" w:color="00647A"/>
-              <w:right w:val="single" w:sz="8" w:space="0" w:color="00647A"/>
-            </w:tcBorders>
-            <w:tcMar>
-              <w:top w:w="72" w:type="dxa"/>
-              <w:left w:w="144" w:type="dxa"/>
-              <w:bottom w:w="72" w:type="dxa"/>
-              <w:right w:w="144" w:type="dxa"/>
-            </w:tcMar>
-          </w:tcPr>
-          <w:p>
-            <w:pPr>
-              <w:spacing w:after="0"/>
-            </w:pPr>
-          </w:p>
-        </w:tc>
-        <w:tc>
-          <w:tcPr>
-            <w:tcW w:w="1642" w:type="pct"/>
-            <w:tcBorders>
-              <w:top w:val="single" w:sz="8" w:space="0" w:color="00647A"/>
-              <w:left w:val="single" w:sz="8" w:space="0" w:color="00647A"/>
-              <w:bottom w:val="single" w:sz="8" w:space="0" w:color="00647A"/>
-              <w:right w:val="single" w:sz="8" w:space="0" w:color="00647A"/>
-            </w:tcBorders>
-            <w:tcMar>
-              <w:top w:w="72" w:type="dxa"/>
-              <w:left w:w="144" w:type="dxa"/>
-              <w:bottom w:w="72" w:type="dxa"/>
-              <w:right w:w="144" w:type="dxa"/>
-            </w:tcMar>
-          </w:tcPr>
-          <w:p>
-            <w:pPr>
-              <w:spacing w:after="0"/>
-            </w:pPr>
+            <w:tcW w:w="1637" w:type="pct"/>
+            <w:tcMar>
+              <w:top w:w="72" w:type="dxa"/>
+              <w:left w:w="144" w:type="dxa"/>
+              <w:bottom w:w="72" w:type="dxa"/>
+              <w:right w:w="144" w:type="dxa"/>
+            </w:tcMar>
+          </w:tcPr>
+          <w:p>
+            <w:pPr>
+              <w:spacing w:after="0"/>
+            </w:pPr>
+          </w:p>
+        </w:tc>
+        <w:tc>
+          <w:tcPr>
+            <w:tcW w:w="1655" w:type="pct"/>
+            <w:tcMar>
+              <w:top w:w="72" w:type="dxa"/>
+              <w:left w:w="144" w:type="dxa"/>
+              <w:bottom w:w="72" w:type="dxa"/>
+              <w:right w:w="144" w:type="dxa"/>
+            </w:tcMar>
+          </w:tcPr>
+          <w:p>
+            <w:pPr>
+              <w:spacing w:after="0"/>
+            </w:pPr>
+            <w:r>
+              <w:t>Saves the new issue in the database with a unique ID and status “TODO”</w:t>
+            </w:r>
           </w:p>
         </w:tc>
       </w:tr>
@@ -1568,9 +1334,108 @@
         </w:trPr>
         <w:tc>
           <w:tcPr>
+            <w:tcW w:w="1178" w:type="pct"/>
+            <w:vMerge/>
+            <w:vAlign w:val="center"/>
+          </w:tcPr>
+          <w:p>
+            <w:pPr>
+              <w:spacing w:after="0"/>
+              <w:rPr>
+                <w:lang w:val="en-US"/>
+              </w:rPr>
+            </w:pPr>
+          </w:p>
+        </w:tc>
+        <w:tc>
+          <w:tcPr>
+            <w:tcW w:w="530" w:type="pct"/>
+            <w:tcMar>
+              <w:top w:w="72" w:type="dxa"/>
+              <w:left w:w="144" w:type="dxa"/>
+              <w:bottom w:w="72" w:type="dxa"/>
+              <w:right w:w="144" w:type="dxa"/>
+            </w:tcMar>
+          </w:tcPr>
+          <w:p>
+            <w:pPr>
+              <w:spacing w:after="0"/>
+            </w:pPr>
+            <w:r>
+              <w:t>9</w:t>
+            </w:r>
+          </w:p>
+        </w:tc>
+        <w:tc>
+          <w:tcPr>
+            <w:tcW w:w="1637" w:type="pct"/>
+            <w:tcMar>
+              <w:top w:w="72" w:type="dxa"/>
+              <w:left w:w="144" w:type="dxa"/>
+              <w:bottom w:w="72" w:type="dxa"/>
+              <w:right w:w="144" w:type="dxa"/>
+            </w:tcMar>
+          </w:tcPr>
+          <w:p>
+            <w:pPr>
+              <w:spacing w:after="0"/>
+            </w:pPr>
+          </w:p>
+        </w:tc>
+        <w:tc>
+          <w:tcPr>
+            <w:tcW w:w="1655" w:type="pct"/>
+            <w:tcMar>
+              <w:top w:w="72" w:type="dxa"/>
+              <w:left w:w="144" w:type="dxa"/>
+              <w:bottom w:w="72" w:type="dxa"/>
+              <w:right w:w="144" w:type="dxa"/>
+            </w:tcMar>
+          </w:tcPr>
+          <w:p>
+            <w:pPr>
+              <w:spacing w:after="0"/>
+            </w:pPr>
+            <w:r>
+              <w:t>Displays a success notification (“Issue created successfully”) to the User</w:t>
+            </w:r>
+          </w:p>
+        </w:tc>
+      </w:tr>
+    </w:tbl>
+    <w:p/>
+    <w:p>
+      <w:r>
+        <w:br w:type="page"/>
+      </w:r>
+    </w:p>
+    <w:p/>
+    <w:tbl>
+      <w:tblPr>
+        <w:tblW w:w="5000" w:type="pct"/>
+        <w:tblInd w:w="-134" w:type="dxa"/>
+        <w:tblCellMar>
+          <w:left w:w="0" w:type="dxa"/>
+          <w:right w:w="0" w:type="dxa"/>
+        </w:tblCellMar>
+        <w:tblLook w:val="04A0" w:firstRow="1" w:lastRow="0" w:firstColumn="1" w:lastColumn="0" w:noHBand="0" w:noVBand="1"/>
+      </w:tblPr>
+      <w:tblGrid>
+        <w:gridCol w:w="2317"/>
+        <w:gridCol w:w="883"/>
+        <w:gridCol w:w="3376"/>
+        <w:gridCol w:w="3216"/>
+      </w:tblGrid>
+      <w:tr>
+        <w:trPr>
+          <w:trHeight w:val="20"/>
+        </w:trPr>
+        <w:tc>
+          <w:tcPr>
             <w:tcW w:w="1183" w:type="pct"/>
-            <w:vMerge/>
-            <w:tcBorders>
+            <w:vMerge w:val="restart"/>
+            <w:tcBorders>
+              <w:top w:val="single" w:sz="8" w:space="0" w:color="00647A"/>
               <w:left w:val="single" w:sz="8" w:space="0" w:color="00647A"/>
               <w:right w:val="single" w:sz="8" w:space="0" w:color="00647A"/>
             </w:tcBorders>
@@ -1578,11 +1443,26 @@
           </w:tcPr>
           <w:p>
             <w:pPr>
-              <w:spacing w:after="0"/>
-              <w:rPr>
-                <w:lang w:val="it-IT"/>
-              </w:rPr>
-            </w:pPr>
+              <w:spacing w:after="0" w:line="360" w:lineRule="auto"/>
+              <w:jc w:val="both"/>
+              <w:rPr>
+                <w:lang w:val="en-US"/>
+              </w:rPr>
+            </w:pPr>
+            <w:r>
+              <w:rPr>
+                <w:lang w:val="it-IT"/>
+              </w:rPr>
+              <w:t xml:space="preserve">Extension 3a: </w:t>
+            </w:r>
+            <w:proofErr w:type="spellStart"/>
+            <w:r>
+              <w:rPr>
+                <w:lang w:val="it-IT"/>
+              </w:rPr>
+              <w:t>Description</w:t>
+            </w:r>
+            <w:proofErr w:type="spellEnd"/>
           </w:p>
         </w:tc>
         <w:tc>
@@ -1606,7 +1486,10 @@
               <w:spacing w:after="0"/>
             </w:pPr>
             <w:r>
-              <w:t>9</w:t>
+              <w:rPr>
+                <w:lang w:val="it-IT"/>
+              </w:rPr>
+              <w:t>3a1</w:t>
             </w:r>
           </w:p>
         </w:tc>
@@ -1630,6 +1513,34 @@
             <w:pPr>
               <w:spacing w:after="0"/>
             </w:pPr>
+            <w:proofErr w:type="spellStart"/>
+            <w:r>
+              <w:rPr>
+                <w:lang w:val="it-IT"/>
+              </w:rPr>
+              <w:t>Clicks</w:t>
+            </w:r>
+            <w:proofErr w:type="spellEnd"/>
+            <w:r>
+              <w:rPr>
+                <w:lang w:val="it-IT"/>
+              </w:rPr>
+              <w:t xml:space="preserve"> “</w:t>
+            </w:r>
+            <w:proofErr w:type="spellStart"/>
+            <w:r>
+              <w:rPr>
+                <w:lang w:val="it-IT"/>
+              </w:rPr>
+              <w:t>Cancel</w:t>
+            </w:r>
+            <w:proofErr w:type="spellEnd"/>
+            <w:r>
+              <w:rPr>
+                <w:lang w:val="it-IT"/>
+              </w:rPr>
+              <w:t>”</w:t>
+            </w:r>
           </w:p>
         </w:tc>
         <w:tc>
@@ -1705,7 +1616,7 @@
               <w:rPr>
                 <w:lang w:val="it-IT"/>
               </w:rPr>
-              <w:t>10</w:t>
+              <w:t>3a2</w:t>
             </w:r>
           </w:p>
         </w:tc>
@@ -1754,9 +1665,21 @@
             <w:pPr>
               <w:spacing w:after="0"/>
               <w:rPr>
-                <w:lang w:val="it-IT"/>
-              </w:rPr>
-            </w:pPr>
+                <w:lang w:val="en-US"/>
+              </w:rPr>
+            </w:pPr>
+            <w:r>
+              <w:rPr>
+                <w:lang w:val="en-US"/>
+              </w:rPr>
+              <w:t>Discards data and returns t</w:t>
+            </w:r>
+            <w:r>
+              <w:rPr>
+                <w:lang w:val="en-US"/>
+              </w:rPr>
+              <w:t>o the previous view (the board)</w:t>
+            </w:r>
           </w:p>
         </w:tc>
       </w:tr>
@@ -1767,10 +1690,10 @@
         <w:tc>
           <w:tcPr>
             <w:tcW w:w="1183" w:type="pct"/>
-            <w:vMerge/>
-            <w:tcBorders>
-              <w:left w:val="single" w:sz="8" w:space="0" w:color="00647A"/>
-              <w:bottom w:val="single" w:sz="8" w:space="0" w:color="00647A"/>
+            <w:vMerge w:val="restart"/>
+            <w:tcBorders>
+              <w:top w:val="single" w:sz="8" w:space="0" w:color="00647A"/>
+              <w:left w:val="single" w:sz="8" w:space="0" w:color="00647A"/>
               <w:right w:val="single" w:sz="8" w:space="0" w:color="00647A"/>
             </w:tcBorders>
             <w:vAlign w:val="center"/>
@@ -1779,9 +1702,21 @@
             <w:pPr>
               <w:spacing w:after="0"/>
               <w:rPr>
-                <w:lang w:val="it-IT"/>
-              </w:rPr>
-            </w:pPr>
+                <w:lang w:val="en-US"/>
+              </w:rPr>
+            </w:pPr>
+            <w:r>
+              <w:rPr>
+                <w:lang w:val="en-US"/>
+              </w:rPr>
+              <w:t>Extension 5</w:t>
+            </w:r>
+            <w:r>
+              <w:rPr>
+                <w:lang w:val="en-US"/>
+              </w:rPr>
+              <w:t>a: Description</w:t>
+            </w:r>
           </w:p>
         </w:tc>
         <w:tc>
@@ -1804,14 +1739,20 @@
             <w:pPr>
               <w:spacing w:after="0"/>
               <w:rPr>
-                <w:lang w:val="it-IT"/>
-              </w:rPr>
-            </w:pPr>
-            <w:r>
-              <w:rPr>
-                <w:lang w:val="it-IT"/>
-              </w:rPr>
-              <w:t>11</w:t>
+                <w:lang w:val="en-US"/>
+              </w:rPr>
+            </w:pPr>
+            <w:r>
+              <w:rPr>
+                <w:lang w:val="en-US"/>
+              </w:rPr>
+              <w:t>5</w:t>
+            </w:r>
+            <w:r>
+              <w:rPr>
+                <w:lang w:val="en-US"/>
+              </w:rPr>
+              <w:t>a1</w:t>
             </w:r>
           </w:p>
         </w:tc>
@@ -1835,7 +1776,7 @@
             <w:pPr>
               <w:spacing w:after="0"/>
               <w:rPr>
-                <w:lang w:val="it-IT"/>
+                <w:lang w:val="en-US"/>
               </w:rPr>
             </w:pPr>
           </w:p>
@@ -1860,9 +1801,15 @@
             <w:pPr>
               <w:spacing w:after="0"/>
               <w:rPr>
-                <w:lang w:val="it-IT"/>
-              </w:rPr>
-            </w:pPr>
+                <w:lang w:val="en-US"/>
+              </w:rPr>
+            </w:pPr>
+            <w:r>
+              <w:rPr>
+                <w:lang w:val="en-US"/>
+              </w:rPr>
+              <w:t>Detects that file extension is not JPG or PNG</w:t>
+            </w:r>
           </w:p>
         </w:tc>
       </w:tr>
@@ -1876,7 +1823,6 @@
             <w:vMerge/>
             <w:tcBorders>
               <w:left w:val="single" w:sz="8" w:space="0" w:color="00647A"/>
-              <w:bottom w:val="single" w:sz="8" w:space="0" w:color="00647A"/>
               <w:right w:val="single" w:sz="8" w:space="0" w:color="00647A"/>
             </w:tcBorders>
             <w:vAlign w:val="center"/>
@@ -1885,7 +1831,7 @@
             <w:pPr>
               <w:spacing w:after="0"/>
               <w:rPr>
-                <w:lang w:val="it-IT"/>
+                <w:lang w:val="en-US"/>
               </w:rPr>
             </w:pPr>
           </w:p>
@@ -1910,14 +1856,20 @@
             <w:pPr>
               <w:spacing w:after="0"/>
               <w:rPr>
-                <w:lang w:val="it-IT"/>
-              </w:rPr>
-            </w:pPr>
-            <w:r>
-              <w:rPr>
-                <w:lang w:val="it-IT"/>
-              </w:rPr>
-              <w:t>12</w:t>
+                <w:lang w:val="en-US"/>
+              </w:rPr>
+            </w:pPr>
+            <w:r>
+              <w:rPr>
+                <w:lang w:val="en-US"/>
+              </w:rPr>
+              <w:t>5</w:t>
+            </w:r>
+            <w:r>
+              <w:rPr>
+                <w:lang w:val="en-US"/>
+              </w:rPr>
+              <w:t>a2</w:t>
             </w:r>
           </w:p>
         </w:tc>
@@ -1941,7 +1893,7 @@
             <w:pPr>
               <w:spacing w:after="0"/>
               <w:rPr>
-                <w:lang w:val="it-IT"/>
+                <w:lang w:val="en-US"/>
               </w:rPr>
             </w:pPr>
           </w:p>
@@ -1966,9 +1918,15 @@
             <w:pPr>
               <w:spacing w:after="0"/>
               <w:rPr>
-                <w:lang w:val="it-IT"/>
-              </w:rPr>
-            </w:pPr>
+                <w:lang w:val="en-US"/>
+              </w:rPr>
+            </w:pPr>
+            <w:r>
+              <w:rPr>
+                <w:lang w:val="en-US"/>
+              </w:rPr>
+              <w:t>Shows error message: “Only JPG and PNG formats are supported.”</w:t>
+            </w:r>
           </w:p>
         </w:tc>
       </w:tr>
@@ -1979,10 +1937,10 @@
         <w:tc>
           <w:tcPr>
             <w:tcW w:w="1183" w:type="pct"/>
-            <w:vMerge w:val="restart"/>
-            <w:tcBorders>
-              <w:top w:val="single" w:sz="8" w:space="0" w:color="00647A"/>
-              <w:left w:val="single" w:sz="8" w:space="0" w:color="00647A"/>
+            <w:vMerge/>
+            <w:tcBorders>
+              <w:left w:val="single" w:sz="8" w:space="0" w:color="00647A"/>
+              <w:bottom w:val="single" w:sz="8" w:space="0" w:color="00647A"/>
               <w:right w:val="single" w:sz="8" w:space="0" w:color="00647A"/>
             </w:tcBorders>
             <w:vAlign w:val="center"/>
@@ -1991,23 +1949,9 @@
             <w:pPr>
               <w:spacing w:after="0"/>
               <w:rPr>
-                <w:lang w:val="it-IT"/>
-              </w:rPr>
-            </w:pPr>
-            <w:r>
-              <w:rPr>
-                <w:lang w:val="it-IT"/>
-              </w:rPr>
-              <w:t xml:space="preserve">Extension A: </w:t>
-            </w:r>
-            <w:proofErr w:type="spellStart"/>
-            <w:r>
-              <w:rPr>
-                <w:lang w:val="it-IT"/>
-              </w:rPr>
-              <w:t>Description</w:t>
-            </w:r>
-            <w:proofErr w:type="spellEnd"/>
+                <w:lang w:val="en-US"/>
+              </w:rPr>
+            </w:pPr>
           </w:p>
         </w:tc>
         <w:tc>
@@ -2030,14 +1974,20 @@
             <w:pPr>
               <w:spacing w:after="0"/>
               <w:rPr>
-                <w:lang w:val="it-IT"/>
-              </w:rPr>
-            </w:pPr>
-            <w:r>
-              <w:rPr>
-                <w:lang w:val="it-IT"/>
-              </w:rPr>
-              <w:t>7a</w:t>
+                <w:lang w:val="en-US"/>
+              </w:rPr>
+            </w:pPr>
+            <w:r>
+              <w:rPr>
+                <w:lang w:val="en-US"/>
+              </w:rPr>
+              <w:t>5</w:t>
+            </w:r>
+            <w:r>
+              <w:rPr>
+                <w:lang w:val="en-US"/>
+              </w:rPr>
+              <w:t>a3</w:t>
             </w:r>
           </w:p>
         </w:tc>
@@ -2061,9 +2011,15 @@
             <w:pPr>
               <w:spacing w:after="0"/>
               <w:rPr>
-                <w:lang w:val="it-IT"/>
-              </w:rPr>
-            </w:pPr>
+                <w:lang w:val="en-US"/>
+              </w:rPr>
+            </w:pPr>
+            <w:r>
+              <w:rPr>
+                <w:lang w:val="en-US"/>
+              </w:rPr>
+              <w:t>Corrects the file format replacing the file or deletes  it (rejoins at step 4)</w:t>
+            </w:r>
           </w:p>
         </w:tc>
         <w:tc>
@@ -2086,7 +2042,7 @@
             <w:pPr>
               <w:spacing w:after="0"/>
               <w:rPr>
-                <w:lang w:val="it-IT"/>
+                <w:lang w:val="en-US"/>
               </w:rPr>
             </w:pPr>
           </w:p>
@@ -2099,10 +2055,10 @@
         <w:tc>
           <w:tcPr>
             <w:tcW w:w="1183" w:type="pct"/>
-            <w:vMerge/>
-            <w:tcBorders>
-              <w:left w:val="single" w:sz="8" w:space="0" w:color="00647A"/>
-              <w:bottom w:val="single" w:sz="8" w:space="0" w:color="00647A"/>
+            <w:vMerge w:val="restart"/>
+            <w:tcBorders>
+              <w:top w:val="single" w:sz="8" w:space="0" w:color="00647A"/>
+              <w:left w:val="single" w:sz="8" w:space="0" w:color="00647A"/>
               <w:right w:val="single" w:sz="8" w:space="0" w:color="00647A"/>
             </w:tcBorders>
             <w:vAlign w:val="center"/>
@@ -2111,9 +2067,21 @@
             <w:pPr>
               <w:spacing w:after="0"/>
               <w:rPr>
-                <w:lang w:val="it-IT"/>
-              </w:rPr>
-            </w:pPr>
+                <w:lang w:val="en-US"/>
+              </w:rPr>
+            </w:pPr>
+            <w:r>
+              <w:rPr>
+                <w:lang w:val="en-US"/>
+              </w:rPr>
+              <w:t>Extension 5</w:t>
+            </w:r>
+            <w:r>
+              <w:rPr>
+                <w:lang w:val="en-US"/>
+              </w:rPr>
+              <w:t>b: Description</w:t>
+            </w:r>
           </w:p>
         </w:tc>
         <w:tc>
@@ -2136,14 +2104,26 @@
             <w:pPr>
               <w:spacing w:after="0"/>
               <w:rPr>
-                <w:lang w:val="it-IT"/>
-              </w:rPr>
-            </w:pPr>
-            <w:r>
-              <w:rPr>
-                <w:lang w:val="it-IT"/>
-              </w:rPr>
-              <w:t>8a</w:t>
+                <w:lang w:val="en-US"/>
+              </w:rPr>
+            </w:pPr>
+            <w:r>
+              <w:rPr>
+                <w:lang w:val="en-US"/>
+              </w:rPr>
+              <w:t>5</w:t>
+            </w:r>
+            <w:r>
+              <w:rPr>
+                <w:lang w:val="en-US"/>
+              </w:rPr>
+              <w:t>b</w:t>
+            </w:r>
+            <w:r>
+              <w:rPr>
+                <w:lang w:val="en-US"/>
+              </w:rPr>
+              <w:t>1</w:t>
             </w:r>
           </w:p>
         </w:tc>
@@ -2167,7 +2147,7 @@
             <w:pPr>
               <w:spacing w:after="0"/>
               <w:rPr>
-                <w:lang w:val="it-IT"/>
+                <w:lang w:val="en-US"/>
               </w:rPr>
             </w:pPr>
           </w:p>
@@ -2192,9 +2172,15 @@
             <w:pPr>
               <w:spacing w:after="0"/>
               <w:rPr>
-                <w:lang w:val="it-IT"/>
-              </w:rPr>
-            </w:pPr>
+                <w:lang w:val="en-US"/>
+              </w:rPr>
+            </w:pPr>
+            <w:r>
+              <w:rPr>
+                <w:lang w:val="en-US"/>
+              </w:rPr>
+              <w:t>Detects file size is &gt;5MB</w:t>
+            </w:r>
           </w:p>
         </w:tc>
       </w:tr>
@@ -2205,10 +2191,9 @@
         <w:tc>
           <w:tcPr>
             <w:tcW w:w="1183" w:type="pct"/>
-            <w:tcBorders>
-              <w:top w:val="single" w:sz="8" w:space="0" w:color="00647A"/>
-              <w:left w:val="single" w:sz="8" w:space="0" w:color="00647A"/>
-              <w:bottom w:val="single" w:sz="8" w:space="0" w:color="00647A"/>
+            <w:vMerge/>
+            <w:tcBorders>
+              <w:left w:val="single" w:sz="8" w:space="0" w:color="00647A"/>
               <w:right w:val="single" w:sz="8" w:space="0" w:color="00647A"/>
             </w:tcBorders>
             <w:vAlign w:val="center"/>
@@ -2217,7 +2202,7 @@
             <w:pPr>
               <w:spacing w:after="0"/>
               <w:rPr>
-                <w:lang w:val="it-IT"/>
+                <w:lang w:val="en-US"/>
               </w:rPr>
             </w:pPr>
           </w:p>
@@ -2242,9 +2227,21 @@
             <w:pPr>
               <w:spacing w:after="0"/>
               <w:rPr>
-                <w:lang w:val="it-IT"/>
-              </w:rPr>
-            </w:pPr>
+                <w:lang w:val="en-US"/>
+              </w:rPr>
+            </w:pPr>
+            <w:r>
+              <w:rPr>
+                <w:lang w:val="en-US"/>
+              </w:rPr>
+              <w:t>5</w:t>
+            </w:r>
+            <w:r>
+              <w:rPr>
+                <w:lang w:val="en-US"/>
+              </w:rPr>
+              <w:t>b2</w:t>
+            </w:r>
           </w:p>
         </w:tc>
         <w:tc>
@@ -2267,7 +2264,7 @@
             <w:pPr>
               <w:spacing w:after="0"/>
               <w:rPr>
-                <w:lang w:val="it-IT"/>
+                <w:lang w:val="en-US"/>
               </w:rPr>
             </w:pPr>
           </w:p>
@@ -2292,9 +2289,15 @@
             <w:pPr>
               <w:spacing w:after="0"/>
               <w:rPr>
-                <w:lang w:val="it-IT"/>
-              </w:rPr>
-            </w:pPr>
+                <w:lang w:val="en-US"/>
+              </w:rPr>
+            </w:pPr>
+            <w:r>
+              <w:rPr>
+                <w:lang w:val="en-US"/>
+              </w:rPr>
+              <w:t>Shows error message: “File is too large (Max 5MB).”</w:t>
+            </w:r>
           </w:p>
         </w:tc>
       </w:tr>
@@ -2305,8 +2308,8 @@
         <w:tc>
           <w:tcPr>
             <w:tcW w:w="1183" w:type="pct"/>
-            <w:tcBorders>
-              <w:top w:val="single" w:sz="8" w:space="0" w:color="00647A"/>
+            <w:vMerge/>
+            <w:tcBorders>
               <w:left w:val="single" w:sz="8" w:space="0" w:color="00647A"/>
               <w:bottom w:val="single" w:sz="8" w:space="0" w:color="00647A"/>
               <w:right w:val="single" w:sz="8" w:space="0" w:color="00647A"/>
@@ -2317,7 +2320,7 @@
             <w:pPr>
               <w:spacing w:after="0"/>
               <w:rPr>
-                <w:lang w:val="it-IT"/>
+                <w:lang w:val="en-US"/>
               </w:rPr>
             </w:pPr>
           </w:p>
@@ -2342,9 +2345,21 @@
             <w:pPr>
               <w:spacing w:after="0"/>
               <w:rPr>
-                <w:lang w:val="it-IT"/>
-              </w:rPr>
-            </w:pPr>
+                <w:lang w:val="en-US"/>
+              </w:rPr>
+            </w:pPr>
+            <w:r>
+              <w:rPr>
+                <w:lang w:val="en-US"/>
+              </w:rPr>
+              <w:t>5</w:t>
+            </w:r>
+            <w:r>
+              <w:rPr>
+                <w:lang w:val="en-US"/>
+              </w:rPr>
+              <w:t>b3</w:t>
+            </w:r>
           </w:p>
         </w:tc>
         <w:tc>
@@ -2367,9 +2382,15 @@
             <w:pPr>
               <w:spacing w:after="0"/>
               <w:rPr>
-                <w:lang w:val="it-IT"/>
-              </w:rPr>
-            </w:pPr>
+                <w:lang w:val="en-US"/>
+              </w:rPr>
+            </w:pPr>
+            <w:r>
+              <w:rPr>
+                <w:lang w:val="en-US"/>
+              </w:rPr>
+              <w:t>Selects a smaller file or deletes it and re-submits (rejoin at step 4)</w:t>
+            </w:r>
           </w:p>
         </w:tc>
         <w:tc>
@@ -2392,9 +2413,739 @@
             <w:pPr>
               <w:spacing w:after="0"/>
               <w:rPr>
-                <w:lang w:val="it-IT"/>
-              </w:rPr>
-            </w:pPr>
+                <w:lang w:val="en-US"/>
+              </w:rPr>
+            </w:pPr>
+          </w:p>
+        </w:tc>
+      </w:tr>
+      <w:tr>
+        <w:trPr>
+          <w:trHeight w:val="20"/>
+        </w:trPr>
+        <w:tc>
+          <w:tcPr>
+            <w:tcW w:w="1183" w:type="pct"/>
+            <w:vMerge w:val="restart"/>
+            <w:tcBorders>
+              <w:top w:val="single" w:sz="8" w:space="0" w:color="00647A"/>
+              <w:left w:val="single" w:sz="8" w:space="0" w:color="00647A"/>
+              <w:right w:val="single" w:sz="8" w:space="0" w:color="00647A"/>
+            </w:tcBorders>
+            <w:vAlign w:val="center"/>
+          </w:tcPr>
+          <w:p>
+            <w:pPr>
+              <w:spacing w:after="0"/>
+              <w:rPr>
+                <w:lang w:val="en-US"/>
+              </w:rPr>
+            </w:pPr>
+            <w:r>
+              <w:rPr>
+                <w:lang w:val="en-US"/>
+              </w:rPr>
+              <w:t>Extension 7</w:t>
+            </w:r>
+            <w:r>
+              <w:rPr>
+                <w:lang w:val="en-US"/>
+              </w:rPr>
+              <w:t>a: Description</w:t>
+            </w:r>
+          </w:p>
+        </w:tc>
+        <w:tc>
+          <w:tcPr>
+            <w:tcW w:w="451" w:type="pct"/>
+            <w:tcBorders>
+              <w:top w:val="single" w:sz="8" w:space="0" w:color="00647A"/>
+              <w:left w:val="single" w:sz="8" w:space="0" w:color="00647A"/>
+              <w:bottom w:val="single" w:sz="8" w:space="0" w:color="00647A"/>
+              <w:right w:val="single" w:sz="8" w:space="0" w:color="00647A"/>
+            </w:tcBorders>
+            <w:tcMar>
+              <w:top w:w="72" w:type="dxa"/>
+              <w:left w:w="144" w:type="dxa"/>
+              <w:bottom w:w="72" w:type="dxa"/>
+              <w:right w:w="144" w:type="dxa"/>
+            </w:tcMar>
+          </w:tcPr>
+          <w:p>
+            <w:pPr>
+              <w:spacing w:after="0"/>
+              <w:rPr>
+                <w:lang w:val="en-US"/>
+              </w:rPr>
+            </w:pPr>
+            <w:r>
+              <w:rPr>
+                <w:lang w:val="en-US"/>
+              </w:rPr>
+              <w:t>7</w:t>
+            </w:r>
+            <w:r>
+              <w:rPr>
+                <w:lang w:val="en-US"/>
+              </w:rPr>
+              <w:t>a1</w:t>
+            </w:r>
+          </w:p>
+        </w:tc>
+        <w:tc>
+          <w:tcPr>
+            <w:tcW w:w="1724" w:type="pct"/>
+            <w:tcBorders>
+              <w:top w:val="single" w:sz="8" w:space="0" w:color="00647A"/>
+              <w:left w:val="single" w:sz="8" w:space="0" w:color="00647A"/>
+              <w:bottom w:val="single" w:sz="8" w:space="0" w:color="00647A"/>
+              <w:right w:val="single" w:sz="8" w:space="0" w:color="00647A"/>
+            </w:tcBorders>
+            <w:tcMar>
+              <w:top w:w="72" w:type="dxa"/>
+              <w:left w:w="144" w:type="dxa"/>
+              <w:bottom w:w="72" w:type="dxa"/>
+              <w:right w:w="144" w:type="dxa"/>
+            </w:tcMar>
+          </w:tcPr>
+          <w:p>
+            <w:pPr>
+              <w:spacing w:after="0"/>
+              <w:rPr>
+                <w:lang w:val="en-US"/>
+              </w:rPr>
+            </w:pPr>
+          </w:p>
+        </w:tc>
+        <w:tc>
+          <w:tcPr>
+            <w:tcW w:w="1642" w:type="pct"/>
+            <w:tcBorders>
+              <w:top w:val="single" w:sz="8" w:space="0" w:color="00647A"/>
+              <w:left w:val="single" w:sz="8" w:space="0" w:color="00647A"/>
+              <w:bottom w:val="single" w:sz="8" w:space="0" w:color="00647A"/>
+              <w:right w:val="single" w:sz="8" w:space="0" w:color="00647A"/>
+            </w:tcBorders>
+            <w:tcMar>
+              <w:top w:w="72" w:type="dxa"/>
+              <w:left w:w="144" w:type="dxa"/>
+              <w:bottom w:w="72" w:type="dxa"/>
+              <w:right w:w="144" w:type="dxa"/>
+            </w:tcMar>
+          </w:tcPr>
+          <w:p>
+            <w:pPr>
+              <w:spacing w:after="0"/>
+              <w:rPr>
+                <w:lang w:val="en-US"/>
+              </w:rPr>
+            </w:pPr>
+            <w:r>
+              <w:rPr>
+                <w:lang w:val="en-US"/>
+              </w:rPr>
+              <w:t>Detects title length &lt;10 chars</w:t>
+            </w:r>
+          </w:p>
+        </w:tc>
+      </w:tr>
+      <w:tr>
+        <w:trPr>
+          <w:trHeight w:val="20"/>
+        </w:trPr>
+        <w:tc>
+          <w:tcPr>
+            <w:tcW w:w="1183" w:type="pct"/>
+            <w:vMerge/>
+            <w:tcBorders>
+              <w:left w:val="single" w:sz="8" w:space="0" w:color="00647A"/>
+              <w:right w:val="single" w:sz="8" w:space="0" w:color="00647A"/>
+            </w:tcBorders>
+            <w:vAlign w:val="center"/>
+          </w:tcPr>
+          <w:p>
+            <w:pPr>
+              <w:spacing w:after="0"/>
+              <w:rPr>
+                <w:lang w:val="en-US"/>
+              </w:rPr>
+            </w:pPr>
+          </w:p>
+        </w:tc>
+        <w:tc>
+          <w:tcPr>
+            <w:tcW w:w="451" w:type="pct"/>
+            <w:tcBorders>
+              <w:top w:val="single" w:sz="8" w:space="0" w:color="00647A"/>
+              <w:left w:val="single" w:sz="8" w:space="0" w:color="00647A"/>
+              <w:bottom w:val="single" w:sz="8" w:space="0" w:color="00647A"/>
+              <w:right w:val="single" w:sz="8" w:space="0" w:color="00647A"/>
+            </w:tcBorders>
+            <w:tcMar>
+              <w:top w:w="72" w:type="dxa"/>
+              <w:left w:w="144" w:type="dxa"/>
+              <w:bottom w:w="72" w:type="dxa"/>
+              <w:right w:w="144" w:type="dxa"/>
+            </w:tcMar>
+          </w:tcPr>
+          <w:p>
+            <w:pPr>
+              <w:spacing w:after="0"/>
+              <w:rPr>
+                <w:lang w:val="en-US"/>
+              </w:rPr>
+            </w:pPr>
+            <w:r>
+              <w:rPr>
+                <w:lang w:val="en-US"/>
+              </w:rPr>
+              <w:t>7</w:t>
+            </w:r>
+            <w:r>
+              <w:rPr>
+                <w:lang w:val="en-US"/>
+              </w:rPr>
+              <w:t>a2</w:t>
+            </w:r>
+          </w:p>
+        </w:tc>
+        <w:tc>
+          <w:tcPr>
+            <w:tcW w:w="1724" w:type="pct"/>
+            <w:tcBorders>
+              <w:top w:val="single" w:sz="8" w:space="0" w:color="00647A"/>
+              <w:left w:val="single" w:sz="8" w:space="0" w:color="00647A"/>
+              <w:bottom w:val="single" w:sz="8" w:space="0" w:color="00647A"/>
+              <w:right w:val="single" w:sz="8" w:space="0" w:color="00647A"/>
+            </w:tcBorders>
+            <w:tcMar>
+              <w:top w:w="72" w:type="dxa"/>
+              <w:left w:w="144" w:type="dxa"/>
+              <w:bottom w:w="72" w:type="dxa"/>
+              <w:right w:w="144" w:type="dxa"/>
+            </w:tcMar>
+          </w:tcPr>
+          <w:p>
+            <w:pPr>
+              <w:spacing w:after="0"/>
+              <w:rPr>
+                <w:lang w:val="en-US"/>
+              </w:rPr>
+            </w:pPr>
+          </w:p>
+        </w:tc>
+        <w:tc>
+          <w:tcPr>
+            <w:tcW w:w="1642" w:type="pct"/>
+            <w:tcBorders>
+              <w:top w:val="single" w:sz="8" w:space="0" w:color="00647A"/>
+              <w:left w:val="single" w:sz="8" w:space="0" w:color="00647A"/>
+              <w:bottom w:val="single" w:sz="8" w:space="0" w:color="00647A"/>
+              <w:right w:val="single" w:sz="8" w:space="0" w:color="00647A"/>
+            </w:tcBorders>
+            <w:tcMar>
+              <w:top w:w="72" w:type="dxa"/>
+              <w:left w:w="144" w:type="dxa"/>
+              <w:bottom w:w="72" w:type="dxa"/>
+              <w:right w:w="144" w:type="dxa"/>
+            </w:tcMar>
+          </w:tcPr>
+          <w:p>
+            <w:pPr>
+              <w:spacing w:after="0"/>
+              <w:rPr>
+                <w:lang w:val="en-US"/>
+              </w:rPr>
+            </w:pPr>
+            <w:r>
+              <w:rPr>
+                <w:lang w:val="en-US"/>
+              </w:rPr>
+              <w:t>Shows error message: “Title must be at least 10 characters.”</w:t>
+            </w:r>
+          </w:p>
+        </w:tc>
+      </w:tr>
+      <w:tr>
+        <w:trPr>
+          <w:trHeight w:val="20"/>
+        </w:trPr>
+        <w:tc>
+          <w:tcPr>
+            <w:tcW w:w="1183" w:type="pct"/>
+            <w:vMerge/>
+            <w:tcBorders>
+              <w:left w:val="single" w:sz="8" w:space="0" w:color="00647A"/>
+              <w:bottom w:val="single" w:sz="8" w:space="0" w:color="00647A"/>
+              <w:right w:val="single" w:sz="8" w:space="0" w:color="00647A"/>
+            </w:tcBorders>
+            <w:vAlign w:val="center"/>
+          </w:tcPr>
+          <w:p>
+            <w:pPr>
+              <w:spacing w:after="0"/>
+              <w:rPr>
+                <w:lang w:val="en-US"/>
+              </w:rPr>
+            </w:pPr>
+          </w:p>
+        </w:tc>
+        <w:tc>
+          <w:tcPr>
+            <w:tcW w:w="451" w:type="pct"/>
+            <w:tcBorders>
+              <w:top w:val="single" w:sz="8" w:space="0" w:color="00647A"/>
+              <w:left w:val="single" w:sz="8" w:space="0" w:color="00647A"/>
+              <w:bottom w:val="single" w:sz="8" w:space="0" w:color="00647A"/>
+              <w:right w:val="single" w:sz="8" w:space="0" w:color="00647A"/>
+            </w:tcBorders>
+            <w:tcMar>
+              <w:top w:w="72" w:type="dxa"/>
+              <w:left w:w="144" w:type="dxa"/>
+              <w:bottom w:w="72" w:type="dxa"/>
+              <w:right w:w="144" w:type="dxa"/>
+            </w:tcMar>
+          </w:tcPr>
+          <w:p>
+            <w:pPr>
+              <w:spacing w:after="0"/>
+              <w:rPr>
+                <w:lang w:val="en-US"/>
+              </w:rPr>
+            </w:pPr>
+            <w:r>
+              <w:rPr>
+                <w:lang w:val="en-US"/>
+              </w:rPr>
+              <w:t>7</w:t>
+            </w:r>
+            <w:r>
+              <w:rPr>
+                <w:lang w:val="en-US"/>
+              </w:rPr>
+              <w:t>a3</w:t>
+            </w:r>
+          </w:p>
+        </w:tc>
+        <w:tc>
+          <w:tcPr>
+            <w:tcW w:w="1724" w:type="pct"/>
+            <w:tcBorders>
+              <w:top w:val="single" w:sz="8" w:space="0" w:color="00647A"/>
+              <w:left w:val="single" w:sz="8" w:space="0" w:color="00647A"/>
+              <w:bottom w:val="single" w:sz="8" w:space="0" w:color="00647A"/>
+              <w:right w:val="single" w:sz="8" w:space="0" w:color="00647A"/>
+            </w:tcBorders>
+            <w:tcMar>
+              <w:top w:w="72" w:type="dxa"/>
+              <w:left w:w="144" w:type="dxa"/>
+              <w:bottom w:w="72" w:type="dxa"/>
+              <w:right w:w="144" w:type="dxa"/>
+            </w:tcMar>
+          </w:tcPr>
+          <w:p>
+            <w:pPr>
+              <w:spacing w:after="0"/>
+              <w:rPr>
+                <w:lang w:val="en-US"/>
+              </w:rPr>
+            </w:pPr>
+            <w:r>
+              <w:rPr>
+                <w:lang w:val="en-US"/>
+              </w:rPr>
+              <w:t>Corrects the Title and re-submits (rejoins at step 4)</w:t>
+            </w:r>
+          </w:p>
+        </w:tc>
+        <w:tc>
+          <w:tcPr>
+            <w:tcW w:w="1642" w:type="pct"/>
+            <w:tcBorders>
+              <w:top w:val="single" w:sz="8" w:space="0" w:color="00647A"/>
+              <w:left w:val="single" w:sz="8" w:space="0" w:color="00647A"/>
+              <w:bottom w:val="single" w:sz="8" w:space="0" w:color="00647A"/>
+              <w:right w:val="single" w:sz="8" w:space="0" w:color="00647A"/>
+            </w:tcBorders>
+            <w:tcMar>
+              <w:top w:w="72" w:type="dxa"/>
+              <w:left w:w="144" w:type="dxa"/>
+              <w:bottom w:w="72" w:type="dxa"/>
+              <w:right w:w="144" w:type="dxa"/>
+            </w:tcMar>
+          </w:tcPr>
+          <w:p>
+            <w:pPr>
+              <w:spacing w:after="0"/>
+              <w:rPr>
+                <w:lang w:val="en-US"/>
+              </w:rPr>
+            </w:pPr>
+          </w:p>
+        </w:tc>
+      </w:tr>
+      <w:tr>
+        <w:trPr>
+          <w:trHeight w:val="20"/>
+        </w:trPr>
+        <w:tc>
+          <w:tcPr>
+            <w:tcW w:w="1183" w:type="pct"/>
+            <w:vMerge w:val="restart"/>
+            <w:tcBorders>
+              <w:top w:val="single" w:sz="8" w:space="0" w:color="00647A"/>
+              <w:left w:val="single" w:sz="8" w:space="0" w:color="00647A"/>
+              <w:right w:val="single" w:sz="8" w:space="0" w:color="00647A"/>
+            </w:tcBorders>
+            <w:vAlign w:val="center"/>
+          </w:tcPr>
+          <w:p>
+            <w:pPr>
+              <w:spacing w:after="0"/>
+              <w:rPr>
+                <w:lang w:val="en-US"/>
+              </w:rPr>
+            </w:pPr>
+            <w:r>
+              <w:rPr>
+                <w:lang w:val="en-US"/>
+              </w:rPr>
+              <w:t>Extension 8</w:t>
+            </w:r>
+            <w:r>
+              <w:rPr>
+                <w:lang w:val="en-US"/>
+              </w:rPr>
+              <w:t>a: Description</w:t>
+            </w:r>
+          </w:p>
+        </w:tc>
+        <w:tc>
+          <w:tcPr>
+            <w:tcW w:w="451" w:type="pct"/>
+            <w:tcBorders>
+              <w:top w:val="single" w:sz="8" w:space="0" w:color="00647A"/>
+              <w:left w:val="single" w:sz="8" w:space="0" w:color="00647A"/>
+              <w:bottom w:val="single" w:sz="8" w:space="0" w:color="00647A"/>
+              <w:right w:val="single" w:sz="8" w:space="0" w:color="00647A"/>
+            </w:tcBorders>
+            <w:tcMar>
+              <w:top w:w="72" w:type="dxa"/>
+              <w:left w:w="144" w:type="dxa"/>
+              <w:bottom w:w="72" w:type="dxa"/>
+              <w:right w:w="144" w:type="dxa"/>
+            </w:tcMar>
+          </w:tcPr>
+          <w:p>
+            <w:pPr>
+              <w:spacing w:after="0"/>
+              <w:rPr>
+                <w:lang w:val="en-US"/>
+              </w:rPr>
+            </w:pPr>
+            <w:r>
+              <w:rPr>
+                <w:lang w:val="en-US"/>
+              </w:rPr>
+              <w:t>8</w:t>
+            </w:r>
+            <w:r>
+              <w:rPr>
+                <w:lang w:val="en-US"/>
+              </w:rPr>
+              <w:t>a1</w:t>
+            </w:r>
+          </w:p>
+        </w:tc>
+        <w:tc>
+          <w:tcPr>
+            <w:tcW w:w="1724" w:type="pct"/>
+            <w:tcBorders>
+              <w:top w:val="single" w:sz="8" w:space="0" w:color="00647A"/>
+              <w:left w:val="single" w:sz="8" w:space="0" w:color="00647A"/>
+              <w:bottom w:val="single" w:sz="8" w:space="0" w:color="00647A"/>
+              <w:right w:val="single" w:sz="8" w:space="0" w:color="00647A"/>
+            </w:tcBorders>
+            <w:tcMar>
+              <w:top w:w="72" w:type="dxa"/>
+              <w:left w:w="144" w:type="dxa"/>
+              <w:bottom w:w="72" w:type="dxa"/>
+              <w:right w:w="144" w:type="dxa"/>
+            </w:tcMar>
+          </w:tcPr>
+          <w:p>
+            <w:pPr>
+              <w:spacing w:after="0"/>
+              <w:rPr>
+                <w:lang w:val="en-US"/>
+              </w:rPr>
+            </w:pPr>
+          </w:p>
+        </w:tc>
+        <w:tc>
+          <w:tcPr>
+            <w:tcW w:w="1642" w:type="pct"/>
+            <w:tcBorders>
+              <w:top w:val="single" w:sz="8" w:space="0" w:color="00647A"/>
+              <w:left w:val="single" w:sz="8" w:space="0" w:color="00647A"/>
+              <w:bottom w:val="single" w:sz="8" w:space="0" w:color="00647A"/>
+              <w:right w:val="single" w:sz="8" w:space="0" w:color="00647A"/>
+            </w:tcBorders>
+            <w:tcMar>
+              <w:top w:w="72" w:type="dxa"/>
+              <w:left w:w="144" w:type="dxa"/>
+              <w:bottom w:w="72" w:type="dxa"/>
+              <w:right w:w="144" w:type="dxa"/>
+            </w:tcMar>
+          </w:tcPr>
+          <w:p>
+            <w:pPr>
+              <w:spacing w:after="0"/>
+              <w:rPr>
+                <w:lang w:val="en-US"/>
+              </w:rPr>
+            </w:pPr>
+            <w:r>
+              <w:rPr>
+                <w:lang w:val="en-US"/>
+              </w:rPr>
+              <w:t>Fails to save data due to connection error</w:t>
+            </w:r>
+          </w:p>
+        </w:tc>
+      </w:tr>
+      <w:tr>
+        <w:trPr>
+          <w:trHeight w:val="20"/>
+        </w:trPr>
+        <w:tc>
+          <w:tcPr>
+            <w:tcW w:w="1183" w:type="pct"/>
+            <w:vMerge/>
+            <w:tcBorders>
+              <w:left w:val="single" w:sz="8" w:space="0" w:color="00647A"/>
+              <w:right w:val="single" w:sz="8" w:space="0" w:color="00647A"/>
+            </w:tcBorders>
+            <w:vAlign w:val="center"/>
+          </w:tcPr>
+          <w:p>
+            <w:pPr>
+              <w:spacing w:after="0"/>
+              <w:rPr>
+                <w:lang w:val="en-US"/>
+              </w:rPr>
+            </w:pPr>
+          </w:p>
+        </w:tc>
+        <w:tc>
+          <w:tcPr>
+            <w:tcW w:w="451" w:type="pct"/>
+            <w:tcBorders>
+              <w:top w:val="single" w:sz="8" w:space="0" w:color="00647A"/>
+              <w:left w:val="single" w:sz="8" w:space="0" w:color="00647A"/>
+              <w:bottom w:val="single" w:sz="8" w:space="0" w:color="00647A"/>
+              <w:right w:val="single" w:sz="8" w:space="0" w:color="00647A"/>
+            </w:tcBorders>
+            <w:tcMar>
+              <w:top w:w="72" w:type="dxa"/>
+              <w:left w:w="144" w:type="dxa"/>
+              <w:bottom w:w="72" w:type="dxa"/>
+              <w:right w:w="144" w:type="dxa"/>
+            </w:tcMar>
+          </w:tcPr>
+          <w:p>
+            <w:pPr>
+              <w:spacing w:after="0"/>
+              <w:rPr>
+                <w:lang w:val="en-US"/>
+              </w:rPr>
+            </w:pPr>
+            <w:r>
+              <w:rPr>
+                <w:lang w:val="en-US"/>
+              </w:rPr>
+              <w:t>8</w:t>
+            </w:r>
+            <w:r>
+              <w:rPr>
+                <w:lang w:val="en-US"/>
+              </w:rPr>
+              <w:t>a2</w:t>
+            </w:r>
+          </w:p>
+        </w:tc>
+        <w:tc>
+          <w:tcPr>
+            <w:tcW w:w="1724" w:type="pct"/>
+            <w:tcBorders>
+              <w:top w:val="single" w:sz="8" w:space="0" w:color="00647A"/>
+              <w:left w:val="single" w:sz="8" w:space="0" w:color="00647A"/>
+              <w:bottom w:val="single" w:sz="8" w:space="0" w:color="00647A"/>
+              <w:right w:val="single" w:sz="8" w:space="0" w:color="00647A"/>
+            </w:tcBorders>
+            <w:tcMar>
+              <w:top w:w="72" w:type="dxa"/>
+              <w:left w:w="144" w:type="dxa"/>
+              <w:bottom w:w="72" w:type="dxa"/>
+              <w:right w:w="144" w:type="dxa"/>
+            </w:tcMar>
+          </w:tcPr>
+          <w:p>
+            <w:pPr>
+              <w:spacing w:after="0"/>
+              <w:rPr>
+                <w:lang w:val="en-US"/>
+              </w:rPr>
+            </w:pPr>
+          </w:p>
+        </w:tc>
+        <w:tc>
+          <w:tcPr>
+            <w:tcW w:w="1642" w:type="pct"/>
+            <w:tcBorders>
+              <w:top w:val="single" w:sz="8" w:space="0" w:color="00647A"/>
+              <w:left w:val="single" w:sz="8" w:space="0" w:color="00647A"/>
+              <w:bottom w:val="single" w:sz="8" w:space="0" w:color="00647A"/>
+              <w:right w:val="single" w:sz="8" w:space="0" w:color="00647A"/>
+            </w:tcBorders>
+            <w:tcMar>
+              <w:top w:w="72" w:type="dxa"/>
+              <w:left w:w="144" w:type="dxa"/>
+              <w:bottom w:w="72" w:type="dxa"/>
+              <w:right w:w="144" w:type="dxa"/>
+            </w:tcMar>
+          </w:tcPr>
+          <w:p>
+            <w:pPr>
+              <w:spacing w:after="0"/>
+              <w:rPr>
+                <w:lang w:val="en-US"/>
+              </w:rPr>
+            </w:pPr>
+            <w:r>
+              <w:rPr>
+                <w:lang w:val="en-US"/>
+              </w:rPr>
+              <w:t>Shows generic error: “Service unavailable, please try again.”</w:t>
+            </w:r>
+          </w:p>
+        </w:tc>
+      </w:tr>
+      <w:tr>
+        <w:trPr>
+          <w:trHeight w:val="20"/>
+        </w:trPr>
+        <w:tc>
+          <w:tcPr>
+            <w:tcW w:w="1183" w:type="pct"/>
+            <w:vMerge/>
+            <w:tcBorders>
+              <w:left w:val="single" w:sz="8" w:space="0" w:color="00647A"/>
+              <w:bottom w:val="single" w:sz="8" w:space="0" w:color="00647A"/>
+              <w:right w:val="single" w:sz="8" w:space="0" w:color="00647A"/>
+            </w:tcBorders>
+            <w:vAlign w:val="center"/>
+          </w:tcPr>
+          <w:p>
+            <w:pPr>
+              <w:spacing w:after="0"/>
+              <w:rPr>
+                <w:lang w:val="en-US"/>
+              </w:rPr>
+            </w:pPr>
+          </w:p>
+        </w:tc>
+        <w:tc>
+          <w:tcPr>
+            <w:tcW w:w="451" w:type="pct"/>
+            <w:tcBorders>
+              <w:top w:val="single" w:sz="8" w:space="0" w:color="00647A"/>
+              <w:left w:val="single" w:sz="8" w:space="0" w:color="00647A"/>
+              <w:bottom w:val="single" w:sz="8" w:space="0" w:color="00647A"/>
+              <w:right w:val="single" w:sz="8" w:space="0" w:color="00647A"/>
+            </w:tcBorders>
+            <w:tcMar>
+              <w:top w:w="72" w:type="dxa"/>
+              <w:left w:w="144" w:type="dxa"/>
+              <w:bottom w:w="72" w:type="dxa"/>
+              <w:right w:w="144" w:type="dxa"/>
+            </w:tcMar>
+          </w:tcPr>
+          <w:p>
+            <w:pPr>
+              <w:spacing w:after="0"/>
+              <w:rPr>
+                <w:lang w:val="en-US"/>
+              </w:rPr>
+            </w:pPr>
+            <w:r>
+              <w:rPr>
+                <w:lang w:val="en-US"/>
+              </w:rPr>
+              <w:t>8</w:t>
+            </w:r>
+            <w:r>
+              <w:rPr>
+                <w:lang w:val="en-US"/>
+              </w:rPr>
+              <w:t>a3</w:t>
+            </w:r>
+          </w:p>
+        </w:tc>
+        <w:tc>
+          <w:tcPr>
+            <w:tcW w:w="1724" w:type="pct"/>
+            <w:tcBorders>
+              <w:top w:val="single" w:sz="8" w:space="0" w:color="00647A"/>
+              <w:left w:val="single" w:sz="8" w:space="0" w:color="00647A"/>
+              <w:bottom w:val="single" w:sz="8" w:space="0" w:color="00647A"/>
+              <w:right w:val="single" w:sz="8" w:space="0" w:color="00647A"/>
+            </w:tcBorders>
+            <w:tcMar>
+              <w:top w:w="72" w:type="dxa"/>
+              <w:left w:w="144" w:type="dxa"/>
+              <w:bottom w:w="72" w:type="dxa"/>
+              <w:right w:w="144" w:type="dxa"/>
+            </w:tcMar>
+          </w:tcPr>
+          <w:p>
+            <w:pPr>
+              <w:spacing w:after="0"/>
+              <w:rPr>
+                <w:lang w:val="en-US"/>
+              </w:rPr>
+            </w:pPr>
+          </w:p>
+        </w:tc>
+        <w:tc>
+          <w:tcPr>
+            <w:tcW w:w="1642" w:type="pct"/>
+            <w:tcBorders>
+              <w:top w:val="single" w:sz="8" w:space="0" w:color="00647A"/>
+              <w:left w:val="single" w:sz="8" w:space="0" w:color="00647A"/>
+              <w:bottom w:val="single" w:sz="8" w:space="0" w:color="00647A"/>
+              <w:right w:val="single" w:sz="8" w:space="0" w:color="00647A"/>
+            </w:tcBorders>
+            <w:tcMar>
+              <w:top w:w="72" w:type="dxa"/>
+              <w:left w:w="144" w:type="dxa"/>
+              <w:bottom w:w="72" w:type="dxa"/>
+              <w:right w:w="144" w:type="dxa"/>
+            </w:tcMar>
+          </w:tcPr>
+          <w:p>
+            <w:pPr>
+              <w:spacing w:after="0"/>
+              <w:rPr>
+                <w:lang w:val="en-US"/>
+              </w:rPr>
+            </w:pPr>
+            <w:r>
+              <w:rPr>
+                <w:lang w:val="en-US"/>
+              </w:rPr>
+              <w:t>Retains information in the “New Issue” but does not save the new issue to the database</w:t>
+            </w:r>
           </w:p>
         </w:tc>
       </w:tr>
@@ -2402,22 +3153,24 @@
     <w:p>
       <w:pPr>
         <w:rPr>
-          <w:lang w:val="it-IT"/>
+          <w:lang w:val="en-US"/>
         </w:rPr>
       </w:pPr>
     </w:p>
     <w:p>
       <w:pPr>
         <w:rPr>
-          <w:lang w:val="it-IT"/>
+          <w:lang w:val="en-US"/>
         </w:rPr>
       </w:pPr>
       <w:r>
         <w:rPr>
-          <w:lang w:val="it-IT"/>
+          <w:lang w:val="en-US"/>
         </w:rPr>
         <w:br w:type="page"/>
       </w:r>
+      <w:bookmarkStart w:id="0" w:name="_GoBack"/>
+      <w:bookmarkEnd w:id="0"/>
     </w:p>
     <w:tbl>
       <w:tblPr>
@@ -2429,9 +3182,9 @@
         <w:tblLook w:val="04A0" w:firstRow="1" w:lastRow="0" w:firstColumn="1" w:lastColumn="0" w:noHBand="0" w:noVBand="1"/>
       </w:tblPr>
       <w:tblGrid>
-        <w:gridCol w:w="2346"/>
-        <w:gridCol w:w="895"/>
-        <w:gridCol w:w="2225"/>
+        <w:gridCol w:w="2347"/>
+        <w:gridCol w:w="1058"/>
+        <w:gridCol w:w="2061"/>
         <w:gridCol w:w="2225"/>
         <w:gridCol w:w="2235"/>
       </w:tblGrid>
@@ -2441,7 +3194,7 @@
         </w:trPr>
         <w:tc>
           <w:tcPr>
-            <w:tcW w:w="1181" w:type="pct"/>
+            <w:tcW w:w="1182" w:type="pct"/>
             <w:tcBorders>
               <w:top w:val="single" w:sz="8" w:space="0" w:color="00647A"/>
               <w:left w:val="single" w:sz="8" w:space="0" w:color="00647A"/>
@@ -2473,7 +3226,7 @@
         </w:tc>
         <w:tc>
           <w:tcPr>
-            <w:tcW w:w="3819" w:type="pct"/>
+            <w:tcW w:w="3818" w:type="pct"/>
             <w:gridSpan w:val="4"/>
             <w:tcBorders>
               <w:top w:val="single" w:sz="8" w:space="0" w:color="00647A"/>
@@ -2523,7 +3276,7 @@
         </w:trPr>
         <w:tc>
           <w:tcPr>
-            <w:tcW w:w="1181" w:type="pct"/>
+            <w:tcW w:w="1182" w:type="pct"/>
             <w:tcBorders>
               <w:top w:val="single" w:sz="18" w:space="0" w:color="00647A"/>
               <w:left w:val="single" w:sz="8" w:space="0" w:color="00647A"/>
@@ -2565,7 +3318,7 @@
         </w:tc>
         <w:tc>
           <w:tcPr>
-            <w:tcW w:w="3819" w:type="pct"/>
+            <w:tcW w:w="3818" w:type="pct"/>
             <w:gridSpan w:val="4"/>
             <w:tcBorders>
               <w:top w:val="single" w:sz="18" w:space="0" w:color="00647A"/>
@@ -2597,7 +3350,7 @@
         </w:trPr>
         <w:tc>
           <w:tcPr>
-            <w:tcW w:w="1181" w:type="pct"/>
+            <w:tcW w:w="1182" w:type="pct"/>
             <w:tcBorders>
               <w:top w:val="single" w:sz="8" w:space="0" w:color="00647A"/>
               <w:left w:val="single" w:sz="8" w:space="0" w:color="00647A"/>
@@ -2630,7 +3383,7 @@
         </w:tc>
         <w:tc>
           <w:tcPr>
-            <w:tcW w:w="3819" w:type="pct"/>
+            <w:tcW w:w="3818" w:type="pct"/>
             <w:gridSpan w:val="4"/>
             <w:tcBorders>
               <w:top w:val="single" w:sz="8" w:space="0" w:color="00647A"/>
@@ -2661,7 +3414,7 @@
         </w:trPr>
         <w:tc>
           <w:tcPr>
-            <w:tcW w:w="1181" w:type="pct"/>
+            <w:tcW w:w="1182" w:type="pct"/>
             <w:tcBorders>
               <w:top w:val="single" w:sz="8" w:space="0" w:color="00647A"/>
               <w:left w:val="single" w:sz="8" w:space="0" w:color="00647A"/>
@@ -2703,7 +3456,7 @@
         </w:tc>
         <w:tc>
           <w:tcPr>
-            <w:tcW w:w="3819" w:type="pct"/>
+            <w:tcW w:w="3818" w:type="pct"/>
             <w:gridSpan w:val="4"/>
             <w:tcBorders>
               <w:top w:val="single" w:sz="8" w:space="0" w:color="00647A"/>
@@ -2735,7 +3488,7 @@
         </w:trPr>
         <w:tc>
           <w:tcPr>
-            <w:tcW w:w="1181" w:type="pct"/>
+            <w:tcW w:w="1182" w:type="pct"/>
             <w:tcBorders>
               <w:top w:val="single" w:sz="8" w:space="0" w:color="00647A"/>
               <w:left w:val="single" w:sz="8" w:space="0" w:color="00647A"/>
@@ -2786,7 +3539,7 @@
         </w:tc>
         <w:tc>
           <w:tcPr>
-            <w:tcW w:w="3819" w:type="pct"/>
+            <w:tcW w:w="3818" w:type="pct"/>
             <w:gridSpan w:val="4"/>
             <w:tcBorders>
               <w:top w:val="single" w:sz="8" w:space="0" w:color="00647A"/>
@@ -2817,7 +3570,7 @@
         </w:trPr>
         <w:tc>
           <w:tcPr>
-            <w:tcW w:w="1181" w:type="pct"/>
+            <w:tcW w:w="1182" w:type="pct"/>
             <w:tcBorders>
               <w:top w:val="single" w:sz="8" w:space="0" w:color="00647A"/>
               <w:left w:val="single" w:sz="8" w:space="0" w:color="00647A"/>
@@ -2869,7 +3622,7 @@
         </w:tc>
         <w:tc>
           <w:tcPr>
-            <w:tcW w:w="3819" w:type="pct"/>
+            <w:tcW w:w="3818" w:type="pct"/>
             <w:gridSpan w:val="4"/>
             <w:tcBorders>
               <w:top w:val="single" w:sz="8" w:space="0" w:color="00647A"/>
@@ -2898,7 +3651,7 @@
         </w:trPr>
         <w:tc>
           <w:tcPr>
-            <w:tcW w:w="1181" w:type="pct"/>
+            <w:tcW w:w="1182" w:type="pct"/>
             <w:tcBorders>
               <w:top w:val="single" w:sz="8" w:space="0" w:color="00647A"/>
               <w:left w:val="single" w:sz="8" w:space="0" w:color="00647A"/>
@@ -2929,7 +3682,7 @@
         </w:tc>
         <w:tc>
           <w:tcPr>
-            <w:tcW w:w="3819" w:type="pct"/>
+            <w:tcW w:w="3818" w:type="pct"/>
             <w:gridSpan w:val="4"/>
             <w:tcBorders>
               <w:top w:val="single" w:sz="8" w:space="0" w:color="00647A"/>
@@ -2960,7 +3713,7 @@
         </w:trPr>
         <w:tc>
           <w:tcPr>
-            <w:tcW w:w="1181" w:type="pct"/>
+            <w:tcW w:w="1182" w:type="pct"/>
             <w:vMerge w:val="restart"/>
             <w:tcBorders>
               <w:top w:val="single" w:sz="8" w:space="0" w:color="00647A"/>
@@ -2992,7 +3745,7 @@
         </w:tc>
         <w:tc>
           <w:tcPr>
-            <w:tcW w:w="451" w:type="pct"/>
+            <w:tcW w:w="533" w:type="pct"/>
             <w:tcBorders>
               <w:top w:val="single" w:sz="8" w:space="0" w:color="00647A"/>
               <w:left w:val="single" w:sz="8" w:space="0" w:color="00647A"/>
@@ -3034,7 +3787,7 @@
         </w:tc>
         <w:tc>
           <w:tcPr>
-            <w:tcW w:w="1121" w:type="pct"/>
+            <w:tcW w:w="1038" w:type="pct"/>
             <w:tcBorders>
               <w:top w:val="single" w:sz="8" w:space="0" w:color="00647A"/>
               <w:left w:val="single" w:sz="8" w:space="0" w:color="00647A"/>
@@ -3155,7 +3908,7 @@
         </w:trPr>
         <w:tc>
           <w:tcPr>
-            <w:tcW w:w="1181" w:type="pct"/>
+            <w:tcW w:w="1182" w:type="pct"/>
             <w:vMerge/>
             <w:tcBorders>
               <w:left w:val="single" w:sz="8" w:space="0" w:color="00647A"/>
@@ -3172,7 +3925,7 @@
         </w:tc>
         <w:tc>
           <w:tcPr>
-            <w:tcW w:w="451" w:type="pct"/>
+            <w:tcW w:w="533" w:type="pct"/>
             <w:tcBorders>
               <w:top w:val="single" w:sz="8" w:space="0" w:color="00647A"/>
               <w:left w:val="single" w:sz="8" w:space="0" w:color="00647A"/>
@@ -3198,7 +3951,7 @@
         </w:tc>
         <w:tc>
           <w:tcPr>
-            <w:tcW w:w="1121" w:type="pct"/>
+            <w:tcW w:w="1038" w:type="pct"/>
             <w:tcBorders>
               <w:top w:val="single" w:sz="8" w:space="0" w:color="00647A"/>
               <w:left w:val="single" w:sz="8" w:space="0" w:color="00647A"/>
@@ -3269,7 +4022,7 @@
         </w:trPr>
         <w:tc>
           <w:tcPr>
-            <w:tcW w:w="1181" w:type="pct"/>
+            <w:tcW w:w="1182" w:type="pct"/>
             <w:vMerge/>
             <w:tcBorders>
               <w:left w:val="single" w:sz="8" w:space="0" w:color="00647A"/>
@@ -3286,7 +4039,7 @@
         </w:tc>
         <w:tc>
           <w:tcPr>
-            <w:tcW w:w="451" w:type="pct"/>
+            <w:tcW w:w="533" w:type="pct"/>
             <w:tcBorders>
               <w:top w:val="single" w:sz="8" w:space="0" w:color="00647A"/>
               <w:left w:val="single" w:sz="8" w:space="0" w:color="00647A"/>
@@ -3312,7 +4065,7 @@
         </w:tc>
         <w:tc>
           <w:tcPr>
-            <w:tcW w:w="1121" w:type="pct"/>
+            <w:tcW w:w="1038" w:type="pct"/>
             <w:tcBorders>
               <w:top w:val="single" w:sz="8" w:space="0" w:color="00647A"/>
               <w:left w:val="single" w:sz="8" w:space="0" w:color="00647A"/>
@@ -3383,7 +4136,7 @@
         </w:trPr>
         <w:tc>
           <w:tcPr>
-            <w:tcW w:w="1181" w:type="pct"/>
+            <w:tcW w:w="1182" w:type="pct"/>
             <w:vMerge/>
             <w:tcBorders>
               <w:left w:val="single" w:sz="8" w:space="0" w:color="00647A"/>
@@ -3400,7 +4153,7 @@
         </w:tc>
         <w:tc>
           <w:tcPr>
-            <w:tcW w:w="451" w:type="pct"/>
+            <w:tcW w:w="533" w:type="pct"/>
             <w:tcBorders>
               <w:top w:val="single" w:sz="8" w:space="0" w:color="00647A"/>
               <w:left w:val="single" w:sz="8" w:space="0" w:color="00647A"/>
@@ -3426,7 +4179,7 @@
         </w:tc>
         <w:tc>
           <w:tcPr>
-            <w:tcW w:w="1121" w:type="pct"/>
+            <w:tcW w:w="1038" w:type="pct"/>
             <w:tcBorders>
               <w:top w:val="single" w:sz="8" w:space="0" w:color="00647A"/>
               <w:left w:val="single" w:sz="8" w:space="0" w:color="00647A"/>
@@ -3497,7 +4250,7 @@
         </w:trPr>
         <w:tc>
           <w:tcPr>
-            <w:tcW w:w="1181" w:type="pct"/>
+            <w:tcW w:w="1182" w:type="pct"/>
             <w:vMerge/>
             <w:tcBorders>
               <w:left w:val="single" w:sz="8" w:space="0" w:color="00647A"/>
@@ -3517,7 +4270,7 @@
         </w:tc>
         <w:tc>
           <w:tcPr>
-            <w:tcW w:w="451" w:type="pct"/>
+            <w:tcW w:w="533" w:type="pct"/>
             <w:tcBorders>
               <w:top w:val="single" w:sz="8" w:space="0" w:color="00647A"/>
               <w:left w:val="single" w:sz="8" w:space="0" w:color="00647A"/>
@@ -3543,7 +4296,7 @@
         </w:tc>
         <w:tc>
           <w:tcPr>
-            <w:tcW w:w="1121" w:type="pct"/>
+            <w:tcW w:w="1038" w:type="pct"/>
             <w:tcBorders>
               <w:top w:val="single" w:sz="8" w:space="0" w:color="00647A"/>
               <w:left w:val="single" w:sz="8" w:space="0" w:color="00647A"/>
@@ -3614,7 +4367,7 @@
         </w:trPr>
         <w:tc>
           <w:tcPr>
-            <w:tcW w:w="1181" w:type="pct"/>
+            <w:tcW w:w="1182" w:type="pct"/>
             <w:vMerge/>
             <w:tcBorders>
               <w:left w:val="single" w:sz="8" w:space="0" w:color="00647A"/>
@@ -3631,7 +4384,7 @@
         </w:tc>
         <w:tc>
           <w:tcPr>
-            <w:tcW w:w="451" w:type="pct"/>
+            <w:tcW w:w="533" w:type="pct"/>
             <w:tcBorders>
               <w:top w:val="single" w:sz="8" w:space="0" w:color="00647A"/>
               <w:left w:val="single" w:sz="8" w:space="0" w:color="00647A"/>
@@ -3657,7 +4410,7 @@
         </w:tc>
         <w:tc>
           <w:tcPr>
-            <w:tcW w:w="1121" w:type="pct"/>
+            <w:tcW w:w="1038" w:type="pct"/>
             <w:tcBorders>
               <w:top w:val="single" w:sz="8" w:space="0" w:color="00647A"/>
               <w:left w:val="single" w:sz="8" w:space="0" w:color="00647A"/>
@@ -3728,7 +4481,7 @@
         </w:trPr>
         <w:tc>
           <w:tcPr>
-            <w:tcW w:w="1181" w:type="pct"/>
+            <w:tcW w:w="1182" w:type="pct"/>
             <w:vMerge/>
             <w:tcBorders>
               <w:left w:val="single" w:sz="8" w:space="0" w:color="00647A"/>
@@ -3747,7 +4500,7 @@
         </w:tc>
         <w:tc>
           <w:tcPr>
-            <w:tcW w:w="451" w:type="pct"/>
+            <w:tcW w:w="533" w:type="pct"/>
             <w:tcBorders>
               <w:top w:val="single" w:sz="8" w:space="0" w:color="00647A"/>
               <w:left w:val="single" w:sz="8" w:space="0" w:color="00647A"/>
@@ -3772,7 +4525,7 @@
         </w:tc>
         <w:tc>
           <w:tcPr>
-            <w:tcW w:w="1121" w:type="pct"/>
+            <w:tcW w:w="1038" w:type="pct"/>
             <w:tcBorders>
               <w:top w:val="single" w:sz="8" w:space="0" w:color="00647A"/>
               <w:left w:val="single" w:sz="8" w:space="0" w:color="00647A"/>
@@ -3843,7 +4596,7 @@
         </w:trPr>
         <w:tc>
           <w:tcPr>
-            <w:tcW w:w="1181" w:type="pct"/>
+            <w:tcW w:w="1182" w:type="pct"/>
             <w:vMerge/>
             <w:tcBorders>
               <w:left w:val="single" w:sz="8" w:space="0" w:color="00647A"/>
@@ -3862,7 +4615,7 @@
         </w:tc>
         <w:tc>
           <w:tcPr>
-            <w:tcW w:w="451" w:type="pct"/>
+            <w:tcW w:w="533" w:type="pct"/>
             <w:tcBorders>
               <w:top w:val="single" w:sz="8" w:space="0" w:color="00647A"/>
               <w:left w:val="single" w:sz="8" w:space="0" w:color="00647A"/>
@@ -3887,7 +4640,7 @@
         </w:tc>
         <w:tc>
           <w:tcPr>
-            <w:tcW w:w="1121" w:type="pct"/>
+            <w:tcW w:w="1038" w:type="pct"/>
             <w:tcBorders>
               <w:top w:val="single" w:sz="8" w:space="0" w:color="00647A"/>
               <w:left w:val="single" w:sz="8" w:space="0" w:color="00647A"/>
@@ -3958,7 +4711,7 @@
         </w:trPr>
         <w:tc>
           <w:tcPr>
-            <w:tcW w:w="1181" w:type="pct"/>
+            <w:tcW w:w="1182" w:type="pct"/>
             <w:vMerge/>
             <w:tcBorders>
               <w:left w:val="single" w:sz="8" w:space="0" w:color="00647A"/>
@@ -3977,7 +4730,7 @@
         </w:tc>
         <w:tc>
           <w:tcPr>
-            <w:tcW w:w="451" w:type="pct"/>
+            <w:tcW w:w="533" w:type="pct"/>
             <w:tcBorders>
               <w:top w:val="single" w:sz="8" w:space="0" w:color="00647A"/>
               <w:left w:val="single" w:sz="8" w:space="0" w:color="00647A"/>
@@ -4002,7 +4755,7 @@
         </w:tc>
         <w:tc>
           <w:tcPr>
-            <w:tcW w:w="1121" w:type="pct"/>
+            <w:tcW w:w="1038" w:type="pct"/>
             <w:tcBorders>
               <w:top w:val="single" w:sz="8" w:space="0" w:color="00647A"/>
               <w:left w:val="single" w:sz="8" w:space="0" w:color="00647A"/>
@@ -4073,7 +4826,7 @@
         </w:trPr>
         <w:tc>
           <w:tcPr>
-            <w:tcW w:w="1181" w:type="pct"/>
+            <w:tcW w:w="1182" w:type="pct"/>
             <w:vMerge/>
             <w:tcBorders>
               <w:left w:val="single" w:sz="8" w:space="0" w:color="00647A"/>
@@ -4092,7 +4845,7 @@
         </w:tc>
         <w:tc>
           <w:tcPr>
-            <w:tcW w:w="451" w:type="pct"/>
+            <w:tcW w:w="533" w:type="pct"/>
             <w:tcBorders>
               <w:top w:val="single" w:sz="8" w:space="0" w:color="00647A"/>
               <w:left w:val="single" w:sz="8" w:space="0" w:color="00647A"/>
@@ -4117,7 +4870,7 @@
         </w:tc>
         <w:tc>
           <w:tcPr>
-            <w:tcW w:w="1121" w:type="pct"/>
+            <w:tcW w:w="1038" w:type="pct"/>
             <w:tcBorders>
               <w:top w:val="single" w:sz="8" w:space="0" w:color="00647A"/>
               <w:left w:val="single" w:sz="8" w:space="0" w:color="00647A"/>
@@ -4188,7 +4941,7 @@
         </w:trPr>
         <w:tc>
           <w:tcPr>
-            <w:tcW w:w="1181" w:type="pct"/>
+            <w:tcW w:w="1182" w:type="pct"/>
             <w:vMerge/>
             <w:tcBorders>
               <w:left w:val="single" w:sz="8" w:space="0" w:color="00647A"/>
@@ -4207,7 +4960,7 @@
         </w:tc>
         <w:tc>
           <w:tcPr>
-            <w:tcW w:w="451" w:type="pct"/>
+            <w:tcW w:w="533" w:type="pct"/>
             <w:tcBorders>
               <w:top w:val="single" w:sz="8" w:space="0" w:color="00647A"/>
               <w:left w:val="single" w:sz="8" w:space="0" w:color="00647A"/>
@@ -4238,7 +4991,7 @@
         </w:tc>
         <w:tc>
           <w:tcPr>
-            <w:tcW w:w="1121" w:type="pct"/>
+            <w:tcW w:w="1038" w:type="pct"/>
             <w:tcBorders>
               <w:top w:val="single" w:sz="8" w:space="0" w:color="00647A"/>
               <w:left w:val="single" w:sz="8" w:space="0" w:color="00647A"/>
@@ -4318,7 +5071,7 @@
         </w:trPr>
         <w:tc>
           <w:tcPr>
-            <w:tcW w:w="1181" w:type="pct"/>
+            <w:tcW w:w="1182" w:type="pct"/>
             <w:vMerge/>
             <w:tcBorders>
               <w:left w:val="single" w:sz="8" w:space="0" w:color="00647A"/>
@@ -4338,7 +5091,7 @@
         </w:tc>
         <w:tc>
           <w:tcPr>
-            <w:tcW w:w="451" w:type="pct"/>
+            <w:tcW w:w="533" w:type="pct"/>
             <w:tcBorders>
               <w:top w:val="single" w:sz="8" w:space="0" w:color="00647A"/>
               <w:left w:val="single" w:sz="8" w:space="0" w:color="00647A"/>
@@ -4369,7 +5122,7 @@
         </w:tc>
         <w:tc>
           <w:tcPr>
-            <w:tcW w:w="1121" w:type="pct"/>
+            <w:tcW w:w="1038" w:type="pct"/>
             <w:tcBorders>
               <w:top w:val="single" w:sz="8" w:space="0" w:color="00647A"/>
               <w:left w:val="single" w:sz="8" w:space="0" w:color="00647A"/>
@@ -4449,7 +5202,7 @@
         </w:trPr>
         <w:tc>
           <w:tcPr>
-            <w:tcW w:w="1181" w:type="pct"/>
+            <w:tcW w:w="1182" w:type="pct"/>
             <w:vMerge/>
             <w:tcBorders>
               <w:left w:val="single" w:sz="8" w:space="0" w:color="00647A"/>
@@ -4469,7 +5222,7 @@
         </w:tc>
         <w:tc>
           <w:tcPr>
-            <w:tcW w:w="451" w:type="pct"/>
+            <w:tcW w:w="533" w:type="pct"/>
             <w:tcBorders>
               <w:top w:val="single" w:sz="8" w:space="0" w:color="00647A"/>
               <w:left w:val="single" w:sz="8" w:space="0" w:color="00647A"/>
@@ -4500,7 +5253,7 @@
         </w:tc>
         <w:tc>
           <w:tcPr>
-            <w:tcW w:w="1121" w:type="pct"/>
+            <w:tcW w:w="1038" w:type="pct"/>
             <w:tcBorders>
               <w:top w:val="single" w:sz="8" w:space="0" w:color="00647A"/>
               <w:left w:val="single" w:sz="8" w:space="0" w:color="00647A"/>
@@ -4580,7 +5333,7 @@
         </w:trPr>
         <w:tc>
           <w:tcPr>
-            <w:tcW w:w="1181" w:type="pct"/>
+            <w:tcW w:w="1182" w:type="pct"/>
             <w:vMerge w:val="restart"/>
             <w:tcBorders>
               <w:top w:val="single" w:sz="8" w:space="0" w:color="00647A"/>
@@ -4614,7 +5367,7 @@
         </w:tc>
         <w:tc>
           <w:tcPr>
-            <w:tcW w:w="451" w:type="pct"/>
+            <w:tcW w:w="533" w:type="pct"/>
             <w:tcBorders>
               <w:top w:val="single" w:sz="8" w:space="0" w:color="00647A"/>
               <w:left w:val="single" w:sz="8" w:space="0" w:color="00647A"/>
@@ -4645,7 +5398,7 @@
         </w:tc>
         <w:tc>
           <w:tcPr>
-            <w:tcW w:w="1121" w:type="pct"/>
+            <w:tcW w:w="1038" w:type="pct"/>
             <w:tcBorders>
               <w:top w:val="single" w:sz="8" w:space="0" w:color="00647A"/>
               <w:left w:val="single" w:sz="8" w:space="0" w:color="00647A"/>
@@ -4725,7 +5478,7 @@
         </w:trPr>
         <w:tc>
           <w:tcPr>
-            <w:tcW w:w="1181" w:type="pct"/>
+            <w:tcW w:w="1182" w:type="pct"/>
             <w:vMerge/>
             <w:tcBorders>
               <w:left w:val="single" w:sz="8" w:space="0" w:color="00647A"/>
@@ -4745,7 +5498,7 @@
         </w:tc>
         <w:tc>
           <w:tcPr>
-            <w:tcW w:w="451" w:type="pct"/>
+            <w:tcW w:w="533" w:type="pct"/>
             <w:tcBorders>
               <w:top w:val="single" w:sz="8" w:space="0" w:color="00647A"/>
               <w:left w:val="single" w:sz="8" w:space="0" w:color="00647A"/>
@@ -4776,7 +5529,7 @@
         </w:tc>
         <w:tc>
           <w:tcPr>
-            <w:tcW w:w="1121" w:type="pct"/>
+            <w:tcW w:w="1038" w:type="pct"/>
             <w:tcBorders>
               <w:top w:val="single" w:sz="8" w:space="0" w:color="00647A"/>
               <w:left w:val="single" w:sz="8" w:space="0" w:color="00647A"/>
@@ -4856,7 +5609,7 @@
         </w:trPr>
         <w:tc>
           <w:tcPr>
-            <w:tcW w:w="1181" w:type="pct"/>
+            <w:tcW w:w="1182" w:type="pct"/>
             <w:tcBorders>
               <w:top w:val="single" w:sz="8" w:space="0" w:color="00647A"/>
               <w:left w:val="single" w:sz="8" w:space="0" w:color="00647A"/>
@@ -4876,32 +5629,32 @@
         </w:tc>
         <w:tc>
           <w:tcPr>
-            <w:tcW w:w="451" w:type="pct"/>
-            <w:tcBorders>
-              <w:top w:val="single" w:sz="8" w:space="0" w:color="00647A"/>
-              <w:left w:val="single" w:sz="8" w:space="0" w:color="00647A"/>
-              <w:bottom w:val="single" w:sz="8" w:space="0" w:color="00647A"/>
-              <w:right w:val="single" w:sz="8" w:space="0" w:color="00647A"/>
-            </w:tcBorders>
-            <w:tcMar>
-              <w:top w:w="72" w:type="dxa"/>
-              <w:left w:w="144" w:type="dxa"/>
-              <w:bottom w:w="72" w:type="dxa"/>
-              <w:right w:w="144" w:type="dxa"/>
-            </w:tcMar>
-          </w:tcPr>
-          <w:p>
-            <w:pPr>
-              <w:spacing w:after="0"/>
-              <w:rPr>
-                <w:lang w:val="it-IT"/>
-              </w:rPr>
-            </w:pPr>
-          </w:p>
-        </w:tc>
-        <w:tc>
-          <w:tcPr>
-            <w:tcW w:w="1121" w:type="pct"/>
+            <w:tcW w:w="533" w:type="pct"/>
+            <w:tcBorders>
+              <w:top w:val="single" w:sz="8" w:space="0" w:color="00647A"/>
+              <w:left w:val="single" w:sz="8" w:space="0" w:color="00647A"/>
+              <w:bottom w:val="single" w:sz="8" w:space="0" w:color="00647A"/>
+              <w:right w:val="single" w:sz="8" w:space="0" w:color="00647A"/>
+            </w:tcBorders>
+            <w:tcMar>
+              <w:top w:w="72" w:type="dxa"/>
+              <w:left w:w="144" w:type="dxa"/>
+              <w:bottom w:w="72" w:type="dxa"/>
+              <w:right w:w="144" w:type="dxa"/>
+            </w:tcMar>
+          </w:tcPr>
+          <w:p>
+            <w:pPr>
+              <w:spacing w:after="0"/>
+              <w:rPr>
+                <w:lang w:val="it-IT"/>
+              </w:rPr>
+            </w:pPr>
+          </w:p>
+        </w:tc>
+        <w:tc>
+          <w:tcPr>
+            <w:tcW w:w="1038" w:type="pct"/>
             <w:tcBorders>
               <w:top w:val="single" w:sz="8" w:space="0" w:color="00647A"/>
               <w:left w:val="single" w:sz="8" w:space="0" w:color="00647A"/>
@@ -6739,33 +7492,13 @@
   <a:extraClrSchemeLst/>
   <a:extLst>
     <a:ext uri="{05A4C25C-085E-4340-85A3-A5531E510DB2}">
-      <thm15:themeFamily xmlns:thm15="http://schemas.microsoft.com/office/thememl/2012/main" xmlns="" name="Office Theme" id="{62F939B6-93AF-4DB8-9C6B-D6C7DFDC589F}" vid="{4A3C46E8-61CC-4603-A589-7422A47A8E4A}"/>
+      <thm15:themeFamily xmlns="" xmlns:thm15="http://schemas.microsoft.com/office/thememl/2012/main" name="Office Theme" id="{62F939B6-93AF-4DB8-9C6B-D6C7DFDC589F}" vid="{4A3C46E8-61CC-4603-A589-7422A47A8E4A}"/>
     </a:ext>
   </a:extLst>
 </a:theme>
 </file>
 
 <file path=customXml/item1.xml><?xml version="1.0" encoding="utf-8"?>
-<p:properties xmlns:p="http://schemas.microsoft.com/office/2006/metadata/properties" xmlns:xsi="http://www.w3.org/2001/XMLSchema-instance" xmlns:pc="http://schemas.microsoft.com/office/infopath/2007/PartnerControls">
-  <documentManagement>
-    <lcf76f155ced4ddcb4097134ff3c332f xmlns="1c3d7916-4775-4ff5-b1b3-350f756dda2c">
-      <Terms xmlns="http://schemas.microsoft.com/office/infopath/2007/PartnerControls"/>
-    </lcf76f155ced4ddcb4097134ff3c332f>
-    <TaxCatchAll xmlns="5a494a96-b3cc-41dd-9b8d-72544d40af1f" xsi:nil="true"/>
-  </documentManagement>
-</p:properties>
-</file>
-
-<file path=customXml/item2.xml><?xml version="1.0" encoding="utf-8"?>
-<?mso-contentType ?>
-<FormTemplates xmlns="http://schemas.microsoft.com/sharepoint/v3/contenttype/forms">
-  <Display>DocumentLibraryForm</Display>
-  <Edit>DocumentLibraryForm</Edit>
-  <New>DocumentLibraryForm</New>
-</FormTemplates>
-</file>
-
-<file path=customXml/item3.xml><?xml version="1.0" encoding="utf-8"?>
 <ct:contentTypeSchema xmlns:ct="http://schemas.microsoft.com/office/2006/metadata/contentType" xmlns:ma="http://schemas.microsoft.com/office/2006/metadata/properties/metaAttributes" ct:_="" ma:_="" ma:contentTypeName="Document" ma:contentTypeID="0x0101009B3F3B303F07A640A5912E5017969207" ma:contentTypeVersion="10" ma:contentTypeDescription="Create a new document." ma:contentTypeScope="" ma:versionID="c97eca199467c4c5725dfaee38b73b2b">
   <xsd:schema xmlns:xsd="http://www.w3.org/2001/XMLSchema" xmlns:xs="http://www.w3.org/2001/XMLSchema" xmlns:p="http://schemas.microsoft.com/office/2006/metadata/properties" xmlns:ns2="1c3d7916-4775-4ff5-b1b3-350f756dda2c" xmlns:ns3="5a494a96-b3cc-41dd-9b8d-72544d40af1f" targetNamespace="http://schemas.microsoft.com/office/2006/metadata/properties" ma:root="true" ma:fieldsID="7cc530d0967b1c3d9b89c50fc64190e4" ns2:_="" ns3:_="">
     <xsd:import namespace="1c3d7916-4775-4ff5-b1b3-350f756dda2c"/>
@@ -6954,26 +7687,27 @@
 </ct:contentTypeSchema>
 </file>
 
-<file path=customXml/itemProps1.xml><?xml version="1.0" encoding="utf-8"?>
-<ds:datastoreItem xmlns:ds="http://schemas.openxmlformats.org/officeDocument/2006/customXml" ds:itemID="{22DC53CD-7600-45E1-A340-3B32F003E655}">
-  <ds:schemaRefs>
-    <ds:schemaRef ds:uri="http://schemas.microsoft.com/office/2006/metadata/properties"/>
-    <ds:schemaRef ds:uri="http://schemas.microsoft.com/office/infopath/2007/PartnerControls"/>
-    <ds:schemaRef ds:uri="1c3d7916-4775-4ff5-b1b3-350f756dda2c"/>
-    <ds:schemaRef ds:uri="5a494a96-b3cc-41dd-9b8d-72544d40af1f"/>
-  </ds:schemaRefs>
-</ds:datastoreItem>
+<file path=customXml/item2.xml><?xml version="1.0" encoding="utf-8"?>
+<?mso-contentType ?>
+<FormTemplates xmlns="http://schemas.microsoft.com/sharepoint/v3/contenttype/forms">
+  <Display>DocumentLibraryForm</Display>
+  <Edit>DocumentLibraryForm</Edit>
+  <New>DocumentLibraryForm</New>
+</FormTemplates>
 </file>
 
-<file path=customXml/itemProps2.xml><?xml version="1.0" encoding="utf-8"?>
-<ds:datastoreItem xmlns:ds="http://schemas.openxmlformats.org/officeDocument/2006/customXml" ds:itemID="{FC59D853-F923-4195-8C11-AB1DF8E0780B}">
-  <ds:schemaRefs>
-    <ds:schemaRef ds:uri="http://schemas.microsoft.com/sharepoint/v3/contenttype/forms"/>
-  </ds:schemaRefs>
-</ds:datastoreItem>
+<file path=customXml/item3.xml><?xml version="1.0" encoding="utf-8"?>
+<p:properties xmlns:p="http://schemas.microsoft.com/office/2006/metadata/properties" xmlns:xsi="http://www.w3.org/2001/XMLSchema-instance" xmlns:pc="http://schemas.microsoft.com/office/infopath/2007/PartnerControls">
+  <documentManagement>
+    <lcf76f155ced4ddcb4097134ff3c332f xmlns="1c3d7916-4775-4ff5-b1b3-350f756dda2c">
+      <Terms xmlns="http://schemas.microsoft.com/office/infopath/2007/PartnerControls"/>
+    </lcf76f155ced4ddcb4097134ff3c332f>
+    <TaxCatchAll xmlns="5a494a96-b3cc-41dd-9b8d-72544d40af1f" xsi:nil="true"/>
+  </documentManagement>
+</p:properties>
 </file>
 
-<file path=customXml/itemProps3.xml><?xml version="1.0" encoding="utf-8"?>
+<file path=customXml/itemProps1.xml><?xml version="1.0" encoding="utf-8"?>
 <ds:datastoreItem xmlns:ds="http://schemas.openxmlformats.org/officeDocument/2006/customXml" ds:itemID="{AECE33DA-74EC-44D2-BDCA-0233F59E47BA}">
   <ds:schemaRefs>
     <ds:schemaRef ds:uri="http://schemas.microsoft.com/office/2006/metadata/contentType"/>
@@ -6990,4 +7724,23 @@
     <ds:schemaRef ds:uri="http://schemas.microsoft.com/internal/obd"/>
   </ds:schemaRefs>
 </ds:datastoreItem>
+</file>
+
+<file path=customXml/itemProps2.xml><?xml version="1.0" encoding="utf-8"?>
+<ds:datastoreItem xmlns:ds="http://schemas.openxmlformats.org/officeDocument/2006/customXml" ds:itemID="{FC59D853-F923-4195-8C11-AB1DF8E0780B}">
+  <ds:schemaRefs>
+    <ds:schemaRef ds:uri="http://schemas.microsoft.com/sharepoint/v3/contenttype/forms"/>
+  </ds:schemaRefs>
+</ds:datastoreItem>
+</file>
+
+<file path=customXml/itemProps3.xml><?xml version="1.0" encoding="utf-8"?>
+<ds:datastoreItem xmlns:ds="http://schemas.openxmlformats.org/officeDocument/2006/customXml" ds:itemID="{22DC53CD-7600-45E1-A340-3B32F003E655}">
+  <ds:schemaRefs>
+    <ds:schemaRef ds:uri="http://schemas.microsoft.com/office/2006/metadata/properties"/>
+    <ds:schemaRef ds:uri="http://schemas.microsoft.com/office/infopath/2007/PartnerControls"/>
+    <ds:schemaRef ds:uri="1c3d7916-4775-4ff5-b1b3-350f756dda2c"/>
+    <ds:schemaRef ds:uri="5a494a96-b3cc-41dd-9b8d-72544d40af1f"/>
+  </ds:schemaRefs>
+</ds:datastoreItem>
 </file>
--- a/Documentazione/Documentazione finale/UseCasesCockburn.docx
+++ b/Documentazione/Documentazione finale/UseCasesCockburn.docx
@@ -76,23 +76,15 @@
                 <w:lang w:val="it-IT"/>
               </w:rPr>
             </w:pPr>
-            <w:proofErr w:type="spellStart"/>
+            <w:bookmarkStart w:id="0" w:name="_GoBack"/>
+            <w:bookmarkEnd w:id="0"/>
             <w:r>
               <w:rPr>
                 <w:b/>
                 <w:bCs/>
                 <w:lang w:val="it-IT"/>
               </w:rPr>
-              <w:t>Insert</w:t>
-            </w:r>
-            <w:proofErr w:type="spellEnd"/>
-            <w:r>
-              <w:rPr>
-                <w:b/>
-                <w:bCs/>
-                <w:lang w:val="it-IT"/>
-              </w:rPr>
-              <w:t xml:space="preserve"> New </w:t>
+              <w:t xml:space="preserve">New </w:t>
             </w:r>
             <w:proofErr w:type="spellStart"/>
             <w:r>
@@ -921,7 +913,10 @@
               <w:spacing w:after="0"/>
             </w:pPr>
             <w:r>
-              <w:t>Enters the Title (mandatory) into the corresponding text field; Then enters priority level, a description (both optional)</w:t>
+              <w:t>Enters the Title (mandatory) into the corresponding text field; Then enters</w:t>
+            </w:r>
+            <w:r>
+              <w:t xml:space="preserve"> Priority Level, a Description and a Type (optional) </w:t>
             </w:r>
           </w:p>
         </w:tc>
@@ -992,25 +987,13 @@
               <w:spacing w:after="0"/>
             </w:pPr>
             <w:r>
-              <w:t xml:space="preserve">[EXTENSION] Select </w:t>
-            </w:r>
-            <w:r>
-              <w:t>a</w:t>
-            </w:r>
-            <w:r>
-              <w:t>n</w:t>
-            </w:r>
-            <w:r>
-              <w:t xml:space="preserve"> </w:t>
-            </w:r>
-            <w:r>
-              <w:t xml:space="preserve">image file </w:t>
-            </w:r>
-            <w:r>
-              <w:t>of the issue</w:t>
-            </w:r>
-            <w:r>
-              <w:t xml:space="preserve"> to upload</w:t>
+              <w:t>The user can decide to s</w:t>
+            </w:r>
+            <w:r>
+              <w:t>elect an image file of the issue to upload</w:t>
+            </w:r>
+            <w:r>
+              <w:t xml:space="preserve"> (extension point: Add Screenshot)</w:t>
             </w:r>
           </w:p>
         </w:tc>
@@ -1085,6 +1068,9 @@
             <w:pPr>
               <w:spacing w:after="0"/>
             </w:pPr>
+            <w:r>
+              <w:t>Clicks the “Submit” button to confirm the operation</w:t>
+            </w:r>
           </w:p>
         </w:tc>
         <w:tc>
@@ -1101,9 +1087,6 @@
             <w:pPr>
               <w:spacing w:after="0"/>
             </w:pPr>
-            <w:r>
-              <w:t>[EXTENSION] Checks if the attachment is both &lt;5MB and the correct format (JPG/PNG)</w:t>
-            </w:r>
           </w:p>
         </w:tc>
       </w:tr>
@@ -1158,9 +1141,6 @@
             <w:pPr>
               <w:spacing w:after="0"/>
             </w:pPr>
-            <w:r>
-              <w:t>Clicks the “Submit” button to confirm the operation</w:t>
-            </w:r>
           </w:p>
         </w:tc>
         <w:tc>
@@ -1177,6 +1157,9 @@
             <w:pPr>
               <w:spacing w:after="0"/>
             </w:pPr>
+            <w:r>
+              <w:t>Validates that the title meets the length requirement (&gt; 10 chars)</w:t>
+            </w:r>
           </w:p>
         </w:tc>
       </w:tr>
@@ -1249,7 +1232,7 @@
               <w:spacing w:after="0"/>
             </w:pPr>
             <w:r>
-              <w:t xml:space="preserve">Validates that the title meets the length requirement (&gt; 10 chars) </w:t>
+              <w:t>Saves the new issue in the database with a unique ID and status “TODO”</w:t>
             </w:r>
           </w:p>
         </w:tc>
@@ -1289,80 +1272,6 @@
             </w:pPr>
             <w:r>
               <w:t>8</w:t>
-            </w:r>
-          </w:p>
-        </w:tc>
-        <w:tc>
-          <w:tcPr>
-            <w:tcW w:w="1637" w:type="pct"/>
-            <w:tcMar>
-              <w:top w:w="72" w:type="dxa"/>
-              <w:left w:w="144" w:type="dxa"/>
-              <w:bottom w:w="72" w:type="dxa"/>
-              <w:right w:w="144" w:type="dxa"/>
-            </w:tcMar>
-          </w:tcPr>
-          <w:p>
-            <w:pPr>
-              <w:spacing w:after="0"/>
-            </w:pPr>
-          </w:p>
-        </w:tc>
-        <w:tc>
-          <w:tcPr>
-            <w:tcW w:w="1655" w:type="pct"/>
-            <w:tcMar>
-              <w:top w:w="72" w:type="dxa"/>
-              <w:left w:w="144" w:type="dxa"/>
-              <w:bottom w:w="72" w:type="dxa"/>
-              <w:right w:w="144" w:type="dxa"/>
-            </w:tcMar>
-          </w:tcPr>
-          <w:p>
-            <w:pPr>
-              <w:spacing w:after="0"/>
-            </w:pPr>
-            <w:r>
-              <w:t>Saves the new issue in the database with a unique ID and status “TODO”</w:t>
-            </w:r>
-          </w:p>
-        </w:tc>
-      </w:tr>
-      <w:tr>
-        <w:trPr>
-          <w:trHeight w:val="20"/>
-        </w:trPr>
-        <w:tc>
-          <w:tcPr>
-            <w:tcW w:w="1178" w:type="pct"/>
-            <w:vMerge/>
-            <w:vAlign w:val="center"/>
-          </w:tcPr>
-          <w:p>
-            <w:pPr>
-              <w:spacing w:after="0"/>
-              <w:rPr>
-                <w:lang w:val="en-US"/>
-              </w:rPr>
-            </w:pPr>
-          </w:p>
-        </w:tc>
-        <w:tc>
-          <w:tcPr>
-            <w:tcW w:w="530" w:type="pct"/>
-            <w:tcMar>
-              <w:top w:w="72" w:type="dxa"/>
-              <w:left w:w="144" w:type="dxa"/>
-              <w:bottom w:w="72" w:type="dxa"/>
-              <w:right w:w="144" w:type="dxa"/>
-            </w:tcMar>
-          </w:tcPr>
-          <w:p>
-            <w:pPr>
-              <w:spacing w:after="0"/>
-            </w:pPr>
-            <w:r>
-              <w:t>9</w:t>
             </w:r>
           </w:p>
         </w:tc>
@@ -1709,7 +1618,7 @@
               <w:rPr>
                 <w:lang w:val="en-US"/>
               </w:rPr>
-              <w:t>Extension 5</w:t>
+              <w:t>Extension 4</w:t>
             </w:r>
             <w:r>
               <w:rPr>
@@ -1746,7 +1655,7 @@
               <w:rPr>
                 <w:lang w:val="en-US"/>
               </w:rPr>
-              <w:t>5</w:t>
+              <w:t>4</w:t>
             </w:r>
             <w:r>
               <w:rPr>
@@ -1863,7 +1772,7 @@
               <w:rPr>
                 <w:lang w:val="en-US"/>
               </w:rPr>
-              <w:t>5</w:t>
+              <w:t>4</w:t>
             </w:r>
             <w:r>
               <w:rPr>
@@ -1981,7 +1890,7 @@
               <w:rPr>
                 <w:lang w:val="en-US"/>
               </w:rPr>
-              <w:t>5</w:t>
+              <w:t>4</w:t>
             </w:r>
             <w:r>
               <w:rPr>
@@ -2074,7 +1983,7 @@
               <w:rPr>
                 <w:lang w:val="en-US"/>
               </w:rPr>
-              <w:t>Extension 5</w:t>
+              <w:t>Extension 4</w:t>
             </w:r>
             <w:r>
               <w:rPr>
@@ -2111,19 +2020,13 @@
               <w:rPr>
                 <w:lang w:val="en-US"/>
               </w:rPr>
-              <w:t>5</w:t>
-            </w:r>
-            <w:r>
-              <w:rPr>
-                <w:lang w:val="en-US"/>
-              </w:rPr>
-              <w:t>b</w:t>
-            </w:r>
-            <w:r>
-              <w:rPr>
-                <w:lang w:val="en-US"/>
-              </w:rPr>
-              <w:t>1</w:t>
+              <w:t>4</w:t>
+            </w:r>
+            <w:r>
+              <w:rPr>
+                <w:lang w:val="en-US"/>
+              </w:rPr>
+              <w:t>b1</w:t>
             </w:r>
           </w:p>
         </w:tc>
@@ -2234,7 +2137,7 @@
               <w:rPr>
                 <w:lang w:val="en-US"/>
               </w:rPr>
-              <w:t>5</w:t>
+              <w:t>4</w:t>
             </w:r>
             <w:r>
               <w:rPr>
@@ -2352,7 +2255,7 @@
               <w:rPr>
                 <w:lang w:val="en-US"/>
               </w:rPr>
-              <w:t>5</w:t>
+              <w:t>4</w:t>
             </w:r>
             <w:r>
               <w:rPr>
@@ -2445,7 +2348,7 @@
               <w:rPr>
                 <w:lang w:val="en-US"/>
               </w:rPr>
-              <w:t>Extension 7</w:t>
+              <w:t>Extension 6</w:t>
             </w:r>
             <w:r>
               <w:rPr>
@@ -2482,7 +2385,7 @@
               <w:rPr>
                 <w:lang w:val="en-US"/>
               </w:rPr>
-              <w:t>7</w:t>
+              <w:t>6</w:t>
             </w:r>
             <w:r>
               <w:rPr>
@@ -2599,7 +2502,7 @@
               <w:rPr>
                 <w:lang w:val="en-US"/>
               </w:rPr>
-              <w:t>7</w:t>
+              <w:t>6</w:t>
             </w:r>
             <w:r>
               <w:rPr>
@@ -2717,7 +2620,7 @@
               <w:rPr>
                 <w:lang w:val="en-US"/>
               </w:rPr>
-              <w:t>7</w:t>
+              <w:t>6</w:t>
             </w:r>
             <w:r>
               <w:rPr>
@@ -2754,7 +2657,19 @@
               <w:rPr>
                 <w:lang w:val="en-US"/>
               </w:rPr>
-              <w:t>Corrects the Title and re-submits (rejoins at step 4)</w:t>
+              <w:t>Corrects the Title a</w:t>
+            </w:r>
+            <w:r>
+              <w:rPr>
+                <w:lang w:val="en-US"/>
+              </w:rPr>
+              <w:t>nd re-submits (rejoins at step 5</w:t>
+            </w:r>
+            <w:r>
+              <w:rPr>
+                <w:lang w:val="en-US"/>
+              </w:rPr>
+              <w:t>)</w:t>
             </w:r>
           </w:p>
         </w:tc>
@@ -2810,7 +2725,7 @@
               <w:rPr>
                 <w:lang w:val="en-US"/>
               </w:rPr>
-              <w:t>Extension 8</w:t>
+              <w:t>Extension 7</w:t>
             </w:r>
             <w:r>
               <w:rPr>
@@ -2847,7 +2762,7 @@
               <w:rPr>
                 <w:lang w:val="en-US"/>
               </w:rPr>
-              <w:t>8</w:t>
+              <w:t>7</w:t>
             </w:r>
             <w:r>
               <w:rPr>
@@ -2964,7 +2879,7 @@
               <w:rPr>
                 <w:lang w:val="en-US"/>
               </w:rPr>
-              <w:t>8</w:t>
+              <w:t>7</w:t>
             </w:r>
             <w:r>
               <w:rPr>
@@ -3082,7 +2997,7 @@
               <w:rPr>
                 <w:lang w:val="en-US"/>
               </w:rPr>
-              <w:t>8</w:t>
+              <w:t>7</w:t>
             </w:r>
             <w:r>
               <w:rPr>
@@ -3169,8 +3084,26 @@
         </w:rPr>
         <w:br w:type="page"/>
       </w:r>
-      <w:bookmarkStart w:id="0" w:name="_GoBack"/>
-      <w:bookmarkEnd w:id="0"/>
+    </w:p>
+    <w:p>
+      <w:pPr>
+        <w:rPr>
+          <w:lang w:val="en-US"/>
+        </w:rPr>
+      </w:pPr>
+    </w:p>
+    <w:p>
+      <w:pPr>
+        <w:rPr>
+          <w:lang w:val="en-US"/>
+        </w:rPr>
+      </w:pPr>
+      <w:r>
+        <w:rPr>
+          <w:lang w:val="en-US"/>
+        </w:rPr>
+        <w:br w:type="page"/>
+      </w:r>
     </w:p>
     <w:tbl>
       <w:tblPr>
@@ -7492,13 +7425,33 @@
   <a:extraClrSchemeLst/>
   <a:extLst>
     <a:ext uri="{05A4C25C-085E-4340-85A3-A5531E510DB2}">
-      <thm15:themeFamily xmlns="" xmlns:thm15="http://schemas.microsoft.com/office/thememl/2012/main" name="Office Theme" id="{62F939B6-93AF-4DB8-9C6B-D6C7DFDC589F}" vid="{4A3C46E8-61CC-4603-A589-7422A47A8E4A}"/>
+      <thm15:themeFamily xmlns:thm15="http://schemas.microsoft.com/office/thememl/2012/main" xmlns="" name="Office Theme" id="{62F939B6-93AF-4DB8-9C6B-D6C7DFDC589F}" vid="{4A3C46E8-61CC-4603-A589-7422A47A8E4A}"/>
     </a:ext>
   </a:extLst>
 </a:theme>
 </file>
 
 <file path=customXml/item1.xml><?xml version="1.0" encoding="utf-8"?>
+<p:properties xmlns:p="http://schemas.microsoft.com/office/2006/metadata/properties" xmlns:xsi="http://www.w3.org/2001/XMLSchema-instance" xmlns:pc="http://schemas.microsoft.com/office/infopath/2007/PartnerControls">
+  <documentManagement>
+    <lcf76f155ced4ddcb4097134ff3c332f xmlns="1c3d7916-4775-4ff5-b1b3-350f756dda2c">
+      <Terms xmlns="http://schemas.microsoft.com/office/infopath/2007/PartnerControls"/>
+    </lcf76f155ced4ddcb4097134ff3c332f>
+    <TaxCatchAll xmlns="5a494a96-b3cc-41dd-9b8d-72544d40af1f" xsi:nil="true"/>
+  </documentManagement>
+</p:properties>
+</file>
+
+<file path=customXml/item2.xml><?xml version="1.0" encoding="utf-8"?>
+<?mso-contentType ?>
+<FormTemplates xmlns="http://schemas.microsoft.com/sharepoint/v3/contenttype/forms">
+  <Display>DocumentLibraryForm</Display>
+  <Edit>DocumentLibraryForm</Edit>
+  <New>DocumentLibraryForm</New>
+</FormTemplates>
+</file>
+
+<file path=customXml/item3.xml><?xml version="1.0" encoding="utf-8"?>
 <ct:contentTypeSchema xmlns:ct="http://schemas.microsoft.com/office/2006/metadata/contentType" xmlns:ma="http://schemas.microsoft.com/office/2006/metadata/properties/metaAttributes" ct:_="" ma:_="" ma:contentTypeName="Document" ma:contentTypeID="0x0101009B3F3B303F07A640A5912E5017969207" ma:contentTypeVersion="10" ma:contentTypeDescription="Create a new document." ma:contentTypeScope="" ma:versionID="c97eca199467c4c5725dfaee38b73b2b">
   <xsd:schema xmlns:xsd="http://www.w3.org/2001/XMLSchema" xmlns:xs="http://www.w3.org/2001/XMLSchema" xmlns:p="http://schemas.microsoft.com/office/2006/metadata/properties" xmlns:ns2="1c3d7916-4775-4ff5-b1b3-350f756dda2c" xmlns:ns3="5a494a96-b3cc-41dd-9b8d-72544d40af1f" targetNamespace="http://schemas.microsoft.com/office/2006/metadata/properties" ma:root="true" ma:fieldsID="7cc530d0967b1c3d9b89c50fc64190e4" ns2:_="" ns3:_="">
     <xsd:import namespace="1c3d7916-4775-4ff5-b1b3-350f756dda2c"/>
@@ -7687,27 +7640,26 @@
 </ct:contentTypeSchema>
 </file>
 
-<file path=customXml/item2.xml><?xml version="1.0" encoding="utf-8"?>
-<?mso-contentType ?>
-<FormTemplates xmlns="http://schemas.microsoft.com/sharepoint/v3/contenttype/forms">
-  <Display>DocumentLibraryForm</Display>
-  <Edit>DocumentLibraryForm</Edit>
-  <New>DocumentLibraryForm</New>
-</FormTemplates>
+<file path=customXml/itemProps1.xml><?xml version="1.0" encoding="utf-8"?>
+<ds:datastoreItem xmlns:ds="http://schemas.openxmlformats.org/officeDocument/2006/customXml" ds:itemID="{22DC53CD-7600-45E1-A340-3B32F003E655}">
+  <ds:schemaRefs>
+    <ds:schemaRef ds:uri="http://schemas.microsoft.com/office/2006/metadata/properties"/>
+    <ds:schemaRef ds:uri="http://schemas.microsoft.com/office/infopath/2007/PartnerControls"/>
+    <ds:schemaRef ds:uri="1c3d7916-4775-4ff5-b1b3-350f756dda2c"/>
+    <ds:schemaRef ds:uri="5a494a96-b3cc-41dd-9b8d-72544d40af1f"/>
+  </ds:schemaRefs>
+</ds:datastoreItem>
 </file>
 
-<file path=customXml/item3.xml><?xml version="1.0" encoding="utf-8"?>
-<p:properties xmlns:p="http://schemas.microsoft.com/office/2006/metadata/properties" xmlns:xsi="http://www.w3.org/2001/XMLSchema-instance" xmlns:pc="http://schemas.microsoft.com/office/infopath/2007/PartnerControls">
-  <documentManagement>
-    <lcf76f155ced4ddcb4097134ff3c332f xmlns="1c3d7916-4775-4ff5-b1b3-350f756dda2c">
-      <Terms xmlns="http://schemas.microsoft.com/office/infopath/2007/PartnerControls"/>
-    </lcf76f155ced4ddcb4097134ff3c332f>
-    <TaxCatchAll xmlns="5a494a96-b3cc-41dd-9b8d-72544d40af1f" xsi:nil="true"/>
-  </documentManagement>
-</p:properties>
+<file path=customXml/itemProps2.xml><?xml version="1.0" encoding="utf-8"?>
+<ds:datastoreItem xmlns:ds="http://schemas.openxmlformats.org/officeDocument/2006/customXml" ds:itemID="{FC59D853-F923-4195-8C11-AB1DF8E0780B}">
+  <ds:schemaRefs>
+    <ds:schemaRef ds:uri="http://schemas.microsoft.com/sharepoint/v3/contenttype/forms"/>
+  </ds:schemaRefs>
+</ds:datastoreItem>
 </file>
 
-<file path=customXml/itemProps1.xml><?xml version="1.0" encoding="utf-8"?>
+<file path=customXml/itemProps3.xml><?xml version="1.0" encoding="utf-8"?>
 <ds:datastoreItem xmlns:ds="http://schemas.openxmlformats.org/officeDocument/2006/customXml" ds:itemID="{AECE33DA-74EC-44D2-BDCA-0233F59E47BA}">
   <ds:schemaRefs>
     <ds:schemaRef ds:uri="http://schemas.microsoft.com/office/2006/metadata/contentType"/>
@@ -7724,23 +7676,4 @@
     <ds:schemaRef ds:uri="http://schemas.microsoft.com/internal/obd"/>
   </ds:schemaRefs>
 </ds:datastoreItem>
-</file>
-
-<file path=customXml/itemProps2.xml><?xml version="1.0" encoding="utf-8"?>
-<ds:datastoreItem xmlns:ds="http://schemas.openxmlformats.org/officeDocument/2006/customXml" ds:itemID="{FC59D853-F923-4195-8C11-AB1DF8E0780B}">
-  <ds:schemaRefs>
-    <ds:schemaRef ds:uri="http://schemas.microsoft.com/sharepoint/v3/contenttype/forms"/>
-  </ds:schemaRefs>
-</ds:datastoreItem>
-</file>
-
-<file path=customXml/itemProps3.xml><?xml version="1.0" encoding="utf-8"?>
-<ds:datastoreItem xmlns:ds="http://schemas.openxmlformats.org/officeDocument/2006/customXml" ds:itemID="{22DC53CD-7600-45E1-A340-3B32F003E655}">
-  <ds:schemaRefs>
-    <ds:schemaRef ds:uri="http://schemas.microsoft.com/office/2006/metadata/properties"/>
-    <ds:schemaRef ds:uri="http://schemas.microsoft.com/office/infopath/2007/PartnerControls"/>
-    <ds:schemaRef ds:uri="1c3d7916-4775-4ff5-b1b3-350f756dda2c"/>
-    <ds:schemaRef ds:uri="5a494a96-b3cc-41dd-9b8d-72544d40af1f"/>
-  </ds:schemaRefs>
-</ds:datastoreItem>
 </file>
--- a/Documentazione/Documentazione finale/UseCasesCockburn.docx
+++ b/Documentazione/Documentazione finale/UseCasesCockburn.docx
@@ -1,6 +1,6 @@
 
 <file path=word/document.xml><?xml version="1.0" encoding="utf-8"?>
-<w:document xmlns:wpc="http://schemas.microsoft.com/office/word/2010/wordprocessingCanvas" xmlns:mc="http://schemas.openxmlformats.org/markup-compatibility/2006" xmlns:o="urn:schemas-microsoft-com:office:office" xmlns:r="http://schemas.openxmlformats.org/officeDocument/2006/relationships" xmlns:m="http://schemas.openxmlformats.org/officeDocument/2006/math" xmlns:v="urn:schemas-microsoft-com:vml" xmlns:wp14="http://schemas.microsoft.com/office/word/2010/wordprocessingDrawing" xmlns:wp="http://schemas.openxmlformats.org/drawingml/2006/wordprocessingDrawing" xmlns:w10="urn:schemas-microsoft-com:office:word" xmlns:w="http://schemas.openxmlformats.org/wordprocessingml/2006/main" xmlns:w14="http://schemas.microsoft.com/office/word/2010/wordml" xmlns:wpg="http://schemas.microsoft.com/office/word/2010/wordprocessingGroup" xmlns:wpi="http://schemas.microsoft.com/office/word/2010/wordprocessingInk" xmlns:wne="http://schemas.microsoft.com/office/word/2006/wordml" xmlns:wps="http://schemas.microsoft.com/office/word/2010/wordprocessingShape" mc:Ignorable="w14 wp14">
+<w:document xmlns:wpc="http://schemas.microsoft.com/office/word/2010/wordprocessingCanvas" xmlns:cx="http://schemas.microsoft.com/office/drawing/2014/chartex" xmlns:cx1="http://schemas.microsoft.com/office/drawing/2015/9/8/chartex" xmlns:cx2="http://schemas.microsoft.com/office/drawing/2015/10/21/chartex" xmlns:cx3="http://schemas.microsoft.com/office/drawing/2016/5/9/chartex" xmlns:cx4="http://schemas.microsoft.com/office/drawing/2016/5/10/chartex" xmlns:cx5="http://schemas.microsoft.com/office/drawing/2016/5/11/chartex" xmlns:cx6="http://schemas.microsoft.com/office/drawing/2016/5/12/chartex" xmlns:cx7="http://schemas.microsoft.com/office/drawing/2016/5/13/chartex" xmlns:cx8="http://schemas.microsoft.com/office/drawing/2016/5/14/chartex" xmlns:mc="http://schemas.openxmlformats.org/markup-compatibility/2006" xmlns:aink="http://schemas.microsoft.com/office/drawing/2016/ink" xmlns:am3d="http://schemas.microsoft.com/office/drawing/2017/model3d" xmlns:o="urn:schemas-microsoft-com:office:office" xmlns:oel="http://schemas.microsoft.com/office/2019/extlst" xmlns:r="http://schemas.openxmlformats.org/officeDocument/2006/relationships" xmlns:m="http://schemas.openxmlformats.org/officeDocument/2006/math" xmlns:v="urn:schemas-microsoft-com:vml" xmlns:wp14="http://schemas.microsoft.com/office/word/2010/wordprocessingDrawing" xmlns:wp="http://schemas.openxmlformats.org/drawingml/2006/wordprocessingDrawing" xmlns:w10="urn:schemas-microsoft-com:office:word" xmlns:w="http://schemas.openxmlformats.org/wordprocessingml/2006/main" xmlns:w14="http://schemas.microsoft.com/office/word/2010/wordml" xmlns:w15="http://schemas.microsoft.com/office/word/2012/wordml" xmlns:w16cex="http://schemas.microsoft.com/office/word/2018/wordml/cex" xmlns:w16cid="http://schemas.microsoft.com/office/word/2016/wordml/cid" xmlns:w16="http://schemas.microsoft.com/office/word/2018/wordml" xmlns:w16du="http://schemas.microsoft.com/office/word/2023/wordml/word16du" xmlns:w16sdtdh="http://schemas.microsoft.com/office/word/2020/wordml/sdtdatahash" xmlns:w16sdtfl="http://schemas.microsoft.com/office/word/2024/wordml/sdtformatlock" xmlns:w16se="http://schemas.microsoft.com/office/word/2015/wordml/symex" xmlns:wpg="http://schemas.microsoft.com/office/word/2010/wordprocessingGroup" xmlns:wpi="http://schemas.microsoft.com/office/word/2010/wordprocessingInk" xmlns:wne="http://schemas.microsoft.com/office/word/2006/wordml" xmlns:wps="http://schemas.microsoft.com/office/word/2010/wordprocessingShape" mc:Ignorable="w14 w15 w16se w16cid w16 w16cex w16sdtdh w16sdtfl w16du wp14">
   <w:body>
     <w:tbl>
       <w:tblPr>
@@ -52,7 +52,15 @@
                 <w:bCs/>
                 <w:lang w:val="it-IT"/>
               </w:rPr>
-              <w:t>USE CASE #3</w:t>
+              <w:t>USE CASE #</w:t>
+            </w:r>
+            <w:r>
+              <w:rPr>
+                <w:b/>
+                <w:bCs/>
+                <w:lang w:val="it-IT"/>
+              </w:rPr>
+              <w:t>4</w:t>
             </w:r>
           </w:p>
         </w:tc>
@@ -76,8 +84,6 @@
                 <w:lang w:val="it-IT"/>
               </w:rPr>
             </w:pPr>
-            <w:bookmarkStart w:id="0" w:name="_GoBack"/>
-            <w:bookmarkEnd w:id="0"/>
             <w:r>
               <w:rPr>
                 <w:b/>
@@ -258,6 +264,7 @@
               </w:rPr>
               <w:t xml:space="preserve">is </w:t>
             </w:r>
+            <w:proofErr w:type="gramStart"/>
             <w:r>
               <w:rPr>
                 <w:lang w:val="en-US"/>
@@ -270,6 +277,7 @@
               </w:rPr>
               <w:t xml:space="preserve"> the</w:t>
             </w:r>
+            <w:proofErr w:type="gramEnd"/>
             <w:r>
               <w:rPr>
                 <w:lang w:val="en-US"/>
@@ -348,19 +356,61 @@
               <w:rPr>
                 <w:lang w:val="en-US"/>
               </w:rPr>
-              <w:t xml:space="preserve">dded to the database </w:t>
-            </w:r>
-            <w:r>
-              <w:rPr>
-                <w:lang w:val="en-US"/>
-              </w:rPr>
-              <w:t xml:space="preserve"> with a unique ID </w:t>
-            </w:r>
-            <w:r>
-              <w:rPr>
-                <w:lang w:val="en-US"/>
-              </w:rPr>
-              <w:t>and it is visible in the main board</w:t>
+              <w:t xml:space="preserve">dded to the </w:t>
+            </w:r>
+            <w:proofErr w:type="gramStart"/>
+            <w:r>
+              <w:rPr>
+                <w:lang w:val="en-US"/>
+              </w:rPr>
+              <w:t xml:space="preserve">database </w:t>
+            </w:r>
+            <w:r>
+              <w:rPr>
+                <w:lang w:val="en-US"/>
+              </w:rPr>
+              <w:t xml:space="preserve"> with</w:t>
+            </w:r>
+            <w:proofErr w:type="gramEnd"/>
+            <w:r>
+              <w:rPr>
+                <w:lang w:val="en-US"/>
+              </w:rPr>
+              <w:t xml:space="preserve"> a unique </w:t>
+            </w:r>
+            <w:proofErr w:type="gramStart"/>
+            <w:r>
+              <w:rPr>
+                <w:lang w:val="en-US"/>
+              </w:rPr>
+              <w:t>ID</w:t>
+            </w:r>
+            <w:proofErr w:type="gramEnd"/>
+            <w:r>
+              <w:rPr>
+                <w:lang w:val="en-US"/>
+              </w:rPr>
+              <w:t xml:space="preserve"> </w:t>
+            </w:r>
+            <w:r>
+              <w:rPr>
+                <w:lang w:val="en-US"/>
+              </w:rPr>
+              <w:t xml:space="preserve">and it is visible </w:t>
+            </w:r>
+            <w:proofErr w:type="gramStart"/>
+            <w:r>
+              <w:rPr>
+                <w:lang w:val="en-US"/>
+              </w:rPr>
+              <w:t>in</w:t>
+            </w:r>
+            <w:proofErr w:type="gramEnd"/>
+            <w:r>
+              <w:rPr>
+                <w:lang w:val="en-US"/>
+              </w:rPr>
+              <w:t xml:space="preserve"> the main board</w:t>
             </w:r>
             <w:r>
               <w:rPr>
@@ -442,7 +492,21 @@
               <w:rPr>
                 <w:lang w:val="en-US"/>
               </w:rPr>
-              <w:t>No issue is created, the system retains the info entered by the user and displays a message explaining why the operation failed</w:t>
+              <w:t xml:space="preserve">No issue is </w:t>
+            </w:r>
+            <w:proofErr w:type="gramStart"/>
+            <w:r>
+              <w:rPr>
+                <w:lang w:val="en-US"/>
+              </w:rPr>
+              <w:t>created,</w:t>
+            </w:r>
+            <w:proofErr w:type="gramEnd"/>
+            <w:r>
+              <w:rPr>
+                <w:lang w:val="en-US"/>
+              </w:rPr>
+              <w:t xml:space="preserve"> the system retains the info entered by the user and displays a message explaining why the operation failed</w:t>
             </w:r>
           </w:p>
         </w:tc>
@@ -642,23 +706,13 @@
             <w:pPr>
               <w:spacing w:after="0"/>
             </w:pPr>
-            <w:proofErr w:type="spellStart"/>
             <w:r>
               <w:rPr>
                 <w:b/>
                 <w:bCs/>
                 <w:lang w:val="it-IT"/>
               </w:rPr>
-              <w:t>Step</w:t>
-            </w:r>
-            <w:proofErr w:type="spellEnd"/>
-            <w:r>
-              <w:rPr>
-                <w:b/>
-                <w:bCs/>
-                <w:lang w:val="it-IT"/>
-              </w:rPr>
-              <w:t xml:space="preserve"> n.</w:t>
+              <w:t>Step n.</w:t>
             </w:r>
           </w:p>
         </w:tc>
@@ -1362,7 +1416,21 @@
               <w:rPr>
                 <w:lang w:val="it-IT"/>
               </w:rPr>
-              <w:t xml:space="preserve">Extension 3a: </w:t>
+              <w:t xml:space="preserve">Extension </w:t>
+            </w:r>
+            <w:proofErr w:type="gramStart"/>
+            <w:r>
+              <w:rPr>
+                <w:lang w:val="it-IT"/>
+              </w:rPr>
+              <w:t>3a</w:t>
+            </w:r>
+            <w:proofErr w:type="gramEnd"/>
+            <w:r>
+              <w:rPr>
+                <w:lang w:val="it-IT"/>
+              </w:rPr>
+              <w:t xml:space="preserve">: </w:t>
             </w:r>
             <w:proofErr w:type="spellStart"/>
             <w:r>
@@ -1422,19 +1490,11 @@
             <w:pPr>
               <w:spacing w:after="0"/>
             </w:pPr>
-            <w:proofErr w:type="spellStart"/>
-            <w:r>
-              <w:rPr>
-                <w:lang w:val="it-IT"/>
-              </w:rPr>
-              <w:t>Clicks</w:t>
-            </w:r>
-            <w:proofErr w:type="spellEnd"/>
-            <w:r>
-              <w:rPr>
-                <w:lang w:val="it-IT"/>
-              </w:rPr>
-              <w:t xml:space="preserve"> “</w:t>
+            <w:r>
+              <w:rPr>
+                <w:lang w:val="it-IT"/>
+              </w:rPr>
+              <w:t>Clicks “</w:t>
             </w:r>
             <w:proofErr w:type="spellStart"/>
             <w:r>
@@ -1927,7 +1987,21 @@
               <w:rPr>
                 <w:lang w:val="en-US"/>
               </w:rPr>
-              <w:t>Corrects the file format replacing the file or deletes  it (rejoins at step 4)</w:t>
+              <w:t xml:space="preserve">Corrects the file format replacing the file or </w:t>
+            </w:r>
+            <w:proofErr w:type="gramStart"/>
+            <w:r>
+              <w:rPr>
+                <w:lang w:val="en-US"/>
+              </w:rPr>
+              <w:t>deletes  it</w:t>
+            </w:r>
+            <w:proofErr w:type="gramEnd"/>
+            <w:r>
+              <w:rPr>
+                <w:lang w:val="en-US"/>
+              </w:rPr>
+              <w:t xml:space="preserve"> (rejoins at step 4)</w:t>
             </w:r>
           </w:p>
         </w:tc>
@@ -2288,11 +2362,47 @@
                 <w:lang w:val="en-US"/>
               </w:rPr>
             </w:pPr>
-            <w:r>
-              <w:rPr>
-                <w:lang w:val="en-US"/>
-              </w:rPr>
-              <w:t>Selects a smaller file or deletes it and re-submits (rejoin at step 4)</w:t>
+            <w:proofErr w:type="gramStart"/>
+            <w:r>
+              <w:rPr>
+                <w:lang w:val="en-US"/>
+              </w:rPr>
+              <w:t>Selects</w:t>
+            </w:r>
+            <w:proofErr w:type="gramEnd"/>
+            <w:r>
+              <w:rPr>
+                <w:lang w:val="en-US"/>
+              </w:rPr>
+              <w:t xml:space="preserve"> a smaller file or </w:t>
+            </w:r>
+            <w:proofErr w:type="gramStart"/>
+            <w:r>
+              <w:rPr>
+                <w:lang w:val="en-US"/>
+              </w:rPr>
+              <w:t>deletes</w:t>
+            </w:r>
+            <w:proofErr w:type="gramEnd"/>
+            <w:r>
+              <w:rPr>
+                <w:lang w:val="en-US"/>
+              </w:rPr>
+              <w:t xml:space="preserve"> it and re-</w:t>
+            </w:r>
+            <w:proofErr w:type="gramStart"/>
+            <w:r>
+              <w:rPr>
+                <w:lang w:val="en-US"/>
+              </w:rPr>
+              <w:t>submits</w:t>
+            </w:r>
+            <w:proofErr w:type="gramEnd"/>
+            <w:r>
+              <w:rPr>
+                <w:lang w:val="en-US"/>
+              </w:rPr>
+              <w:t xml:space="preserve"> (rejoin at step 4)</w:t>
             </w:r>
           </w:p>
         </w:tc>
@@ -3065,26 +3175,6 @@
         </w:tc>
       </w:tr>
     </w:tbl>
-    <w:p>
-      <w:pPr>
-        <w:rPr>
-          <w:lang w:val="en-US"/>
-        </w:rPr>
-      </w:pPr>
-    </w:p>
-    <w:p>
-      <w:pPr>
-        <w:rPr>
-          <w:lang w:val="en-US"/>
-        </w:rPr>
-      </w:pPr>
-      <w:r>
-        <w:rPr>
-          <w:lang w:val="en-US"/>
-        </w:rPr>
-        <w:br w:type="page"/>
-      </w:r>
-    </w:p>
     <w:p>
       <w:pPr>
         <w:rPr>
@@ -3153,7 +3243,7 @@
                 <w:lang w:val="it-IT"/>
               </w:rPr>
               <w:lastRenderedPageBreak/>
-              <w:t>USE CASE #X</w:t>
+              <w:t>USE CASE #</w:t>
             </w:r>
           </w:p>
         </w:tc>
@@ -3188,7 +3278,7 @@
                 <w:bCs/>
                 <w:lang w:val="it-IT"/>
               </w:rPr>
-              <w:t xml:space="preserve">Use Case </w:t>
+              <w:t xml:space="preserve">Update </w:t>
             </w:r>
             <w:proofErr w:type="spellStart"/>
             <w:r>
@@ -3197,7 +3287,7 @@
                 <w:bCs/>
                 <w:lang w:val="it-IT"/>
               </w:rPr>
-              <w:t>Name</w:t>
+              <w:t>Issue</w:t>
             </w:r>
             <w:proofErr w:type="spellEnd"/>
           </w:p>
@@ -3698,23 +3788,13 @@
             <w:pPr>
               <w:spacing w:after="0"/>
             </w:pPr>
-            <w:proofErr w:type="spellStart"/>
             <w:r>
               <w:rPr>
                 <w:b/>
                 <w:bCs/>
                 <w:lang w:val="it-IT"/>
               </w:rPr>
-              <w:t>Step</w:t>
-            </w:r>
-            <w:proofErr w:type="spellEnd"/>
-            <w:r>
-              <w:rPr>
-                <w:b/>
-                <w:bCs/>
-                <w:lang w:val="it-IT"/>
-              </w:rPr>
-              <w:t xml:space="preserve"> n.</w:t>
+              <w:t>Step n.</w:t>
             </w:r>
           </w:p>
         </w:tc>
@@ -5680,8 +5760,8 @@
 </file>
 
 <file path=word/numbering.xml><?xml version="1.0" encoding="utf-8"?>
-<w:numbering xmlns:wpc="http://schemas.microsoft.com/office/word/2010/wordprocessingCanvas" xmlns:mc="http://schemas.openxmlformats.org/markup-compatibility/2006" xmlns:o="urn:schemas-microsoft-com:office:office" xmlns:r="http://schemas.openxmlformats.org/officeDocument/2006/relationships" xmlns:m="http://schemas.openxmlformats.org/officeDocument/2006/math" xmlns:v="urn:schemas-microsoft-com:vml" xmlns:wp14="http://schemas.microsoft.com/office/word/2010/wordprocessingDrawing" xmlns:wp="http://schemas.openxmlformats.org/drawingml/2006/wordprocessingDrawing" xmlns:w10="urn:schemas-microsoft-com:office:word" xmlns:w="http://schemas.openxmlformats.org/wordprocessingml/2006/main" xmlns:w14="http://schemas.microsoft.com/office/word/2010/wordml" xmlns:wpg="http://schemas.microsoft.com/office/word/2010/wordprocessingGroup" xmlns:wpi="http://schemas.microsoft.com/office/word/2010/wordprocessingInk" xmlns:wne="http://schemas.microsoft.com/office/word/2006/wordml" xmlns:wps="http://schemas.microsoft.com/office/word/2010/wordprocessingShape" mc:Ignorable="w14 wp14">
-  <w:abstractNum w:abstractNumId="0">
+<w:numbering xmlns:wpc="http://schemas.microsoft.com/office/word/2010/wordprocessingCanvas" xmlns:cx="http://schemas.microsoft.com/office/drawing/2014/chartex" xmlns:cx1="http://schemas.microsoft.com/office/drawing/2015/9/8/chartex" xmlns:cx2="http://schemas.microsoft.com/office/drawing/2015/10/21/chartex" xmlns:cx3="http://schemas.microsoft.com/office/drawing/2016/5/9/chartex" xmlns:cx4="http://schemas.microsoft.com/office/drawing/2016/5/10/chartex" xmlns:cx5="http://schemas.microsoft.com/office/drawing/2016/5/11/chartex" xmlns:cx6="http://schemas.microsoft.com/office/drawing/2016/5/12/chartex" xmlns:cx7="http://schemas.microsoft.com/office/drawing/2016/5/13/chartex" xmlns:cx8="http://schemas.microsoft.com/office/drawing/2016/5/14/chartex" xmlns:mc="http://schemas.openxmlformats.org/markup-compatibility/2006" xmlns:aink="http://schemas.microsoft.com/office/drawing/2016/ink" xmlns:am3d="http://schemas.microsoft.com/office/drawing/2017/model3d" xmlns:o="urn:schemas-microsoft-com:office:office" xmlns:oel="http://schemas.microsoft.com/office/2019/extlst" xmlns:r="http://schemas.openxmlformats.org/officeDocument/2006/relationships" xmlns:m="http://schemas.openxmlformats.org/officeDocument/2006/math" xmlns:v="urn:schemas-microsoft-com:vml" xmlns:wp14="http://schemas.microsoft.com/office/word/2010/wordprocessingDrawing" xmlns:wp="http://schemas.openxmlformats.org/drawingml/2006/wordprocessingDrawing" xmlns:w10="urn:schemas-microsoft-com:office:word" xmlns:w="http://schemas.openxmlformats.org/wordprocessingml/2006/main" xmlns:w14="http://schemas.microsoft.com/office/word/2010/wordml" xmlns:w15="http://schemas.microsoft.com/office/word/2012/wordml" xmlns:w16cex="http://schemas.microsoft.com/office/word/2018/wordml/cex" xmlns:w16cid="http://schemas.microsoft.com/office/word/2016/wordml/cid" xmlns:w16="http://schemas.microsoft.com/office/word/2018/wordml" xmlns:w16du="http://schemas.microsoft.com/office/word/2023/wordml/word16du" xmlns:w16sdtdh="http://schemas.microsoft.com/office/word/2020/wordml/sdtdatahash" xmlns:w16sdtfl="http://schemas.microsoft.com/office/word/2024/wordml/sdtformatlock" xmlns:w16se="http://schemas.microsoft.com/office/word/2015/wordml/symex" xmlns:wpg="http://schemas.microsoft.com/office/word/2010/wordprocessingGroup" xmlns:wpi="http://schemas.microsoft.com/office/word/2010/wordprocessingInk" xmlns:wne="http://schemas.microsoft.com/office/word/2006/wordml" xmlns:wps="http://schemas.microsoft.com/office/word/2010/wordprocessingShape" mc:Ignorable="w14 w15 w16se w16cid w16 w16cex w16sdtdh w16sdtfl w16du wp14">
+  <w:abstractNum w:abstractNumId="0" w15:restartNumberingAfterBreak="0">
     <w:nsid w:val="01BB16D4"/>
     <w:multiLevelType w:val="hybridMultilevel"/>
     <w:tmpl w:val="3D36A7E6"/>
@@ -5770,14 +5850,14 @@
       </w:pPr>
     </w:lvl>
   </w:abstractNum>
-  <w:num w:numId="1">
+  <w:num w:numId="1" w16cid:durableId="1846044373">
     <w:abstractNumId w:val="0"/>
   </w:num>
 </w:numbering>
 </file>
 
 <file path=word/styles.xml><?xml version="1.0" encoding="utf-8"?>
-<w:styles xmlns:mc="http://schemas.openxmlformats.org/markup-compatibility/2006" xmlns:r="http://schemas.openxmlformats.org/officeDocument/2006/relationships" xmlns:w="http://schemas.openxmlformats.org/wordprocessingml/2006/main" xmlns:w14="http://schemas.microsoft.com/office/word/2010/wordml" mc:Ignorable="w14">
+<w:styles xmlns:mc="http://schemas.openxmlformats.org/markup-compatibility/2006" xmlns:r="http://schemas.openxmlformats.org/officeDocument/2006/relationships" xmlns:w="http://schemas.openxmlformats.org/wordprocessingml/2006/main" xmlns:w14="http://schemas.microsoft.com/office/word/2010/wordml" xmlns:w15="http://schemas.microsoft.com/office/word/2012/wordml" xmlns:w16cex="http://schemas.microsoft.com/office/word/2018/wordml/cex" xmlns:w16cid="http://schemas.microsoft.com/office/word/2016/wordml/cid" xmlns:w16="http://schemas.microsoft.com/office/word/2018/wordml" xmlns:w16du="http://schemas.microsoft.com/office/word/2023/wordml/word16du" xmlns:w16sdtdh="http://schemas.microsoft.com/office/word/2020/wordml/sdtdatahash" xmlns:w16sdtfl="http://schemas.microsoft.com/office/word/2024/wordml/sdtformatlock" xmlns:w16se="http://schemas.microsoft.com/office/word/2015/wordml/symex" mc:Ignorable="w14 w15 w16se w16cid w16 w16cex w16sdtdh w16sdtfl w16du">
   <w:docDefaults>
     <w:rPrDefault>
       <w:rPr>
@@ -5794,824 +5874,383 @@
       </w:pPr>
     </w:pPrDefault>
   </w:docDefaults>
-  <w:latentStyles w:defLockedState="0" w:defUIPriority="99" w:defSemiHidden="1" w:defUnhideWhenUsed="1" w:defQFormat="0" w:count="267">
-    <w:lsdException w:name="Normal" w:semiHidden="0" w:uiPriority="0" w:unhideWhenUsed="0" w:qFormat="1"/>
-    <w:lsdException w:name="heading 1" w:semiHidden="0" w:uiPriority="9" w:unhideWhenUsed="0" w:qFormat="1"/>
-    <w:lsdException w:name="heading 2" w:uiPriority="9" w:qFormat="1"/>
-    <w:lsdException w:name="heading 3" w:uiPriority="9" w:qFormat="1"/>
-    <w:lsdException w:name="heading 4" w:uiPriority="9" w:qFormat="1"/>
-    <w:lsdException w:name="heading 5" w:uiPriority="9" w:qFormat="1"/>
-    <w:lsdException w:name="heading 6" w:uiPriority="9" w:qFormat="1"/>
-    <w:lsdException w:name="heading 7" w:uiPriority="9" w:qFormat="1"/>
-    <w:lsdException w:name="heading 8" w:uiPriority="9" w:qFormat="1"/>
-    <w:lsdException w:name="heading 9" w:uiPriority="9" w:qFormat="1"/>
-    <w:lsdException w:name="toc 1" w:uiPriority="39"/>
-    <w:lsdException w:name="toc 2" w:uiPriority="39"/>
-    <w:lsdException w:name="toc 3" w:uiPriority="39"/>
-    <w:lsdException w:name="toc 4" w:uiPriority="39"/>
-    <w:lsdException w:name="toc 5" w:uiPriority="39"/>
-    <w:lsdException w:name="toc 6" w:uiPriority="39"/>
-    <w:lsdException w:name="toc 7" w:uiPriority="39"/>
-    <w:lsdException w:name="toc 8" w:uiPriority="39"/>
-    <w:lsdException w:name="toc 9" w:uiPriority="39"/>
-    <w:lsdException w:name="caption" w:uiPriority="35" w:qFormat="1"/>
-    <w:lsdException w:name="Title" w:semiHidden="0" w:uiPriority="10" w:unhideWhenUsed="0" w:qFormat="1"/>
-    <w:lsdException w:name="Default Paragraph Font" w:uiPriority="1"/>
-    <w:lsdException w:name="Subtitle" w:semiHidden="0" w:uiPriority="11" w:unhideWhenUsed="0" w:qFormat="1"/>
-    <w:lsdException w:name="Strong" w:semiHidden="0" w:uiPriority="22" w:unhideWhenUsed="0" w:qFormat="1"/>
-    <w:lsdException w:name="Emphasis" w:semiHidden="0" w:uiPriority="20" w:unhideWhenUsed="0" w:qFormat="1"/>
-    <w:lsdException w:name="Table Grid" w:semiHidden="0" w:uiPriority="39" w:unhideWhenUsed="0"/>
-    <w:lsdException w:name="Placeholder Text" w:unhideWhenUsed="0"/>
-    <w:lsdException w:name="No Spacing" w:semiHidden="0" w:uiPriority="1" w:unhideWhenUsed="0" w:qFormat="1"/>
-    <w:lsdException w:name="Light Shading" w:semiHidden="0" w:uiPriority="60" w:unhideWhenUsed="0"/>
-    <w:lsdException w:name="Light List" w:semiHidden="0" w:uiPriority="61" w:unhideWhenUsed="0"/>
-    <w:lsdException w:name="Light Grid" w:semiHidden="0" w:uiPriority="62" w:unhideWhenUsed="0"/>
-    <w:lsdException w:name="Medium Shading 1" w:semiHidden="0" w:uiPriority="63" w:unhideWhenUsed="0"/>
-    <w:lsdException w:name="Medium Shading 2" w:semiHidden="0" w:uiPriority="64" w:unhideWhenUsed="0"/>
-    <w:lsdException w:name="Medium List 1" w:semiHidden="0" w:uiPriority="65" w:unhideWhenUsed="0"/>
-    <w:lsdException w:name="Medium List 2" w:semiHidden="0" w:uiPriority="66" w:unhideWhenUsed="0"/>
-    <w:lsdException w:name="Medium Grid 1" w:semiHidden="0" w:uiPriority="67" w:unhideWhenUsed="0"/>
-    <w:lsdException w:name="Medium Grid 2" w:semiHidden="0" w:uiPriority="68" w:unhideWhenUsed="0"/>
-    <w:lsdException w:name="Medium Grid 3" w:semiHidden="0" w:uiPriority="69" w:unhideWhenUsed="0"/>
-    <w:lsdException w:name="Dark List" w:semiHidden="0" w:uiPriority="70" w:unhideWhenUsed="0"/>
-    <w:lsdException w:name="Colorful Shading" w:semiHidden="0" w:uiPriority="71" w:unhideWhenUsed="0"/>
-    <w:lsdException w:name="Colorful List" w:semiHidden="0" w:uiPriority="72" w:unhideWhenUsed="0"/>
-    <w:lsdException w:name="Colorful Grid" w:semiHidden="0" w:uiPriority="73" w:unhideWhenUsed="0"/>
-    <w:lsdException w:name="Light Shading Accent 1" w:semiHidden="0" w:uiPriority="60" w:unhideWhenUsed="0"/>
-    <w:lsdException w:name="Light List Accent 1" w:semiHidden="0" w:uiPriority="61" w:unhideWhenUsed="0"/>
-    <w:lsdException w:name="Light Grid Accent 1" w:semiHidden="0" w:uiPriority="62" w:unhideWhenUsed="0"/>
-    <w:lsdException w:name="Medium Shading 1 Accent 1" w:semiHidden="0" w:uiPriority="63" w:unhideWhenUsed="0"/>
-    <w:lsdException w:name="Medium Shading 2 Accent 1" w:semiHidden="0" w:uiPriority="64" w:unhideWhenUsed="0"/>
-    <w:lsdException w:name="Medium List 1 Accent 1" w:semiHidden="0" w:uiPriority="65" w:unhideWhenUsed="0"/>
-    <w:lsdException w:name="Revision" w:unhideWhenUsed="0"/>
-    <w:lsdException w:name="List Paragraph" w:semiHidden="0" w:uiPriority="34" w:unhideWhenUsed="0" w:qFormat="1"/>
-    <w:lsdException w:name="Quote" w:semiHidden="0" w:uiPriority="29" w:unhideWhenUsed="0" w:qFormat="1"/>
-    <w:lsdException w:name="Intense Quote" w:semiHidden="0" w:uiPriority="30" w:unhideWhenUsed="0" w:qFormat="1"/>
-    <w:lsdException w:name="Medium List 2 Accent 1" w:semiHidden="0" w:uiPriority="66" w:unhideWhenUsed="0"/>
-    <w:lsdException w:name="Medium Grid 1 Accent 1" w:semiHidden="0" w:uiPriority="67" w:unhideWhenUsed="0"/>
-    <w:lsdException w:name="Medium Grid 2 Accent 1" w:semiHidden="0" w:uiPriority="68" w:unhideWhenUsed="0"/>
-    <w:lsdException w:name="Medium Grid 3 Accent 1" w:semiHidden="0" w:uiPriority="69" w:unhideWhenUsed="0"/>
-    <w:lsdException w:name="Dark List Accent 1" w:semiHidden="0" w:uiPriority="70" w:unhideWhenUsed="0"/>
-    <w:lsdException w:name="Colorful Shading Accent 1" w:semiHidden="0" w:uiPriority="71" w:unhideWhenUsed="0"/>
-    <w:lsdException w:name="Colorful List Accent 1" w:semiHidden="0" w:uiPriority="72" w:unhideWhenUsed="0"/>
-    <w:lsdException w:name="Colorful Grid Accent 1" w:semiHidden="0" w:uiPriority="73" w:unhideWhenUsed="0"/>
-    <w:lsdException w:name="Light Shading Accent 2" w:semiHidden="0" w:uiPriority="60" w:unhideWhenUsed="0"/>
-    <w:lsdException w:name="Light List Accent 2" w:semiHidden="0" w:uiPriority="61" w:unhideWhenUsed="0"/>
-    <w:lsdException w:name="Light Grid Accent 2" w:semiHidden="0" w:uiPriority="62" w:unhideWhenUsed="0"/>
-    <w:lsdException w:name="Medium Shading 1 Accent 2" w:semiHidden="0" w:uiPriority="63" w:unhideWhenUsed="0"/>
-    <w:lsdException w:name="Medium Shading 2 Accent 2" w:semiHidden="0" w:uiPriority="64" w:unhideWhenUsed="0"/>
-    <w:lsdException w:name="Medium List 1 Accent 2" w:semiHidden="0" w:uiPriority="65" w:unhideWhenUsed="0"/>
-    <w:lsdException w:name="Medium List 2 Accent 2" w:semiHidden="0" w:uiPriority="66" w:unhideWhenUsed="0"/>
-    <w:lsdException w:name="Medium Grid 1 Accent 2" w:semiHidden="0" w:uiPriority="67" w:unhideWhenUsed="0"/>
-    <w:lsdException w:name="Medium Grid 2 Accent 2" w:semiHidden="0" w:uiPriority="68" w:unhideWhenUsed="0"/>
-    <w:lsdException w:name="Medium Grid 3 Accent 2" w:semiHidden="0" w:uiPriority="69" w:unhideWhenUsed="0"/>
-    <w:lsdException w:name="Dark List Accent 2" w:semiHidden="0" w:uiPriority="70" w:unhideWhenUsed="0"/>
-    <w:lsdException w:name="Colorful Shading Accent 2" w:semiHidden="0" w:uiPriority="71" w:unhideWhenUsed="0"/>
-    <w:lsdException w:name="Colorful List Accent 2" w:semiHidden="0" w:uiPriority="72" w:unhideWhenUsed="0"/>
-    <w:lsdException w:name="Colorful Grid Accent 2" w:semiHidden="0" w:uiPriority="73" w:unhideWhenUsed="0"/>
-    <w:lsdException w:name="Light Shading Accent 3" w:semiHidden="0" w:uiPriority="60" w:unhideWhenUsed="0"/>
-    <w:lsdException w:name="Light List Accent 3" w:semiHidden="0" w:uiPriority="61" w:unhideWhenUsed="0"/>
-    <w:lsdException w:name="Light Grid Accent 3" w:semiHidden="0" w:uiPriority="62" w:unhideWhenUsed="0"/>
-    <w:lsdException w:name="Medium Shading 1 Accent 3" w:semiHidden="0" w:uiPriority="63" w:unhideWhenUsed="0"/>
-    <w:lsdException w:name="Medium Shading 2 Accent 3" w:semiHidden="0" w:uiPriority="64" w:unhideWhenUsed="0"/>
-    <w:lsdException w:name="Medium List 1 Accent 3" w:semiHidden="0" w:uiPriority="65" w:unhideWhenUsed="0"/>
-    <w:lsdException w:name="Medium List 2 Accent 3" w:semiHidden="0" w:uiPriority="66" w:unhideWhenUsed="0"/>
-    <w:lsdException w:name="Medium Grid 1 Accent 3" w:semiHidden="0" w:uiPriority="67" w:unhideWhenUsed="0"/>
-    <w:lsdException w:name="Medium Grid 2 Accent 3" w:semiHidden="0" w:uiPriority="68" w:unhideWhenUsed="0"/>
-    <w:lsdException w:name="Medium Grid 3 Accent 3" w:semiHidden="0" w:uiPriority="69" w:unhideWhenUsed="0"/>
-    <w:lsdException w:name="Dark List Accent 3" w:semiHidden="0" w:uiPriority="70" w:unhideWhenUsed="0"/>
-    <w:lsdException w:name="Colorful Shading Accent 3" w:semiHidden="0" w:uiPriority="71" w:unhideWhenUsed="0"/>
-    <w:lsdException w:name="Colorful List Accent 3" w:semiHidden="0" w:uiPriority="72" w:unhideWhenUsed="0"/>
-    <w:lsdException w:name="Colorful Grid Accent 3" w:semiHidden="0" w:uiPriority="73" w:unhideWhenUsed="0"/>
-    <w:lsdException w:name="Light Shading Accent 4" w:semiHidden="0" w:uiPriority="60" w:unhideWhenUsed="0"/>
-    <w:lsdException w:name="Light List Accent 4" w:semiHidden="0" w:uiPriority="61" w:unhideWhenUsed="0"/>
-    <w:lsdException w:name="Light Grid Accent 4" w:semiHidden="0" w:uiPriority="62" w:unhideWhenUsed="0"/>
-    <w:lsdException w:name="Medium Shading 1 Accent 4" w:semiHidden="0" w:uiPriority="63" w:unhideWhenUsed="0"/>
-    <w:lsdException w:name="Medium Shading 2 Accent 4" w:semiHidden="0" w:uiPriority="64" w:unhideWhenUsed="0"/>
-    <w:lsdException w:name="Medium List 1 Accent 4" w:semiHidden="0" w:uiPriority="65" w:unhideWhenUsed="0"/>
-    <w:lsdException w:name="Medium List 2 Accent 4" w:semiHidden="0" w:uiPriority="66" w:unhideWhenUsed="0"/>
-    <w:lsdException w:name="Medium Grid 1 Accent 4" w:semiHidden="0" w:uiPriority="67" w:unhideWhenUsed="0"/>
-    <w:lsdException w:name="Medium Grid 2 Accent 4" w:semiHidden="0" w:uiPriority="68" w:unhideWhenUsed="0"/>
-    <w:lsdException w:name="Medium Grid 3 Accent 4" w:semiHidden="0" w:uiPriority="69" w:unhideWhenUsed="0"/>
-    <w:lsdException w:name="Dark List Accent 4" w:semiHidden="0" w:uiPriority="70" w:unhideWhenUsed="0"/>
-    <w:lsdException w:name="Colorful Shading Accent 4" w:semiHidden="0" w:uiPriority="71" w:unhideWhenUsed="0"/>
-    <w:lsdException w:name="Colorful List Accent 4" w:semiHidden="0" w:uiPriority="72" w:unhideWhenUsed="0"/>
-    <w:lsdException w:name="Colorful Grid Accent 4" w:semiHidden="0" w:uiPriority="73" w:unhideWhenUsed="0"/>
-    <w:lsdException w:name="Light Shading Accent 5" w:semiHidden="0" w:uiPriority="60" w:unhideWhenUsed="0"/>
-    <w:lsdException w:name="Light List Accent 5" w:semiHidden="0" w:uiPriority="61" w:unhideWhenUsed="0"/>
-    <w:lsdException w:name="Light Grid Accent 5" w:semiHidden="0" w:uiPriority="62" w:unhideWhenUsed="0"/>
-    <w:lsdException w:name="Medium Shading 1 Accent 5" w:semiHidden="0" w:uiPriority="63" w:unhideWhenUsed="0"/>
-    <w:lsdException w:name="Medium Shading 2 Accent 5" w:semiHidden="0" w:uiPriority="64" w:unhideWhenUsed="0"/>
-    <w:lsdException w:name="Medium List 1 Accent 5" w:semiHidden="0" w:uiPriority="65" w:unhideWhenUsed="0"/>
-    <w:lsdException w:name="Medium List 2 Accent 5" w:semiHidden="0" w:uiPriority="66" w:unhideWhenUsed="0"/>
-    <w:lsdException w:name="Medium Grid 1 Accent 5" w:semiHidden="0" w:uiPriority="67" w:unhideWhenUsed="0"/>
-    <w:lsdException w:name="Medium Grid 2 Accent 5" w:semiHidden="0" w:uiPriority="68" w:unhideWhenUsed="0"/>
-    <w:lsdException w:name="Medium Grid 3 Accent 5" w:semiHidden="0" w:uiPriority="69" w:unhideWhenUsed="0"/>
-    <w:lsdException w:name="Dark List Accent 5" w:semiHidden="0" w:uiPriority="70" w:unhideWhenUsed="0"/>
-    <w:lsdException w:name="Colorful Shading Accent 5" w:semiHidden="0" w:uiPriority="71" w:unhideWhenUsed="0"/>
-    <w:lsdException w:name="Colorful List Accent 5" w:semiHidden="0" w:uiPriority="72" w:unhideWhenUsed="0"/>
-    <w:lsdException w:name="Colorful Grid Accent 5" w:semiHidden="0" w:uiPriority="73" w:unhideWhenUsed="0"/>
-    <w:lsdException w:name="Light Shading Accent 6" w:semiHidden="0" w:uiPriority="60" w:unhideWhenUsed="0"/>
-    <w:lsdException w:name="Light List Accent 6" w:semiHidden="0" w:uiPriority="61" w:unhideWhenUsed="0"/>
-    <w:lsdException w:name="Light Grid Accent 6" w:semiHidden="0" w:uiPriority="62" w:unhideWhenUsed="0"/>
-    <w:lsdException w:name="Medium Shading 1 Accent 6" w:semiHidden="0" w:uiPriority="63" w:unhideWhenUsed="0"/>
-    <w:lsdException w:name="Medium Shading 2 Accent 6" w:semiHidden="0" w:uiPriority="64" w:unhideWhenUsed="0"/>
-    <w:lsdException w:name="Medium List 1 Accent 6" w:semiHidden="0" w:uiPriority="65" w:unhideWhenUsed="0"/>
-    <w:lsdException w:name="Medium List 2 Accent 6" w:semiHidden="0" w:uiPriority="66" w:unhideWhenUsed="0"/>
-    <w:lsdException w:name="Medium Grid 1 Accent 6" w:semiHidden="0" w:uiPriority="67" w:unhideWhenUsed="0"/>
-    <w:lsdException w:name="Medium Grid 2 Accent 6" w:semiHidden="0" w:uiPriority="68" w:unhideWhenUsed="0"/>
-    <w:lsdException w:name="Medium Grid 3 Accent 6" w:semiHidden="0" w:uiPriority="69" w:unhideWhenUsed="0"/>
-    <w:lsdException w:name="Dark List Accent 6" w:semiHidden="0" w:uiPriority="70" w:unhideWhenUsed="0"/>
-    <w:lsdException w:name="Colorful Shading Accent 6" w:semiHidden="0" w:uiPriority="71" w:unhideWhenUsed="0"/>
-    <w:lsdException w:name="Colorful List Accent 6" w:semiHidden="0" w:uiPriority="72" w:unhideWhenUsed="0"/>
-    <w:lsdException w:name="Colorful Grid Accent 6" w:semiHidden="0" w:uiPriority="73" w:unhideWhenUsed="0"/>
-    <w:lsdException w:name="Subtle Emphasis" w:semiHidden="0" w:uiPriority="19" w:unhideWhenUsed="0" w:qFormat="1"/>
-    <w:lsdException w:name="Intense Emphasis" w:semiHidden="0" w:uiPriority="21" w:unhideWhenUsed="0" w:qFormat="1"/>
-    <w:lsdException w:name="Subtle Reference" w:semiHidden="0" w:uiPriority="31" w:unhideWhenUsed="0" w:qFormat="1"/>
-    <w:lsdException w:name="Intense Reference" w:semiHidden="0" w:uiPriority="32" w:unhideWhenUsed="0" w:qFormat="1"/>
-    <w:lsdException w:name="Book Title" w:semiHidden="0" w:uiPriority="33" w:unhideWhenUsed="0" w:qFormat="1"/>
-    <w:lsdException w:name="Bibliography" w:uiPriority="37"/>
-    <w:lsdException w:name="TOC Heading" w:uiPriority="39" w:qFormat="1"/>
-  </w:latentStyles>
-  <w:style w:type="paragraph" w:default="1" w:styleId="Normale">
-    <w:name w:val="Normal"/>
-    <w:qFormat/>
-  </w:style>
-  <w:style w:type="paragraph" w:styleId="Titolo1">
-    <w:name w:val="heading 1"/>
-    <w:basedOn w:val="Normale"/>
-    <w:next w:val="Normale"/>
-    <w:link w:val="Titolo1Carattere"/>
-    <w:uiPriority w:val="9"/>
-    <w:qFormat/>
-    <w:rsid w:val="007E161C"/>
-    <w:pPr>
-      <w:keepNext/>
-      <w:keepLines/>
-      <w:spacing w:before="360" w:after="80"/>
-      <w:outlineLvl w:val="0"/>
-    </w:pPr>
-    <w:rPr>
-      <w:rFonts w:asciiTheme="majorHAnsi" w:eastAsiaTheme="majorEastAsia" w:hAnsiTheme="majorHAnsi" w:cstheme="majorBidi"/>
-      <w:color w:val="2F5496" w:themeColor="accent1" w:themeShade="BF"/>
-      <w:sz w:val="40"/>
-      <w:szCs w:val="40"/>
-    </w:rPr>
-  </w:style>
-  <w:style w:type="paragraph" w:styleId="Titolo2">
-    <w:name w:val="heading 2"/>
-    <w:basedOn w:val="Normale"/>
-    <w:next w:val="Normale"/>
-    <w:link w:val="Titolo2Carattere"/>
-    <w:uiPriority w:val="9"/>
-    <w:semiHidden/>
-    <w:unhideWhenUsed/>
-    <w:qFormat/>
-    <w:rsid w:val="007E161C"/>
-    <w:pPr>
-      <w:keepNext/>
-      <w:keepLines/>
-      <w:spacing w:before="160" w:after="80"/>
-      <w:outlineLvl w:val="1"/>
-    </w:pPr>
-    <w:rPr>
-      <w:rFonts w:asciiTheme="majorHAnsi" w:eastAsiaTheme="majorEastAsia" w:hAnsiTheme="majorHAnsi" w:cstheme="majorBidi"/>
-      <w:color w:val="2F5496" w:themeColor="accent1" w:themeShade="BF"/>
-      <w:sz w:val="32"/>
-      <w:szCs w:val="32"/>
-    </w:rPr>
-  </w:style>
-  <w:style w:type="paragraph" w:styleId="Titolo3">
-    <w:name w:val="heading 3"/>
-    <w:basedOn w:val="Normale"/>
-    <w:next w:val="Normale"/>
-    <w:link w:val="Titolo3Carattere"/>
-    <w:uiPriority w:val="9"/>
-    <w:semiHidden/>
-    <w:unhideWhenUsed/>
-    <w:qFormat/>
-    <w:rsid w:val="007E161C"/>
-    <w:pPr>
-      <w:keepNext/>
-      <w:keepLines/>
-      <w:spacing w:before="160" w:after="80"/>
-      <w:outlineLvl w:val="2"/>
-    </w:pPr>
-    <w:rPr>
-      <w:rFonts w:eastAsiaTheme="majorEastAsia" w:cstheme="majorBidi"/>
-      <w:color w:val="2F5496" w:themeColor="accent1" w:themeShade="BF"/>
-      <w:sz w:val="28"/>
-      <w:szCs w:val="28"/>
-    </w:rPr>
-  </w:style>
-  <w:style w:type="paragraph" w:styleId="Titolo4">
-    <w:name w:val="heading 4"/>
-    <w:basedOn w:val="Normale"/>
-    <w:next w:val="Normale"/>
-    <w:link w:val="Titolo4Carattere"/>
-    <w:uiPriority w:val="9"/>
-    <w:semiHidden/>
-    <w:unhideWhenUsed/>
-    <w:qFormat/>
-    <w:rsid w:val="007E161C"/>
-    <w:pPr>
-      <w:keepNext/>
-      <w:keepLines/>
-      <w:spacing w:before="80" w:after="40"/>
-      <w:outlineLvl w:val="3"/>
-    </w:pPr>
-    <w:rPr>
-      <w:rFonts w:eastAsiaTheme="majorEastAsia" w:cstheme="majorBidi"/>
-      <w:i/>
-      <w:iCs/>
-      <w:color w:val="2F5496" w:themeColor="accent1" w:themeShade="BF"/>
-    </w:rPr>
-  </w:style>
-  <w:style w:type="paragraph" w:styleId="Titolo5">
-    <w:name w:val="heading 5"/>
-    <w:basedOn w:val="Normale"/>
-    <w:next w:val="Normale"/>
-    <w:link w:val="Titolo5Carattere"/>
-    <w:uiPriority w:val="9"/>
-    <w:semiHidden/>
-    <w:unhideWhenUsed/>
-    <w:qFormat/>
-    <w:rsid w:val="007E161C"/>
-    <w:pPr>
-      <w:keepNext/>
-      <w:keepLines/>
-      <w:spacing w:before="80" w:after="40"/>
-      <w:outlineLvl w:val="4"/>
-    </w:pPr>
-    <w:rPr>
-      <w:rFonts w:eastAsiaTheme="majorEastAsia" w:cstheme="majorBidi"/>
-      <w:color w:val="2F5496" w:themeColor="accent1" w:themeShade="BF"/>
-    </w:rPr>
-  </w:style>
-  <w:style w:type="paragraph" w:styleId="Titolo6">
-    <w:name w:val="heading 6"/>
-    <w:basedOn w:val="Normale"/>
-    <w:next w:val="Normale"/>
-    <w:link w:val="Titolo6Carattere"/>
-    <w:uiPriority w:val="9"/>
-    <w:semiHidden/>
-    <w:unhideWhenUsed/>
-    <w:qFormat/>
-    <w:rsid w:val="007E161C"/>
-    <w:pPr>
-      <w:keepNext/>
-      <w:keepLines/>
-      <w:spacing w:before="40" w:after="0"/>
-      <w:outlineLvl w:val="5"/>
-    </w:pPr>
-    <w:rPr>
-      <w:rFonts w:eastAsiaTheme="majorEastAsia" w:cstheme="majorBidi"/>
-      <w:i/>
-      <w:iCs/>
-      <w:color w:val="595959" w:themeColor="text1" w:themeTint="A6"/>
-    </w:rPr>
-  </w:style>
-  <w:style w:type="paragraph" w:styleId="Titolo7">
-    <w:name w:val="heading 7"/>
-    <w:basedOn w:val="Normale"/>
-    <w:next w:val="Normale"/>
-    <w:link w:val="Titolo7Carattere"/>
-    <w:uiPriority w:val="9"/>
-    <w:semiHidden/>
-    <w:unhideWhenUsed/>
-    <w:qFormat/>
-    <w:rsid w:val="007E161C"/>
-    <w:pPr>
-      <w:keepNext/>
-      <w:keepLines/>
-      <w:spacing w:before="40" w:after="0"/>
-      <w:outlineLvl w:val="6"/>
-    </w:pPr>
-    <w:rPr>
-      <w:rFonts w:eastAsiaTheme="majorEastAsia" w:cstheme="majorBidi"/>
-      <w:color w:val="595959" w:themeColor="text1" w:themeTint="A6"/>
-    </w:rPr>
-  </w:style>
-  <w:style w:type="paragraph" w:styleId="Titolo8">
-    <w:name w:val="heading 8"/>
-    <w:basedOn w:val="Normale"/>
-    <w:next w:val="Normale"/>
-    <w:link w:val="Titolo8Carattere"/>
-    <w:uiPriority w:val="9"/>
-    <w:semiHidden/>
-    <w:unhideWhenUsed/>
-    <w:qFormat/>
-    <w:rsid w:val="007E161C"/>
-    <w:pPr>
-      <w:keepNext/>
-      <w:keepLines/>
-      <w:spacing w:after="0"/>
-      <w:outlineLvl w:val="7"/>
-    </w:pPr>
-    <w:rPr>
-      <w:rFonts w:eastAsiaTheme="majorEastAsia" w:cstheme="majorBidi"/>
-      <w:i/>
-      <w:iCs/>
-      <w:color w:val="272727" w:themeColor="text1" w:themeTint="D8"/>
-    </w:rPr>
-  </w:style>
-  <w:style w:type="paragraph" w:styleId="Titolo9">
-    <w:name w:val="heading 9"/>
-    <w:basedOn w:val="Normale"/>
-    <w:next w:val="Normale"/>
-    <w:link w:val="Titolo9Carattere"/>
-    <w:uiPriority w:val="9"/>
-    <w:semiHidden/>
-    <w:unhideWhenUsed/>
-    <w:qFormat/>
-    <w:rsid w:val="007E161C"/>
-    <w:pPr>
-      <w:keepNext/>
-      <w:keepLines/>
-      <w:spacing w:after="0"/>
-      <w:outlineLvl w:val="8"/>
-    </w:pPr>
-    <w:rPr>
-      <w:rFonts w:eastAsiaTheme="majorEastAsia" w:cstheme="majorBidi"/>
-      <w:color w:val="272727" w:themeColor="text1" w:themeTint="D8"/>
-    </w:rPr>
-  </w:style>
-  <w:style w:type="character" w:default="1" w:styleId="Carpredefinitoparagrafo">
-    <w:name w:val="Default Paragraph Font"/>
-    <w:uiPriority w:val="1"/>
-    <w:semiHidden/>
-    <w:unhideWhenUsed/>
-  </w:style>
-  <w:style w:type="table" w:default="1" w:styleId="Tabellanormale">
-    <w:name w:val="Normal Table"/>
-    <w:uiPriority w:val="99"/>
-    <w:semiHidden/>
-    <w:unhideWhenUsed/>
-    <w:tblPr>
-      <w:tblInd w:w="0" w:type="dxa"/>
-      <w:tblCellMar>
-        <w:top w:w="0" w:type="dxa"/>
-        <w:left w:w="108" w:type="dxa"/>
-        <w:bottom w:w="0" w:type="dxa"/>
-        <w:right w:w="108" w:type="dxa"/>
-      </w:tblCellMar>
-    </w:tblPr>
-  </w:style>
-  <w:style w:type="numbering" w:default="1" w:styleId="Nessunelenco">
-    <w:name w:val="No List"/>
-    <w:uiPriority w:val="99"/>
-    <w:semiHidden/>
-    <w:unhideWhenUsed/>
-  </w:style>
-  <w:style w:type="character" w:customStyle="1" w:styleId="Titolo1Carattere">
-    <w:name w:val="Titolo 1 Carattere"/>
-    <w:basedOn w:val="Carpredefinitoparagrafo"/>
-    <w:link w:val="Titolo1"/>
-    <w:uiPriority w:val="9"/>
-    <w:rsid w:val="007E161C"/>
-    <w:rPr>
-      <w:rFonts w:asciiTheme="majorHAnsi" w:eastAsiaTheme="majorEastAsia" w:hAnsiTheme="majorHAnsi" w:cstheme="majorBidi"/>
-      <w:color w:val="2F5496" w:themeColor="accent1" w:themeShade="BF"/>
-      <w:sz w:val="40"/>
-      <w:szCs w:val="40"/>
-    </w:rPr>
-  </w:style>
-  <w:style w:type="character" w:customStyle="1" w:styleId="Titolo2Carattere">
-    <w:name w:val="Titolo 2 Carattere"/>
-    <w:basedOn w:val="Carpredefinitoparagrafo"/>
-    <w:link w:val="Titolo2"/>
-    <w:uiPriority w:val="9"/>
-    <w:semiHidden/>
-    <w:rsid w:val="007E161C"/>
-    <w:rPr>
-      <w:rFonts w:asciiTheme="majorHAnsi" w:eastAsiaTheme="majorEastAsia" w:hAnsiTheme="majorHAnsi" w:cstheme="majorBidi"/>
-      <w:color w:val="2F5496" w:themeColor="accent1" w:themeShade="BF"/>
-      <w:sz w:val="32"/>
-      <w:szCs w:val="32"/>
-    </w:rPr>
-  </w:style>
-  <w:style w:type="character" w:customStyle="1" w:styleId="Titolo3Carattere">
-    <w:name w:val="Titolo 3 Carattere"/>
-    <w:basedOn w:val="Carpredefinitoparagrafo"/>
-    <w:link w:val="Titolo3"/>
-    <w:uiPriority w:val="9"/>
-    <w:semiHidden/>
-    <w:rsid w:val="007E161C"/>
-    <w:rPr>
-      <w:rFonts w:eastAsiaTheme="majorEastAsia" w:cstheme="majorBidi"/>
-      <w:color w:val="2F5496" w:themeColor="accent1" w:themeShade="BF"/>
-      <w:sz w:val="28"/>
-      <w:szCs w:val="28"/>
-    </w:rPr>
-  </w:style>
-  <w:style w:type="character" w:customStyle="1" w:styleId="Titolo4Carattere">
-    <w:name w:val="Titolo 4 Carattere"/>
-    <w:basedOn w:val="Carpredefinitoparagrafo"/>
-    <w:link w:val="Titolo4"/>
-    <w:uiPriority w:val="9"/>
-    <w:semiHidden/>
-    <w:rsid w:val="007E161C"/>
-    <w:rPr>
-      <w:rFonts w:eastAsiaTheme="majorEastAsia" w:cstheme="majorBidi"/>
-      <w:i/>
-      <w:iCs/>
-      <w:color w:val="2F5496" w:themeColor="accent1" w:themeShade="BF"/>
-    </w:rPr>
-  </w:style>
-  <w:style w:type="character" w:customStyle="1" w:styleId="Titolo5Carattere">
-    <w:name w:val="Titolo 5 Carattere"/>
-    <w:basedOn w:val="Carpredefinitoparagrafo"/>
-    <w:link w:val="Titolo5"/>
-    <w:uiPriority w:val="9"/>
-    <w:semiHidden/>
-    <w:rsid w:val="007E161C"/>
-    <w:rPr>
-      <w:rFonts w:eastAsiaTheme="majorEastAsia" w:cstheme="majorBidi"/>
-      <w:color w:val="2F5496" w:themeColor="accent1" w:themeShade="BF"/>
-    </w:rPr>
-  </w:style>
-  <w:style w:type="character" w:customStyle="1" w:styleId="Titolo6Carattere">
-    <w:name w:val="Titolo 6 Carattere"/>
-    <w:basedOn w:val="Carpredefinitoparagrafo"/>
-    <w:link w:val="Titolo6"/>
-    <w:uiPriority w:val="9"/>
-    <w:semiHidden/>
-    <w:rsid w:val="007E161C"/>
-    <w:rPr>
-      <w:rFonts w:eastAsiaTheme="majorEastAsia" w:cstheme="majorBidi"/>
-      <w:i/>
-      <w:iCs/>
-      <w:color w:val="595959" w:themeColor="text1" w:themeTint="A6"/>
-    </w:rPr>
-  </w:style>
-  <w:style w:type="character" w:customStyle="1" w:styleId="Titolo7Carattere">
-    <w:name w:val="Titolo 7 Carattere"/>
-    <w:basedOn w:val="Carpredefinitoparagrafo"/>
-    <w:link w:val="Titolo7"/>
-    <w:uiPriority w:val="9"/>
-    <w:semiHidden/>
-    <w:rsid w:val="007E161C"/>
-    <w:rPr>
-      <w:rFonts w:eastAsiaTheme="majorEastAsia" w:cstheme="majorBidi"/>
-      <w:color w:val="595959" w:themeColor="text1" w:themeTint="A6"/>
-    </w:rPr>
-  </w:style>
-  <w:style w:type="character" w:customStyle="1" w:styleId="Titolo8Carattere">
-    <w:name w:val="Titolo 8 Carattere"/>
-    <w:basedOn w:val="Carpredefinitoparagrafo"/>
-    <w:link w:val="Titolo8"/>
-    <w:uiPriority w:val="9"/>
-    <w:semiHidden/>
-    <w:rsid w:val="007E161C"/>
-    <w:rPr>
-      <w:rFonts w:eastAsiaTheme="majorEastAsia" w:cstheme="majorBidi"/>
-      <w:i/>
-      <w:iCs/>
-      <w:color w:val="272727" w:themeColor="text1" w:themeTint="D8"/>
-    </w:rPr>
-  </w:style>
-  <w:style w:type="character" w:customStyle="1" w:styleId="Titolo9Carattere">
-    <w:name w:val="Titolo 9 Carattere"/>
-    <w:basedOn w:val="Carpredefinitoparagrafo"/>
-    <w:link w:val="Titolo9"/>
-    <w:uiPriority w:val="9"/>
-    <w:semiHidden/>
-    <w:rsid w:val="007E161C"/>
-    <w:rPr>
-      <w:rFonts w:eastAsiaTheme="majorEastAsia" w:cstheme="majorBidi"/>
-      <w:color w:val="272727" w:themeColor="text1" w:themeTint="D8"/>
-    </w:rPr>
-  </w:style>
-  <w:style w:type="paragraph" w:styleId="Titolo">
-    <w:name w:val="Title"/>
-    <w:basedOn w:val="Normale"/>
-    <w:next w:val="Normale"/>
-    <w:link w:val="TitoloCarattere"/>
-    <w:uiPriority w:val="10"/>
-    <w:qFormat/>
-    <w:rsid w:val="007E161C"/>
-    <w:pPr>
-      <w:spacing w:after="80" w:line="240" w:lineRule="auto"/>
-      <w:contextualSpacing/>
-    </w:pPr>
-    <w:rPr>
-      <w:rFonts w:asciiTheme="majorHAnsi" w:eastAsiaTheme="majorEastAsia" w:hAnsiTheme="majorHAnsi" w:cstheme="majorBidi"/>
-      <w:spacing w:val="-10"/>
-      <w:kern w:val="28"/>
-      <w:sz w:val="56"/>
-      <w:szCs w:val="56"/>
-    </w:rPr>
-  </w:style>
-  <w:style w:type="character" w:customStyle="1" w:styleId="TitoloCarattere">
-    <w:name w:val="Titolo Carattere"/>
-    <w:basedOn w:val="Carpredefinitoparagrafo"/>
-    <w:link w:val="Titolo"/>
-    <w:uiPriority w:val="10"/>
-    <w:rsid w:val="007E161C"/>
-    <w:rPr>
-      <w:rFonts w:asciiTheme="majorHAnsi" w:eastAsiaTheme="majorEastAsia" w:hAnsiTheme="majorHAnsi" w:cstheme="majorBidi"/>
-      <w:spacing w:val="-10"/>
-      <w:kern w:val="28"/>
-      <w:sz w:val="56"/>
-      <w:szCs w:val="56"/>
-    </w:rPr>
-  </w:style>
-  <w:style w:type="paragraph" w:styleId="Sottotitolo">
-    <w:name w:val="Subtitle"/>
-    <w:basedOn w:val="Normale"/>
-    <w:next w:val="Normale"/>
-    <w:link w:val="SottotitoloCarattere"/>
-    <w:uiPriority w:val="11"/>
-    <w:qFormat/>
-    <w:rsid w:val="007E161C"/>
-    <w:pPr>
-      <w:numPr>
-        <w:ilvl w:val="1"/>
-      </w:numPr>
-    </w:pPr>
-    <w:rPr>
-      <w:rFonts w:eastAsiaTheme="majorEastAsia" w:cstheme="majorBidi"/>
-      <w:color w:val="595959" w:themeColor="text1" w:themeTint="A6"/>
-      <w:spacing w:val="15"/>
-      <w:sz w:val="28"/>
-      <w:szCs w:val="28"/>
-    </w:rPr>
-  </w:style>
-  <w:style w:type="character" w:customStyle="1" w:styleId="SottotitoloCarattere">
-    <w:name w:val="Sottotitolo Carattere"/>
-    <w:basedOn w:val="Carpredefinitoparagrafo"/>
-    <w:link w:val="Sottotitolo"/>
-    <w:uiPriority w:val="11"/>
-    <w:rsid w:val="007E161C"/>
-    <w:rPr>
-      <w:rFonts w:eastAsiaTheme="majorEastAsia" w:cstheme="majorBidi"/>
-      <w:color w:val="595959" w:themeColor="text1" w:themeTint="A6"/>
-      <w:spacing w:val="15"/>
-      <w:sz w:val="28"/>
-      <w:szCs w:val="28"/>
-    </w:rPr>
-  </w:style>
-  <w:style w:type="paragraph" w:styleId="Citazione">
-    <w:name w:val="Quote"/>
-    <w:basedOn w:val="Normale"/>
-    <w:next w:val="Normale"/>
-    <w:link w:val="CitazioneCarattere"/>
-    <w:uiPriority w:val="29"/>
-    <w:qFormat/>
-    <w:rsid w:val="007E161C"/>
-    <w:pPr>
-      <w:spacing w:before="160"/>
-      <w:jc w:val="center"/>
-    </w:pPr>
-    <w:rPr>
-      <w:i/>
-      <w:iCs/>
-      <w:color w:val="404040" w:themeColor="text1" w:themeTint="BF"/>
-    </w:rPr>
-  </w:style>
-  <w:style w:type="character" w:customStyle="1" w:styleId="CitazioneCarattere">
-    <w:name w:val="Citazione Carattere"/>
-    <w:basedOn w:val="Carpredefinitoparagrafo"/>
-    <w:link w:val="Citazione"/>
-    <w:uiPriority w:val="29"/>
-    <w:rsid w:val="007E161C"/>
-    <w:rPr>
-      <w:i/>
-      <w:iCs/>
-      <w:color w:val="404040" w:themeColor="text1" w:themeTint="BF"/>
-    </w:rPr>
-  </w:style>
-  <w:style w:type="paragraph" w:styleId="Paragrafoelenco">
-    <w:name w:val="List Paragraph"/>
-    <w:basedOn w:val="Normale"/>
-    <w:uiPriority w:val="34"/>
-    <w:qFormat/>
-    <w:rsid w:val="007E161C"/>
-    <w:pPr>
-      <w:ind w:left="720"/>
-      <w:contextualSpacing/>
-    </w:pPr>
-  </w:style>
-  <w:style w:type="character" w:styleId="Enfasiintensa">
-    <w:name w:val="Intense Emphasis"/>
-    <w:basedOn w:val="Carpredefinitoparagrafo"/>
-    <w:uiPriority w:val="21"/>
-    <w:qFormat/>
-    <w:rsid w:val="007E161C"/>
-    <w:rPr>
-      <w:i/>
-      <w:iCs/>
-      <w:color w:val="2F5496" w:themeColor="accent1" w:themeShade="BF"/>
-    </w:rPr>
-  </w:style>
-  <w:style w:type="paragraph" w:styleId="Citazioneintensa">
-    <w:name w:val="Intense Quote"/>
-    <w:basedOn w:val="Normale"/>
-    <w:next w:val="Normale"/>
-    <w:link w:val="CitazioneintensaCarattere"/>
-    <w:uiPriority w:val="30"/>
-    <w:qFormat/>
-    <w:rsid w:val="007E161C"/>
-    <w:pPr>
-      <w:pBdr>
-        <w:top w:val="single" w:sz="4" w:space="10" w:color="2F5496" w:themeColor="accent1" w:themeShade="BF"/>
-        <w:bottom w:val="single" w:sz="4" w:space="10" w:color="2F5496" w:themeColor="accent1" w:themeShade="BF"/>
-      </w:pBdr>
-      <w:spacing w:before="360" w:after="360"/>
-      <w:ind w:left="864" w:right="864"/>
-      <w:jc w:val="center"/>
-    </w:pPr>
-    <w:rPr>
-      <w:i/>
-      <w:iCs/>
-      <w:color w:val="2F5496" w:themeColor="accent1" w:themeShade="BF"/>
-    </w:rPr>
-  </w:style>
-  <w:style w:type="character" w:customStyle="1" w:styleId="CitazioneintensaCarattere">
-    <w:name w:val="Citazione intensa Carattere"/>
-    <w:basedOn w:val="Carpredefinitoparagrafo"/>
-    <w:link w:val="Citazioneintensa"/>
-    <w:uiPriority w:val="30"/>
-    <w:rsid w:val="007E161C"/>
-    <w:rPr>
-      <w:i/>
-      <w:iCs/>
-      <w:color w:val="2F5496" w:themeColor="accent1" w:themeShade="BF"/>
-    </w:rPr>
-  </w:style>
-  <w:style w:type="character" w:styleId="Riferimentointenso">
-    <w:name w:val="Intense Reference"/>
-    <w:basedOn w:val="Carpredefinitoparagrafo"/>
-    <w:uiPriority w:val="32"/>
-    <w:qFormat/>
-    <w:rsid w:val="007E161C"/>
-    <w:rPr>
-      <w:b/>
-      <w:bCs/>
-      <w:smallCaps/>
-      <w:color w:val="2F5496" w:themeColor="accent1" w:themeShade="BF"/>
-      <w:spacing w:val="5"/>
-    </w:rPr>
-  </w:style>
-</w:styles>
-</file>
-
-<file path=word/stylesWithEffects.xml><?xml version="1.0" encoding="utf-8"?>
-<w:styles xmlns:wpc="http://schemas.microsoft.com/office/word/2010/wordprocessingCanvas" xmlns:mc="http://schemas.openxmlformats.org/markup-compatibility/2006" xmlns:o="urn:schemas-microsoft-com:office:office" xmlns:r="http://schemas.openxmlformats.org/officeDocument/2006/relationships" xmlns:m="http://schemas.openxmlformats.org/officeDocument/2006/math" xmlns:v="urn:schemas-microsoft-com:vml" xmlns:wp14="http://schemas.microsoft.com/office/word/2010/wordprocessingDrawing" xmlns:wp="http://schemas.openxmlformats.org/drawingml/2006/wordprocessingDrawing" xmlns:w10="urn:schemas-microsoft-com:office:word" xmlns:w="http://schemas.openxmlformats.org/wordprocessingml/2006/main" xmlns:w14="http://schemas.microsoft.com/office/word/2010/wordml" xmlns:wpg="http://schemas.microsoft.com/office/word/2010/wordprocessingGroup" xmlns:wpi="http://schemas.microsoft.com/office/word/2010/wordprocessingInk" xmlns:wne="http://schemas.microsoft.com/office/word/2006/wordml" xmlns:wps="http://schemas.microsoft.com/office/word/2010/wordprocessingShape" mc:Ignorable="w14 wp14">
-  <w:docDefaults>
-    <w:rPrDefault>
-      <w:rPr>
-        <w:rFonts w:asciiTheme="minorHAnsi" w:eastAsiaTheme="minorHAnsi" w:hAnsiTheme="minorHAnsi" w:cstheme="minorBidi"/>
-        <w:sz w:val="22"/>
-        <w:szCs w:val="22"/>
-        <w:lang w:val="en-GB" w:eastAsia="en-US" w:bidi="ar-SA"/>
-        <w14:ligatures w14:val="standardContextual"/>
-      </w:rPr>
-    </w:rPrDefault>
-    <w:pPrDefault>
-      <w:pPr>
-        <w:spacing w:after="160" w:line="259" w:lineRule="auto"/>
-      </w:pPr>
-    </w:pPrDefault>
-  </w:docDefaults>
-  <w:latentStyles w:defLockedState="0" w:defUIPriority="99" w:defSemiHidden="1" w:defUnhideWhenUsed="1" w:defQFormat="0" w:count="267">
-    <w:lsdException w:name="Normal" w:semiHidden="0" w:uiPriority="0" w:unhideWhenUsed="0" w:qFormat="1"/>
-    <w:lsdException w:name="heading 1" w:semiHidden="0" w:uiPriority="9" w:unhideWhenUsed="0" w:qFormat="1"/>
-    <w:lsdException w:name="heading 2" w:uiPriority="9" w:qFormat="1"/>
-    <w:lsdException w:name="heading 3" w:uiPriority="9" w:qFormat="1"/>
-    <w:lsdException w:name="heading 4" w:uiPriority="9" w:qFormat="1"/>
-    <w:lsdException w:name="heading 5" w:uiPriority="9" w:qFormat="1"/>
-    <w:lsdException w:name="heading 6" w:uiPriority="9" w:qFormat="1"/>
-    <w:lsdException w:name="heading 7" w:uiPriority="9" w:qFormat="1"/>
-    <w:lsdException w:name="heading 8" w:uiPriority="9" w:qFormat="1"/>
-    <w:lsdException w:name="heading 9" w:uiPriority="9" w:qFormat="1"/>
-    <w:lsdException w:name="toc 1" w:uiPriority="39"/>
-    <w:lsdException w:name="toc 2" w:uiPriority="39"/>
-    <w:lsdException w:name="toc 3" w:uiPriority="39"/>
-    <w:lsdException w:name="toc 4" w:uiPriority="39"/>
-    <w:lsdException w:name="toc 5" w:uiPriority="39"/>
-    <w:lsdException w:name="toc 6" w:uiPriority="39"/>
-    <w:lsdException w:name="toc 7" w:uiPriority="39"/>
-    <w:lsdException w:name="toc 8" w:uiPriority="39"/>
-    <w:lsdException w:name="toc 9" w:uiPriority="39"/>
-    <w:lsdException w:name="caption" w:uiPriority="35" w:qFormat="1"/>
-    <w:lsdException w:name="Title" w:semiHidden="0" w:uiPriority="10" w:unhideWhenUsed="0" w:qFormat="1"/>
-    <w:lsdException w:name="Default Paragraph Font" w:uiPriority="1"/>
-    <w:lsdException w:name="Subtitle" w:semiHidden="0" w:uiPriority="11" w:unhideWhenUsed="0" w:qFormat="1"/>
-    <w:lsdException w:name="Strong" w:semiHidden="0" w:uiPriority="22" w:unhideWhenUsed="0" w:qFormat="1"/>
-    <w:lsdException w:name="Emphasis" w:semiHidden="0" w:uiPriority="20" w:unhideWhenUsed="0" w:qFormat="1"/>
-    <w:lsdException w:name="Table Grid" w:semiHidden="0" w:uiPriority="39" w:unhideWhenUsed="0"/>
-    <w:lsdException w:name="Placeholder Text" w:unhideWhenUsed="0"/>
-    <w:lsdException w:name="No Spacing" w:semiHidden="0" w:uiPriority="1" w:unhideWhenUsed="0" w:qFormat="1"/>
-    <w:lsdException w:name="Light Shading" w:semiHidden="0" w:uiPriority="60" w:unhideWhenUsed="0"/>
-    <w:lsdException w:name="Light List" w:semiHidden="0" w:uiPriority="61" w:unhideWhenUsed="0"/>
-    <w:lsdException w:name="Light Grid" w:semiHidden="0" w:uiPriority="62" w:unhideWhenUsed="0"/>
-    <w:lsdException w:name="Medium Shading 1" w:semiHidden="0" w:uiPriority="63" w:unhideWhenUsed="0"/>
-    <w:lsdException w:name="Medium Shading 2" w:semiHidden="0" w:uiPriority="64" w:unhideWhenUsed="0"/>
-    <w:lsdException w:name="Medium List 1" w:semiHidden="0" w:uiPriority="65" w:unhideWhenUsed="0"/>
-    <w:lsdException w:name="Medium List 2" w:semiHidden="0" w:uiPriority="66" w:unhideWhenUsed="0"/>
-    <w:lsdException w:name="Medium Grid 1" w:semiHidden="0" w:uiPriority="67" w:unhideWhenUsed="0"/>
-    <w:lsdException w:name="Medium Grid 2" w:semiHidden="0" w:uiPriority="68" w:unhideWhenUsed="0"/>
-    <w:lsdException w:name="Medium Grid 3" w:semiHidden="0" w:uiPriority="69" w:unhideWhenUsed="0"/>
-    <w:lsdException w:name="Dark List" w:semiHidden="0" w:uiPriority="70" w:unhideWhenUsed="0"/>
-    <w:lsdException w:name="Colorful Shading" w:semiHidden="0" w:uiPriority="71" w:unhideWhenUsed="0"/>
-    <w:lsdException w:name="Colorful List" w:semiHidden="0" w:uiPriority="72" w:unhideWhenUsed="0"/>
-    <w:lsdException w:name="Colorful Grid" w:semiHidden="0" w:uiPriority="73" w:unhideWhenUsed="0"/>
-    <w:lsdException w:name="Light Shading Accent 1" w:semiHidden="0" w:uiPriority="60" w:unhideWhenUsed="0"/>
-    <w:lsdException w:name="Light List Accent 1" w:semiHidden="0" w:uiPriority="61" w:unhideWhenUsed="0"/>
-    <w:lsdException w:name="Light Grid Accent 1" w:semiHidden="0" w:uiPriority="62" w:unhideWhenUsed="0"/>
-    <w:lsdException w:name="Medium Shading 1 Accent 1" w:semiHidden="0" w:uiPriority="63" w:unhideWhenUsed="0"/>
-    <w:lsdException w:name="Medium Shading 2 Accent 1" w:semiHidden="0" w:uiPriority="64" w:unhideWhenUsed="0"/>
-    <w:lsdException w:name="Medium List 1 Accent 1" w:semiHidden="0" w:uiPriority="65" w:unhideWhenUsed="0"/>
-    <w:lsdException w:name="Revision" w:unhideWhenUsed="0"/>
-    <w:lsdException w:name="List Paragraph" w:semiHidden="0" w:uiPriority="34" w:unhideWhenUsed="0" w:qFormat="1"/>
-    <w:lsdException w:name="Quote" w:semiHidden="0" w:uiPriority="29" w:unhideWhenUsed="0" w:qFormat="1"/>
-    <w:lsdException w:name="Intense Quote" w:semiHidden="0" w:uiPriority="30" w:unhideWhenUsed="0" w:qFormat="1"/>
-    <w:lsdException w:name="Medium List 2 Accent 1" w:semiHidden="0" w:uiPriority="66" w:unhideWhenUsed="0"/>
-    <w:lsdException w:name="Medium Grid 1 Accent 1" w:semiHidden="0" w:uiPriority="67" w:unhideWhenUsed="0"/>
-    <w:lsdException w:name="Medium Grid 2 Accent 1" w:semiHidden="0" w:uiPriority="68" w:unhideWhenUsed="0"/>
-    <w:lsdException w:name="Medium Grid 3 Accent 1" w:semiHidden="0" w:uiPriority="69" w:unhideWhenUsed="0"/>
-    <w:lsdException w:name="Dark List Accent 1" w:semiHidden="0" w:uiPriority="70" w:unhideWhenUsed="0"/>
-    <w:lsdException w:name="Colorful Shading Accent 1" w:semiHidden="0" w:uiPriority="71" w:unhideWhenUsed="0"/>
-    <w:lsdException w:name="Colorful List Accent 1" w:semiHidden="0" w:uiPriority="72" w:unhideWhenUsed="0"/>
-    <w:lsdException w:name="Colorful Grid Accent 1" w:semiHidden="0" w:uiPriority="73" w:unhideWhenUsed="0"/>
-    <w:lsdException w:name="Light Shading Accent 2" w:semiHidden="0" w:uiPriority="60" w:unhideWhenUsed="0"/>
-    <w:lsdException w:name="Light List Accent 2" w:semiHidden="0" w:uiPriority="61" w:unhideWhenUsed="0"/>
-    <w:lsdException w:name="Light Grid Accent 2" w:semiHidden="0" w:uiPriority="62" w:unhideWhenUsed="0"/>
-    <w:lsdException w:name="Medium Shading 1 Accent 2" w:semiHidden="0" w:uiPriority="63" w:unhideWhenUsed="0"/>
-    <w:lsdException w:name="Medium Shading 2 Accent 2" w:semiHidden="0" w:uiPriority="64" w:unhideWhenUsed="0"/>
-    <w:lsdException w:name="Medium List 1 Accent 2" w:semiHidden="0" w:uiPriority="65" w:unhideWhenUsed="0"/>
-    <w:lsdException w:name="Medium List 2 Accent 2" w:semiHidden="0" w:uiPriority="66" w:unhideWhenUsed="0"/>
-    <w:lsdException w:name="Medium Grid 1 Accent 2" w:semiHidden="0" w:uiPriority="67" w:unhideWhenUsed="0"/>
-    <w:lsdException w:name="Medium Grid 2 Accent 2" w:semiHidden="0" w:uiPriority="68" w:unhideWhenUsed="0"/>
-    <w:lsdException w:name="Medium Grid 3 Accent 2" w:semiHidden="0" w:uiPriority="69" w:unhideWhenUsed="0"/>
-    <w:lsdException w:name="Dark List Accent 2" w:semiHidden="0" w:uiPriority="70" w:unhideWhenUsed="0"/>
-    <w:lsdException w:name="Colorful Shading Accent 2" w:semiHidden="0" w:uiPriority="71" w:unhideWhenUsed="0"/>
-    <w:lsdException w:name="Colorful List Accent 2" w:semiHidden="0" w:uiPriority="72" w:unhideWhenUsed="0"/>
-    <w:lsdException w:name="Colorful Grid Accent 2" w:semiHidden="0" w:uiPriority="73" w:unhideWhenUsed="0"/>
-    <w:lsdException w:name="Light Shading Accent 3" w:semiHidden="0" w:uiPriority="60" w:unhideWhenUsed="0"/>
-    <w:lsdException w:name="Light List Accent 3" w:semiHidden="0" w:uiPriority="61" w:unhideWhenUsed="0"/>
-    <w:lsdException w:name="Light Grid Accent 3" w:semiHidden="0" w:uiPriority="62" w:unhideWhenUsed="0"/>
-    <w:lsdException w:name="Medium Shading 1 Accent 3" w:semiHidden="0" w:uiPriority="63" w:unhideWhenUsed="0"/>
-    <w:lsdException w:name="Medium Shading 2 Accent 3" w:semiHidden="0" w:uiPriority="64" w:unhideWhenUsed="0"/>
-    <w:lsdException w:name="Medium List 1 Accent 3" w:semiHidden="0" w:uiPriority="65" w:unhideWhenUsed="0"/>
-    <w:lsdException w:name="Medium List 2 Accent 3" w:semiHidden="0" w:uiPriority="66" w:unhideWhenUsed="0"/>
-    <w:lsdException w:name="Medium Grid 1 Accent 3" w:semiHidden="0" w:uiPriority="67" w:unhideWhenUsed="0"/>
-    <w:lsdException w:name="Medium Grid 2 Accent 3" w:semiHidden="0" w:uiPriority="68" w:unhideWhenUsed="0"/>
-    <w:lsdException w:name="Medium Grid 3 Accent 3" w:semiHidden="0" w:uiPriority="69" w:unhideWhenUsed="0"/>
-    <w:lsdException w:name="Dark List Accent 3" w:semiHidden="0" w:uiPriority="70" w:unhideWhenUsed="0"/>
-    <w:lsdException w:name="Colorful Shading Accent 3" w:semiHidden="0" w:uiPriority="71" w:unhideWhenUsed="0"/>
-    <w:lsdException w:name="Colorful List Accent 3" w:semiHidden="0" w:uiPriority="72" w:unhideWhenUsed="0"/>
-    <w:lsdException w:name="Colorful Grid Accent 3" w:semiHidden="0" w:uiPriority="73" w:unhideWhenUsed="0"/>
-    <w:lsdException w:name="Light Shading Accent 4" w:semiHidden="0" w:uiPriority="60" w:unhideWhenUsed="0"/>
-    <w:lsdException w:name="Light List Accent 4" w:semiHidden="0" w:uiPriority="61" w:unhideWhenUsed="0"/>
-    <w:lsdException w:name="Light Grid Accent 4" w:semiHidden="0" w:uiPriority="62" w:unhideWhenUsed="0"/>
-    <w:lsdException w:name="Medium Shading 1 Accent 4" w:semiHidden="0" w:uiPriority="63" w:unhideWhenUsed="0"/>
-    <w:lsdException w:name="Medium Shading 2 Accent 4" w:semiHidden="0" w:uiPriority="64" w:unhideWhenUsed="0"/>
-    <w:lsdException w:name="Medium List 1 Accent 4" w:semiHidden="0" w:uiPriority="65" w:unhideWhenUsed="0"/>
-    <w:lsdException w:name="Medium List 2 Accent 4" w:semiHidden="0" w:uiPriority="66" w:unhideWhenUsed="0"/>
-    <w:lsdException w:name="Medium Grid 1 Accent 4" w:semiHidden="0" w:uiPriority="67" w:unhideWhenUsed="0"/>
-    <w:lsdException w:name="Medium Grid 2 Accent 4" w:semiHidden="0" w:uiPriority="68" w:unhideWhenUsed="0"/>
-    <w:lsdException w:name="Medium Grid 3 Accent 4" w:semiHidden="0" w:uiPriority="69" w:unhideWhenUsed="0"/>
-    <w:lsdException w:name="Dark List Accent 4" w:semiHidden="0" w:uiPriority="70" w:unhideWhenUsed="0"/>
-    <w:lsdException w:name="Colorful Shading Accent 4" w:semiHidden="0" w:uiPriority="71" w:unhideWhenUsed="0"/>
-    <w:lsdException w:name="Colorful List Accent 4" w:semiHidden="0" w:uiPriority="72" w:unhideWhenUsed="0"/>
-    <w:lsdException w:name="Colorful Grid Accent 4" w:semiHidden="0" w:uiPriority="73" w:unhideWhenUsed="0"/>
-    <w:lsdException w:name="Light Shading Accent 5" w:semiHidden="0" w:uiPriority="60" w:unhideWhenUsed="0"/>
-    <w:lsdException w:name="Light List Accent 5" w:semiHidden="0" w:uiPriority="61" w:unhideWhenUsed="0"/>
-    <w:lsdException w:name="Light Grid Accent 5" w:semiHidden="0" w:uiPriority="62" w:unhideWhenUsed="0"/>
-    <w:lsdException w:name="Medium Shading 1 Accent 5" w:semiHidden="0" w:uiPriority="63" w:unhideWhenUsed="0"/>
-    <w:lsdException w:name="Medium Shading 2 Accent 5" w:semiHidden="0" w:uiPriority="64" w:unhideWhenUsed="0"/>
-    <w:lsdException w:name="Medium List 1 Accent 5" w:semiHidden="0" w:uiPriority="65" w:unhideWhenUsed="0"/>
-    <w:lsdException w:name="Medium List 2 Accent 5" w:semiHidden="0" w:uiPriority="66" w:unhideWhenUsed="0"/>
-    <w:lsdException w:name="Medium Grid 1 Accent 5" w:semiHidden="0" w:uiPriority="67" w:unhideWhenUsed="0"/>
-    <w:lsdException w:name="Medium Grid 2 Accent 5" w:semiHidden="0" w:uiPriority="68" w:unhideWhenUsed="0"/>
-    <w:lsdException w:name="Medium Grid 3 Accent 5" w:semiHidden="0" w:uiPriority="69" w:unhideWhenUsed="0"/>
-    <w:lsdException w:name="Dark List Accent 5" w:semiHidden="0" w:uiPriority="70" w:unhideWhenUsed="0"/>
-    <w:lsdException w:name="Colorful Shading Accent 5" w:semiHidden="0" w:uiPriority="71" w:unhideWhenUsed="0"/>
-    <w:lsdException w:name="Colorful List Accent 5" w:semiHidden="0" w:uiPriority="72" w:unhideWhenUsed="0"/>
-    <w:lsdException w:name="Colorful Grid Accent 5" w:semiHidden="0" w:uiPriority="73" w:unhideWhenUsed="0"/>
-    <w:lsdException w:name="Light Shading Accent 6" w:semiHidden="0" w:uiPriority="60" w:unhideWhenUsed="0"/>
-    <w:lsdException w:name="Light List Accent 6" w:semiHidden="0" w:uiPriority="61" w:unhideWhenUsed="0"/>
-    <w:lsdException w:name="Light Grid Accent 6" w:semiHidden="0" w:uiPriority="62" w:unhideWhenUsed="0"/>
-    <w:lsdException w:name="Medium Shading 1 Accent 6" w:semiHidden="0" w:uiPriority="63" w:unhideWhenUsed="0"/>
-    <w:lsdException w:name="Medium Shading 2 Accent 6" w:semiHidden="0" w:uiPriority="64" w:unhideWhenUsed="0"/>
-    <w:lsdException w:name="Medium List 1 Accent 6" w:semiHidden="0" w:uiPriority="65" w:unhideWhenUsed="0"/>
-    <w:lsdException w:name="Medium List 2 Accent 6" w:semiHidden="0" w:uiPriority="66" w:unhideWhenUsed="0"/>
-    <w:lsdException w:name="Medium Grid 1 Accent 6" w:semiHidden="0" w:uiPriority="67" w:unhideWhenUsed="0"/>
-    <w:lsdException w:name="Medium Grid 2 Accent 6" w:semiHidden="0" w:uiPriority="68" w:unhideWhenUsed="0"/>
-    <w:lsdException w:name="Medium Grid 3 Accent 6" w:semiHidden="0" w:uiPriority="69" w:unhideWhenUsed="0"/>
-    <w:lsdException w:name="Dark List Accent 6" w:semiHidden="0" w:uiPriority="70" w:unhideWhenUsed="0"/>
-    <w:lsdException w:name="Colorful Shading Accent 6" w:semiHidden="0" w:uiPriority="71" w:unhideWhenUsed="0"/>
-    <w:lsdException w:name="Colorful List Accent 6" w:semiHidden="0" w:uiPriority="72" w:unhideWhenUsed="0"/>
-    <w:lsdException w:name="Colorful Grid Accent 6" w:semiHidden="0" w:uiPriority="73" w:unhideWhenUsed="0"/>
-    <w:lsdException w:name="Subtle Emphasis" w:semiHidden="0" w:uiPriority="19" w:unhideWhenUsed="0" w:qFormat="1"/>
-    <w:lsdException w:name="Intense Emphasis" w:semiHidden="0" w:uiPriority="21" w:unhideWhenUsed="0" w:qFormat="1"/>
-    <w:lsdException w:name="Subtle Reference" w:semiHidden="0" w:uiPriority="31" w:unhideWhenUsed="0" w:qFormat="1"/>
-    <w:lsdException w:name="Intense Reference" w:semiHidden="0" w:uiPriority="32" w:unhideWhenUsed="0" w:qFormat="1"/>
-    <w:lsdException w:name="Book Title" w:semiHidden="0" w:uiPriority="33" w:unhideWhenUsed="0" w:qFormat="1"/>
-    <w:lsdException w:name="Bibliography" w:uiPriority="37"/>
-    <w:lsdException w:name="TOC Heading" w:uiPriority="39" w:qFormat="1"/>
+  <w:latentStyles w:defLockedState="0" w:defUIPriority="99" w:defSemiHidden="0" w:defUnhideWhenUsed="0" w:defQFormat="0" w:count="376">
+    <w:lsdException w:name="Normal" w:uiPriority="0" w:qFormat="1"/>
+    <w:lsdException w:name="heading 1" w:uiPriority="9" w:qFormat="1"/>
+    <w:lsdException w:name="heading 2" w:semiHidden="1" w:uiPriority="9" w:unhideWhenUsed="1" w:qFormat="1"/>
+    <w:lsdException w:name="heading 3" w:semiHidden="1" w:uiPriority="9" w:unhideWhenUsed="1" w:qFormat="1"/>
+    <w:lsdException w:name="heading 4" w:semiHidden="1" w:uiPriority="9" w:unhideWhenUsed="1" w:qFormat="1"/>
+    <w:lsdException w:name="heading 5" w:semiHidden="1" w:uiPriority="9" w:unhideWhenUsed="1" w:qFormat="1"/>
+    <w:lsdException w:name="heading 6" w:semiHidden="1" w:uiPriority="9" w:unhideWhenUsed="1" w:qFormat="1"/>
+    <w:lsdException w:name="heading 7" w:semiHidden="1" w:uiPriority="9" w:unhideWhenUsed="1" w:qFormat="1"/>
+    <w:lsdException w:name="heading 8" w:semiHidden="1" w:uiPriority="9" w:unhideWhenUsed="1" w:qFormat="1"/>
+    <w:lsdException w:name="heading 9" w:semiHidden="1" w:uiPriority="9" w:unhideWhenUsed="1" w:qFormat="1"/>
+    <w:lsdException w:name="index 1" w:semiHidden="1" w:unhideWhenUsed="1"/>
+    <w:lsdException w:name="index 2" w:semiHidden="1" w:unhideWhenUsed="1"/>
+    <w:lsdException w:name="index 3" w:semiHidden="1" w:unhideWhenUsed="1"/>
+    <w:lsdException w:name="index 4" w:semiHidden="1" w:unhideWhenUsed="1"/>
+    <w:lsdException w:name="index 5" w:semiHidden="1" w:unhideWhenUsed="1"/>
+    <w:lsdException w:name="index 6" w:semiHidden="1" w:unhideWhenUsed="1"/>
+    <w:lsdException w:name="index 7" w:semiHidden="1" w:unhideWhenUsed="1"/>
+    <w:lsdException w:name="index 8" w:semiHidden="1" w:unhideWhenUsed="1"/>
+    <w:lsdException w:name="index 9" w:semiHidden="1" w:unhideWhenUsed="1"/>
+    <w:lsdException w:name="toc 1" w:semiHidden="1" w:uiPriority="39" w:unhideWhenUsed="1"/>
+    <w:lsdException w:name="toc 2" w:semiHidden="1" w:uiPriority="39" w:unhideWhenUsed="1"/>
+    <w:lsdException w:name="toc 3" w:semiHidden="1" w:uiPriority="39" w:unhideWhenUsed="1"/>
+    <w:lsdException w:name="toc 4" w:semiHidden="1" w:uiPriority="39" w:unhideWhenUsed="1"/>
+    <w:lsdException w:name="toc 5" w:semiHidden="1" w:uiPriority="39" w:unhideWhenUsed="1"/>
+    <w:lsdException w:name="toc 6" w:semiHidden="1" w:uiPriority="39" w:unhideWhenUsed="1"/>
+    <w:lsdException w:name="toc 7" w:semiHidden="1" w:uiPriority="39" w:unhideWhenUsed="1"/>
+    <w:lsdException w:name="toc 8" w:semiHidden="1" w:uiPriority="39" w:unhideWhenUsed="1"/>
+    <w:lsdException w:name="toc 9" w:semiHidden="1" w:uiPriority="39" w:unhideWhenUsed="1"/>
+    <w:lsdException w:name="Normal Indent" w:semiHidden="1" w:unhideWhenUsed="1"/>
+    <w:lsdException w:name="footnote text" w:semiHidden="1" w:unhideWhenUsed="1"/>
+    <w:lsdException w:name="annotation text" w:semiHidden="1" w:unhideWhenUsed="1"/>
+    <w:lsdException w:name="header" w:semiHidden="1" w:unhideWhenUsed="1"/>
+    <w:lsdException w:name="footer" w:semiHidden="1" w:unhideWhenUsed="1"/>
+    <w:lsdException w:name="index heading" w:semiHidden="1" w:unhideWhenUsed="1"/>
+    <w:lsdException w:name="caption" w:semiHidden="1" w:uiPriority="35" w:unhideWhenUsed="1" w:qFormat="1"/>
+    <w:lsdException w:name="table of figures" w:semiHidden="1" w:unhideWhenUsed="1"/>
+    <w:lsdException w:name="envelope address" w:semiHidden="1" w:unhideWhenUsed="1"/>
+    <w:lsdException w:name="envelope return" w:semiHidden="1" w:unhideWhenUsed="1"/>
+    <w:lsdException w:name="footnote reference" w:semiHidden="1" w:unhideWhenUsed="1"/>
+    <w:lsdException w:name="annotation reference" w:semiHidden="1" w:unhideWhenUsed="1"/>
+    <w:lsdException w:name="line number" w:semiHidden="1" w:unhideWhenUsed="1"/>
+    <w:lsdException w:name="page number" w:semiHidden="1" w:unhideWhenUsed="1"/>
+    <w:lsdException w:name="endnote reference" w:semiHidden="1" w:unhideWhenUsed="1"/>
+    <w:lsdException w:name="endnote text" w:semiHidden="1" w:unhideWhenUsed="1"/>
+    <w:lsdException w:name="table of authorities" w:semiHidden="1" w:unhideWhenUsed="1"/>
+    <w:lsdException w:name="macro" w:semiHidden="1" w:unhideWhenUsed="1"/>
+    <w:lsdException w:name="toa heading" w:semiHidden="1" w:unhideWhenUsed="1"/>
+    <w:lsdException w:name="List" w:semiHidden="1" w:unhideWhenUsed="1"/>
+    <w:lsdException w:name="List Bullet" w:semiHidden="1" w:unhideWhenUsed="1"/>
+    <w:lsdException w:name="List Number" w:semiHidden="1" w:unhideWhenUsed="1"/>
+    <w:lsdException w:name="List 2" w:semiHidden="1" w:unhideWhenUsed="1"/>
+    <w:lsdException w:name="List 3" w:semiHidden="1" w:unhideWhenUsed="1"/>
+    <w:lsdException w:name="List 4" w:semiHidden="1" w:unhideWhenUsed="1"/>
+    <w:lsdException w:name="List 5" w:semiHidden="1" w:unhideWhenUsed="1"/>
+    <w:lsdException w:name="List Bullet 2" w:semiHidden="1" w:unhideWhenUsed="1"/>
+    <w:lsdException w:name="List Bullet 3" w:semiHidden="1" w:unhideWhenUsed="1"/>
+    <w:lsdException w:name="List Bullet 4" w:semiHidden="1" w:unhideWhenUsed="1"/>
+    <w:lsdException w:name="List Bullet 5" w:semiHidden="1" w:unhideWhenUsed="1"/>
+    <w:lsdException w:name="List Number 2" w:semiHidden="1" w:unhideWhenUsed="1"/>
+    <w:lsdException w:name="List Number 3" w:semiHidden="1" w:unhideWhenUsed="1"/>
+    <w:lsdException w:name="List Number 4" w:semiHidden="1" w:unhideWhenUsed="1"/>
+    <w:lsdException w:name="List Number 5" w:semiHidden="1" w:unhideWhenUsed="1"/>
+    <w:lsdException w:name="Title" w:uiPriority="10" w:qFormat="1"/>
+    <w:lsdException w:name="Closing" w:semiHidden="1" w:unhideWhenUsed="1"/>
+    <w:lsdException w:name="Signature" w:semiHidden="1" w:unhideWhenUsed="1"/>
+    <w:lsdException w:name="Default Paragraph Font" w:semiHidden="1" w:uiPriority="1" w:unhideWhenUsed="1"/>
+    <w:lsdException w:name="Body Text" w:semiHidden="1" w:unhideWhenUsed="1"/>
+    <w:lsdException w:name="Body Text Indent" w:semiHidden="1" w:unhideWhenUsed="1"/>
+    <w:lsdException w:name="List Continue" w:semiHidden="1" w:unhideWhenUsed="1"/>
+    <w:lsdException w:name="List Continue 2" w:semiHidden="1" w:unhideWhenUsed="1"/>
+    <w:lsdException w:name="List Continue 3" w:semiHidden="1" w:unhideWhenUsed="1"/>
+    <w:lsdException w:name="List Continue 4" w:semiHidden="1" w:unhideWhenUsed="1"/>
+    <w:lsdException w:name="List Continue 5" w:semiHidden="1" w:unhideWhenUsed="1"/>
+    <w:lsdException w:name="Message Header" w:semiHidden="1" w:unhideWhenUsed="1"/>
+    <w:lsdException w:name="Subtitle" w:uiPriority="11" w:qFormat="1"/>
+    <w:lsdException w:name="Salutation" w:semiHidden="1" w:unhideWhenUsed="1"/>
+    <w:lsdException w:name="Date" w:semiHidden="1" w:unhideWhenUsed="1"/>
+    <w:lsdException w:name="Body Text First Indent" w:semiHidden="1" w:unhideWhenUsed="1"/>
+    <w:lsdException w:name="Body Text First Indent 2" w:semiHidden="1" w:unhideWhenUsed="1"/>
+    <w:lsdException w:name="Note Heading" w:semiHidden="1" w:unhideWhenUsed="1"/>
+    <w:lsdException w:name="Body Text 2" w:semiHidden="1" w:unhideWhenUsed="1"/>
+    <w:lsdException w:name="Body Text 3" w:semiHidden="1" w:unhideWhenUsed="1"/>
+    <w:lsdException w:name="Body Text Indent 2" w:semiHidden="1" w:unhideWhenUsed="1"/>
+    <w:lsdException w:name="Body Text Indent 3" w:semiHidden="1" w:unhideWhenUsed="1"/>
+    <w:lsdException w:name="Block Text" w:semiHidden="1" w:unhideWhenUsed="1"/>
+    <w:lsdException w:name="Hyperlink" w:semiHidden="1" w:unhideWhenUsed="1"/>
+    <w:lsdException w:name="FollowedHyperlink" w:semiHidden="1" w:unhideWhenUsed="1"/>
+    <w:lsdException w:name="Strong" w:uiPriority="22" w:qFormat="1"/>
+    <w:lsdException w:name="Emphasis" w:uiPriority="20" w:qFormat="1"/>
+    <w:lsdException w:name="Document Map" w:semiHidden="1" w:unhideWhenUsed="1"/>
+    <w:lsdException w:name="Plain Text" w:semiHidden="1" w:unhideWhenUsed="1"/>
+    <w:lsdException w:name="E-mail Signature" w:semiHidden="1" w:unhideWhenUsed="1"/>
+    <w:lsdException w:name="HTML Top of Form" w:semiHidden="1" w:unhideWhenUsed="1"/>
+    <w:lsdException w:name="HTML Bottom of Form" w:semiHidden="1" w:unhideWhenUsed="1"/>
+    <w:lsdException w:name="Normal (Web)" w:semiHidden="1" w:unhideWhenUsed="1"/>
+    <w:lsdException w:name="HTML Acronym" w:semiHidden="1" w:unhideWhenUsed="1"/>
+    <w:lsdException w:name="HTML Address" w:semiHidden="1" w:unhideWhenUsed="1"/>
+    <w:lsdException w:name="HTML Cite" w:semiHidden="1" w:unhideWhenUsed="1"/>
+    <w:lsdException w:name="HTML Code" w:semiHidden="1" w:unhideWhenUsed="1"/>
+    <w:lsdException w:name="HTML Definition" w:semiHidden="1" w:unhideWhenUsed="1"/>
+    <w:lsdException w:name="HTML Keyboard" w:semiHidden="1" w:unhideWhenUsed="1"/>
+    <w:lsdException w:name="HTML Preformatted" w:semiHidden="1" w:unhideWhenUsed="1"/>
+    <w:lsdException w:name="HTML Sample" w:semiHidden="1" w:unhideWhenUsed="1"/>
+    <w:lsdException w:name="HTML Typewriter" w:semiHidden="1" w:unhideWhenUsed="1"/>
+    <w:lsdException w:name="HTML Variable" w:semiHidden="1" w:unhideWhenUsed="1"/>
+    <w:lsdException w:name="Normal Table" w:semiHidden="1" w:unhideWhenUsed="1"/>
+    <w:lsdException w:name="annotation subject" w:semiHidden="1" w:unhideWhenUsed="1"/>
+    <w:lsdException w:name="No List" w:semiHidden="1" w:unhideWhenUsed="1"/>
+    <w:lsdException w:name="Outline List 1" w:semiHidden="1" w:unhideWhenUsed="1"/>
+    <w:lsdException w:name="Outline List 2" w:semiHidden="1" w:unhideWhenUsed="1"/>
+    <w:lsdException w:name="Outline List 3" w:semiHidden="1" w:unhideWhenUsed="1"/>
+    <w:lsdException w:name="Table Simple 1" w:semiHidden="1" w:unhideWhenUsed="1"/>
+    <w:lsdException w:name="Table Simple 2" w:semiHidden="1" w:unhideWhenUsed="1"/>
+    <w:lsdException w:name="Table Simple 3" w:semiHidden="1" w:unhideWhenUsed="1"/>
+    <w:lsdException w:name="Table Classic 1" w:semiHidden="1" w:unhideWhenUsed="1"/>
+    <w:lsdException w:name="Table Classic 2" w:semiHidden="1" w:unhideWhenUsed="1"/>
+    <w:lsdException w:name="Table Classic 3" w:semiHidden="1" w:unhideWhenUsed="1"/>
+    <w:lsdException w:name="Table Classic 4" w:semiHidden="1" w:unhideWhenUsed="1"/>
+    <w:lsdException w:name="Table Colorful 1" w:semiHidden="1" w:unhideWhenUsed="1"/>
+    <w:lsdException w:name="Table Colorful 2" w:semiHidden="1" w:unhideWhenUsed="1"/>
+    <w:lsdException w:name="Table Colorful 3" w:semiHidden="1" w:unhideWhenUsed="1"/>
+    <w:lsdException w:name="Table Columns 1" w:semiHidden="1" w:unhideWhenUsed="1"/>
+    <w:lsdException w:name="Table Columns 2" w:semiHidden="1" w:unhideWhenUsed="1"/>
+    <w:lsdException w:name="Table Columns 3" w:semiHidden="1" w:unhideWhenUsed="1"/>
+    <w:lsdException w:name="Table Columns 4" w:semiHidden="1" w:unhideWhenUsed="1"/>
+    <w:lsdException w:name="Table Columns 5" w:semiHidden="1" w:unhideWhenUsed="1"/>
+    <w:lsdException w:name="Table Grid 1" w:semiHidden="1" w:unhideWhenUsed="1"/>
+    <w:lsdException w:name="Table Grid 2" w:semiHidden="1" w:unhideWhenUsed="1"/>
+    <w:lsdException w:name="Table Grid 3" w:semiHidden="1" w:unhideWhenUsed="1"/>
+    <w:lsdException w:name="Table Grid 4" w:semiHidden="1" w:unhideWhenUsed="1"/>
+    <w:lsdException w:name="Table Grid 5" w:semiHidden="1" w:unhideWhenUsed="1"/>
+    <w:lsdException w:name="Table Grid 6" w:semiHidden="1" w:unhideWhenUsed="1"/>
+    <w:lsdException w:name="Table Grid 7" w:semiHidden="1" w:unhideWhenUsed="1"/>
+    <w:lsdException w:name="Table Grid 8" w:semiHidden="1" w:unhideWhenUsed="1"/>
+    <w:lsdException w:name="Table List 1" w:semiHidden="1" w:unhideWhenUsed="1"/>
+    <w:lsdException w:name="Table List 2" w:semiHidden="1" w:unhideWhenUsed="1"/>
+    <w:lsdException w:name="Table List 3" w:semiHidden="1" w:unhideWhenUsed="1"/>
+    <w:lsdException w:name="Table List 4" w:semiHidden="1" w:unhideWhenUsed="1"/>
+    <w:lsdException w:name="Table List 5" w:semiHidden="1" w:unhideWhenUsed="1"/>
+    <w:lsdException w:name="Table List 6" w:semiHidden="1" w:unhideWhenUsed="1"/>
+    <w:lsdException w:name="Table List 7" w:semiHidden="1" w:unhideWhenUsed="1"/>
+    <w:lsdException w:name="Table List 8" w:semiHidden="1" w:unhideWhenUsed="1"/>
+    <w:lsdException w:name="Table 3D effects 1" w:semiHidden="1" w:unhideWhenUsed="1"/>
+    <w:lsdException w:name="Table 3D effects 2" w:semiHidden="1" w:unhideWhenUsed="1"/>
+    <w:lsdException w:name="Table 3D effects 3" w:semiHidden="1" w:unhideWhenUsed="1"/>
+    <w:lsdException w:name="Table Contemporary" w:semiHidden="1" w:unhideWhenUsed="1"/>
+    <w:lsdException w:name="Table Elegant" w:semiHidden="1" w:unhideWhenUsed="1"/>
+    <w:lsdException w:name="Table Professional" w:semiHidden="1" w:unhideWhenUsed="1"/>
+    <w:lsdException w:name="Table Subtle 1" w:semiHidden="1" w:unhideWhenUsed="1"/>
+    <w:lsdException w:name="Table Subtle 2" w:semiHidden="1" w:unhideWhenUsed="1"/>
+    <w:lsdException w:name="Table Web 1" w:semiHidden="1" w:unhideWhenUsed="1"/>
+    <w:lsdException w:name="Table Web 2" w:semiHidden="1" w:unhideWhenUsed="1"/>
+    <w:lsdException w:name="Table Web 3" w:semiHidden="1" w:unhideWhenUsed="1"/>
+    <w:lsdException w:name="Balloon Text" w:semiHidden="1" w:unhideWhenUsed="1"/>
+    <w:lsdException w:name="Table Grid" w:uiPriority="39"/>
+    <w:lsdException w:name="Table Theme" w:semiHidden="1" w:unhideWhenUsed="1"/>
+    <w:lsdException w:name="Placeholder Text" w:semiHidden="1"/>
+    <w:lsdException w:name="No Spacing" w:uiPriority="1" w:qFormat="1"/>
+    <w:lsdException w:name="Light Shading" w:uiPriority="60"/>
+    <w:lsdException w:name="Light List" w:uiPriority="61"/>
+    <w:lsdException w:name="Light Grid" w:uiPriority="62"/>
+    <w:lsdException w:name="Medium Shading 1" w:uiPriority="63"/>
+    <w:lsdException w:name="Medium Shading 2" w:uiPriority="64"/>
+    <w:lsdException w:name="Medium List 1" w:uiPriority="65"/>
+    <w:lsdException w:name="Medium List 2" w:uiPriority="66"/>
+    <w:lsdException w:name="Medium Grid 1" w:uiPriority="67"/>
+    <w:lsdException w:name="Medium Grid 2" w:uiPriority="68"/>
+    <w:lsdException w:name="Medium Grid 3" w:uiPriority="69"/>
+    <w:lsdException w:name="Dark List" w:uiPriority="70"/>
+    <w:lsdException w:name="Colorful Shading" w:uiPriority="71"/>
+    <w:lsdException w:name="Colorful List" w:uiPriority="72"/>
+    <w:lsdException w:name="Colorful Grid" w:uiPriority="73"/>
+    <w:lsdException w:name="Light Shading Accent 1" w:uiPriority="60"/>
+    <w:lsdException w:name="Light List Accent 1" w:uiPriority="61"/>
+    <w:lsdException w:name="Light Grid Accent 1" w:uiPriority="62"/>
+    <w:lsdException w:name="Medium Shading 1 Accent 1" w:uiPriority="63"/>
+    <w:lsdException w:name="Medium Shading 2 Accent 1" w:uiPriority="64"/>
+    <w:lsdException w:name="Medium List 1 Accent 1" w:uiPriority="65"/>
+    <w:lsdException w:name="Revision" w:semiHidden="1"/>
+    <w:lsdException w:name="List Paragraph" w:uiPriority="34" w:qFormat="1"/>
+    <w:lsdException w:name="Quote" w:uiPriority="29" w:qFormat="1"/>
+    <w:lsdException w:name="Intense Quote" w:uiPriority="30" w:qFormat="1"/>
+    <w:lsdException w:name="Medium List 2 Accent 1" w:uiPriority="66"/>
+    <w:lsdException w:name="Medium Grid 1 Accent 1" w:uiPriority="67"/>
+    <w:lsdException w:name="Medium Grid 2 Accent 1" w:uiPriority="68"/>
+    <w:lsdException w:name="Medium Grid 3 Accent 1" w:uiPriority="69"/>
+    <w:lsdException w:name="Dark List Accent 1" w:uiPriority="70"/>
+    <w:lsdException w:name="Colorful Shading Accent 1" w:uiPriority="71"/>
+    <w:lsdException w:name="Colorful List Accent 1" w:uiPriority="72"/>
+    <w:lsdException w:name="Colorful Grid Accent 1" w:uiPriority="73"/>
+    <w:lsdException w:name="Light Shading Accent 2" w:uiPriority="60"/>
+    <w:lsdException w:name="Light List Accent 2" w:uiPriority="61"/>
+    <w:lsdException w:name="Light Grid Accent 2" w:uiPriority="62"/>
+    <w:lsdException w:name="Medium Shading 1 Accent 2" w:uiPriority="63"/>
+    <w:lsdException w:name="Medium Shading 2 Accent 2" w:uiPriority="64"/>
+    <w:lsdException w:name="Medium List 1 Accent 2" w:uiPriority="65"/>
+    <w:lsdException w:name="Medium List 2 Accent 2" w:uiPriority="66"/>
+    <w:lsdException w:name="Medium Grid 1 Accent 2" w:uiPriority="67"/>
+    <w:lsdException w:name="Medium Grid 2 Accent 2" w:uiPriority="68"/>
+    <w:lsdException w:name="Medium Grid 3 Accent 2" w:uiPriority="69"/>
+    <w:lsdException w:name="Dark List Accent 2" w:uiPriority="70"/>
+    <w:lsdException w:name="Colorful Shading Accent 2" w:uiPriority="71"/>
+    <w:lsdException w:name="Colorful List Accent 2" w:uiPriority="72"/>
+    <w:lsdException w:name="Colorful Grid Accent 2" w:uiPriority="73"/>
+    <w:lsdException w:name="Light Shading Accent 3" w:uiPriority="60"/>
+    <w:lsdException w:name="Light List Accent 3" w:uiPriority="61"/>
+    <w:lsdException w:name="Light Grid Accent 3" w:uiPriority="62"/>
+    <w:lsdException w:name="Medium Shading 1 Accent 3" w:uiPriority="63"/>
+    <w:lsdException w:name="Medium Shading 2 Accent 3" w:uiPriority="64"/>
+    <w:lsdException w:name="Medium List 1 Accent 3" w:uiPriority="65"/>
+    <w:lsdException w:name="Medium List 2 Accent 3" w:uiPriority="66"/>
+    <w:lsdException w:name="Medium Grid 1 Accent 3" w:uiPriority="67"/>
+    <w:lsdException w:name="Medium Grid 2 Accent 3" w:uiPriority="68"/>
+    <w:lsdException w:name="Medium Grid 3 Accent 3" w:uiPriority="69"/>
+    <w:lsdException w:name="Dark List Accent 3" w:uiPriority="70"/>
+    <w:lsdException w:name="Colorful Shading Accent 3" w:uiPriority="71"/>
+    <w:lsdException w:name="Colorful List Accent 3" w:uiPriority="72"/>
+    <w:lsdException w:name="Colorful Grid Accent 3" w:uiPriority="73"/>
+    <w:lsdException w:name="Light Shading Accent 4" w:uiPriority="60"/>
+    <w:lsdException w:name="Light List Accent 4" w:uiPriority="61"/>
+    <w:lsdException w:name="Light Grid Accent 4" w:uiPriority="62"/>
+    <w:lsdException w:name="Medium Shading 1 Accent 4" w:uiPriority="63"/>
+    <w:lsdException w:name="Medium Shading 2 Accent 4" w:uiPriority="64"/>
+    <w:lsdException w:name="Medium List 1 Accent 4" w:uiPriority="65"/>
+    <w:lsdException w:name="Medium List 2 Accent 4" w:uiPriority="66"/>
+    <w:lsdException w:name="Medium Grid 1 Accent 4" w:uiPriority="67"/>
+    <w:lsdException w:name="Medium Grid 2 Accent 4" w:uiPriority="68"/>
+    <w:lsdException w:name="Medium Grid 3 Accent 4" w:uiPriority="69"/>
+    <w:lsdException w:name="Dark List Accent 4" w:uiPriority="70"/>
+    <w:lsdException w:name="Colorful Shading Accent 4" w:uiPriority="71"/>
+    <w:lsdException w:name="Colorful List Accent 4" w:uiPriority="72"/>
+    <w:lsdException w:name="Colorful Grid Accent 4" w:uiPriority="73"/>
+    <w:lsdException w:name="Light Shading Accent 5" w:uiPriority="60"/>
+    <w:lsdException w:name="Light List Accent 5" w:uiPriority="61"/>
+    <w:lsdException w:name="Light Grid Accent 5" w:uiPriority="62"/>
+    <w:lsdException w:name="Medium Shading 1 Accent 5" w:uiPriority="63"/>
+    <w:lsdException w:name="Medium Shading 2 Accent 5" w:uiPriority="64"/>
+    <w:lsdException w:name="Medium List 1 Accent 5" w:uiPriority="65"/>
+    <w:lsdException w:name="Medium List 2 Accent 5" w:uiPriority="66"/>
+    <w:lsdException w:name="Medium Grid 1 Accent 5" w:uiPriority="67"/>
+    <w:lsdException w:name="Medium Grid 2 Accent 5" w:uiPriority="68"/>
+    <w:lsdException w:name="Medium Grid 3 Accent 5" w:uiPriority="69"/>
+    <w:lsdException w:name="Dark List Accent 5" w:uiPriority="70"/>
+    <w:lsdException w:name="Colorful Shading Accent 5" w:uiPriority="71"/>
+    <w:lsdException w:name="Colorful List Accent 5" w:uiPriority="72"/>
+    <w:lsdException w:name="Colorful Grid Accent 5" w:uiPriority="73"/>
+    <w:lsdException w:name="Light Shading Accent 6" w:uiPriority="60"/>
+    <w:lsdException w:name="Light List Accent 6" w:uiPriority="61"/>
+    <w:lsdException w:name="Light Grid Accent 6" w:uiPriority="62"/>
+    <w:lsdException w:name="Medium Shading 1 Accent 6" w:uiPriority="63"/>
+    <w:lsdException w:name="Medium Shading 2 Accent 6" w:uiPriority="64"/>
+    <w:lsdException w:name="Medium List 1 Accent 6" w:uiPriority="65"/>
+    <w:lsdException w:name="Medium List 2 Accent 6" w:uiPriority="66"/>
+    <w:lsdException w:name="Medium Grid 1 Accent 6" w:uiPriority="67"/>
+    <w:lsdException w:name="Medium Grid 2 Accent 6" w:uiPriority="68"/>
+    <w:lsdException w:name="Medium Grid 3 Accent 6" w:uiPriority="69"/>
+    <w:lsdException w:name="Dark List Accent 6" w:uiPriority="70"/>
+    <w:lsdException w:name="Colorful Shading Accent 6" w:uiPriority="71"/>
+    <w:lsdException w:name="Colorful List Accent 6" w:uiPriority="72"/>
+    <w:lsdException w:name="Colorful Grid Accent 6" w:uiPriority="73"/>
+    <w:lsdException w:name="Subtle Emphasis" w:uiPriority="19" w:qFormat="1"/>
+    <w:lsdException w:name="Intense Emphasis" w:uiPriority="21" w:qFormat="1"/>
+    <w:lsdException w:name="Subtle Reference" w:uiPriority="31" w:qFormat="1"/>
+    <w:lsdException w:name="Intense Reference" w:uiPriority="32" w:qFormat="1"/>
+    <w:lsdException w:name="Book Title" w:uiPriority="33" w:qFormat="1"/>
+    <w:lsdException w:name="Bibliography" w:semiHidden="1" w:uiPriority="37" w:unhideWhenUsed="1"/>
+    <w:lsdException w:name="TOC Heading" w:semiHidden="1" w:uiPriority="39" w:unhideWhenUsed="1" w:qFormat="1"/>
+    <w:lsdException w:name="Plain Table 1" w:uiPriority="41"/>
+    <w:lsdException w:name="Plain Table 2" w:uiPriority="42"/>
+    <w:lsdException w:name="Plain Table 3" w:uiPriority="43"/>
+    <w:lsdException w:name="Plain Table 4" w:uiPriority="44"/>
+    <w:lsdException w:name="Plain Table 5" w:uiPriority="45"/>
+    <w:lsdException w:name="Grid Table Light" w:uiPriority="40"/>
+    <w:lsdException w:name="Grid Table 1 Light" w:uiPriority="46"/>
+    <w:lsdException w:name="Grid Table 2" w:uiPriority="47"/>
+    <w:lsdException w:name="Grid Table 3" w:uiPriority="48"/>
+    <w:lsdException w:name="Grid Table 4" w:uiPriority="49"/>
+    <w:lsdException w:name="Grid Table 5 Dark" w:uiPriority="50"/>
+    <w:lsdException w:name="Grid Table 6 Colorful" w:uiPriority="51"/>
+    <w:lsdException w:name="Grid Table 7 Colorful" w:uiPriority="52"/>
+    <w:lsdException w:name="Grid Table 1 Light Accent 1" w:uiPriority="46"/>
+    <w:lsdException w:name="Grid Table 2 Accent 1" w:uiPriority="47"/>
+    <w:lsdException w:name="Grid Table 3 Accent 1" w:uiPriority="48"/>
+    <w:lsdException w:name="Grid Table 4 Accent 1" w:uiPriority="49"/>
+    <w:lsdException w:name="Grid Table 5 Dark Accent 1" w:uiPriority="50"/>
+    <w:lsdException w:name="Grid Table 6 Colorful Accent 1" w:uiPriority="51"/>
+    <w:lsdException w:name="Grid Table 7 Colorful Accent 1" w:uiPriority="52"/>
+    <w:lsdException w:name="Grid Table 1 Light Accent 2" w:uiPriority="46"/>
+    <w:lsdException w:name="Grid Table 2 Accent 2" w:uiPriority="47"/>
+    <w:lsdException w:name="Grid Table 3 Accent 2" w:uiPriority="48"/>
+    <w:lsdException w:name="Grid Table 4 Accent 2" w:uiPriority="49"/>
+    <w:lsdException w:name="Grid Table 5 Dark Accent 2" w:uiPriority="50"/>
+    <w:lsdException w:name="Grid Table 6 Colorful Accent 2" w:uiPriority="51"/>
+    <w:lsdException w:name="Grid Table 7 Colorful Accent 2" w:uiPriority="52"/>
+    <w:lsdException w:name="Grid Table 1 Light Accent 3" w:uiPriority="46"/>
+    <w:lsdException w:name="Grid Table 2 Accent 3" w:uiPriority="47"/>
+    <w:lsdException w:name="Grid Table 3 Accent 3" w:uiPriority="48"/>
+    <w:lsdException w:name="Grid Table 4 Accent 3" w:uiPriority="49"/>
+    <w:lsdException w:name="Grid Table 5 Dark Accent 3" w:uiPriority="50"/>
+    <w:lsdException w:name="Grid Table 6 Colorful Accent 3" w:uiPriority="51"/>
+    <w:lsdException w:name="Grid Table 7 Colorful Accent 3" w:uiPriority="52"/>
+    <w:lsdException w:name="Grid Table 1 Light Accent 4" w:uiPriority="46"/>
+    <w:lsdException w:name="Grid Table 2 Accent 4" w:uiPriority="47"/>
+    <w:lsdException w:name="Grid Table 3 Accent 4" w:uiPriority="48"/>
+    <w:lsdException w:name="Grid Table 4 Accent 4" w:uiPriority="49"/>
+    <w:lsdException w:name="Grid Table 5 Dark Accent 4" w:uiPriority="50"/>
+    <w:lsdException w:name="Grid Table 6 Colorful Accent 4" w:uiPriority="51"/>
+    <w:lsdException w:name="Grid Table 7 Colorful Accent 4" w:uiPriority="52"/>
+    <w:lsdException w:name="Grid Table 1 Light Accent 5" w:uiPriority="46"/>
+    <w:lsdException w:name="Grid Table 2 Accent 5" w:uiPriority="47"/>
+    <w:lsdException w:name="Grid Table 3 Accent 5" w:uiPriority="48"/>
+    <w:lsdException w:name="Grid Table 4 Accent 5" w:uiPriority="49"/>
+    <w:lsdException w:name="Grid Table 5 Dark Accent 5" w:uiPriority="50"/>
+    <w:lsdException w:name="Grid Table 6 Colorful Accent 5" w:uiPriority="51"/>
+    <w:lsdException w:name="Grid Table 7 Colorful Accent 5" w:uiPriority="52"/>
+    <w:lsdException w:name="Grid Table 1 Light Accent 6" w:uiPriority="46"/>
+    <w:lsdException w:name="Grid Table 2 Accent 6" w:uiPriority="47"/>
+    <w:lsdException w:name="Grid Table 3 Accent 6" w:uiPriority="48"/>
+    <w:lsdException w:name="Grid Table 4 Accent 6" w:uiPriority="49"/>
+    <w:lsdException w:name="Grid Table 5 Dark Accent 6" w:uiPriority="50"/>
+    <w:lsdException w:name="Grid Table 6 Colorful Accent 6" w:uiPriority="51"/>
+    <w:lsdException w:name="Grid Table 7 Colorful Accent 6" w:uiPriority="52"/>
+    <w:lsdException w:name="List Table 1 Light" w:uiPriority="46"/>
+    <w:lsdException w:name="List Table 2" w:uiPriority="47"/>
+    <w:lsdException w:name="List Table 3" w:uiPriority="48"/>
+    <w:lsdException w:name="List Table 4" w:uiPriority="49"/>
+    <w:lsdException w:name="List Table 5 Dark" w:uiPriority="50"/>
+    <w:lsdException w:name="List Table 6 Colorful" w:uiPriority="51"/>
+    <w:lsdException w:name="List Table 7 Colorful" w:uiPriority="52"/>
+    <w:lsdException w:name="List Table 1 Light Accent 1" w:uiPriority="46"/>
+    <w:lsdException w:name="List Table 2 Accent 1" w:uiPriority="47"/>
+    <w:lsdException w:name="List Table 3 Accent 1" w:uiPriority="48"/>
+    <w:lsdException w:name="List Table 4 Accent 1" w:uiPriority="49"/>
+    <w:lsdException w:name="List Table 5 Dark Accent 1" w:uiPriority="50"/>
+    <w:lsdException w:name="List Table 6 Colorful Accent 1" w:uiPriority="51"/>
+    <w:lsdException w:name="List Table 7 Colorful Accent 1" w:uiPriority="52"/>
+    <w:lsdException w:name="List Table 1 Light Accent 2" w:uiPriority="46"/>
+    <w:lsdException w:name="List Table 2 Accent 2" w:uiPriority="47"/>
+    <w:lsdException w:name="List Table 3 Accent 2" w:uiPriority="48"/>
+    <w:lsdException w:name="List Table 4 Accent 2" w:uiPriority="49"/>
+    <w:lsdException w:name="List Table 5 Dark Accent 2" w:uiPriority="50"/>
+    <w:lsdException w:name="List Table 6 Colorful Accent 2" w:uiPriority="51"/>
+    <w:lsdException w:name="List Table 7 Colorful Accent 2" w:uiPriority="52"/>
+    <w:lsdException w:name="List Table 1 Light Accent 3" w:uiPriority="46"/>
+    <w:lsdException w:name="List Table 2 Accent 3" w:uiPriority="47"/>
+    <w:lsdException w:name="List Table 3 Accent 3" w:uiPriority="48"/>
+    <w:lsdException w:name="List Table 4 Accent 3" w:uiPriority="49"/>
+    <w:lsdException w:name="List Table 5 Dark Accent 3" w:uiPriority="50"/>
+    <w:lsdException w:name="List Table 6 Colorful Accent 3" w:uiPriority="51"/>
+    <w:lsdException w:name="List Table 7 Colorful Accent 3" w:uiPriority="52"/>
+    <w:lsdException w:name="List Table 1 Light Accent 4" w:uiPriority="46"/>
+    <w:lsdException w:name="List Table 2 Accent 4" w:uiPriority="47"/>
+    <w:lsdException w:name="List Table 3 Accent 4" w:uiPriority="48"/>
+    <w:lsdException w:name="List Table 4 Accent 4" w:uiPriority="49"/>
+    <w:lsdException w:name="List Table 5 Dark Accent 4" w:uiPriority="50"/>
+    <w:lsdException w:name="List Table 6 Colorful Accent 4" w:uiPriority="51"/>
+    <w:lsdException w:name="List Table 7 Colorful Accent 4" w:uiPriority="52"/>
+    <w:lsdException w:name="List Table 1 Light Accent 5" w:uiPriority="46"/>
+    <w:lsdException w:name="List Table 2 Accent 5" w:uiPriority="47"/>
+    <w:lsdException w:name="List Table 3 Accent 5" w:uiPriority="48"/>
+    <w:lsdException w:name="List Table 4 Accent 5" w:uiPriority="49"/>
+    <w:lsdException w:name="List Table 5 Dark Accent 5" w:uiPriority="50"/>
+    <w:lsdException w:name="List Table 6 Colorful Accent 5" w:uiPriority="51"/>
+    <w:lsdException w:name="List Table 7 Colorful Accent 5" w:uiPriority="52"/>
+    <w:lsdException w:name="List Table 1 Light Accent 6" w:uiPriority="46"/>
+    <w:lsdException w:name="List Table 2 Accent 6" w:uiPriority="47"/>
+    <w:lsdException w:name="List Table 3 Accent 6" w:uiPriority="48"/>
+    <w:lsdException w:name="List Table 4 Accent 6" w:uiPriority="49"/>
+    <w:lsdException w:name="List Table 5 Dark Accent 6" w:uiPriority="50"/>
+    <w:lsdException w:name="List Table 6 Colorful Accent 6" w:uiPriority="51"/>
+    <w:lsdException w:name="List Table 7 Colorful Accent 6" w:uiPriority="52"/>
+    <w:lsdException w:name="Mention" w:semiHidden="1" w:unhideWhenUsed="1"/>
+    <w:lsdException w:name="Smart Hyperlink" w:semiHidden="1" w:unhideWhenUsed="1"/>
+    <w:lsdException w:name="Hashtag" w:semiHidden="1" w:unhideWhenUsed="1"/>
+    <w:lsdException w:name="Unresolved Mention" w:semiHidden="1" w:unhideWhenUsed="1"/>
+    <w:lsdException w:name="Smart Link" w:semiHidden="1" w:unhideWhenUsed="1"/>
   </w:latentStyles>
   <w:style w:type="paragraph" w:default="1" w:styleId="Normale">
     <w:name w:val="Normal"/>
@@ -7425,13 +7064,22 @@
   <a:extraClrSchemeLst/>
   <a:extLst>
     <a:ext uri="{05A4C25C-085E-4340-85A3-A5531E510DB2}">
-      <thm15:themeFamily xmlns:thm15="http://schemas.microsoft.com/office/thememl/2012/main" xmlns="" name="Office Theme" id="{62F939B6-93AF-4DB8-9C6B-D6C7DFDC589F}" vid="{4A3C46E8-61CC-4603-A589-7422A47A8E4A}"/>
+      <thm15:themeFamily xmlns:thm15="http://schemas.microsoft.com/office/thememl/2012/main" name="Office Theme" id="{62F939B6-93AF-4DB8-9C6B-D6C7DFDC589F}" vid="{4A3C46E8-61CC-4603-A589-7422A47A8E4A}"/>
     </a:ext>
   </a:extLst>
 </a:theme>
 </file>
 
 <file path=customXml/item1.xml><?xml version="1.0" encoding="utf-8"?>
+<?mso-contentType ?>
+<FormTemplates xmlns="http://schemas.microsoft.com/sharepoint/v3/contenttype/forms">
+  <Display>DocumentLibraryForm</Display>
+  <Edit>DocumentLibraryForm</Edit>
+  <New>DocumentLibraryForm</New>
+</FormTemplates>
+</file>
+
+<file path=customXml/item2.xml><?xml version="1.0" encoding="utf-8"?>
 <p:properties xmlns:p="http://schemas.microsoft.com/office/2006/metadata/properties" xmlns:xsi="http://www.w3.org/2001/XMLSchema-instance" xmlns:pc="http://schemas.microsoft.com/office/infopath/2007/PartnerControls">
   <documentManagement>
     <lcf76f155ced4ddcb4097134ff3c332f xmlns="1c3d7916-4775-4ff5-b1b3-350f756dda2c">
@@ -7440,15 +7088,6 @@
     <TaxCatchAll xmlns="5a494a96-b3cc-41dd-9b8d-72544d40af1f" xsi:nil="true"/>
   </documentManagement>
 </p:properties>
-</file>
-
-<file path=customXml/item2.xml><?xml version="1.0" encoding="utf-8"?>
-<?mso-contentType ?>
-<FormTemplates xmlns="http://schemas.microsoft.com/sharepoint/v3/contenttype/forms">
-  <Display>DocumentLibraryForm</Display>
-  <Edit>DocumentLibraryForm</Edit>
-  <New>DocumentLibraryForm</New>
-</FormTemplates>
 </file>
 
 <file path=customXml/item3.xml><?xml version="1.0" encoding="utf-8"?>
@@ -7641,20 +7280,20 @@
 </file>
 
 <file path=customXml/itemProps1.xml><?xml version="1.0" encoding="utf-8"?>
+<ds:datastoreItem xmlns:ds="http://schemas.openxmlformats.org/officeDocument/2006/customXml" ds:itemID="{FC59D853-F923-4195-8C11-AB1DF8E0780B}">
+  <ds:schemaRefs>
+    <ds:schemaRef ds:uri="http://schemas.microsoft.com/sharepoint/v3/contenttype/forms"/>
+  </ds:schemaRefs>
+</ds:datastoreItem>
+</file>
+
+<file path=customXml/itemProps2.xml><?xml version="1.0" encoding="utf-8"?>
 <ds:datastoreItem xmlns:ds="http://schemas.openxmlformats.org/officeDocument/2006/customXml" ds:itemID="{22DC53CD-7600-45E1-A340-3B32F003E655}">
   <ds:schemaRefs>
     <ds:schemaRef ds:uri="http://schemas.microsoft.com/office/2006/metadata/properties"/>
     <ds:schemaRef ds:uri="http://schemas.microsoft.com/office/infopath/2007/PartnerControls"/>
     <ds:schemaRef ds:uri="1c3d7916-4775-4ff5-b1b3-350f756dda2c"/>
     <ds:schemaRef ds:uri="5a494a96-b3cc-41dd-9b8d-72544d40af1f"/>
-  </ds:schemaRefs>
-</ds:datastoreItem>
-</file>
-
-<file path=customXml/itemProps2.xml><?xml version="1.0" encoding="utf-8"?>
-<ds:datastoreItem xmlns:ds="http://schemas.openxmlformats.org/officeDocument/2006/customXml" ds:itemID="{FC59D853-F923-4195-8C11-AB1DF8E0780B}">
-  <ds:schemaRefs>
-    <ds:schemaRef ds:uri="http://schemas.microsoft.com/sharepoint/v3/contenttype/forms"/>
   </ds:schemaRefs>
 </ds:datastoreItem>
 </file>

--- a/Documentazione/Documentazione finale/UseCasesCockburn.docx
+++ b/Documentazione/Documentazione finale/UseCasesCockburn.docx
@@ -1,6 +1,6 @@
 
 <file path=word/document.xml><?xml version="1.0" encoding="utf-8"?>
-<w:document xmlns:wpc="http://schemas.microsoft.com/office/word/2010/wordprocessingCanvas" xmlns:cx="http://schemas.microsoft.com/office/drawing/2014/chartex" xmlns:cx1="http://schemas.microsoft.com/office/drawing/2015/9/8/chartex" xmlns:cx2="http://schemas.microsoft.com/office/drawing/2015/10/21/chartex" xmlns:cx3="http://schemas.microsoft.com/office/drawing/2016/5/9/chartex" xmlns:cx4="http://schemas.microsoft.com/office/drawing/2016/5/10/chartex" xmlns:cx5="http://schemas.microsoft.com/office/drawing/2016/5/11/chartex" xmlns:cx6="http://schemas.microsoft.com/office/drawing/2016/5/12/chartex" xmlns:cx7="http://schemas.microsoft.com/office/drawing/2016/5/13/chartex" xmlns:cx8="http://schemas.microsoft.com/office/drawing/2016/5/14/chartex" xmlns:mc="http://schemas.openxmlformats.org/markup-compatibility/2006" xmlns:aink="http://schemas.microsoft.com/office/drawing/2016/ink" xmlns:am3d="http://schemas.microsoft.com/office/drawing/2017/model3d" xmlns:o="urn:schemas-microsoft-com:office:office" xmlns:oel="http://schemas.microsoft.com/office/2019/extlst" xmlns:r="http://schemas.openxmlformats.org/officeDocument/2006/relationships" xmlns:m="http://schemas.openxmlformats.org/officeDocument/2006/math" xmlns:v="urn:schemas-microsoft-com:vml" xmlns:wp14="http://schemas.microsoft.com/office/word/2010/wordprocessingDrawing" xmlns:wp="http://schemas.openxmlformats.org/drawingml/2006/wordprocessingDrawing" xmlns:w10="urn:schemas-microsoft-com:office:word" xmlns:w="http://schemas.openxmlformats.org/wordprocessingml/2006/main" xmlns:w14="http://schemas.microsoft.com/office/word/2010/wordml" xmlns:w15="http://schemas.microsoft.com/office/word/2012/wordml" xmlns:w16cex="http://schemas.microsoft.com/office/word/2018/wordml/cex" xmlns:w16cid="http://schemas.microsoft.com/office/word/2016/wordml/cid" xmlns:w16="http://schemas.microsoft.com/office/word/2018/wordml" xmlns:w16du="http://schemas.microsoft.com/office/word/2023/wordml/word16du" xmlns:w16sdtdh="http://schemas.microsoft.com/office/word/2020/wordml/sdtdatahash" xmlns:w16sdtfl="http://schemas.microsoft.com/office/word/2024/wordml/sdtformatlock" xmlns:w16se="http://schemas.microsoft.com/office/word/2015/wordml/symex" xmlns:wpg="http://schemas.microsoft.com/office/word/2010/wordprocessingGroup" xmlns:wpi="http://schemas.microsoft.com/office/word/2010/wordprocessingInk" xmlns:wne="http://schemas.microsoft.com/office/word/2006/wordml" xmlns:wps="http://schemas.microsoft.com/office/word/2010/wordprocessingShape" mc:Ignorable="w14 w15 w16se w16cid w16 w16cex w16sdtdh w16sdtfl w16du wp14">
+<w:document xmlns:wpc="http://schemas.microsoft.com/office/word/2010/wordprocessingCanvas" xmlns:mc="http://schemas.openxmlformats.org/markup-compatibility/2006" xmlns:o="urn:schemas-microsoft-com:office:office" xmlns:r="http://schemas.openxmlformats.org/officeDocument/2006/relationships" xmlns:m="http://schemas.openxmlformats.org/officeDocument/2006/math" xmlns:v="urn:schemas-microsoft-com:vml" xmlns:wp14="http://schemas.microsoft.com/office/word/2010/wordprocessingDrawing" xmlns:wp="http://schemas.openxmlformats.org/drawingml/2006/wordprocessingDrawing" xmlns:w10="urn:schemas-microsoft-com:office:word" xmlns:w="http://schemas.openxmlformats.org/wordprocessingml/2006/main" xmlns:w14="http://schemas.microsoft.com/office/word/2010/wordml" xmlns:wpg="http://schemas.microsoft.com/office/word/2010/wordprocessingGroup" xmlns:wpi="http://schemas.microsoft.com/office/word/2010/wordprocessingInk" xmlns:wne="http://schemas.microsoft.com/office/word/2006/wordml" xmlns:wps="http://schemas.microsoft.com/office/word/2010/wordprocessingShape" mc:Ignorable="w14 wp14">
   <w:body>
     <w:tbl>
       <w:tblPr>
@@ -60,7 +60,7 @@
                 <w:bCs/>
                 <w:lang w:val="it-IT"/>
               </w:rPr>
-              <w:t>4</w:t>
+              <w:t>01</w:t>
             </w:r>
           </w:p>
         </w:tc>
@@ -264,7 +264,6 @@
               </w:rPr>
               <w:t xml:space="preserve">is </w:t>
             </w:r>
-            <w:proofErr w:type="gramStart"/>
             <w:r>
               <w:rPr>
                 <w:lang w:val="en-US"/>
@@ -277,7 +276,6 @@
               </w:rPr>
               <w:t xml:space="preserve"> the</w:t>
             </w:r>
-            <w:proofErr w:type="gramEnd"/>
             <w:r>
               <w:rPr>
                 <w:lang w:val="en-US"/>
@@ -356,61 +354,19 @@
               <w:rPr>
                 <w:lang w:val="en-US"/>
               </w:rPr>
-              <w:t xml:space="preserve">dded to the </w:t>
-            </w:r>
-            <w:proofErr w:type="gramStart"/>
-            <w:r>
-              <w:rPr>
-                <w:lang w:val="en-US"/>
-              </w:rPr>
-              <w:t xml:space="preserve">database </w:t>
-            </w:r>
-            <w:r>
-              <w:rPr>
-                <w:lang w:val="en-US"/>
-              </w:rPr>
-              <w:t xml:space="preserve"> with</w:t>
-            </w:r>
-            <w:proofErr w:type="gramEnd"/>
-            <w:r>
-              <w:rPr>
-                <w:lang w:val="en-US"/>
-              </w:rPr>
-              <w:t xml:space="preserve"> a unique </w:t>
-            </w:r>
-            <w:proofErr w:type="gramStart"/>
-            <w:r>
-              <w:rPr>
-                <w:lang w:val="en-US"/>
-              </w:rPr>
-              <w:t>ID</w:t>
-            </w:r>
-            <w:proofErr w:type="gramEnd"/>
-            <w:r>
-              <w:rPr>
-                <w:lang w:val="en-US"/>
-              </w:rPr>
-              <w:t xml:space="preserve"> </w:t>
-            </w:r>
-            <w:r>
-              <w:rPr>
-                <w:lang w:val="en-US"/>
-              </w:rPr>
-              <w:t xml:space="preserve">and it is visible </w:t>
-            </w:r>
-            <w:proofErr w:type="gramStart"/>
-            <w:r>
-              <w:rPr>
-                <w:lang w:val="en-US"/>
-              </w:rPr>
-              <w:t>in</w:t>
-            </w:r>
-            <w:proofErr w:type="gramEnd"/>
-            <w:r>
-              <w:rPr>
-                <w:lang w:val="en-US"/>
-              </w:rPr>
-              <w:t xml:space="preserve"> the main board</w:t>
+              <w:t xml:space="preserve">dded to the database </w:t>
+            </w:r>
+            <w:r>
+              <w:rPr>
+                <w:lang w:val="en-US"/>
+              </w:rPr>
+              <w:t xml:space="preserve"> with a unique ID </w:t>
+            </w:r>
+            <w:r>
+              <w:rPr>
+                <w:lang w:val="en-US"/>
+              </w:rPr>
+              <w:t>and it is visible in the main board</w:t>
             </w:r>
             <w:r>
               <w:rPr>
@@ -492,21 +448,7 @@
               <w:rPr>
                 <w:lang w:val="en-US"/>
               </w:rPr>
-              <w:t xml:space="preserve">No issue is </w:t>
-            </w:r>
-            <w:proofErr w:type="gramStart"/>
-            <w:r>
-              <w:rPr>
-                <w:lang w:val="en-US"/>
-              </w:rPr>
-              <w:t>created,</w:t>
-            </w:r>
-            <w:proofErr w:type="gramEnd"/>
-            <w:r>
-              <w:rPr>
-                <w:lang w:val="en-US"/>
-              </w:rPr>
-              <w:t xml:space="preserve"> the system retains the info entered by the user and displays a message explaining why the operation failed</w:t>
+              <w:t>No issue is created, the system retains the info entered by the user and displays a message explaining why the operation failed</w:t>
             </w:r>
           </w:p>
         </w:tc>
@@ -1366,13 +1308,11 @@
         </w:tc>
       </w:tr>
     </w:tbl>
-    <w:p/>
     <w:p>
       <w:r>
         <w:br w:type="page"/>
       </w:r>
     </w:p>
-    <w:p/>
     <w:tbl>
       <w:tblPr>
         <w:tblW w:w="5000" w:type="pct"/>
@@ -1406,40 +1346,43 @@
           </w:tcPr>
           <w:p>
             <w:pPr>
-              <w:spacing w:after="0" w:line="360" w:lineRule="auto"/>
-              <w:jc w:val="both"/>
-              <w:rPr>
-                <w:lang w:val="en-US"/>
-              </w:rPr>
-            </w:pPr>
-            <w:r>
-              <w:rPr>
-                <w:lang w:val="it-IT"/>
-              </w:rPr>
-              <w:t xml:space="preserve">Extension </w:t>
-            </w:r>
-            <w:proofErr w:type="gramStart"/>
-            <w:r>
-              <w:rPr>
-                <w:lang w:val="it-IT"/>
-              </w:rPr>
-              <w:t>3a</w:t>
-            </w:r>
-            <w:proofErr w:type="gramEnd"/>
-            <w:r>
-              <w:rPr>
-                <w:lang w:val="it-IT"/>
+              <w:spacing w:after="0" w:line="276" w:lineRule="auto"/>
+              <w:rPr>
+                <w:lang w:val="en-US"/>
+              </w:rPr>
+            </w:pPr>
+            <w:r>
+              <w:rPr>
+                <w:b/>
+                <w:lang w:val="en-US"/>
+              </w:rPr>
+              <w:lastRenderedPageBreak/>
+              <w:t>Extension 3a</w:t>
+            </w:r>
+            <w:r>
+              <w:rPr>
+                <w:lang w:val="en-US"/>
               </w:rPr>
               <w:t xml:space="preserve">: </w:t>
             </w:r>
-            <w:proofErr w:type="spellStart"/>
-            <w:r>
-              <w:rPr>
-                <w:lang w:val="it-IT"/>
-              </w:rPr>
-              <w:t>Description</w:t>
-            </w:r>
-            <w:proofErr w:type="spellEnd"/>
+            <w:r>
+              <w:rPr>
+                <w:lang w:val="en-US"/>
+              </w:rPr>
+              <w:t>The U</w:t>
+            </w:r>
+            <w:r>
+              <w:rPr>
+                <w:lang w:val="en-US"/>
+              </w:rPr>
+              <w:t>ser c</w:t>
+            </w:r>
+            <w:r>
+              <w:rPr>
+                <w:lang w:val="en-US"/>
+              </w:rPr>
+              <w:t>licks the “Cancel” button</w:t>
+            </w:r>
           </w:p>
         </w:tc>
         <w:tc>
@@ -1490,11 +1433,19 @@
             <w:pPr>
               <w:spacing w:after="0"/>
             </w:pPr>
+            <w:proofErr w:type="spellStart"/>
             <w:r>
               <w:rPr>
                 <w:lang w:val="it-IT"/>
               </w:rPr>
-              <w:t>Clicks “</w:t>
+              <w:t>Clicks</w:t>
+            </w:r>
+            <w:proofErr w:type="spellEnd"/>
+            <w:r>
+              <w:rPr>
+                <w:lang w:val="it-IT"/>
+              </w:rPr>
+              <w:t xml:space="preserve"> “</w:t>
             </w:r>
             <w:proofErr w:type="spellStart"/>
             <w:r>
@@ -1676,15 +1627,35 @@
             </w:pPr>
             <w:r>
               <w:rPr>
+                <w:b/>
                 <w:lang w:val="en-US"/>
               </w:rPr>
               <w:t>Extension 4</w:t>
             </w:r>
             <w:r>
               <w:rPr>
-                <w:lang w:val="en-US"/>
-              </w:rPr>
-              <w:t>a: Description</w:t>
+                <w:b/>
+                <w:lang w:val="en-US"/>
+              </w:rPr>
+              <w:t>a</w:t>
+            </w:r>
+            <w:r>
+              <w:rPr>
+                <w:lang w:val="en-US"/>
+              </w:rPr>
+              <w:t xml:space="preserve">: </w:t>
+            </w:r>
+            <w:r>
+              <w:rPr>
+                <w:lang w:val="en-US"/>
+              </w:rPr>
+              <w:t>The U</w:t>
+            </w:r>
+            <w:r>
+              <w:rPr>
+                <w:lang w:val="en-US"/>
+              </w:rPr>
+              <w:t>ser select a file with a non-supported extension</w:t>
             </w:r>
           </w:p>
         </w:tc>
@@ -1987,21 +1958,7 @@
               <w:rPr>
                 <w:lang w:val="en-US"/>
               </w:rPr>
-              <w:t xml:space="preserve">Corrects the file format replacing the file or </w:t>
-            </w:r>
-            <w:proofErr w:type="gramStart"/>
-            <w:r>
-              <w:rPr>
-                <w:lang w:val="en-US"/>
-              </w:rPr>
-              <w:t>deletes  it</w:t>
-            </w:r>
-            <w:proofErr w:type="gramEnd"/>
-            <w:r>
-              <w:rPr>
-                <w:lang w:val="en-US"/>
-              </w:rPr>
-              <w:t xml:space="preserve"> (rejoins at step 4)</w:t>
+              <w:t>Corrects the file format replacing the file or deletes  it (rejoins at step 4)</w:t>
             </w:r>
           </w:p>
         </w:tc>
@@ -2055,15 +2012,41 @@
             </w:pPr>
             <w:r>
               <w:rPr>
+                <w:b/>
                 <w:lang w:val="en-US"/>
               </w:rPr>
               <w:t>Extension 4</w:t>
             </w:r>
             <w:r>
               <w:rPr>
-                <w:lang w:val="en-US"/>
-              </w:rPr>
-              <w:t>b: Description</w:t>
+                <w:b/>
+                <w:lang w:val="en-US"/>
+              </w:rPr>
+              <w:t>b</w:t>
+            </w:r>
+            <w:r>
+              <w:rPr>
+                <w:lang w:val="en-US"/>
+              </w:rPr>
+              <w:t xml:space="preserve">: </w:t>
+            </w:r>
+            <w:r>
+              <w:rPr>
+                <w:lang w:val="en-US"/>
+              </w:rPr>
+              <w:t>The U</w:t>
+            </w:r>
+            <w:r>
+              <w:rPr>
+                <w:lang w:val="en-US"/>
+              </w:rPr>
+              <w:t xml:space="preserve">ser select a </w:t>
+            </w:r>
+            <w:r>
+              <w:rPr>
+                <w:lang w:val="en-US"/>
+              </w:rPr>
+              <w:t>file with size &gt;5MB</w:t>
             </w:r>
           </w:p>
         </w:tc>
@@ -2362,47 +2345,11 @@
                 <w:lang w:val="en-US"/>
               </w:rPr>
             </w:pPr>
-            <w:proofErr w:type="gramStart"/>
-            <w:r>
-              <w:rPr>
-                <w:lang w:val="en-US"/>
-              </w:rPr>
-              <w:t>Selects</w:t>
-            </w:r>
-            <w:proofErr w:type="gramEnd"/>
-            <w:r>
-              <w:rPr>
-                <w:lang w:val="en-US"/>
-              </w:rPr>
-              <w:t xml:space="preserve"> a smaller file or </w:t>
-            </w:r>
-            <w:proofErr w:type="gramStart"/>
-            <w:r>
-              <w:rPr>
-                <w:lang w:val="en-US"/>
-              </w:rPr>
-              <w:t>deletes</w:t>
-            </w:r>
-            <w:proofErr w:type="gramEnd"/>
-            <w:r>
-              <w:rPr>
-                <w:lang w:val="en-US"/>
-              </w:rPr>
-              <w:t xml:space="preserve"> it and re-</w:t>
-            </w:r>
-            <w:proofErr w:type="gramStart"/>
-            <w:r>
-              <w:rPr>
-                <w:lang w:val="en-US"/>
-              </w:rPr>
-              <w:t>submits</w:t>
-            </w:r>
-            <w:proofErr w:type="gramEnd"/>
-            <w:r>
-              <w:rPr>
-                <w:lang w:val="en-US"/>
-              </w:rPr>
-              <w:t xml:space="preserve"> (rejoin at step 4)</w:t>
+            <w:r>
+              <w:rPr>
+                <w:lang w:val="en-US"/>
+              </w:rPr>
+              <w:t>Selects a smaller file or deletes it and re-submits (rejoin at step 4)</w:t>
             </w:r>
           </w:p>
         </w:tc>
@@ -2456,15 +2403,29 @@
             </w:pPr>
             <w:r>
               <w:rPr>
+                <w:b/>
                 <w:lang w:val="en-US"/>
               </w:rPr>
               <w:t>Extension 6</w:t>
             </w:r>
             <w:r>
               <w:rPr>
-                <w:lang w:val="en-US"/>
-              </w:rPr>
-              <w:t>a: Description</w:t>
+                <w:b/>
+                <w:lang w:val="en-US"/>
+              </w:rPr>
+              <w:t>a</w:t>
+            </w:r>
+            <w:r>
+              <w:rPr>
+                <w:lang w:val="en-US"/>
+              </w:rPr>
+              <w:t xml:space="preserve">: </w:t>
+            </w:r>
+            <w:r>
+              <w:rPr>
+                <w:lang w:val="en-US"/>
+              </w:rPr>
+              <w:t>The User enters a title &lt;10 characters</w:t>
             </w:r>
           </w:p>
         </w:tc>
@@ -2833,15 +2794,29 @@
             </w:pPr>
             <w:r>
               <w:rPr>
+                <w:b/>
                 <w:lang w:val="en-US"/>
               </w:rPr>
               <w:t>Extension 7</w:t>
             </w:r>
             <w:r>
               <w:rPr>
-                <w:lang w:val="en-US"/>
-              </w:rPr>
-              <w:t>a: Description</w:t>
+                <w:b/>
+                <w:lang w:val="en-US"/>
+              </w:rPr>
+              <w:t>a</w:t>
+            </w:r>
+            <w:r>
+              <w:rPr>
+                <w:lang w:val="en-US"/>
+              </w:rPr>
+              <w:t xml:space="preserve">: </w:t>
+            </w:r>
+            <w:r>
+              <w:rPr>
+                <w:lang w:val="en-US"/>
+              </w:rPr>
+              <w:t>Generic error</w:t>
             </w:r>
           </w:p>
         </w:tc>
@@ -3197,7 +3172,17 @@
     </w:p>
     <w:tbl>
       <w:tblPr>
-        <w:tblW w:w="5000" w:type="pct"/>
+        <w:tblpPr w:leftFromText="141" w:rightFromText="141" w:vertAnchor="text" w:tblpY="1"/>
+        <w:tblOverlap w:val="never"/>
+        <w:tblW w:w="5020" w:type="pct"/>
+        <w:tblBorders>
+          <w:top w:val="single" w:sz="8" w:space="0" w:color="00647A"/>
+          <w:left w:val="single" w:sz="8" w:space="0" w:color="00647A"/>
+          <w:bottom w:val="single" w:sz="8" w:space="0" w:color="00647A"/>
+          <w:right w:val="single" w:sz="8" w:space="0" w:color="00647A"/>
+          <w:insideH w:val="single" w:sz="8" w:space="0" w:color="00647A"/>
+          <w:insideV w:val="single" w:sz="8" w:space="0" w:color="00647A"/>
+        </w:tblBorders>
         <w:tblCellMar>
           <w:left w:w="0" w:type="dxa"/>
           <w:right w:w="0" w:type="dxa"/>
@@ -3205,11 +3190,10 @@
         <w:tblLook w:val="04A0" w:firstRow="1" w:lastRow="0" w:firstColumn="1" w:lastColumn="0" w:noHBand="0" w:noVBand="1"/>
       </w:tblPr>
       <w:tblGrid>
-        <w:gridCol w:w="2347"/>
-        <w:gridCol w:w="1058"/>
-        <w:gridCol w:w="2061"/>
-        <w:gridCol w:w="2225"/>
-        <w:gridCol w:w="2235"/>
+        <w:gridCol w:w="2348"/>
+        <w:gridCol w:w="1056"/>
+        <w:gridCol w:w="3263"/>
+        <w:gridCol w:w="3299"/>
       </w:tblGrid>
       <w:tr>
         <w:trPr>
@@ -3217,13 +3201,7 @@
         </w:trPr>
         <w:tc>
           <w:tcPr>
-            <w:tcW w:w="1182" w:type="pct"/>
-            <w:tcBorders>
-              <w:top w:val="single" w:sz="8" w:space="0" w:color="00647A"/>
-              <w:left w:val="single" w:sz="8" w:space="0" w:color="00647A"/>
-              <w:bottom w:val="single" w:sz="18" w:space="0" w:color="00647A"/>
-              <w:right w:val="single" w:sz="8" w:space="0" w:color="00647A"/>
-            </w:tcBorders>
+            <w:tcW w:w="1178" w:type="pct"/>
             <w:tcMar>
               <w:top w:w="72" w:type="dxa"/>
               <w:left w:w="144" w:type="dxa"/>
@@ -3245,41 +3223,36 @@
               <w:lastRenderedPageBreak/>
               <w:t>USE CASE #</w:t>
             </w:r>
-          </w:p>
-        </w:tc>
-        <w:tc>
-          <w:tcPr>
-            <w:tcW w:w="3818" w:type="pct"/>
-            <w:gridSpan w:val="4"/>
-            <w:tcBorders>
-              <w:top w:val="single" w:sz="8" w:space="0" w:color="00647A"/>
-              <w:left w:val="single" w:sz="8" w:space="0" w:color="00647A"/>
-              <w:bottom w:val="single" w:sz="18" w:space="0" w:color="00647A"/>
-              <w:right w:val="single" w:sz="8" w:space="0" w:color="00647A"/>
-            </w:tcBorders>
-            <w:tcMar>
-              <w:top w:w="72" w:type="dxa"/>
-              <w:left w:w="144" w:type="dxa"/>
-              <w:bottom w:w="72" w:type="dxa"/>
-              <w:right w:w="144" w:type="dxa"/>
-            </w:tcMar>
-            <w:hideMark/>
-          </w:tcPr>
-          <w:p>
-            <w:pPr>
-              <w:spacing w:after="0"/>
-              <w:rPr>
-                <w:lang w:val="it-IT"/>
-              </w:rPr>
-            </w:pPr>
             <w:r>
               <w:rPr>
                 <w:b/>
                 <w:bCs/>
                 <w:lang w:val="it-IT"/>
               </w:rPr>
-              <w:t xml:space="preserve">Update </w:t>
-            </w:r>
+              <w:t>02</w:t>
+            </w:r>
+          </w:p>
+        </w:tc>
+        <w:tc>
+          <w:tcPr>
+            <w:tcW w:w="3822" w:type="pct"/>
+            <w:gridSpan w:val="3"/>
+            <w:tcMar>
+              <w:top w:w="72" w:type="dxa"/>
+              <w:left w:w="144" w:type="dxa"/>
+              <w:bottom w:w="72" w:type="dxa"/>
+              <w:right w:w="144" w:type="dxa"/>
+            </w:tcMar>
+            <w:hideMark/>
+          </w:tcPr>
+          <w:p>
+            <w:pPr>
+              <w:spacing w:after="0"/>
+              <w:rPr>
+                <w:b/>
+                <w:lang w:val="it-IT"/>
+              </w:rPr>
+            </w:pPr>
             <w:proofErr w:type="spellStart"/>
             <w:r>
               <w:rPr>
@@ -3287,9 +3260,35 @@
                 <w:bCs/>
                 <w:lang w:val="it-IT"/>
               </w:rPr>
-              <w:t>Issue</w:t>
+              <w:t>Flag</w:t>
             </w:r>
             <w:proofErr w:type="spellEnd"/>
+            <w:r>
+              <w:rPr>
+                <w:b/>
+                <w:bCs/>
+                <w:lang w:val="it-IT"/>
+              </w:rPr>
+              <w:t xml:space="preserve"> </w:t>
+            </w:r>
+            <w:proofErr w:type="spellStart"/>
+            <w:r>
+              <w:rPr>
+                <w:b/>
+                <w:bCs/>
+                <w:lang w:val="it-IT"/>
+              </w:rPr>
+              <w:t>as</w:t>
+            </w:r>
+            <w:proofErr w:type="spellEnd"/>
+            <w:r>
+              <w:rPr>
+                <w:b/>
+                <w:bCs/>
+                <w:lang w:val="it-IT"/>
+              </w:rPr>
+              <w:t xml:space="preserve"> Duplicate</w:t>
+            </w:r>
           </w:p>
         </w:tc>
       </w:tr>
@@ -3299,13 +3298,7 @@
         </w:trPr>
         <w:tc>
           <w:tcPr>
-            <w:tcW w:w="1182" w:type="pct"/>
-            <w:tcBorders>
-              <w:top w:val="single" w:sz="18" w:space="0" w:color="00647A"/>
-              <w:left w:val="single" w:sz="8" w:space="0" w:color="00647A"/>
-              <w:bottom w:val="single" w:sz="8" w:space="0" w:color="00647A"/>
-              <w:right w:val="single" w:sz="8" w:space="0" w:color="00647A"/>
-            </w:tcBorders>
+            <w:tcW w:w="1178" w:type="pct"/>
             <w:shd w:val="clear" w:color="auto" w:fill="E7EAEC"/>
             <w:tcMar>
               <w:top w:w="72" w:type="dxa"/>
@@ -3341,14 +3334,8 @@
         </w:tc>
         <w:tc>
           <w:tcPr>
-            <w:tcW w:w="3818" w:type="pct"/>
-            <w:gridSpan w:val="4"/>
-            <w:tcBorders>
-              <w:top w:val="single" w:sz="18" w:space="0" w:color="00647A"/>
-              <w:left w:val="single" w:sz="8" w:space="0" w:color="00647A"/>
-              <w:bottom w:val="single" w:sz="8" w:space="0" w:color="00647A"/>
-              <w:right w:val="single" w:sz="8" w:space="0" w:color="00647A"/>
-            </w:tcBorders>
+            <w:tcW w:w="3822" w:type="pct"/>
+            <w:gridSpan w:val="3"/>
             <w:shd w:val="clear" w:color="auto" w:fill="E7EAEC"/>
             <w:tcMar>
               <w:top w:w="72" w:type="dxa"/>
@@ -3361,9 +3348,21 @@
             <w:pPr>
               <w:spacing w:after="0"/>
               <w:rPr>
-                <w:lang w:val="it-IT"/>
-              </w:rPr>
-            </w:pPr>
+                <w:lang w:val="en-US"/>
+              </w:rPr>
+            </w:pPr>
+            <w:r>
+              <w:rPr>
+                <w:lang w:val="en-US"/>
+              </w:rPr>
+              <w:t>Close a redundant issue b</w:t>
+            </w:r>
+            <w:r>
+              <w:rPr>
+                <w:lang w:val="en-US"/>
+              </w:rPr>
+              <w:t>y marking it as a duplicate of an existing one</w:t>
+            </w:r>
           </w:p>
         </w:tc>
       </w:tr>
@@ -3373,7 +3372,1204 @@
         </w:trPr>
         <w:tc>
           <w:tcPr>
-            <w:tcW w:w="1182" w:type="pct"/>
+            <w:tcW w:w="1178" w:type="pct"/>
+            <w:tcMar>
+              <w:top w:w="72" w:type="dxa"/>
+              <w:left w:w="144" w:type="dxa"/>
+              <w:bottom w:w="72" w:type="dxa"/>
+              <w:right w:w="144" w:type="dxa"/>
+            </w:tcMar>
+            <w:hideMark/>
+          </w:tcPr>
+          <w:p>
+            <w:pPr>
+              <w:spacing w:after="0"/>
+            </w:pPr>
+            <w:proofErr w:type="spellStart"/>
+            <w:r>
+              <w:rPr>
+                <w:b/>
+                <w:bCs/>
+                <w:lang w:val="it-IT"/>
+              </w:rPr>
+              <w:t>Preconditions</w:t>
+            </w:r>
+            <w:proofErr w:type="spellEnd"/>
+          </w:p>
+        </w:tc>
+        <w:tc>
+          <w:tcPr>
+            <w:tcW w:w="3822" w:type="pct"/>
+            <w:gridSpan w:val="3"/>
+            <w:tcMar>
+              <w:top w:w="72" w:type="dxa"/>
+              <w:left w:w="144" w:type="dxa"/>
+              <w:bottom w:w="72" w:type="dxa"/>
+              <w:right w:w="144" w:type="dxa"/>
+            </w:tcMar>
+          </w:tcPr>
+          <w:p>
+            <w:pPr>
+              <w:pStyle w:val="Paragrafoelenco"/>
+              <w:numPr>
+                <w:ilvl w:val="0"/>
+                <w:numId w:val="2"/>
+              </w:numPr>
+              <w:spacing w:after="0"/>
+              <w:rPr>
+                <w:lang w:val="en-US"/>
+              </w:rPr>
+            </w:pPr>
+            <w:r>
+              <w:rPr>
+                <w:lang w:val="en-US"/>
+              </w:rPr>
+              <w:t>The admin is logged i</w:t>
+            </w:r>
+            <w:r>
+              <w:rPr>
+                <w:lang w:val="en-US"/>
+              </w:rPr>
+              <w:t>n</w:t>
+            </w:r>
+          </w:p>
+          <w:p>
+            <w:pPr>
+              <w:pStyle w:val="Paragrafoelenco"/>
+              <w:numPr>
+                <w:ilvl w:val="0"/>
+                <w:numId w:val="2"/>
+              </w:numPr>
+              <w:spacing w:after="0"/>
+              <w:rPr>
+                <w:lang w:val="en-US"/>
+              </w:rPr>
+            </w:pPr>
+            <w:r>
+              <w:rPr>
+                <w:lang w:val="en-US"/>
+              </w:rPr>
+              <w:t>The admin is viewing the details of the redundant issue</w:t>
+            </w:r>
+          </w:p>
+        </w:tc>
+      </w:tr>
+      <w:tr>
+        <w:trPr>
+          <w:trHeight w:val="20"/>
+        </w:trPr>
+        <w:tc>
+          <w:tcPr>
+            <w:tcW w:w="1178" w:type="pct"/>
+            <w:shd w:val="clear" w:color="auto" w:fill="E7EAEC"/>
+            <w:tcMar>
+              <w:top w:w="72" w:type="dxa"/>
+              <w:left w:w="144" w:type="dxa"/>
+              <w:bottom w:w="72" w:type="dxa"/>
+              <w:right w:w="144" w:type="dxa"/>
+            </w:tcMar>
+            <w:hideMark/>
+          </w:tcPr>
+          <w:p>
+            <w:pPr>
+              <w:spacing w:after="0"/>
+            </w:pPr>
+            <w:r>
+              <w:rPr>
+                <w:b/>
+                <w:bCs/>
+                <w:lang w:val="it-IT"/>
+              </w:rPr>
+              <w:t xml:space="preserve">Success End </w:t>
+            </w:r>
+            <w:proofErr w:type="spellStart"/>
+            <w:r>
+              <w:rPr>
+                <w:b/>
+                <w:bCs/>
+                <w:lang w:val="it-IT"/>
+              </w:rPr>
+              <w:t>Condition</w:t>
+            </w:r>
+            <w:proofErr w:type="spellEnd"/>
+          </w:p>
+        </w:tc>
+        <w:tc>
+          <w:tcPr>
+            <w:tcW w:w="3822" w:type="pct"/>
+            <w:gridSpan w:val="3"/>
+            <w:shd w:val="clear" w:color="auto" w:fill="E7EAEC"/>
+            <w:tcMar>
+              <w:top w:w="72" w:type="dxa"/>
+              <w:left w:w="144" w:type="dxa"/>
+              <w:bottom w:w="72" w:type="dxa"/>
+              <w:right w:w="144" w:type="dxa"/>
+            </w:tcMar>
+          </w:tcPr>
+          <w:p>
+            <w:pPr>
+              <w:spacing w:after="0"/>
+              <w:rPr>
+                <w:lang w:val="en-US"/>
+              </w:rPr>
+            </w:pPr>
+            <w:r>
+              <w:rPr>
+                <w:lang w:val="en-US"/>
+              </w:rPr>
+              <w:t>The redundant issue is i</w:t>
+            </w:r>
+            <w:r>
+              <w:rPr>
+                <w:lang w:val="en-US"/>
+              </w:rPr>
+              <w:t>mmediately closed; a reference to the original issue is stored; the event is logged in the history</w:t>
+            </w:r>
+          </w:p>
+        </w:tc>
+      </w:tr>
+      <w:tr>
+        <w:trPr>
+          <w:trHeight w:val="20"/>
+        </w:trPr>
+        <w:tc>
+          <w:tcPr>
+            <w:tcW w:w="1178" w:type="pct"/>
+            <w:tcMar>
+              <w:top w:w="72" w:type="dxa"/>
+              <w:left w:w="144" w:type="dxa"/>
+              <w:bottom w:w="72" w:type="dxa"/>
+              <w:right w:w="144" w:type="dxa"/>
+            </w:tcMar>
+            <w:hideMark/>
+          </w:tcPr>
+          <w:p>
+            <w:pPr>
+              <w:spacing w:after="0"/>
+            </w:pPr>
+            <w:proofErr w:type="spellStart"/>
+            <w:r>
+              <w:rPr>
+                <w:b/>
+                <w:bCs/>
+                <w:lang w:val="it-IT"/>
+              </w:rPr>
+              <w:t>Failed</w:t>
+            </w:r>
+            <w:proofErr w:type="spellEnd"/>
+            <w:r>
+              <w:rPr>
+                <w:b/>
+                <w:bCs/>
+                <w:lang w:val="it-IT"/>
+              </w:rPr>
+              <w:t xml:space="preserve"> End </w:t>
+            </w:r>
+            <w:proofErr w:type="spellStart"/>
+            <w:r>
+              <w:rPr>
+                <w:b/>
+                <w:bCs/>
+                <w:lang w:val="it-IT"/>
+              </w:rPr>
+              <w:t>Condition</w:t>
+            </w:r>
+            <w:proofErr w:type="spellEnd"/>
+          </w:p>
+        </w:tc>
+        <w:tc>
+          <w:tcPr>
+            <w:tcW w:w="3822" w:type="pct"/>
+            <w:gridSpan w:val="3"/>
+            <w:tcMar>
+              <w:top w:w="72" w:type="dxa"/>
+              <w:left w:w="144" w:type="dxa"/>
+              <w:bottom w:w="72" w:type="dxa"/>
+              <w:right w:w="144" w:type="dxa"/>
+            </w:tcMar>
+          </w:tcPr>
+          <w:p>
+            <w:pPr>
+              <w:spacing w:after="0"/>
+              <w:rPr>
+                <w:lang w:val="en-US"/>
+              </w:rPr>
+            </w:pPr>
+            <w:r>
+              <w:rPr>
+                <w:lang w:val="en-US"/>
+              </w:rPr>
+              <w:t>The issue remains open; n</w:t>
+            </w:r>
+            <w:r>
+              <w:rPr>
+                <w:lang w:val="en-US"/>
+              </w:rPr>
+              <w:t>o duplicate link is created; an error message is displayed (e.g., “Original issue ID not found.”)</w:t>
+            </w:r>
+          </w:p>
+        </w:tc>
+      </w:tr>
+      <w:tr>
+        <w:trPr>
+          <w:trHeight w:val="20"/>
+        </w:trPr>
+        <w:tc>
+          <w:tcPr>
+            <w:tcW w:w="1178" w:type="pct"/>
+            <w:shd w:val="clear" w:color="auto" w:fill="E7EAEC"/>
+            <w:tcMar>
+              <w:top w:w="72" w:type="dxa"/>
+              <w:left w:w="144" w:type="dxa"/>
+              <w:bottom w:w="72" w:type="dxa"/>
+              <w:right w:w="144" w:type="dxa"/>
+            </w:tcMar>
+            <w:hideMark/>
+          </w:tcPr>
+          <w:p>
+            <w:pPr>
+              <w:spacing w:after="0"/>
+            </w:pPr>
+            <w:proofErr w:type="spellStart"/>
+            <w:r>
+              <w:rPr>
+                <w:b/>
+                <w:bCs/>
+                <w:lang w:val="it-IT"/>
+              </w:rPr>
+              <w:t>Primary</w:t>
+            </w:r>
+            <w:proofErr w:type="spellEnd"/>
+            <w:r>
+              <w:rPr>
+                <w:b/>
+                <w:bCs/>
+                <w:lang w:val="it-IT"/>
+              </w:rPr>
+              <w:t xml:space="preserve"> </w:t>
+            </w:r>
+            <w:proofErr w:type="spellStart"/>
+            <w:r>
+              <w:rPr>
+                <w:b/>
+                <w:bCs/>
+                <w:lang w:val="it-IT"/>
+              </w:rPr>
+              <w:t>Actor</w:t>
+            </w:r>
+            <w:proofErr w:type="spellEnd"/>
+          </w:p>
+        </w:tc>
+        <w:tc>
+          <w:tcPr>
+            <w:tcW w:w="3822" w:type="pct"/>
+            <w:gridSpan w:val="3"/>
+            <w:shd w:val="clear" w:color="auto" w:fill="E7EAEC"/>
+            <w:tcMar>
+              <w:top w:w="72" w:type="dxa"/>
+              <w:left w:w="144" w:type="dxa"/>
+              <w:bottom w:w="72" w:type="dxa"/>
+              <w:right w:w="144" w:type="dxa"/>
+            </w:tcMar>
+          </w:tcPr>
+          <w:p>
+            <w:pPr>
+              <w:spacing w:after="0"/>
+            </w:pPr>
+            <w:r>
+              <w:t>Admin</w:t>
+            </w:r>
+          </w:p>
+        </w:tc>
+      </w:tr>
+      <w:tr>
+        <w:trPr>
+          <w:trHeight w:val="20"/>
+        </w:trPr>
+        <w:tc>
+          <w:tcPr>
+            <w:tcW w:w="1178" w:type="pct"/>
+            <w:tcMar>
+              <w:top w:w="72" w:type="dxa"/>
+              <w:left w:w="144" w:type="dxa"/>
+              <w:bottom w:w="72" w:type="dxa"/>
+              <w:right w:w="144" w:type="dxa"/>
+            </w:tcMar>
+            <w:hideMark/>
+          </w:tcPr>
+          <w:p>
+            <w:pPr>
+              <w:spacing w:after="0"/>
+            </w:pPr>
+            <w:r>
+              <w:rPr>
+                <w:b/>
+                <w:bCs/>
+                <w:lang w:val="it-IT"/>
+              </w:rPr>
+              <w:t>Trigger</w:t>
+            </w:r>
+          </w:p>
+        </w:tc>
+        <w:tc>
+          <w:tcPr>
+            <w:tcW w:w="3822" w:type="pct"/>
+            <w:gridSpan w:val="3"/>
+            <w:tcMar>
+              <w:top w:w="72" w:type="dxa"/>
+              <w:left w:w="144" w:type="dxa"/>
+              <w:bottom w:w="72" w:type="dxa"/>
+              <w:right w:w="144" w:type="dxa"/>
+            </w:tcMar>
+          </w:tcPr>
+          <w:p>
+            <w:pPr>
+              <w:spacing w:after="0"/>
+              <w:rPr>
+                <w:lang w:val="en-US"/>
+              </w:rPr>
+            </w:pPr>
+            <w:r>
+              <w:rPr>
+                <w:lang w:val="en-US"/>
+              </w:rPr>
+              <w:t>The admin selects the “F</w:t>
+            </w:r>
+            <w:r>
+              <w:rPr>
+                <w:lang w:val="en-US"/>
+              </w:rPr>
+              <w:t>lag as Duplicate” option within the issue details view</w:t>
+            </w:r>
+          </w:p>
+        </w:tc>
+      </w:tr>
+      <w:tr>
+        <w:trPr>
+          <w:trHeight w:val="20"/>
+        </w:trPr>
+        <w:tc>
+          <w:tcPr>
+            <w:tcW w:w="1178" w:type="pct"/>
+            <w:vMerge w:val="restart"/>
+            <w:shd w:val="clear" w:color="auto" w:fill="E7EAEC"/>
+            <w:tcMar>
+              <w:top w:w="72" w:type="dxa"/>
+              <w:left w:w="144" w:type="dxa"/>
+              <w:bottom w:w="72" w:type="dxa"/>
+              <w:right w:w="144" w:type="dxa"/>
+            </w:tcMar>
+            <w:hideMark/>
+          </w:tcPr>
+          <w:p>
+            <w:pPr>
+              <w:spacing w:after="0"/>
+            </w:pPr>
+            <w:r>
+              <w:rPr>
+                <w:b/>
+                <w:bCs/>
+                <w:lang w:val="en-US"/>
+              </w:rPr>
+              <w:t xml:space="preserve">Main </w:t>
+            </w:r>
+            <w:r>
+              <w:rPr>
+                <w:b/>
+                <w:bCs/>
+                <w:lang w:val="en-US"/>
+              </w:rPr>
+              <w:t>Scenario</w:t>
+            </w:r>
+          </w:p>
+        </w:tc>
+        <w:tc>
+          <w:tcPr>
+            <w:tcW w:w="530" w:type="pct"/>
+            <w:shd w:val="clear" w:color="auto" w:fill="E7EAEC"/>
+            <w:tcMar>
+              <w:top w:w="72" w:type="dxa"/>
+              <w:left w:w="144" w:type="dxa"/>
+              <w:bottom w:w="72" w:type="dxa"/>
+              <w:right w:w="144" w:type="dxa"/>
+            </w:tcMar>
+            <w:hideMark/>
+          </w:tcPr>
+          <w:p>
+            <w:pPr>
+              <w:spacing w:after="0"/>
+            </w:pPr>
+            <w:proofErr w:type="spellStart"/>
+            <w:r>
+              <w:rPr>
+                <w:b/>
+                <w:bCs/>
+                <w:lang w:val="it-IT"/>
+              </w:rPr>
+              <w:t>Step</w:t>
+            </w:r>
+            <w:proofErr w:type="spellEnd"/>
+            <w:r>
+              <w:rPr>
+                <w:b/>
+                <w:bCs/>
+                <w:lang w:val="it-IT"/>
+              </w:rPr>
+              <w:t xml:space="preserve"> n.</w:t>
+            </w:r>
+          </w:p>
+        </w:tc>
+        <w:tc>
+          <w:tcPr>
+            <w:tcW w:w="1637" w:type="pct"/>
+            <w:shd w:val="clear" w:color="auto" w:fill="E7EAEC"/>
+            <w:tcMar>
+              <w:top w:w="72" w:type="dxa"/>
+              <w:left w:w="144" w:type="dxa"/>
+              <w:bottom w:w="72" w:type="dxa"/>
+              <w:right w:w="144" w:type="dxa"/>
+            </w:tcMar>
+            <w:hideMark/>
+          </w:tcPr>
+          <w:p>
+            <w:pPr>
+              <w:spacing w:after="0"/>
+            </w:pPr>
+            <w:proofErr w:type="spellStart"/>
+            <w:r>
+              <w:rPr>
+                <w:b/>
+                <w:bCs/>
+                <w:lang w:val="it-IT"/>
+              </w:rPr>
+              <w:t>Admin</w:t>
+            </w:r>
+            <w:proofErr w:type="spellEnd"/>
+          </w:p>
+        </w:tc>
+        <w:tc>
+          <w:tcPr>
+            <w:tcW w:w="1655" w:type="pct"/>
+            <w:shd w:val="clear" w:color="auto" w:fill="E7EAEC"/>
+            <w:tcMar>
+              <w:top w:w="72" w:type="dxa"/>
+              <w:left w:w="144" w:type="dxa"/>
+              <w:bottom w:w="72" w:type="dxa"/>
+              <w:right w:w="144" w:type="dxa"/>
+            </w:tcMar>
+            <w:hideMark/>
+          </w:tcPr>
+          <w:p>
+            <w:pPr>
+              <w:spacing w:after="0"/>
+            </w:pPr>
+            <w:r>
+              <w:rPr>
+                <w:b/>
+                <w:bCs/>
+                <w:lang w:val="it-IT"/>
+              </w:rPr>
+              <w:t>System</w:t>
+            </w:r>
+          </w:p>
+        </w:tc>
+      </w:tr>
+      <w:tr>
+        <w:trPr>
+          <w:trHeight w:val="20"/>
+        </w:trPr>
+        <w:tc>
+          <w:tcPr>
+            <w:tcW w:w="1178" w:type="pct"/>
+            <w:vMerge/>
+            <w:vAlign w:val="center"/>
+            <w:hideMark/>
+          </w:tcPr>
+          <w:p>
+            <w:pPr>
+              <w:spacing w:after="0"/>
+            </w:pPr>
+          </w:p>
+        </w:tc>
+        <w:tc>
+          <w:tcPr>
+            <w:tcW w:w="530" w:type="pct"/>
+            <w:tcMar>
+              <w:top w:w="72" w:type="dxa"/>
+              <w:left w:w="144" w:type="dxa"/>
+              <w:bottom w:w="72" w:type="dxa"/>
+              <w:right w:w="144" w:type="dxa"/>
+            </w:tcMar>
+            <w:hideMark/>
+          </w:tcPr>
+          <w:p>
+            <w:pPr>
+              <w:spacing w:after="0"/>
+            </w:pPr>
+            <w:r>
+              <w:t>1</w:t>
+            </w:r>
+          </w:p>
+        </w:tc>
+        <w:tc>
+          <w:tcPr>
+            <w:tcW w:w="1637" w:type="pct"/>
+            <w:tcMar>
+              <w:top w:w="72" w:type="dxa"/>
+              <w:left w:w="144" w:type="dxa"/>
+              <w:bottom w:w="72" w:type="dxa"/>
+              <w:right w:w="144" w:type="dxa"/>
+            </w:tcMar>
+          </w:tcPr>
+          <w:p>
+            <w:pPr>
+              <w:spacing w:after="0"/>
+            </w:pPr>
+            <w:r>
+              <w:t>Select the “Flag as Duplicate” action</w:t>
+            </w:r>
+          </w:p>
+        </w:tc>
+        <w:tc>
+          <w:tcPr>
+            <w:tcW w:w="1655" w:type="pct"/>
+            <w:tcMar>
+              <w:top w:w="72" w:type="dxa"/>
+              <w:left w:w="144" w:type="dxa"/>
+              <w:bottom w:w="72" w:type="dxa"/>
+              <w:right w:w="144" w:type="dxa"/>
+            </w:tcMar>
+          </w:tcPr>
+          <w:p>
+            <w:pPr>
+              <w:spacing w:after="0"/>
+            </w:pPr>
+          </w:p>
+        </w:tc>
+      </w:tr>
+      <w:tr>
+        <w:trPr>
+          <w:trHeight w:val="20"/>
+        </w:trPr>
+        <w:tc>
+          <w:tcPr>
+            <w:tcW w:w="1178" w:type="pct"/>
+            <w:vMerge/>
+            <w:vAlign w:val="center"/>
+            <w:hideMark/>
+          </w:tcPr>
+          <w:p>
+            <w:pPr>
+              <w:spacing w:after="0"/>
+            </w:pPr>
+          </w:p>
+        </w:tc>
+        <w:tc>
+          <w:tcPr>
+            <w:tcW w:w="530" w:type="pct"/>
+            <w:tcMar>
+              <w:top w:w="72" w:type="dxa"/>
+              <w:left w:w="144" w:type="dxa"/>
+              <w:bottom w:w="72" w:type="dxa"/>
+              <w:right w:w="144" w:type="dxa"/>
+            </w:tcMar>
+            <w:hideMark/>
+          </w:tcPr>
+          <w:p>
+            <w:pPr>
+              <w:spacing w:after="0"/>
+            </w:pPr>
+            <w:r>
+              <w:t>2</w:t>
+            </w:r>
+          </w:p>
+        </w:tc>
+        <w:tc>
+          <w:tcPr>
+            <w:tcW w:w="1637" w:type="pct"/>
+            <w:tcMar>
+              <w:top w:w="72" w:type="dxa"/>
+              <w:left w:w="144" w:type="dxa"/>
+              <w:bottom w:w="72" w:type="dxa"/>
+              <w:right w:w="144" w:type="dxa"/>
+            </w:tcMar>
+          </w:tcPr>
+          <w:p>
+            <w:pPr>
+              <w:spacing w:after="0"/>
+            </w:pPr>
+          </w:p>
+        </w:tc>
+        <w:tc>
+          <w:tcPr>
+            <w:tcW w:w="1655" w:type="pct"/>
+            <w:tcMar>
+              <w:top w:w="72" w:type="dxa"/>
+              <w:left w:w="144" w:type="dxa"/>
+              <w:bottom w:w="72" w:type="dxa"/>
+              <w:right w:w="144" w:type="dxa"/>
+            </w:tcMar>
+          </w:tcPr>
+          <w:p>
+            <w:pPr>
+              <w:spacing w:after="0"/>
+            </w:pPr>
+            <w:r>
+              <w:t>Displays a list with a</w:t>
+            </w:r>
+            <w:r>
+              <w:t>ll active issues, asking the Admin</w:t>
+            </w:r>
+            <w:r>
+              <w:t xml:space="preserve"> to select the issue describing the same problem</w:t>
+            </w:r>
+          </w:p>
+          <w:p>
+            <w:pPr>
+              <w:spacing w:after="0"/>
+            </w:pPr>
+            <w:bookmarkStart w:id="0" w:name="_GoBack"/>
+            <w:bookmarkEnd w:id="0"/>
+            <w:r>
+              <w:br/>
+              <w:t>Note: if no issues are available, the system displays a “No active issues.” message</w:t>
+            </w:r>
+          </w:p>
+        </w:tc>
+      </w:tr>
+      <w:tr>
+        <w:trPr>
+          <w:trHeight w:val="20"/>
+        </w:trPr>
+        <w:tc>
+          <w:tcPr>
+            <w:tcW w:w="1178" w:type="pct"/>
+            <w:vMerge/>
+            <w:vAlign w:val="center"/>
+            <w:hideMark/>
+          </w:tcPr>
+          <w:p>
+            <w:pPr>
+              <w:spacing w:after="0"/>
+            </w:pPr>
+          </w:p>
+        </w:tc>
+        <w:tc>
+          <w:tcPr>
+            <w:tcW w:w="530" w:type="pct"/>
+            <w:tcMar>
+              <w:top w:w="72" w:type="dxa"/>
+              <w:left w:w="144" w:type="dxa"/>
+              <w:bottom w:w="72" w:type="dxa"/>
+              <w:right w:w="144" w:type="dxa"/>
+            </w:tcMar>
+            <w:hideMark/>
+          </w:tcPr>
+          <w:p>
+            <w:pPr>
+              <w:spacing w:after="0"/>
+            </w:pPr>
+            <w:r>
+              <w:t>3</w:t>
+            </w:r>
+          </w:p>
+        </w:tc>
+        <w:tc>
+          <w:tcPr>
+            <w:tcW w:w="1637" w:type="pct"/>
+            <w:tcMar>
+              <w:top w:w="72" w:type="dxa"/>
+              <w:left w:w="144" w:type="dxa"/>
+              <w:bottom w:w="72" w:type="dxa"/>
+              <w:right w:w="144" w:type="dxa"/>
+            </w:tcMar>
+          </w:tcPr>
+          <w:p>
+            <w:pPr>
+              <w:spacing w:after="0"/>
+            </w:pPr>
+            <w:r>
+              <w:t>Selects the original issue</w:t>
+            </w:r>
+          </w:p>
+        </w:tc>
+        <w:tc>
+          <w:tcPr>
+            <w:tcW w:w="1655" w:type="pct"/>
+            <w:tcMar>
+              <w:top w:w="72" w:type="dxa"/>
+              <w:left w:w="144" w:type="dxa"/>
+              <w:bottom w:w="72" w:type="dxa"/>
+              <w:right w:w="144" w:type="dxa"/>
+            </w:tcMar>
+          </w:tcPr>
+          <w:p>
+            <w:pPr>
+              <w:spacing w:after="0"/>
+            </w:pPr>
+          </w:p>
+        </w:tc>
+      </w:tr>
+      <w:tr>
+        <w:trPr>
+          <w:trHeight w:val="20"/>
+        </w:trPr>
+        <w:tc>
+          <w:tcPr>
+            <w:tcW w:w="1178" w:type="pct"/>
+            <w:vMerge/>
+            <w:vAlign w:val="center"/>
+          </w:tcPr>
+          <w:p>
+            <w:pPr>
+              <w:spacing w:after="0"/>
+            </w:pPr>
+          </w:p>
+        </w:tc>
+        <w:tc>
+          <w:tcPr>
+            <w:tcW w:w="530" w:type="pct"/>
+            <w:tcMar>
+              <w:top w:w="72" w:type="dxa"/>
+              <w:left w:w="144" w:type="dxa"/>
+              <w:bottom w:w="72" w:type="dxa"/>
+              <w:right w:w="144" w:type="dxa"/>
+            </w:tcMar>
+          </w:tcPr>
+          <w:p>
+            <w:pPr>
+              <w:spacing w:after="0"/>
+            </w:pPr>
+            <w:r>
+              <w:t>4</w:t>
+            </w:r>
+          </w:p>
+        </w:tc>
+        <w:tc>
+          <w:tcPr>
+            <w:tcW w:w="1637" w:type="pct"/>
+            <w:tcMar>
+              <w:top w:w="72" w:type="dxa"/>
+              <w:left w:w="144" w:type="dxa"/>
+              <w:bottom w:w="72" w:type="dxa"/>
+              <w:right w:w="144" w:type="dxa"/>
+            </w:tcMar>
+          </w:tcPr>
+          <w:p>
+            <w:pPr>
+              <w:spacing w:after="0"/>
+            </w:pPr>
+            <w:r>
+              <w:t>Confirms the operation</w:t>
+            </w:r>
+          </w:p>
+        </w:tc>
+        <w:tc>
+          <w:tcPr>
+            <w:tcW w:w="1655" w:type="pct"/>
+            <w:tcMar>
+              <w:top w:w="72" w:type="dxa"/>
+              <w:left w:w="144" w:type="dxa"/>
+              <w:bottom w:w="72" w:type="dxa"/>
+              <w:right w:w="144" w:type="dxa"/>
+            </w:tcMar>
+          </w:tcPr>
+          <w:p>
+            <w:pPr>
+              <w:spacing w:after="0"/>
+            </w:pPr>
+          </w:p>
+        </w:tc>
+      </w:tr>
+      <w:tr>
+        <w:trPr>
+          <w:trHeight w:val="20"/>
+        </w:trPr>
+        <w:tc>
+          <w:tcPr>
+            <w:tcW w:w="1178" w:type="pct"/>
+            <w:vMerge/>
+            <w:vAlign w:val="center"/>
+            <w:hideMark/>
+          </w:tcPr>
+          <w:p>
+            <w:pPr>
+              <w:spacing w:after="0"/>
+              <w:rPr>
+                <w:lang w:val="en-US"/>
+              </w:rPr>
+            </w:pPr>
+          </w:p>
+        </w:tc>
+        <w:tc>
+          <w:tcPr>
+            <w:tcW w:w="530" w:type="pct"/>
+            <w:tcMar>
+              <w:top w:w="72" w:type="dxa"/>
+              <w:left w:w="144" w:type="dxa"/>
+              <w:bottom w:w="72" w:type="dxa"/>
+              <w:right w:w="144" w:type="dxa"/>
+            </w:tcMar>
+            <w:hideMark/>
+          </w:tcPr>
+          <w:p>
+            <w:pPr>
+              <w:spacing w:after="0"/>
+            </w:pPr>
+            <w:r>
+              <w:t>5</w:t>
+            </w:r>
+          </w:p>
+        </w:tc>
+        <w:tc>
+          <w:tcPr>
+            <w:tcW w:w="1637" w:type="pct"/>
+            <w:tcMar>
+              <w:top w:w="72" w:type="dxa"/>
+              <w:left w:w="144" w:type="dxa"/>
+              <w:bottom w:w="72" w:type="dxa"/>
+              <w:right w:w="144" w:type="dxa"/>
+            </w:tcMar>
+          </w:tcPr>
+          <w:p>
+            <w:pPr>
+              <w:spacing w:after="0"/>
+            </w:pPr>
+          </w:p>
+        </w:tc>
+        <w:tc>
+          <w:tcPr>
+            <w:tcW w:w="1655" w:type="pct"/>
+            <w:tcMar>
+              <w:top w:w="72" w:type="dxa"/>
+              <w:left w:w="144" w:type="dxa"/>
+              <w:bottom w:w="72" w:type="dxa"/>
+              <w:right w:w="144" w:type="dxa"/>
+            </w:tcMar>
+          </w:tcPr>
+          <w:p>
+            <w:pPr>
+              <w:spacing w:after="0"/>
+            </w:pPr>
+            <w:r>
+              <w:t>Update Status: Immediately changes the status of the current issue to “Closed”</w:t>
+            </w:r>
+          </w:p>
+        </w:tc>
+      </w:tr>
+      <w:tr>
+        <w:trPr>
+          <w:trHeight w:val="20"/>
+        </w:trPr>
+        <w:tc>
+          <w:tcPr>
+            <w:tcW w:w="1178" w:type="pct"/>
+            <w:vMerge/>
+            <w:vAlign w:val="center"/>
+            <w:hideMark/>
+          </w:tcPr>
+          <w:p>
+            <w:pPr>
+              <w:spacing w:after="0"/>
+            </w:pPr>
+          </w:p>
+        </w:tc>
+        <w:tc>
+          <w:tcPr>
+            <w:tcW w:w="530" w:type="pct"/>
+            <w:tcMar>
+              <w:top w:w="72" w:type="dxa"/>
+              <w:left w:w="144" w:type="dxa"/>
+              <w:bottom w:w="72" w:type="dxa"/>
+              <w:right w:w="144" w:type="dxa"/>
+            </w:tcMar>
+            <w:hideMark/>
+          </w:tcPr>
+          <w:p>
+            <w:pPr>
+              <w:spacing w:after="0"/>
+            </w:pPr>
+            <w:r>
+              <w:t>6</w:t>
+            </w:r>
+          </w:p>
+        </w:tc>
+        <w:tc>
+          <w:tcPr>
+            <w:tcW w:w="1637" w:type="pct"/>
+            <w:tcMar>
+              <w:top w:w="72" w:type="dxa"/>
+              <w:left w:w="144" w:type="dxa"/>
+              <w:bottom w:w="72" w:type="dxa"/>
+              <w:right w:w="144" w:type="dxa"/>
+            </w:tcMar>
+          </w:tcPr>
+          <w:p>
+            <w:pPr>
+              <w:spacing w:after="0"/>
+            </w:pPr>
+          </w:p>
+        </w:tc>
+        <w:tc>
+          <w:tcPr>
+            <w:tcW w:w="1655" w:type="pct"/>
+            <w:tcMar>
+              <w:top w:w="72" w:type="dxa"/>
+              <w:left w:w="144" w:type="dxa"/>
+              <w:bottom w:w="72" w:type="dxa"/>
+              <w:right w:w="144" w:type="dxa"/>
+            </w:tcMar>
+          </w:tcPr>
+          <w:p>
+            <w:pPr>
+              <w:spacing w:after="0"/>
+            </w:pPr>
+            <w:r>
+              <w:t>Links Issues: Stores a relationship between the current (duplicate) and the original issue</w:t>
+            </w:r>
+          </w:p>
+        </w:tc>
+      </w:tr>
+      <w:tr>
+        <w:trPr>
+          <w:trHeight w:val="20"/>
+        </w:trPr>
+        <w:tc>
+          <w:tcPr>
+            <w:tcW w:w="1178" w:type="pct"/>
+            <w:vMerge/>
+            <w:vAlign w:val="center"/>
+          </w:tcPr>
+          <w:p>
+            <w:pPr>
+              <w:spacing w:after="0"/>
+              <w:rPr>
+                <w:lang w:val="en-US"/>
+              </w:rPr>
+            </w:pPr>
+          </w:p>
+        </w:tc>
+        <w:tc>
+          <w:tcPr>
+            <w:tcW w:w="530" w:type="pct"/>
+            <w:tcMar>
+              <w:top w:w="72" w:type="dxa"/>
+              <w:left w:w="144" w:type="dxa"/>
+              <w:bottom w:w="72" w:type="dxa"/>
+              <w:right w:w="144" w:type="dxa"/>
+            </w:tcMar>
+          </w:tcPr>
+          <w:p>
+            <w:pPr>
+              <w:spacing w:after="0"/>
+            </w:pPr>
+            <w:r>
+              <w:t>7</w:t>
+            </w:r>
+          </w:p>
+        </w:tc>
+        <w:tc>
+          <w:tcPr>
+            <w:tcW w:w="1637" w:type="pct"/>
+            <w:tcMar>
+              <w:top w:w="72" w:type="dxa"/>
+              <w:left w:w="144" w:type="dxa"/>
+              <w:bottom w:w="72" w:type="dxa"/>
+              <w:right w:w="144" w:type="dxa"/>
+            </w:tcMar>
+          </w:tcPr>
+          <w:p>
+            <w:pPr>
+              <w:spacing w:after="0"/>
+            </w:pPr>
+          </w:p>
+        </w:tc>
+        <w:tc>
+          <w:tcPr>
+            <w:tcW w:w="1655" w:type="pct"/>
+            <w:tcMar>
+              <w:top w:w="72" w:type="dxa"/>
+              <w:left w:w="144" w:type="dxa"/>
+              <w:bottom w:w="72" w:type="dxa"/>
+              <w:right w:w="144" w:type="dxa"/>
+            </w:tcMar>
+          </w:tcPr>
+          <w:p>
+            <w:pPr>
+              <w:spacing w:after="0"/>
+            </w:pPr>
+            <w:r>
+              <w:t>Logs the event: Records the closure and the duplicate reference in the Issue History</w:t>
+            </w:r>
+          </w:p>
+        </w:tc>
+      </w:tr>
+      <w:tr>
+        <w:trPr>
+          <w:trHeight w:val="20"/>
+        </w:trPr>
+        <w:tc>
+          <w:tcPr>
+            <w:tcW w:w="1178" w:type="pct"/>
+            <w:vMerge/>
+            <w:vAlign w:val="center"/>
+          </w:tcPr>
+          <w:p>
+            <w:pPr>
+              <w:spacing w:after="0"/>
+              <w:rPr>
+                <w:lang w:val="en-US"/>
+              </w:rPr>
+            </w:pPr>
+          </w:p>
+        </w:tc>
+        <w:tc>
+          <w:tcPr>
+            <w:tcW w:w="530" w:type="pct"/>
+            <w:tcMar>
+              <w:top w:w="72" w:type="dxa"/>
+              <w:left w:w="144" w:type="dxa"/>
+              <w:bottom w:w="72" w:type="dxa"/>
+              <w:right w:w="144" w:type="dxa"/>
+            </w:tcMar>
+          </w:tcPr>
+          <w:p>
+            <w:pPr>
+              <w:spacing w:after="0"/>
+            </w:pPr>
+            <w:r>
+              <w:t>8</w:t>
+            </w:r>
+          </w:p>
+        </w:tc>
+        <w:tc>
+          <w:tcPr>
+            <w:tcW w:w="1637" w:type="pct"/>
+            <w:tcMar>
+              <w:top w:w="72" w:type="dxa"/>
+              <w:left w:w="144" w:type="dxa"/>
+              <w:bottom w:w="72" w:type="dxa"/>
+              <w:right w:w="144" w:type="dxa"/>
+            </w:tcMar>
+          </w:tcPr>
+          <w:p>
+            <w:pPr>
+              <w:spacing w:after="0"/>
+            </w:pPr>
+          </w:p>
+        </w:tc>
+        <w:tc>
+          <w:tcPr>
+            <w:tcW w:w="1655" w:type="pct"/>
+            <w:tcMar>
+              <w:top w:w="72" w:type="dxa"/>
+              <w:left w:w="144" w:type="dxa"/>
+              <w:bottom w:w="72" w:type="dxa"/>
+              <w:right w:w="144" w:type="dxa"/>
+            </w:tcMar>
+          </w:tcPr>
+          <w:p>
+            <w:pPr>
+              <w:spacing w:after="0"/>
+            </w:pPr>
+            <w:r>
+              <w:t>Displays a success notification: “Issue marked as duplicate and closed</w:t>
+            </w:r>
+            <w:r>
+              <w:t>.</w:t>
+            </w:r>
+            <w:r>
+              <w:t>”</w:t>
+            </w:r>
+          </w:p>
+        </w:tc>
+      </w:tr>
+    </w:tbl>
+    <w:p/>
+    <w:tbl>
+      <w:tblPr>
+        <w:tblW w:w="5000" w:type="pct"/>
+        <w:tblInd w:w="-134" w:type="dxa"/>
+        <w:tblCellMar>
+          <w:left w:w="0" w:type="dxa"/>
+          <w:right w:w="0" w:type="dxa"/>
+        </w:tblCellMar>
+        <w:tblLook w:val="04A0" w:firstRow="1" w:lastRow="0" w:firstColumn="1" w:lastColumn="0" w:noHBand="0" w:noVBand="1"/>
+      </w:tblPr>
+      <w:tblGrid>
+        <w:gridCol w:w="2317"/>
+        <w:gridCol w:w="883"/>
+        <w:gridCol w:w="3376"/>
+        <w:gridCol w:w="3216"/>
+      </w:tblGrid>
+      <w:tr>
+        <w:trPr>
+          <w:trHeight w:val="20"/>
+        </w:trPr>
+        <w:tc>
+          <w:tcPr>
+            <w:tcW w:w="1183" w:type="pct"/>
+            <w:vMerge w:val="restart"/>
+            <w:tcBorders>
+              <w:top w:val="single" w:sz="8" w:space="0" w:color="00647A"/>
+              <w:left w:val="single" w:sz="8" w:space="0" w:color="00647A"/>
+              <w:bottom w:val="single" w:sz="4" w:space="0" w:color="auto"/>
+              <w:right w:val="single" w:sz="8" w:space="0" w:color="00647A"/>
+            </w:tcBorders>
+            <w:vAlign w:val="center"/>
+          </w:tcPr>
+          <w:p>
+            <w:pPr>
+              <w:spacing w:after="0" w:line="276" w:lineRule="auto"/>
+              <w:jc w:val="center"/>
+              <w:rPr>
+                <w:lang w:val="en-US"/>
+              </w:rPr>
+            </w:pPr>
+            <w:r>
+              <w:rPr>
+                <w:b/>
+                <w:lang w:val="en-US"/>
+              </w:rPr>
+              <w:t>Extension 3</w:t>
+            </w:r>
+            <w:r>
+              <w:rPr>
+                <w:b/>
+                <w:lang w:val="en-US"/>
+              </w:rPr>
+              <w:t>a</w:t>
+            </w:r>
+            <w:r>
+              <w:rPr>
+                <w:lang w:val="en-US"/>
+              </w:rPr>
+              <w:t xml:space="preserve">: </w:t>
+            </w:r>
+            <w:r>
+              <w:rPr>
+                <w:lang w:val="en-US"/>
+              </w:rPr>
+              <w:t>The User c</w:t>
+            </w:r>
+            <w:r>
+              <w:rPr>
+                <w:lang w:val="en-US"/>
+              </w:rPr>
+              <w:t xml:space="preserve">licks the “Cancel” </w:t>
+            </w:r>
+            <w:r>
+              <w:rPr>
+                <w:lang w:val="en-US"/>
+              </w:rPr>
+              <w:lastRenderedPageBreak/>
+              <w:t>button</w:t>
+            </w:r>
+          </w:p>
+        </w:tc>
+        <w:tc>
+          <w:tcPr>
+            <w:tcW w:w="451" w:type="pct"/>
             <w:tcBorders>
               <w:top w:val="single" w:sz="8" w:space="0" w:color="00647A"/>
               <w:left w:val="single" w:sz="8" w:space="0" w:color="00647A"/>
@@ -3386,28 +4582,29 @@
               <w:bottom w:w="72" w:type="dxa"/>
               <w:right w:w="144" w:type="dxa"/>
             </w:tcMar>
-            <w:hideMark/>
-          </w:tcPr>
-          <w:p>
-            <w:pPr>
-              <w:spacing w:after="0"/>
-            </w:pPr>
-            <w:proofErr w:type="spellStart"/>
-            <w:r>
-              <w:rPr>
-                <w:b/>
-                <w:bCs/>
+          </w:tcPr>
+          <w:p>
+            <w:pPr>
+              <w:spacing w:after="0"/>
+            </w:pPr>
+            <w:r>
+              <w:rPr>
                 <w:lang w:val="it-IT"/>
               </w:rPr>
-              <w:t>Preconditions</w:t>
-            </w:r>
-            <w:proofErr w:type="spellEnd"/>
-          </w:p>
-        </w:tc>
-        <w:tc>
-          <w:tcPr>
-            <w:tcW w:w="3818" w:type="pct"/>
-            <w:gridSpan w:val="4"/>
+              <w:lastRenderedPageBreak/>
+              <w:t>3</w:t>
+            </w:r>
+            <w:r>
+              <w:rPr>
+                <w:lang w:val="it-IT"/>
+              </w:rPr>
+              <w:t>a1</w:t>
+            </w:r>
+          </w:p>
+        </w:tc>
+        <w:tc>
+          <w:tcPr>
+            <w:tcW w:w="1724" w:type="pct"/>
             <w:tcBorders>
               <w:top w:val="single" w:sz="8" w:space="0" w:color="00647A"/>
               <w:left w:val="single" w:sz="8" w:space="0" w:color="00647A"/>
@@ -3424,70 +4621,94 @@
           <w:p>
             <w:pPr>
               <w:spacing w:after="0"/>
+            </w:pPr>
+            <w:proofErr w:type="spellStart"/>
+            <w:r>
               <w:rPr>
                 <w:lang w:val="it-IT"/>
               </w:rPr>
-            </w:pPr>
-          </w:p>
-        </w:tc>
-      </w:tr>
-      <w:tr>
-        <w:trPr>
-          <w:trHeight w:val="20"/>
-        </w:trPr>
-        <w:tc>
-          <w:tcPr>
-            <w:tcW w:w="1182" w:type="pct"/>
+              <w:t>Clicks</w:t>
+            </w:r>
+            <w:proofErr w:type="spellEnd"/>
+            <w:r>
+              <w:rPr>
+                <w:lang w:val="it-IT"/>
+              </w:rPr>
+              <w:t xml:space="preserve"> “</w:t>
+            </w:r>
+            <w:proofErr w:type="spellStart"/>
+            <w:r>
+              <w:rPr>
+                <w:lang w:val="it-IT"/>
+              </w:rPr>
+              <w:t>Cancel</w:t>
+            </w:r>
+            <w:proofErr w:type="spellEnd"/>
+            <w:r>
+              <w:rPr>
+                <w:lang w:val="it-IT"/>
+              </w:rPr>
+              <w:t>”</w:t>
+            </w:r>
+          </w:p>
+        </w:tc>
+        <w:tc>
+          <w:tcPr>
+            <w:tcW w:w="1642" w:type="pct"/>
             <w:tcBorders>
               <w:top w:val="single" w:sz="8" w:space="0" w:color="00647A"/>
               <w:left w:val="single" w:sz="8" w:space="0" w:color="00647A"/>
               <w:bottom w:val="single" w:sz="8" w:space="0" w:color="00647A"/>
               <w:right w:val="single" w:sz="8" w:space="0" w:color="00647A"/>
             </w:tcBorders>
-            <w:shd w:val="clear" w:color="auto" w:fill="E7EAEC"/>
-            <w:tcMar>
-              <w:top w:w="72" w:type="dxa"/>
-              <w:left w:w="144" w:type="dxa"/>
-              <w:bottom w:w="72" w:type="dxa"/>
-              <w:right w:w="144" w:type="dxa"/>
-            </w:tcMar>
-            <w:hideMark/>
-          </w:tcPr>
-          <w:p>
-            <w:pPr>
-              <w:spacing w:after="0"/>
-            </w:pPr>
-            <w:r>
-              <w:rPr>
-                <w:b/>
-                <w:bCs/>
+            <w:tcMar>
+              <w:top w:w="72" w:type="dxa"/>
+              <w:left w:w="144" w:type="dxa"/>
+              <w:bottom w:w="72" w:type="dxa"/>
+              <w:right w:w="144" w:type="dxa"/>
+            </w:tcMar>
+          </w:tcPr>
+          <w:p>
+            <w:pPr>
+              <w:spacing w:after="0"/>
+            </w:pPr>
+          </w:p>
+        </w:tc>
+      </w:tr>
+      <w:tr>
+        <w:trPr>
+          <w:trHeight w:val="20"/>
+        </w:trPr>
+        <w:tc>
+          <w:tcPr>
+            <w:tcW w:w="1183" w:type="pct"/>
+            <w:vMerge/>
+            <w:tcBorders>
+              <w:top w:val="single" w:sz="4" w:space="0" w:color="auto"/>
+              <w:left w:val="single" w:sz="8" w:space="0" w:color="00647A"/>
+              <w:bottom w:val="single" w:sz="4" w:space="0" w:color="auto"/>
+              <w:right w:val="single" w:sz="8" w:space="0" w:color="00647A"/>
+            </w:tcBorders>
+            <w:vAlign w:val="center"/>
+          </w:tcPr>
+          <w:p>
+            <w:pPr>
+              <w:spacing w:after="0"/>
+              <w:rPr>
                 <w:lang w:val="it-IT"/>
               </w:rPr>
-              <w:t xml:space="preserve">Success End </w:t>
-            </w:r>
-            <w:proofErr w:type="spellStart"/>
-            <w:r>
-              <w:rPr>
-                <w:b/>
-                <w:bCs/>
-                <w:lang w:val="it-IT"/>
-              </w:rPr>
-              <w:t>Condition</w:t>
-            </w:r>
-            <w:proofErr w:type="spellEnd"/>
-          </w:p>
-        </w:tc>
-        <w:tc>
-          <w:tcPr>
-            <w:tcW w:w="3818" w:type="pct"/>
-            <w:gridSpan w:val="4"/>
+            </w:pPr>
+          </w:p>
+        </w:tc>
+        <w:tc>
+          <w:tcPr>
+            <w:tcW w:w="451" w:type="pct"/>
             <w:tcBorders>
               <w:top w:val="single" w:sz="8" w:space="0" w:color="00647A"/>
               <w:left w:val="single" w:sz="8" w:space="0" w:color="00647A"/>
               <w:bottom w:val="single" w:sz="8" w:space="0" w:color="00647A"/>
               <w:right w:val="single" w:sz="8" w:space="0" w:color="00647A"/>
             </w:tcBorders>
-            <w:shd w:val="clear" w:color="auto" w:fill="E7EAEC"/>
             <w:tcMar>
               <w:top w:w="72" w:type="dxa"/>
               <w:left w:w="144" w:type="dxa"/>
@@ -3502,16 +4723,23 @@
                 <w:lang w:val="it-IT"/>
               </w:rPr>
             </w:pPr>
-          </w:p>
-        </w:tc>
-      </w:tr>
-      <w:tr>
-        <w:trPr>
-          <w:trHeight w:val="20"/>
-        </w:trPr>
-        <w:tc>
-          <w:tcPr>
-            <w:tcW w:w="1182" w:type="pct"/>
+            <w:r>
+              <w:rPr>
+                <w:lang w:val="it-IT"/>
+              </w:rPr>
+              <w:t>3</w:t>
+            </w:r>
+            <w:r>
+              <w:rPr>
+                <w:lang w:val="it-IT"/>
+              </w:rPr>
+              <w:t>a2</w:t>
+            </w:r>
+          </w:p>
+        </w:tc>
+        <w:tc>
+          <w:tcPr>
+            <w:tcW w:w="1724" w:type="pct"/>
             <w:tcBorders>
               <w:top w:val="single" w:sz="8" w:space="0" w:color="00647A"/>
               <w:left w:val="single" w:sz="8" w:space="0" w:color="00647A"/>
@@ -3524,46 +4752,19 @@
               <w:bottom w:w="72" w:type="dxa"/>
               <w:right w:w="144" w:type="dxa"/>
             </w:tcMar>
-            <w:hideMark/>
-          </w:tcPr>
-          <w:p>
-            <w:pPr>
-              <w:spacing w:after="0"/>
-            </w:pPr>
-            <w:proofErr w:type="spellStart"/>
-            <w:r>
-              <w:rPr>
-                <w:b/>
-                <w:bCs/>
+          </w:tcPr>
+          <w:p>
+            <w:pPr>
+              <w:spacing w:after="0"/>
+              <w:rPr>
                 <w:lang w:val="it-IT"/>
               </w:rPr>
-              <w:t>Failed</w:t>
-            </w:r>
-            <w:proofErr w:type="spellEnd"/>
-            <w:r>
-              <w:rPr>
-                <w:b/>
-                <w:bCs/>
-                <w:lang w:val="it-IT"/>
-              </w:rPr>
-              <w:t xml:space="preserve"> End </w:t>
-            </w:r>
-            <w:proofErr w:type="spellStart"/>
-            <w:r>
-              <w:rPr>
-                <w:b/>
-                <w:bCs/>
-                <w:lang w:val="it-IT"/>
-              </w:rPr>
-              <w:t>Condition</w:t>
-            </w:r>
-            <w:proofErr w:type="spellEnd"/>
-          </w:p>
-        </w:tc>
-        <w:tc>
-          <w:tcPr>
-            <w:tcW w:w="3818" w:type="pct"/>
-            <w:gridSpan w:val="4"/>
+            </w:pPr>
+          </w:p>
+        </w:tc>
+        <w:tc>
+          <w:tcPr>
+            <w:tcW w:w="1642" w:type="pct"/>
             <w:tcBorders>
               <w:top w:val="single" w:sz="8" w:space="0" w:color="00647A"/>
               <w:left w:val="single" w:sz="8" w:space="0" w:color="00647A"/>
@@ -3581,2163 +4782,15 @@
             <w:pPr>
               <w:spacing w:after="0"/>
               <w:rPr>
-                <w:lang w:val="it-IT"/>
-              </w:rPr>
-            </w:pPr>
-          </w:p>
-        </w:tc>
-      </w:tr>
-      <w:tr>
-        <w:trPr>
-          <w:trHeight w:val="20"/>
-        </w:trPr>
-        <w:tc>
-          <w:tcPr>
-            <w:tcW w:w="1182" w:type="pct"/>
-            <w:tcBorders>
-              <w:top w:val="single" w:sz="8" w:space="0" w:color="00647A"/>
-              <w:left w:val="single" w:sz="8" w:space="0" w:color="00647A"/>
-              <w:bottom w:val="single" w:sz="8" w:space="0" w:color="00647A"/>
-              <w:right w:val="single" w:sz="8" w:space="0" w:color="00647A"/>
-            </w:tcBorders>
-            <w:shd w:val="clear" w:color="auto" w:fill="E7EAEC"/>
-            <w:tcMar>
-              <w:top w:w="72" w:type="dxa"/>
-              <w:left w:w="144" w:type="dxa"/>
-              <w:bottom w:w="72" w:type="dxa"/>
-              <w:right w:w="144" w:type="dxa"/>
-            </w:tcMar>
-            <w:hideMark/>
-          </w:tcPr>
-          <w:p>
-            <w:pPr>
-              <w:spacing w:after="0"/>
-            </w:pPr>
-            <w:proofErr w:type="spellStart"/>
-            <w:r>
-              <w:rPr>
-                <w:b/>
-                <w:bCs/>
-                <w:lang w:val="it-IT"/>
-              </w:rPr>
-              <w:t>Primary</w:t>
-            </w:r>
-            <w:proofErr w:type="spellEnd"/>
-            <w:r>
-              <w:rPr>
-                <w:b/>
-                <w:bCs/>
-                <w:lang w:val="it-IT"/>
-              </w:rPr>
-              <w:t xml:space="preserve"> </w:t>
-            </w:r>
-            <w:proofErr w:type="spellStart"/>
-            <w:r>
-              <w:rPr>
-                <w:b/>
-                <w:bCs/>
-                <w:lang w:val="it-IT"/>
-              </w:rPr>
-              <w:t>Actor</w:t>
-            </w:r>
-            <w:proofErr w:type="spellEnd"/>
-          </w:p>
-        </w:tc>
-        <w:tc>
-          <w:tcPr>
-            <w:tcW w:w="3818" w:type="pct"/>
-            <w:gridSpan w:val="4"/>
-            <w:tcBorders>
-              <w:top w:val="single" w:sz="8" w:space="0" w:color="00647A"/>
-              <w:left w:val="single" w:sz="8" w:space="0" w:color="00647A"/>
-              <w:bottom w:val="single" w:sz="8" w:space="0" w:color="00647A"/>
-              <w:right w:val="single" w:sz="8" w:space="0" w:color="00647A"/>
-            </w:tcBorders>
-            <w:shd w:val="clear" w:color="auto" w:fill="E7EAEC"/>
-            <w:tcMar>
-              <w:top w:w="72" w:type="dxa"/>
-              <w:left w:w="144" w:type="dxa"/>
-              <w:bottom w:w="72" w:type="dxa"/>
-              <w:right w:w="144" w:type="dxa"/>
-            </w:tcMar>
-          </w:tcPr>
-          <w:p>
-            <w:pPr>
-              <w:spacing w:after="0"/>
-            </w:pPr>
-          </w:p>
-        </w:tc>
-      </w:tr>
-      <w:tr>
-        <w:trPr>
-          <w:trHeight w:val="20"/>
-        </w:trPr>
-        <w:tc>
-          <w:tcPr>
-            <w:tcW w:w="1182" w:type="pct"/>
-            <w:tcBorders>
-              <w:top w:val="single" w:sz="8" w:space="0" w:color="00647A"/>
-              <w:left w:val="single" w:sz="8" w:space="0" w:color="00647A"/>
-              <w:bottom w:val="single" w:sz="8" w:space="0" w:color="00647A"/>
-              <w:right w:val="single" w:sz="8" w:space="0" w:color="00647A"/>
-            </w:tcBorders>
-            <w:tcMar>
-              <w:top w:w="72" w:type="dxa"/>
-              <w:left w:w="144" w:type="dxa"/>
-              <w:bottom w:w="72" w:type="dxa"/>
-              <w:right w:w="144" w:type="dxa"/>
-            </w:tcMar>
-            <w:hideMark/>
-          </w:tcPr>
-          <w:p>
-            <w:pPr>
-              <w:spacing w:after="0"/>
-            </w:pPr>
-            <w:r>
-              <w:rPr>
-                <w:b/>
-                <w:bCs/>
-                <w:lang w:val="it-IT"/>
-              </w:rPr>
-              <w:t>Trigger</w:t>
-            </w:r>
-          </w:p>
-        </w:tc>
-        <w:tc>
-          <w:tcPr>
-            <w:tcW w:w="3818" w:type="pct"/>
-            <w:gridSpan w:val="4"/>
-            <w:tcBorders>
-              <w:top w:val="single" w:sz="8" w:space="0" w:color="00647A"/>
-              <w:left w:val="single" w:sz="8" w:space="0" w:color="00647A"/>
-              <w:bottom w:val="single" w:sz="8" w:space="0" w:color="00647A"/>
-              <w:right w:val="single" w:sz="8" w:space="0" w:color="00647A"/>
-            </w:tcBorders>
-            <w:tcMar>
-              <w:top w:w="72" w:type="dxa"/>
-              <w:left w:w="144" w:type="dxa"/>
-              <w:bottom w:w="72" w:type="dxa"/>
-              <w:right w:w="144" w:type="dxa"/>
-            </w:tcMar>
-          </w:tcPr>
-          <w:p>
-            <w:pPr>
-              <w:spacing w:after="0"/>
-              <w:rPr>
-                <w:lang w:val="it-IT"/>
-              </w:rPr>
-            </w:pPr>
-          </w:p>
-        </w:tc>
-      </w:tr>
-      <w:tr>
-        <w:trPr>
-          <w:trHeight w:val="20"/>
-        </w:trPr>
-        <w:tc>
-          <w:tcPr>
-            <w:tcW w:w="1182" w:type="pct"/>
-            <w:vMerge w:val="restart"/>
-            <w:tcBorders>
-              <w:top w:val="single" w:sz="8" w:space="0" w:color="00647A"/>
-              <w:left w:val="single" w:sz="8" w:space="0" w:color="00647A"/>
-              <w:right w:val="single" w:sz="8" w:space="0" w:color="00647A"/>
-            </w:tcBorders>
-            <w:shd w:val="clear" w:color="auto" w:fill="E7EAEC"/>
-            <w:tcMar>
-              <w:top w:w="72" w:type="dxa"/>
-              <w:left w:w="144" w:type="dxa"/>
-              <w:bottom w:w="72" w:type="dxa"/>
-              <w:right w:w="144" w:type="dxa"/>
-            </w:tcMar>
-            <w:hideMark/>
-          </w:tcPr>
-          <w:p>
-            <w:pPr>
-              <w:spacing w:after="0"/>
-            </w:pPr>
-            <w:r>
-              <w:rPr>
-                <w:b/>
-                <w:bCs/>
-                <w:lang w:val="en-US"/>
-              </w:rPr>
-              <w:t>Main Scenario</w:t>
-            </w:r>
-          </w:p>
-        </w:tc>
-        <w:tc>
-          <w:tcPr>
-            <w:tcW w:w="533" w:type="pct"/>
-            <w:tcBorders>
-              <w:top w:val="single" w:sz="8" w:space="0" w:color="00647A"/>
-              <w:left w:val="single" w:sz="8" w:space="0" w:color="00647A"/>
-              <w:bottom w:val="single" w:sz="8" w:space="0" w:color="00647A"/>
-              <w:right w:val="single" w:sz="8" w:space="0" w:color="00647A"/>
-            </w:tcBorders>
-            <w:shd w:val="clear" w:color="auto" w:fill="E7EAEC"/>
-            <w:tcMar>
-              <w:top w:w="72" w:type="dxa"/>
-              <w:left w:w="144" w:type="dxa"/>
-              <w:bottom w:w="72" w:type="dxa"/>
-              <w:right w:w="144" w:type="dxa"/>
-            </w:tcMar>
-            <w:hideMark/>
-          </w:tcPr>
-          <w:p>
-            <w:pPr>
-              <w:spacing w:after="0"/>
-            </w:pPr>
-            <w:r>
-              <w:rPr>
-                <w:b/>
-                <w:bCs/>
-                <w:lang w:val="it-IT"/>
-              </w:rPr>
-              <w:t>Step n.</w:t>
-            </w:r>
-          </w:p>
-        </w:tc>
-        <w:tc>
-          <w:tcPr>
-            <w:tcW w:w="1038" w:type="pct"/>
-            <w:tcBorders>
-              <w:top w:val="single" w:sz="8" w:space="0" w:color="00647A"/>
-              <w:left w:val="single" w:sz="8" w:space="0" w:color="00647A"/>
-              <w:bottom w:val="single" w:sz="8" w:space="0" w:color="00647A"/>
-              <w:right w:val="single" w:sz="8" w:space="0" w:color="00647A"/>
-            </w:tcBorders>
-            <w:shd w:val="clear" w:color="auto" w:fill="E7EAEC"/>
-            <w:tcMar>
-              <w:top w:w="72" w:type="dxa"/>
-              <w:left w:w="144" w:type="dxa"/>
-              <w:bottom w:w="72" w:type="dxa"/>
-              <w:right w:w="144" w:type="dxa"/>
-            </w:tcMar>
-            <w:hideMark/>
-          </w:tcPr>
-          <w:p>
-            <w:pPr>
-              <w:spacing w:after="0"/>
-            </w:pPr>
-            <w:proofErr w:type="spellStart"/>
-            <w:r>
-              <w:rPr>
-                <w:b/>
-                <w:bCs/>
-                <w:lang w:val="it-IT"/>
-              </w:rPr>
-              <w:t>Actor</w:t>
-            </w:r>
-            <w:proofErr w:type="spellEnd"/>
-            <w:r>
-              <w:rPr>
-                <w:b/>
-                <w:bCs/>
-                <w:lang w:val="it-IT"/>
-              </w:rPr>
-              <w:t xml:space="preserve"> 1</w:t>
-            </w:r>
-          </w:p>
-        </w:tc>
-        <w:tc>
-          <w:tcPr>
-            <w:tcW w:w="1121" w:type="pct"/>
-            <w:tcBorders>
-              <w:top w:val="single" w:sz="8" w:space="0" w:color="00647A"/>
-              <w:left w:val="single" w:sz="8" w:space="0" w:color="00647A"/>
-              <w:bottom w:val="single" w:sz="8" w:space="0" w:color="00647A"/>
-              <w:right w:val="single" w:sz="8" w:space="0" w:color="00647A"/>
-            </w:tcBorders>
-            <w:shd w:val="clear" w:color="auto" w:fill="E7EAEC"/>
-            <w:tcMar>
-              <w:top w:w="72" w:type="dxa"/>
-              <w:left w:w="144" w:type="dxa"/>
-              <w:bottom w:w="72" w:type="dxa"/>
-              <w:right w:w="144" w:type="dxa"/>
-            </w:tcMar>
-            <w:hideMark/>
-          </w:tcPr>
-          <w:p>
-            <w:pPr>
-              <w:spacing w:after="0"/>
-            </w:pPr>
-            <w:proofErr w:type="spellStart"/>
-            <w:r>
-              <w:rPr>
-                <w:b/>
-                <w:bCs/>
-                <w:lang w:val="it-IT"/>
-              </w:rPr>
-              <w:t>Actor</w:t>
-            </w:r>
-            <w:proofErr w:type="spellEnd"/>
-            <w:r>
-              <w:rPr>
-                <w:b/>
-                <w:bCs/>
-                <w:lang w:val="it-IT"/>
-              </w:rPr>
-              <w:t xml:space="preserve"> 2</w:t>
-            </w:r>
-          </w:p>
-        </w:tc>
-        <w:tc>
-          <w:tcPr>
-            <w:tcW w:w="1126" w:type="pct"/>
-            <w:tcBorders>
-              <w:top w:val="single" w:sz="8" w:space="0" w:color="00647A"/>
-              <w:left w:val="single" w:sz="8" w:space="0" w:color="00647A"/>
-              <w:bottom w:val="single" w:sz="8" w:space="0" w:color="00647A"/>
-              <w:right w:val="single" w:sz="8" w:space="0" w:color="00647A"/>
-            </w:tcBorders>
-            <w:shd w:val="clear" w:color="auto" w:fill="E7EAEC"/>
-            <w:tcMar>
-              <w:top w:w="72" w:type="dxa"/>
-              <w:left w:w="144" w:type="dxa"/>
-              <w:bottom w:w="72" w:type="dxa"/>
-              <w:right w:w="144" w:type="dxa"/>
-            </w:tcMar>
-            <w:hideMark/>
-          </w:tcPr>
-          <w:p>
-            <w:pPr>
-              <w:spacing w:after="0"/>
-            </w:pPr>
-            <w:r>
-              <w:rPr>
-                <w:b/>
-                <w:bCs/>
-                <w:lang w:val="it-IT"/>
-              </w:rPr>
-              <w:t>System</w:t>
-            </w:r>
-          </w:p>
-        </w:tc>
-      </w:tr>
-      <w:tr>
-        <w:trPr>
-          <w:trHeight w:val="20"/>
-        </w:trPr>
-        <w:tc>
-          <w:tcPr>
-            <w:tcW w:w="1182" w:type="pct"/>
-            <w:vMerge/>
-            <w:tcBorders>
-              <w:left w:val="single" w:sz="8" w:space="0" w:color="00647A"/>
-              <w:right w:val="single" w:sz="8" w:space="0" w:color="00647A"/>
-            </w:tcBorders>
-            <w:vAlign w:val="center"/>
-            <w:hideMark/>
-          </w:tcPr>
-          <w:p>
-            <w:pPr>
-              <w:spacing w:after="0"/>
-            </w:pPr>
-          </w:p>
-        </w:tc>
-        <w:tc>
-          <w:tcPr>
-            <w:tcW w:w="533" w:type="pct"/>
-            <w:tcBorders>
-              <w:top w:val="single" w:sz="8" w:space="0" w:color="00647A"/>
-              <w:left w:val="single" w:sz="8" w:space="0" w:color="00647A"/>
-              <w:bottom w:val="single" w:sz="8" w:space="0" w:color="00647A"/>
-              <w:right w:val="single" w:sz="8" w:space="0" w:color="00647A"/>
-            </w:tcBorders>
-            <w:tcMar>
-              <w:top w:w="72" w:type="dxa"/>
-              <w:left w:w="144" w:type="dxa"/>
-              <w:bottom w:w="72" w:type="dxa"/>
-              <w:right w:w="144" w:type="dxa"/>
-            </w:tcMar>
-            <w:hideMark/>
-          </w:tcPr>
-          <w:p>
-            <w:pPr>
-              <w:spacing w:after="0"/>
-            </w:pPr>
-            <w:r>
-              <w:t>1</w:t>
-            </w:r>
-          </w:p>
-        </w:tc>
-        <w:tc>
-          <w:tcPr>
-            <w:tcW w:w="1038" w:type="pct"/>
-            <w:tcBorders>
-              <w:top w:val="single" w:sz="8" w:space="0" w:color="00647A"/>
-              <w:left w:val="single" w:sz="8" w:space="0" w:color="00647A"/>
-              <w:bottom w:val="single" w:sz="8" w:space="0" w:color="00647A"/>
-              <w:right w:val="single" w:sz="8" w:space="0" w:color="00647A"/>
-            </w:tcBorders>
-            <w:tcMar>
-              <w:top w:w="72" w:type="dxa"/>
-              <w:left w:w="144" w:type="dxa"/>
-              <w:bottom w:w="72" w:type="dxa"/>
-              <w:right w:w="144" w:type="dxa"/>
-            </w:tcMar>
-          </w:tcPr>
-          <w:p>
-            <w:pPr>
-              <w:spacing w:after="0"/>
-            </w:pPr>
-          </w:p>
-        </w:tc>
-        <w:tc>
-          <w:tcPr>
-            <w:tcW w:w="1121" w:type="pct"/>
-            <w:tcBorders>
-              <w:top w:val="single" w:sz="8" w:space="0" w:color="00647A"/>
-              <w:left w:val="single" w:sz="8" w:space="0" w:color="00647A"/>
-              <w:bottom w:val="single" w:sz="8" w:space="0" w:color="00647A"/>
-              <w:right w:val="single" w:sz="8" w:space="0" w:color="00647A"/>
-            </w:tcBorders>
-            <w:tcMar>
-              <w:top w:w="72" w:type="dxa"/>
-              <w:left w:w="144" w:type="dxa"/>
-              <w:bottom w:w="72" w:type="dxa"/>
-              <w:right w:w="144" w:type="dxa"/>
-            </w:tcMar>
-          </w:tcPr>
-          <w:p>
-            <w:pPr>
-              <w:spacing w:after="0"/>
-            </w:pPr>
-          </w:p>
-        </w:tc>
-        <w:tc>
-          <w:tcPr>
-            <w:tcW w:w="1126" w:type="pct"/>
-            <w:tcBorders>
-              <w:top w:val="single" w:sz="8" w:space="0" w:color="00647A"/>
-              <w:left w:val="single" w:sz="8" w:space="0" w:color="00647A"/>
-              <w:bottom w:val="single" w:sz="8" w:space="0" w:color="00647A"/>
-              <w:right w:val="single" w:sz="8" w:space="0" w:color="00647A"/>
-            </w:tcBorders>
-            <w:tcMar>
-              <w:top w:w="72" w:type="dxa"/>
-              <w:left w:w="144" w:type="dxa"/>
-              <w:bottom w:w="72" w:type="dxa"/>
-              <w:right w:w="144" w:type="dxa"/>
-            </w:tcMar>
-          </w:tcPr>
-          <w:p>
-            <w:pPr>
-              <w:spacing w:after="0"/>
-            </w:pPr>
-          </w:p>
-        </w:tc>
-      </w:tr>
-      <w:tr>
-        <w:trPr>
-          <w:trHeight w:val="20"/>
-        </w:trPr>
-        <w:tc>
-          <w:tcPr>
-            <w:tcW w:w="1182" w:type="pct"/>
-            <w:vMerge/>
-            <w:tcBorders>
-              <w:left w:val="single" w:sz="8" w:space="0" w:color="00647A"/>
-              <w:right w:val="single" w:sz="8" w:space="0" w:color="00647A"/>
-            </w:tcBorders>
-            <w:vAlign w:val="center"/>
-            <w:hideMark/>
-          </w:tcPr>
-          <w:p>
-            <w:pPr>
-              <w:spacing w:after="0"/>
-            </w:pPr>
-          </w:p>
-        </w:tc>
-        <w:tc>
-          <w:tcPr>
-            <w:tcW w:w="533" w:type="pct"/>
-            <w:tcBorders>
-              <w:top w:val="single" w:sz="8" w:space="0" w:color="00647A"/>
-              <w:left w:val="single" w:sz="8" w:space="0" w:color="00647A"/>
-              <w:bottom w:val="single" w:sz="8" w:space="0" w:color="00647A"/>
-              <w:right w:val="single" w:sz="8" w:space="0" w:color="00647A"/>
-            </w:tcBorders>
-            <w:tcMar>
-              <w:top w:w="72" w:type="dxa"/>
-              <w:left w:w="144" w:type="dxa"/>
-              <w:bottom w:w="72" w:type="dxa"/>
-              <w:right w:w="144" w:type="dxa"/>
-            </w:tcMar>
-            <w:hideMark/>
-          </w:tcPr>
-          <w:p>
-            <w:pPr>
-              <w:spacing w:after="0"/>
-            </w:pPr>
-            <w:r>
-              <w:t>2</w:t>
-            </w:r>
-          </w:p>
-        </w:tc>
-        <w:tc>
-          <w:tcPr>
-            <w:tcW w:w="1038" w:type="pct"/>
-            <w:tcBorders>
-              <w:top w:val="single" w:sz="8" w:space="0" w:color="00647A"/>
-              <w:left w:val="single" w:sz="8" w:space="0" w:color="00647A"/>
-              <w:bottom w:val="single" w:sz="8" w:space="0" w:color="00647A"/>
-              <w:right w:val="single" w:sz="8" w:space="0" w:color="00647A"/>
-            </w:tcBorders>
-            <w:tcMar>
-              <w:top w:w="72" w:type="dxa"/>
-              <w:left w:w="144" w:type="dxa"/>
-              <w:bottom w:w="72" w:type="dxa"/>
-              <w:right w:w="144" w:type="dxa"/>
-            </w:tcMar>
-          </w:tcPr>
-          <w:p>
-            <w:pPr>
-              <w:spacing w:after="0"/>
-            </w:pPr>
-          </w:p>
-        </w:tc>
-        <w:tc>
-          <w:tcPr>
-            <w:tcW w:w="1121" w:type="pct"/>
-            <w:tcBorders>
-              <w:top w:val="single" w:sz="8" w:space="0" w:color="00647A"/>
-              <w:left w:val="single" w:sz="8" w:space="0" w:color="00647A"/>
-              <w:bottom w:val="single" w:sz="8" w:space="0" w:color="00647A"/>
-              <w:right w:val="single" w:sz="8" w:space="0" w:color="00647A"/>
-            </w:tcBorders>
-            <w:tcMar>
-              <w:top w:w="72" w:type="dxa"/>
-              <w:left w:w="144" w:type="dxa"/>
-              <w:bottom w:w="72" w:type="dxa"/>
-              <w:right w:w="144" w:type="dxa"/>
-            </w:tcMar>
-          </w:tcPr>
-          <w:p>
-            <w:pPr>
-              <w:spacing w:after="0"/>
-            </w:pPr>
-          </w:p>
-        </w:tc>
-        <w:tc>
-          <w:tcPr>
-            <w:tcW w:w="1126" w:type="pct"/>
-            <w:tcBorders>
-              <w:top w:val="single" w:sz="8" w:space="0" w:color="00647A"/>
-              <w:left w:val="single" w:sz="8" w:space="0" w:color="00647A"/>
-              <w:bottom w:val="single" w:sz="8" w:space="0" w:color="00647A"/>
-              <w:right w:val="single" w:sz="8" w:space="0" w:color="00647A"/>
-            </w:tcBorders>
-            <w:tcMar>
-              <w:top w:w="72" w:type="dxa"/>
-              <w:left w:w="144" w:type="dxa"/>
-              <w:bottom w:w="72" w:type="dxa"/>
-              <w:right w:w="144" w:type="dxa"/>
-            </w:tcMar>
-          </w:tcPr>
-          <w:p>
-            <w:pPr>
-              <w:spacing w:after="0"/>
-            </w:pPr>
-          </w:p>
-        </w:tc>
-      </w:tr>
-      <w:tr>
-        <w:trPr>
-          <w:trHeight w:val="20"/>
-        </w:trPr>
-        <w:tc>
-          <w:tcPr>
-            <w:tcW w:w="1182" w:type="pct"/>
-            <w:vMerge/>
-            <w:tcBorders>
-              <w:left w:val="single" w:sz="8" w:space="0" w:color="00647A"/>
-              <w:right w:val="single" w:sz="8" w:space="0" w:color="00647A"/>
-            </w:tcBorders>
-            <w:vAlign w:val="center"/>
-            <w:hideMark/>
-          </w:tcPr>
-          <w:p>
-            <w:pPr>
-              <w:spacing w:after="0"/>
-            </w:pPr>
-          </w:p>
-        </w:tc>
-        <w:tc>
-          <w:tcPr>
-            <w:tcW w:w="533" w:type="pct"/>
-            <w:tcBorders>
-              <w:top w:val="single" w:sz="8" w:space="0" w:color="00647A"/>
-              <w:left w:val="single" w:sz="8" w:space="0" w:color="00647A"/>
-              <w:bottom w:val="single" w:sz="8" w:space="0" w:color="00647A"/>
-              <w:right w:val="single" w:sz="8" w:space="0" w:color="00647A"/>
-            </w:tcBorders>
-            <w:tcMar>
-              <w:top w:w="72" w:type="dxa"/>
-              <w:left w:w="144" w:type="dxa"/>
-              <w:bottom w:w="72" w:type="dxa"/>
-              <w:right w:w="144" w:type="dxa"/>
-            </w:tcMar>
-            <w:hideMark/>
-          </w:tcPr>
-          <w:p>
-            <w:pPr>
-              <w:spacing w:after="0"/>
-            </w:pPr>
-            <w:r>
-              <w:t>3</w:t>
-            </w:r>
-          </w:p>
-        </w:tc>
-        <w:tc>
-          <w:tcPr>
-            <w:tcW w:w="1038" w:type="pct"/>
-            <w:tcBorders>
-              <w:top w:val="single" w:sz="8" w:space="0" w:color="00647A"/>
-              <w:left w:val="single" w:sz="8" w:space="0" w:color="00647A"/>
-              <w:bottom w:val="single" w:sz="8" w:space="0" w:color="00647A"/>
-              <w:right w:val="single" w:sz="8" w:space="0" w:color="00647A"/>
-            </w:tcBorders>
-            <w:tcMar>
-              <w:top w:w="72" w:type="dxa"/>
-              <w:left w:w="144" w:type="dxa"/>
-              <w:bottom w:w="72" w:type="dxa"/>
-              <w:right w:w="144" w:type="dxa"/>
-            </w:tcMar>
-          </w:tcPr>
-          <w:p>
-            <w:pPr>
-              <w:spacing w:after="0"/>
-            </w:pPr>
-          </w:p>
-        </w:tc>
-        <w:tc>
-          <w:tcPr>
-            <w:tcW w:w="1121" w:type="pct"/>
-            <w:tcBorders>
-              <w:top w:val="single" w:sz="8" w:space="0" w:color="00647A"/>
-              <w:left w:val="single" w:sz="8" w:space="0" w:color="00647A"/>
-              <w:bottom w:val="single" w:sz="8" w:space="0" w:color="00647A"/>
-              <w:right w:val="single" w:sz="8" w:space="0" w:color="00647A"/>
-            </w:tcBorders>
-            <w:tcMar>
-              <w:top w:w="72" w:type="dxa"/>
-              <w:left w:w="144" w:type="dxa"/>
-              <w:bottom w:w="72" w:type="dxa"/>
-              <w:right w:w="144" w:type="dxa"/>
-            </w:tcMar>
-          </w:tcPr>
-          <w:p>
-            <w:pPr>
-              <w:spacing w:after="0"/>
-            </w:pPr>
-          </w:p>
-        </w:tc>
-        <w:tc>
-          <w:tcPr>
-            <w:tcW w:w="1126" w:type="pct"/>
-            <w:tcBorders>
-              <w:top w:val="single" w:sz="8" w:space="0" w:color="00647A"/>
-              <w:left w:val="single" w:sz="8" w:space="0" w:color="00647A"/>
-              <w:bottom w:val="single" w:sz="8" w:space="0" w:color="00647A"/>
-              <w:right w:val="single" w:sz="8" w:space="0" w:color="00647A"/>
-            </w:tcBorders>
-            <w:tcMar>
-              <w:top w:w="72" w:type="dxa"/>
-              <w:left w:w="144" w:type="dxa"/>
-              <w:bottom w:w="72" w:type="dxa"/>
-              <w:right w:w="144" w:type="dxa"/>
-            </w:tcMar>
-          </w:tcPr>
-          <w:p>
-            <w:pPr>
-              <w:spacing w:after="0"/>
-            </w:pPr>
-          </w:p>
-        </w:tc>
-      </w:tr>
-      <w:tr>
-        <w:trPr>
-          <w:trHeight w:val="20"/>
-        </w:trPr>
-        <w:tc>
-          <w:tcPr>
-            <w:tcW w:w="1182" w:type="pct"/>
-            <w:vMerge/>
-            <w:tcBorders>
-              <w:left w:val="single" w:sz="8" w:space="0" w:color="00647A"/>
-              <w:right w:val="single" w:sz="8" w:space="0" w:color="00647A"/>
-            </w:tcBorders>
-            <w:vAlign w:val="center"/>
-            <w:hideMark/>
-          </w:tcPr>
-          <w:p>
-            <w:pPr>
-              <w:spacing w:after="0"/>
-              <w:rPr>
-                <w:lang w:val="it-IT"/>
-              </w:rPr>
-            </w:pPr>
-          </w:p>
-        </w:tc>
-        <w:tc>
-          <w:tcPr>
-            <w:tcW w:w="533" w:type="pct"/>
-            <w:tcBorders>
-              <w:top w:val="single" w:sz="8" w:space="0" w:color="00647A"/>
-              <w:left w:val="single" w:sz="8" w:space="0" w:color="00647A"/>
-              <w:bottom w:val="single" w:sz="8" w:space="0" w:color="00647A"/>
-              <w:right w:val="single" w:sz="8" w:space="0" w:color="00647A"/>
-            </w:tcBorders>
-            <w:tcMar>
-              <w:top w:w="72" w:type="dxa"/>
-              <w:left w:w="144" w:type="dxa"/>
-              <w:bottom w:w="72" w:type="dxa"/>
-              <w:right w:w="144" w:type="dxa"/>
-            </w:tcMar>
-            <w:hideMark/>
-          </w:tcPr>
-          <w:p>
-            <w:pPr>
-              <w:spacing w:after="0"/>
-            </w:pPr>
-            <w:r>
-              <w:t>4</w:t>
-            </w:r>
-          </w:p>
-        </w:tc>
-        <w:tc>
-          <w:tcPr>
-            <w:tcW w:w="1038" w:type="pct"/>
-            <w:tcBorders>
-              <w:top w:val="single" w:sz="8" w:space="0" w:color="00647A"/>
-              <w:left w:val="single" w:sz="8" w:space="0" w:color="00647A"/>
-              <w:bottom w:val="single" w:sz="8" w:space="0" w:color="00647A"/>
-              <w:right w:val="single" w:sz="8" w:space="0" w:color="00647A"/>
-            </w:tcBorders>
-            <w:tcMar>
-              <w:top w:w="72" w:type="dxa"/>
-              <w:left w:w="144" w:type="dxa"/>
-              <w:bottom w:w="72" w:type="dxa"/>
-              <w:right w:w="144" w:type="dxa"/>
-            </w:tcMar>
-          </w:tcPr>
-          <w:p>
-            <w:pPr>
-              <w:spacing w:after="0"/>
-            </w:pPr>
-          </w:p>
-        </w:tc>
-        <w:tc>
-          <w:tcPr>
-            <w:tcW w:w="1121" w:type="pct"/>
-            <w:tcBorders>
-              <w:top w:val="single" w:sz="8" w:space="0" w:color="00647A"/>
-              <w:left w:val="single" w:sz="8" w:space="0" w:color="00647A"/>
-              <w:bottom w:val="single" w:sz="8" w:space="0" w:color="00647A"/>
-              <w:right w:val="single" w:sz="8" w:space="0" w:color="00647A"/>
-            </w:tcBorders>
-            <w:tcMar>
-              <w:top w:w="72" w:type="dxa"/>
-              <w:left w:w="144" w:type="dxa"/>
-              <w:bottom w:w="72" w:type="dxa"/>
-              <w:right w:w="144" w:type="dxa"/>
-            </w:tcMar>
-          </w:tcPr>
-          <w:p>
-            <w:pPr>
-              <w:spacing w:after="0"/>
-            </w:pPr>
-          </w:p>
-        </w:tc>
-        <w:tc>
-          <w:tcPr>
-            <w:tcW w:w="1126" w:type="pct"/>
-            <w:tcBorders>
-              <w:top w:val="single" w:sz="8" w:space="0" w:color="00647A"/>
-              <w:left w:val="single" w:sz="8" w:space="0" w:color="00647A"/>
-              <w:bottom w:val="single" w:sz="8" w:space="0" w:color="00647A"/>
-              <w:right w:val="single" w:sz="8" w:space="0" w:color="00647A"/>
-            </w:tcBorders>
-            <w:tcMar>
-              <w:top w:w="72" w:type="dxa"/>
-              <w:left w:w="144" w:type="dxa"/>
-              <w:bottom w:w="72" w:type="dxa"/>
-              <w:right w:w="144" w:type="dxa"/>
-            </w:tcMar>
-          </w:tcPr>
-          <w:p>
-            <w:pPr>
-              <w:spacing w:after="0"/>
-            </w:pPr>
-          </w:p>
-        </w:tc>
-      </w:tr>
-      <w:tr>
-        <w:trPr>
-          <w:trHeight w:val="20"/>
-        </w:trPr>
-        <w:tc>
-          <w:tcPr>
-            <w:tcW w:w="1182" w:type="pct"/>
-            <w:vMerge/>
-            <w:tcBorders>
-              <w:left w:val="single" w:sz="8" w:space="0" w:color="00647A"/>
-              <w:right w:val="single" w:sz="8" w:space="0" w:color="00647A"/>
-            </w:tcBorders>
-            <w:vAlign w:val="center"/>
-            <w:hideMark/>
-          </w:tcPr>
-          <w:p>
-            <w:pPr>
-              <w:spacing w:after="0"/>
-            </w:pPr>
-          </w:p>
-        </w:tc>
-        <w:tc>
-          <w:tcPr>
-            <w:tcW w:w="533" w:type="pct"/>
-            <w:tcBorders>
-              <w:top w:val="single" w:sz="8" w:space="0" w:color="00647A"/>
-              <w:left w:val="single" w:sz="8" w:space="0" w:color="00647A"/>
-              <w:bottom w:val="single" w:sz="8" w:space="0" w:color="00647A"/>
-              <w:right w:val="single" w:sz="8" w:space="0" w:color="00647A"/>
-            </w:tcBorders>
-            <w:tcMar>
-              <w:top w:w="72" w:type="dxa"/>
-              <w:left w:w="144" w:type="dxa"/>
-              <w:bottom w:w="72" w:type="dxa"/>
-              <w:right w:w="144" w:type="dxa"/>
-            </w:tcMar>
-            <w:hideMark/>
-          </w:tcPr>
-          <w:p>
-            <w:pPr>
-              <w:spacing w:after="0"/>
-            </w:pPr>
-            <w:r>
-              <w:t>5</w:t>
-            </w:r>
-          </w:p>
-        </w:tc>
-        <w:tc>
-          <w:tcPr>
-            <w:tcW w:w="1038" w:type="pct"/>
-            <w:tcBorders>
-              <w:top w:val="single" w:sz="8" w:space="0" w:color="00647A"/>
-              <w:left w:val="single" w:sz="8" w:space="0" w:color="00647A"/>
-              <w:bottom w:val="single" w:sz="8" w:space="0" w:color="00647A"/>
-              <w:right w:val="single" w:sz="8" w:space="0" w:color="00647A"/>
-            </w:tcBorders>
-            <w:tcMar>
-              <w:top w:w="72" w:type="dxa"/>
-              <w:left w:w="144" w:type="dxa"/>
-              <w:bottom w:w="72" w:type="dxa"/>
-              <w:right w:w="144" w:type="dxa"/>
-            </w:tcMar>
-          </w:tcPr>
-          <w:p>
-            <w:pPr>
-              <w:spacing w:after="0"/>
-            </w:pPr>
-          </w:p>
-        </w:tc>
-        <w:tc>
-          <w:tcPr>
-            <w:tcW w:w="1121" w:type="pct"/>
-            <w:tcBorders>
-              <w:top w:val="single" w:sz="8" w:space="0" w:color="00647A"/>
-              <w:left w:val="single" w:sz="8" w:space="0" w:color="00647A"/>
-              <w:bottom w:val="single" w:sz="8" w:space="0" w:color="00647A"/>
-              <w:right w:val="single" w:sz="8" w:space="0" w:color="00647A"/>
-            </w:tcBorders>
-            <w:tcMar>
-              <w:top w:w="72" w:type="dxa"/>
-              <w:left w:w="144" w:type="dxa"/>
-              <w:bottom w:w="72" w:type="dxa"/>
-              <w:right w:w="144" w:type="dxa"/>
-            </w:tcMar>
-          </w:tcPr>
-          <w:p>
-            <w:pPr>
-              <w:spacing w:after="0"/>
-            </w:pPr>
-          </w:p>
-        </w:tc>
-        <w:tc>
-          <w:tcPr>
-            <w:tcW w:w="1126" w:type="pct"/>
-            <w:tcBorders>
-              <w:top w:val="single" w:sz="8" w:space="0" w:color="00647A"/>
-              <w:left w:val="single" w:sz="8" w:space="0" w:color="00647A"/>
-              <w:bottom w:val="single" w:sz="8" w:space="0" w:color="00647A"/>
-              <w:right w:val="single" w:sz="8" w:space="0" w:color="00647A"/>
-            </w:tcBorders>
-            <w:tcMar>
-              <w:top w:w="72" w:type="dxa"/>
-              <w:left w:w="144" w:type="dxa"/>
-              <w:bottom w:w="72" w:type="dxa"/>
-              <w:right w:w="144" w:type="dxa"/>
-            </w:tcMar>
-          </w:tcPr>
-          <w:p>
-            <w:pPr>
-              <w:spacing w:after="0"/>
-            </w:pPr>
-          </w:p>
-        </w:tc>
-      </w:tr>
-      <w:tr>
-        <w:trPr>
-          <w:trHeight w:val="20"/>
-        </w:trPr>
-        <w:tc>
-          <w:tcPr>
-            <w:tcW w:w="1182" w:type="pct"/>
-            <w:vMerge/>
-            <w:tcBorders>
-              <w:left w:val="single" w:sz="8" w:space="0" w:color="00647A"/>
-              <w:right w:val="single" w:sz="8" w:space="0" w:color="00647A"/>
-            </w:tcBorders>
-            <w:vAlign w:val="center"/>
-          </w:tcPr>
-          <w:p>
-            <w:pPr>
-              <w:spacing w:after="0"/>
-              <w:rPr>
-                <w:lang w:val="it-IT"/>
-              </w:rPr>
-            </w:pPr>
-          </w:p>
-        </w:tc>
-        <w:tc>
-          <w:tcPr>
-            <w:tcW w:w="533" w:type="pct"/>
-            <w:tcBorders>
-              <w:top w:val="single" w:sz="8" w:space="0" w:color="00647A"/>
-              <w:left w:val="single" w:sz="8" w:space="0" w:color="00647A"/>
-              <w:bottom w:val="single" w:sz="8" w:space="0" w:color="00647A"/>
-              <w:right w:val="single" w:sz="8" w:space="0" w:color="00647A"/>
-            </w:tcBorders>
-            <w:tcMar>
-              <w:top w:w="72" w:type="dxa"/>
-              <w:left w:w="144" w:type="dxa"/>
-              <w:bottom w:w="72" w:type="dxa"/>
-              <w:right w:w="144" w:type="dxa"/>
-            </w:tcMar>
-          </w:tcPr>
-          <w:p>
-            <w:pPr>
-              <w:spacing w:after="0"/>
-            </w:pPr>
-            <w:r>
-              <w:t>6</w:t>
-            </w:r>
-          </w:p>
-        </w:tc>
-        <w:tc>
-          <w:tcPr>
-            <w:tcW w:w="1038" w:type="pct"/>
-            <w:tcBorders>
-              <w:top w:val="single" w:sz="8" w:space="0" w:color="00647A"/>
-              <w:left w:val="single" w:sz="8" w:space="0" w:color="00647A"/>
-              <w:bottom w:val="single" w:sz="8" w:space="0" w:color="00647A"/>
-              <w:right w:val="single" w:sz="8" w:space="0" w:color="00647A"/>
-            </w:tcBorders>
-            <w:tcMar>
-              <w:top w:w="72" w:type="dxa"/>
-              <w:left w:w="144" w:type="dxa"/>
-              <w:bottom w:w="72" w:type="dxa"/>
-              <w:right w:w="144" w:type="dxa"/>
-            </w:tcMar>
-          </w:tcPr>
-          <w:p>
-            <w:pPr>
-              <w:spacing w:after="0"/>
-            </w:pPr>
-          </w:p>
-        </w:tc>
-        <w:tc>
-          <w:tcPr>
-            <w:tcW w:w="1121" w:type="pct"/>
-            <w:tcBorders>
-              <w:top w:val="single" w:sz="8" w:space="0" w:color="00647A"/>
-              <w:left w:val="single" w:sz="8" w:space="0" w:color="00647A"/>
-              <w:bottom w:val="single" w:sz="8" w:space="0" w:color="00647A"/>
-              <w:right w:val="single" w:sz="8" w:space="0" w:color="00647A"/>
-            </w:tcBorders>
-            <w:tcMar>
-              <w:top w:w="72" w:type="dxa"/>
-              <w:left w:w="144" w:type="dxa"/>
-              <w:bottom w:w="72" w:type="dxa"/>
-              <w:right w:w="144" w:type="dxa"/>
-            </w:tcMar>
-          </w:tcPr>
-          <w:p>
-            <w:pPr>
-              <w:spacing w:after="0"/>
-            </w:pPr>
-          </w:p>
-        </w:tc>
-        <w:tc>
-          <w:tcPr>
-            <w:tcW w:w="1126" w:type="pct"/>
-            <w:tcBorders>
-              <w:top w:val="single" w:sz="8" w:space="0" w:color="00647A"/>
-              <w:left w:val="single" w:sz="8" w:space="0" w:color="00647A"/>
-              <w:bottom w:val="single" w:sz="8" w:space="0" w:color="00647A"/>
-              <w:right w:val="single" w:sz="8" w:space="0" w:color="00647A"/>
-            </w:tcBorders>
-            <w:tcMar>
-              <w:top w:w="72" w:type="dxa"/>
-              <w:left w:w="144" w:type="dxa"/>
-              <w:bottom w:w="72" w:type="dxa"/>
-              <w:right w:w="144" w:type="dxa"/>
-            </w:tcMar>
-          </w:tcPr>
-          <w:p>
-            <w:pPr>
-              <w:spacing w:after="0"/>
-            </w:pPr>
-          </w:p>
-        </w:tc>
-      </w:tr>
-      <w:tr>
-        <w:trPr>
-          <w:trHeight w:val="20"/>
-        </w:trPr>
-        <w:tc>
-          <w:tcPr>
-            <w:tcW w:w="1182" w:type="pct"/>
-            <w:vMerge/>
-            <w:tcBorders>
-              <w:left w:val="single" w:sz="8" w:space="0" w:color="00647A"/>
-              <w:right w:val="single" w:sz="8" w:space="0" w:color="00647A"/>
-            </w:tcBorders>
-            <w:vAlign w:val="center"/>
-          </w:tcPr>
-          <w:p>
-            <w:pPr>
-              <w:spacing w:after="0"/>
-              <w:rPr>
-                <w:lang w:val="it-IT"/>
-              </w:rPr>
-            </w:pPr>
-          </w:p>
-        </w:tc>
-        <w:tc>
-          <w:tcPr>
-            <w:tcW w:w="533" w:type="pct"/>
-            <w:tcBorders>
-              <w:top w:val="single" w:sz="8" w:space="0" w:color="00647A"/>
-              <w:left w:val="single" w:sz="8" w:space="0" w:color="00647A"/>
-              <w:bottom w:val="single" w:sz="8" w:space="0" w:color="00647A"/>
-              <w:right w:val="single" w:sz="8" w:space="0" w:color="00647A"/>
-            </w:tcBorders>
-            <w:tcMar>
-              <w:top w:w="72" w:type="dxa"/>
-              <w:left w:w="144" w:type="dxa"/>
-              <w:bottom w:w="72" w:type="dxa"/>
-              <w:right w:w="144" w:type="dxa"/>
-            </w:tcMar>
-          </w:tcPr>
-          <w:p>
-            <w:pPr>
-              <w:spacing w:after="0"/>
-            </w:pPr>
-            <w:r>
-              <w:t>7</w:t>
-            </w:r>
-          </w:p>
-        </w:tc>
-        <w:tc>
-          <w:tcPr>
-            <w:tcW w:w="1038" w:type="pct"/>
-            <w:tcBorders>
-              <w:top w:val="single" w:sz="8" w:space="0" w:color="00647A"/>
-              <w:left w:val="single" w:sz="8" w:space="0" w:color="00647A"/>
-              <w:bottom w:val="single" w:sz="8" w:space="0" w:color="00647A"/>
-              <w:right w:val="single" w:sz="8" w:space="0" w:color="00647A"/>
-            </w:tcBorders>
-            <w:tcMar>
-              <w:top w:w="72" w:type="dxa"/>
-              <w:left w:w="144" w:type="dxa"/>
-              <w:bottom w:w="72" w:type="dxa"/>
-              <w:right w:w="144" w:type="dxa"/>
-            </w:tcMar>
-          </w:tcPr>
-          <w:p>
-            <w:pPr>
-              <w:spacing w:after="0"/>
-            </w:pPr>
-          </w:p>
-        </w:tc>
-        <w:tc>
-          <w:tcPr>
-            <w:tcW w:w="1121" w:type="pct"/>
-            <w:tcBorders>
-              <w:top w:val="single" w:sz="8" w:space="0" w:color="00647A"/>
-              <w:left w:val="single" w:sz="8" w:space="0" w:color="00647A"/>
-              <w:bottom w:val="single" w:sz="8" w:space="0" w:color="00647A"/>
-              <w:right w:val="single" w:sz="8" w:space="0" w:color="00647A"/>
-            </w:tcBorders>
-            <w:tcMar>
-              <w:top w:w="72" w:type="dxa"/>
-              <w:left w:w="144" w:type="dxa"/>
-              <w:bottom w:w="72" w:type="dxa"/>
-              <w:right w:w="144" w:type="dxa"/>
-            </w:tcMar>
-          </w:tcPr>
-          <w:p>
-            <w:pPr>
-              <w:spacing w:after="0"/>
-            </w:pPr>
-          </w:p>
-        </w:tc>
-        <w:tc>
-          <w:tcPr>
-            <w:tcW w:w="1126" w:type="pct"/>
-            <w:tcBorders>
-              <w:top w:val="single" w:sz="8" w:space="0" w:color="00647A"/>
-              <w:left w:val="single" w:sz="8" w:space="0" w:color="00647A"/>
-              <w:bottom w:val="single" w:sz="8" w:space="0" w:color="00647A"/>
-              <w:right w:val="single" w:sz="8" w:space="0" w:color="00647A"/>
-            </w:tcBorders>
-            <w:tcMar>
-              <w:top w:w="72" w:type="dxa"/>
-              <w:left w:w="144" w:type="dxa"/>
-              <w:bottom w:w="72" w:type="dxa"/>
-              <w:right w:w="144" w:type="dxa"/>
-            </w:tcMar>
-          </w:tcPr>
-          <w:p>
-            <w:pPr>
-              <w:spacing w:after="0"/>
-            </w:pPr>
-          </w:p>
-        </w:tc>
-      </w:tr>
-      <w:tr>
-        <w:trPr>
-          <w:trHeight w:val="20"/>
-        </w:trPr>
-        <w:tc>
-          <w:tcPr>
-            <w:tcW w:w="1182" w:type="pct"/>
-            <w:vMerge/>
-            <w:tcBorders>
-              <w:left w:val="single" w:sz="8" w:space="0" w:color="00647A"/>
-              <w:right w:val="single" w:sz="8" w:space="0" w:color="00647A"/>
-            </w:tcBorders>
-            <w:vAlign w:val="center"/>
-          </w:tcPr>
-          <w:p>
-            <w:pPr>
-              <w:spacing w:after="0"/>
-              <w:rPr>
-                <w:lang w:val="it-IT"/>
-              </w:rPr>
-            </w:pPr>
-          </w:p>
-        </w:tc>
-        <w:tc>
-          <w:tcPr>
-            <w:tcW w:w="533" w:type="pct"/>
-            <w:tcBorders>
-              <w:top w:val="single" w:sz="8" w:space="0" w:color="00647A"/>
-              <w:left w:val="single" w:sz="8" w:space="0" w:color="00647A"/>
-              <w:bottom w:val="single" w:sz="8" w:space="0" w:color="00647A"/>
-              <w:right w:val="single" w:sz="8" w:space="0" w:color="00647A"/>
-            </w:tcBorders>
-            <w:tcMar>
-              <w:top w:w="72" w:type="dxa"/>
-              <w:left w:w="144" w:type="dxa"/>
-              <w:bottom w:w="72" w:type="dxa"/>
-              <w:right w:w="144" w:type="dxa"/>
-            </w:tcMar>
-          </w:tcPr>
-          <w:p>
-            <w:pPr>
-              <w:spacing w:after="0"/>
-            </w:pPr>
-            <w:r>
-              <w:t>8</w:t>
-            </w:r>
-          </w:p>
-        </w:tc>
-        <w:tc>
-          <w:tcPr>
-            <w:tcW w:w="1038" w:type="pct"/>
-            <w:tcBorders>
-              <w:top w:val="single" w:sz="8" w:space="0" w:color="00647A"/>
-              <w:left w:val="single" w:sz="8" w:space="0" w:color="00647A"/>
-              <w:bottom w:val="single" w:sz="8" w:space="0" w:color="00647A"/>
-              <w:right w:val="single" w:sz="8" w:space="0" w:color="00647A"/>
-            </w:tcBorders>
-            <w:tcMar>
-              <w:top w:w="72" w:type="dxa"/>
-              <w:left w:w="144" w:type="dxa"/>
-              <w:bottom w:w="72" w:type="dxa"/>
-              <w:right w:w="144" w:type="dxa"/>
-            </w:tcMar>
-          </w:tcPr>
-          <w:p>
-            <w:pPr>
-              <w:spacing w:after="0"/>
-            </w:pPr>
-          </w:p>
-        </w:tc>
-        <w:tc>
-          <w:tcPr>
-            <w:tcW w:w="1121" w:type="pct"/>
-            <w:tcBorders>
-              <w:top w:val="single" w:sz="8" w:space="0" w:color="00647A"/>
-              <w:left w:val="single" w:sz="8" w:space="0" w:color="00647A"/>
-              <w:bottom w:val="single" w:sz="8" w:space="0" w:color="00647A"/>
-              <w:right w:val="single" w:sz="8" w:space="0" w:color="00647A"/>
-            </w:tcBorders>
-            <w:tcMar>
-              <w:top w:w="72" w:type="dxa"/>
-              <w:left w:w="144" w:type="dxa"/>
-              <w:bottom w:w="72" w:type="dxa"/>
-              <w:right w:w="144" w:type="dxa"/>
-            </w:tcMar>
-          </w:tcPr>
-          <w:p>
-            <w:pPr>
-              <w:spacing w:after="0"/>
-            </w:pPr>
-          </w:p>
-        </w:tc>
-        <w:tc>
-          <w:tcPr>
-            <w:tcW w:w="1126" w:type="pct"/>
-            <w:tcBorders>
-              <w:top w:val="single" w:sz="8" w:space="0" w:color="00647A"/>
-              <w:left w:val="single" w:sz="8" w:space="0" w:color="00647A"/>
-              <w:bottom w:val="single" w:sz="8" w:space="0" w:color="00647A"/>
-              <w:right w:val="single" w:sz="8" w:space="0" w:color="00647A"/>
-            </w:tcBorders>
-            <w:tcMar>
-              <w:top w:w="72" w:type="dxa"/>
-              <w:left w:w="144" w:type="dxa"/>
-              <w:bottom w:w="72" w:type="dxa"/>
-              <w:right w:w="144" w:type="dxa"/>
-            </w:tcMar>
-          </w:tcPr>
-          <w:p>
-            <w:pPr>
-              <w:spacing w:after="0"/>
-            </w:pPr>
-          </w:p>
-        </w:tc>
-      </w:tr>
-      <w:tr>
-        <w:trPr>
-          <w:trHeight w:val="20"/>
-        </w:trPr>
-        <w:tc>
-          <w:tcPr>
-            <w:tcW w:w="1182" w:type="pct"/>
-            <w:vMerge/>
-            <w:tcBorders>
-              <w:left w:val="single" w:sz="8" w:space="0" w:color="00647A"/>
-              <w:right w:val="single" w:sz="8" w:space="0" w:color="00647A"/>
-            </w:tcBorders>
-            <w:vAlign w:val="center"/>
-          </w:tcPr>
-          <w:p>
-            <w:pPr>
-              <w:spacing w:after="0"/>
-              <w:rPr>
-                <w:lang w:val="it-IT"/>
-              </w:rPr>
-            </w:pPr>
-          </w:p>
-        </w:tc>
-        <w:tc>
-          <w:tcPr>
-            <w:tcW w:w="533" w:type="pct"/>
-            <w:tcBorders>
-              <w:top w:val="single" w:sz="8" w:space="0" w:color="00647A"/>
-              <w:left w:val="single" w:sz="8" w:space="0" w:color="00647A"/>
-              <w:bottom w:val="single" w:sz="8" w:space="0" w:color="00647A"/>
-              <w:right w:val="single" w:sz="8" w:space="0" w:color="00647A"/>
-            </w:tcBorders>
-            <w:tcMar>
-              <w:top w:w="72" w:type="dxa"/>
-              <w:left w:w="144" w:type="dxa"/>
-              <w:bottom w:w="72" w:type="dxa"/>
-              <w:right w:w="144" w:type="dxa"/>
-            </w:tcMar>
-          </w:tcPr>
-          <w:p>
-            <w:pPr>
-              <w:spacing w:after="0"/>
-            </w:pPr>
-            <w:r>
-              <w:t>9</w:t>
-            </w:r>
-          </w:p>
-        </w:tc>
-        <w:tc>
-          <w:tcPr>
-            <w:tcW w:w="1038" w:type="pct"/>
-            <w:tcBorders>
-              <w:top w:val="single" w:sz="8" w:space="0" w:color="00647A"/>
-              <w:left w:val="single" w:sz="8" w:space="0" w:color="00647A"/>
-              <w:bottom w:val="single" w:sz="8" w:space="0" w:color="00647A"/>
-              <w:right w:val="single" w:sz="8" w:space="0" w:color="00647A"/>
-            </w:tcBorders>
-            <w:tcMar>
-              <w:top w:w="72" w:type="dxa"/>
-              <w:left w:w="144" w:type="dxa"/>
-              <w:bottom w:w="72" w:type="dxa"/>
-              <w:right w:w="144" w:type="dxa"/>
-            </w:tcMar>
-          </w:tcPr>
-          <w:p>
-            <w:pPr>
-              <w:spacing w:after="0"/>
-            </w:pPr>
-          </w:p>
-        </w:tc>
-        <w:tc>
-          <w:tcPr>
-            <w:tcW w:w="1121" w:type="pct"/>
-            <w:tcBorders>
-              <w:top w:val="single" w:sz="8" w:space="0" w:color="00647A"/>
-              <w:left w:val="single" w:sz="8" w:space="0" w:color="00647A"/>
-              <w:bottom w:val="single" w:sz="8" w:space="0" w:color="00647A"/>
-              <w:right w:val="single" w:sz="8" w:space="0" w:color="00647A"/>
-            </w:tcBorders>
-            <w:tcMar>
-              <w:top w:w="72" w:type="dxa"/>
-              <w:left w:w="144" w:type="dxa"/>
-              <w:bottom w:w="72" w:type="dxa"/>
-              <w:right w:w="144" w:type="dxa"/>
-            </w:tcMar>
-          </w:tcPr>
-          <w:p>
-            <w:pPr>
-              <w:spacing w:after="0"/>
-            </w:pPr>
-          </w:p>
-        </w:tc>
-        <w:tc>
-          <w:tcPr>
-            <w:tcW w:w="1126" w:type="pct"/>
-            <w:tcBorders>
-              <w:top w:val="single" w:sz="8" w:space="0" w:color="00647A"/>
-              <w:left w:val="single" w:sz="8" w:space="0" w:color="00647A"/>
-              <w:bottom w:val="single" w:sz="8" w:space="0" w:color="00647A"/>
-              <w:right w:val="single" w:sz="8" w:space="0" w:color="00647A"/>
-            </w:tcBorders>
-            <w:tcMar>
-              <w:top w:w="72" w:type="dxa"/>
-              <w:left w:w="144" w:type="dxa"/>
-              <w:bottom w:w="72" w:type="dxa"/>
-              <w:right w:w="144" w:type="dxa"/>
-            </w:tcMar>
-          </w:tcPr>
-          <w:p>
-            <w:pPr>
-              <w:spacing w:after="0"/>
-            </w:pPr>
-          </w:p>
-        </w:tc>
-      </w:tr>
-      <w:tr>
-        <w:trPr>
-          <w:trHeight w:val="20"/>
-        </w:trPr>
-        <w:tc>
-          <w:tcPr>
-            <w:tcW w:w="1182" w:type="pct"/>
-            <w:vMerge/>
-            <w:tcBorders>
-              <w:left w:val="single" w:sz="8" w:space="0" w:color="00647A"/>
-              <w:right w:val="single" w:sz="8" w:space="0" w:color="00647A"/>
-            </w:tcBorders>
-            <w:vAlign w:val="center"/>
-          </w:tcPr>
-          <w:p>
-            <w:pPr>
-              <w:spacing w:after="0"/>
-              <w:rPr>
-                <w:lang w:val="it-IT"/>
-              </w:rPr>
-            </w:pPr>
-          </w:p>
-        </w:tc>
-        <w:tc>
-          <w:tcPr>
-            <w:tcW w:w="533" w:type="pct"/>
-            <w:tcBorders>
-              <w:top w:val="single" w:sz="8" w:space="0" w:color="00647A"/>
-              <w:left w:val="single" w:sz="8" w:space="0" w:color="00647A"/>
-              <w:bottom w:val="single" w:sz="8" w:space="0" w:color="00647A"/>
-              <w:right w:val="single" w:sz="8" w:space="0" w:color="00647A"/>
-            </w:tcBorders>
-            <w:tcMar>
-              <w:top w:w="72" w:type="dxa"/>
-              <w:left w:w="144" w:type="dxa"/>
-              <w:bottom w:w="72" w:type="dxa"/>
-              <w:right w:w="144" w:type="dxa"/>
-            </w:tcMar>
-          </w:tcPr>
-          <w:p>
-            <w:pPr>
-              <w:spacing w:after="0"/>
-              <w:rPr>
-                <w:lang w:val="it-IT"/>
-              </w:rPr>
-            </w:pPr>
-            <w:r>
-              <w:rPr>
-                <w:lang w:val="it-IT"/>
-              </w:rPr>
-              <w:t>10</w:t>
-            </w:r>
-          </w:p>
-        </w:tc>
-        <w:tc>
-          <w:tcPr>
-            <w:tcW w:w="1038" w:type="pct"/>
-            <w:tcBorders>
-              <w:top w:val="single" w:sz="8" w:space="0" w:color="00647A"/>
-              <w:left w:val="single" w:sz="8" w:space="0" w:color="00647A"/>
-              <w:bottom w:val="single" w:sz="8" w:space="0" w:color="00647A"/>
-              <w:right w:val="single" w:sz="8" w:space="0" w:color="00647A"/>
-            </w:tcBorders>
-            <w:tcMar>
-              <w:top w:w="72" w:type="dxa"/>
-              <w:left w:w="144" w:type="dxa"/>
-              <w:bottom w:w="72" w:type="dxa"/>
-              <w:right w:w="144" w:type="dxa"/>
-            </w:tcMar>
-          </w:tcPr>
-          <w:p>
-            <w:pPr>
-              <w:spacing w:after="0"/>
-              <w:rPr>
-                <w:lang w:val="it-IT"/>
-              </w:rPr>
-            </w:pPr>
-          </w:p>
-        </w:tc>
-        <w:tc>
-          <w:tcPr>
-            <w:tcW w:w="1121" w:type="pct"/>
-            <w:tcBorders>
-              <w:top w:val="single" w:sz="8" w:space="0" w:color="00647A"/>
-              <w:left w:val="single" w:sz="8" w:space="0" w:color="00647A"/>
-              <w:bottom w:val="single" w:sz="8" w:space="0" w:color="00647A"/>
-              <w:right w:val="single" w:sz="8" w:space="0" w:color="00647A"/>
-            </w:tcBorders>
-            <w:tcMar>
-              <w:top w:w="72" w:type="dxa"/>
-              <w:left w:w="144" w:type="dxa"/>
-              <w:bottom w:w="72" w:type="dxa"/>
-              <w:right w:w="144" w:type="dxa"/>
-            </w:tcMar>
-          </w:tcPr>
-          <w:p>
-            <w:pPr>
-              <w:spacing w:after="0"/>
-              <w:rPr>
-                <w:lang w:val="it-IT"/>
-              </w:rPr>
-            </w:pPr>
-          </w:p>
-        </w:tc>
-        <w:tc>
-          <w:tcPr>
-            <w:tcW w:w="1126" w:type="pct"/>
-            <w:tcBorders>
-              <w:top w:val="single" w:sz="8" w:space="0" w:color="00647A"/>
-              <w:left w:val="single" w:sz="8" w:space="0" w:color="00647A"/>
-              <w:bottom w:val="single" w:sz="8" w:space="0" w:color="00647A"/>
-              <w:right w:val="single" w:sz="8" w:space="0" w:color="00647A"/>
-            </w:tcBorders>
-            <w:tcMar>
-              <w:top w:w="72" w:type="dxa"/>
-              <w:left w:w="144" w:type="dxa"/>
-              <w:bottom w:w="72" w:type="dxa"/>
-              <w:right w:w="144" w:type="dxa"/>
-            </w:tcMar>
-          </w:tcPr>
-          <w:p>
-            <w:pPr>
-              <w:spacing w:after="0"/>
-              <w:rPr>
-                <w:lang w:val="it-IT"/>
-              </w:rPr>
-            </w:pPr>
-          </w:p>
-        </w:tc>
-      </w:tr>
-      <w:tr>
-        <w:trPr>
-          <w:trHeight w:val="20"/>
-        </w:trPr>
-        <w:tc>
-          <w:tcPr>
-            <w:tcW w:w="1182" w:type="pct"/>
-            <w:vMerge/>
-            <w:tcBorders>
-              <w:left w:val="single" w:sz="8" w:space="0" w:color="00647A"/>
-              <w:bottom w:val="single" w:sz="8" w:space="0" w:color="00647A"/>
-              <w:right w:val="single" w:sz="8" w:space="0" w:color="00647A"/>
-            </w:tcBorders>
-            <w:vAlign w:val="center"/>
-          </w:tcPr>
-          <w:p>
-            <w:pPr>
-              <w:spacing w:after="0"/>
-              <w:rPr>
-                <w:lang w:val="it-IT"/>
-              </w:rPr>
-            </w:pPr>
-          </w:p>
-        </w:tc>
-        <w:tc>
-          <w:tcPr>
-            <w:tcW w:w="533" w:type="pct"/>
-            <w:tcBorders>
-              <w:top w:val="single" w:sz="8" w:space="0" w:color="00647A"/>
-              <w:left w:val="single" w:sz="8" w:space="0" w:color="00647A"/>
-              <w:bottom w:val="single" w:sz="8" w:space="0" w:color="00647A"/>
-              <w:right w:val="single" w:sz="8" w:space="0" w:color="00647A"/>
-            </w:tcBorders>
-            <w:tcMar>
-              <w:top w:w="72" w:type="dxa"/>
-              <w:left w:w="144" w:type="dxa"/>
-              <w:bottom w:w="72" w:type="dxa"/>
-              <w:right w:w="144" w:type="dxa"/>
-            </w:tcMar>
-          </w:tcPr>
-          <w:p>
-            <w:pPr>
-              <w:spacing w:after="0"/>
-              <w:rPr>
-                <w:lang w:val="it-IT"/>
-              </w:rPr>
-            </w:pPr>
-            <w:r>
-              <w:rPr>
-                <w:lang w:val="it-IT"/>
-              </w:rPr>
-              <w:t>11</w:t>
-            </w:r>
-          </w:p>
-        </w:tc>
-        <w:tc>
-          <w:tcPr>
-            <w:tcW w:w="1038" w:type="pct"/>
-            <w:tcBorders>
-              <w:top w:val="single" w:sz="8" w:space="0" w:color="00647A"/>
-              <w:left w:val="single" w:sz="8" w:space="0" w:color="00647A"/>
-              <w:bottom w:val="single" w:sz="8" w:space="0" w:color="00647A"/>
-              <w:right w:val="single" w:sz="8" w:space="0" w:color="00647A"/>
-            </w:tcBorders>
-            <w:tcMar>
-              <w:top w:w="72" w:type="dxa"/>
-              <w:left w:w="144" w:type="dxa"/>
-              <w:bottom w:w="72" w:type="dxa"/>
-              <w:right w:w="144" w:type="dxa"/>
-            </w:tcMar>
-          </w:tcPr>
-          <w:p>
-            <w:pPr>
-              <w:spacing w:after="0"/>
-              <w:rPr>
-                <w:lang w:val="it-IT"/>
-              </w:rPr>
-            </w:pPr>
-          </w:p>
-        </w:tc>
-        <w:tc>
-          <w:tcPr>
-            <w:tcW w:w="1121" w:type="pct"/>
-            <w:tcBorders>
-              <w:top w:val="single" w:sz="8" w:space="0" w:color="00647A"/>
-              <w:left w:val="single" w:sz="8" w:space="0" w:color="00647A"/>
-              <w:bottom w:val="single" w:sz="8" w:space="0" w:color="00647A"/>
-              <w:right w:val="single" w:sz="8" w:space="0" w:color="00647A"/>
-            </w:tcBorders>
-            <w:tcMar>
-              <w:top w:w="72" w:type="dxa"/>
-              <w:left w:w="144" w:type="dxa"/>
-              <w:bottom w:w="72" w:type="dxa"/>
-              <w:right w:w="144" w:type="dxa"/>
-            </w:tcMar>
-          </w:tcPr>
-          <w:p>
-            <w:pPr>
-              <w:spacing w:after="0"/>
-              <w:rPr>
-                <w:lang w:val="it-IT"/>
-              </w:rPr>
-            </w:pPr>
-          </w:p>
-        </w:tc>
-        <w:tc>
-          <w:tcPr>
-            <w:tcW w:w="1126" w:type="pct"/>
-            <w:tcBorders>
-              <w:top w:val="single" w:sz="8" w:space="0" w:color="00647A"/>
-              <w:left w:val="single" w:sz="8" w:space="0" w:color="00647A"/>
-              <w:bottom w:val="single" w:sz="8" w:space="0" w:color="00647A"/>
-              <w:right w:val="single" w:sz="8" w:space="0" w:color="00647A"/>
-            </w:tcBorders>
-            <w:tcMar>
-              <w:top w:w="72" w:type="dxa"/>
-              <w:left w:w="144" w:type="dxa"/>
-              <w:bottom w:w="72" w:type="dxa"/>
-              <w:right w:w="144" w:type="dxa"/>
-            </w:tcMar>
-          </w:tcPr>
-          <w:p>
-            <w:pPr>
-              <w:spacing w:after="0"/>
-              <w:rPr>
-                <w:lang w:val="it-IT"/>
-              </w:rPr>
-            </w:pPr>
-          </w:p>
-        </w:tc>
-      </w:tr>
-      <w:tr>
-        <w:trPr>
-          <w:trHeight w:val="20"/>
-        </w:trPr>
-        <w:tc>
-          <w:tcPr>
-            <w:tcW w:w="1182" w:type="pct"/>
-            <w:vMerge/>
-            <w:tcBorders>
-              <w:left w:val="single" w:sz="8" w:space="0" w:color="00647A"/>
-              <w:bottom w:val="single" w:sz="8" w:space="0" w:color="00647A"/>
-              <w:right w:val="single" w:sz="8" w:space="0" w:color="00647A"/>
-            </w:tcBorders>
-            <w:vAlign w:val="center"/>
-          </w:tcPr>
-          <w:p>
-            <w:pPr>
-              <w:spacing w:after="0"/>
-              <w:rPr>
-                <w:lang w:val="it-IT"/>
-              </w:rPr>
-            </w:pPr>
-          </w:p>
-        </w:tc>
-        <w:tc>
-          <w:tcPr>
-            <w:tcW w:w="533" w:type="pct"/>
-            <w:tcBorders>
-              <w:top w:val="single" w:sz="8" w:space="0" w:color="00647A"/>
-              <w:left w:val="single" w:sz="8" w:space="0" w:color="00647A"/>
-              <w:bottom w:val="single" w:sz="8" w:space="0" w:color="00647A"/>
-              <w:right w:val="single" w:sz="8" w:space="0" w:color="00647A"/>
-            </w:tcBorders>
-            <w:tcMar>
-              <w:top w:w="72" w:type="dxa"/>
-              <w:left w:w="144" w:type="dxa"/>
-              <w:bottom w:w="72" w:type="dxa"/>
-              <w:right w:w="144" w:type="dxa"/>
-            </w:tcMar>
-          </w:tcPr>
-          <w:p>
-            <w:pPr>
-              <w:spacing w:after="0"/>
-              <w:rPr>
-                <w:lang w:val="it-IT"/>
-              </w:rPr>
-            </w:pPr>
-            <w:r>
-              <w:rPr>
-                <w:lang w:val="it-IT"/>
-              </w:rPr>
-              <w:t>12</w:t>
-            </w:r>
-          </w:p>
-        </w:tc>
-        <w:tc>
-          <w:tcPr>
-            <w:tcW w:w="1038" w:type="pct"/>
-            <w:tcBorders>
-              <w:top w:val="single" w:sz="8" w:space="0" w:color="00647A"/>
-              <w:left w:val="single" w:sz="8" w:space="0" w:color="00647A"/>
-              <w:bottom w:val="single" w:sz="8" w:space="0" w:color="00647A"/>
-              <w:right w:val="single" w:sz="8" w:space="0" w:color="00647A"/>
-            </w:tcBorders>
-            <w:tcMar>
-              <w:top w:w="72" w:type="dxa"/>
-              <w:left w:w="144" w:type="dxa"/>
-              <w:bottom w:w="72" w:type="dxa"/>
-              <w:right w:w="144" w:type="dxa"/>
-            </w:tcMar>
-          </w:tcPr>
-          <w:p>
-            <w:pPr>
-              <w:spacing w:after="0"/>
-              <w:rPr>
-                <w:lang w:val="it-IT"/>
-              </w:rPr>
-            </w:pPr>
-          </w:p>
-        </w:tc>
-        <w:tc>
-          <w:tcPr>
-            <w:tcW w:w="1121" w:type="pct"/>
-            <w:tcBorders>
-              <w:top w:val="single" w:sz="8" w:space="0" w:color="00647A"/>
-              <w:left w:val="single" w:sz="8" w:space="0" w:color="00647A"/>
-              <w:bottom w:val="single" w:sz="8" w:space="0" w:color="00647A"/>
-              <w:right w:val="single" w:sz="8" w:space="0" w:color="00647A"/>
-            </w:tcBorders>
-            <w:tcMar>
-              <w:top w:w="72" w:type="dxa"/>
-              <w:left w:w="144" w:type="dxa"/>
-              <w:bottom w:w="72" w:type="dxa"/>
-              <w:right w:w="144" w:type="dxa"/>
-            </w:tcMar>
-          </w:tcPr>
-          <w:p>
-            <w:pPr>
-              <w:spacing w:after="0"/>
-              <w:rPr>
-                <w:lang w:val="it-IT"/>
-              </w:rPr>
-            </w:pPr>
-          </w:p>
-        </w:tc>
-        <w:tc>
-          <w:tcPr>
-            <w:tcW w:w="1126" w:type="pct"/>
-            <w:tcBorders>
-              <w:top w:val="single" w:sz="8" w:space="0" w:color="00647A"/>
-              <w:left w:val="single" w:sz="8" w:space="0" w:color="00647A"/>
-              <w:bottom w:val="single" w:sz="8" w:space="0" w:color="00647A"/>
-              <w:right w:val="single" w:sz="8" w:space="0" w:color="00647A"/>
-            </w:tcBorders>
-            <w:tcMar>
-              <w:top w:w="72" w:type="dxa"/>
-              <w:left w:w="144" w:type="dxa"/>
-              <w:bottom w:w="72" w:type="dxa"/>
-              <w:right w:w="144" w:type="dxa"/>
-            </w:tcMar>
-          </w:tcPr>
-          <w:p>
-            <w:pPr>
-              <w:spacing w:after="0"/>
-              <w:rPr>
-                <w:lang w:val="it-IT"/>
-              </w:rPr>
-            </w:pPr>
-          </w:p>
-        </w:tc>
-      </w:tr>
-      <w:tr>
-        <w:trPr>
-          <w:trHeight w:val="20"/>
-        </w:trPr>
-        <w:tc>
-          <w:tcPr>
-            <w:tcW w:w="1182" w:type="pct"/>
-            <w:vMerge w:val="restart"/>
-            <w:tcBorders>
-              <w:top w:val="single" w:sz="8" w:space="0" w:color="00647A"/>
-              <w:left w:val="single" w:sz="8" w:space="0" w:color="00647A"/>
-              <w:right w:val="single" w:sz="8" w:space="0" w:color="00647A"/>
-            </w:tcBorders>
-            <w:vAlign w:val="center"/>
-          </w:tcPr>
-          <w:p>
-            <w:pPr>
-              <w:spacing w:after="0"/>
-              <w:rPr>
-                <w:lang w:val="it-IT"/>
-              </w:rPr>
-            </w:pPr>
-            <w:r>
-              <w:rPr>
-                <w:lang w:val="it-IT"/>
-              </w:rPr>
-              <w:t xml:space="preserve">Extension A: </w:t>
-            </w:r>
-            <w:proofErr w:type="spellStart"/>
-            <w:r>
-              <w:rPr>
-                <w:lang w:val="it-IT"/>
-              </w:rPr>
-              <w:t>Description</w:t>
-            </w:r>
-            <w:proofErr w:type="spellEnd"/>
-          </w:p>
-        </w:tc>
-        <w:tc>
-          <w:tcPr>
-            <w:tcW w:w="533" w:type="pct"/>
-            <w:tcBorders>
-              <w:top w:val="single" w:sz="8" w:space="0" w:color="00647A"/>
-              <w:left w:val="single" w:sz="8" w:space="0" w:color="00647A"/>
-              <w:bottom w:val="single" w:sz="8" w:space="0" w:color="00647A"/>
-              <w:right w:val="single" w:sz="8" w:space="0" w:color="00647A"/>
-            </w:tcBorders>
-            <w:tcMar>
-              <w:top w:w="72" w:type="dxa"/>
-              <w:left w:w="144" w:type="dxa"/>
-              <w:bottom w:w="72" w:type="dxa"/>
-              <w:right w:w="144" w:type="dxa"/>
-            </w:tcMar>
-          </w:tcPr>
-          <w:p>
-            <w:pPr>
-              <w:spacing w:after="0"/>
-              <w:rPr>
-                <w:lang w:val="it-IT"/>
-              </w:rPr>
-            </w:pPr>
-            <w:r>
-              <w:rPr>
-                <w:lang w:val="it-IT"/>
-              </w:rPr>
-              <w:t>7a</w:t>
-            </w:r>
-          </w:p>
-        </w:tc>
-        <w:tc>
-          <w:tcPr>
-            <w:tcW w:w="1038" w:type="pct"/>
-            <w:tcBorders>
-              <w:top w:val="single" w:sz="8" w:space="0" w:color="00647A"/>
-              <w:left w:val="single" w:sz="8" w:space="0" w:color="00647A"/>
-              <w:bottom w:val="single" w:sz="8" w:space="0" w:color="00647A"/>
-              <w:right w:val="single" w:sz="8" w:space="0" w:color="00647A"/>
-            </w:tcBorders>
-            <w:tcMar>
-              <w:top w:w="72" w:type="dxa"/>
-              <w:left w:w="144" w:type="dxa"/>
-              <w:bottom w:w="72" w:type="dxa"/>
-              <w:right w:w="144" w:type="dxa"/>
-            </w:tcMar>
-          </w:tcPr>
-          <w:p>
-            <w:pPr>
-              <w:spacing w:after="0"/>
-              <w:rPr>
-                <w:lang w:val="it-IT"/>
-              </w:rPr>
-            </w:pPr>
-          </w:p>
-        </w:tc>
-        <w:tc>
-          <w:tcPr>
-            <w:tcW w:w="1121" w:type="pct"/>
-            <w:tcBorders>
-              <w:top w:val="single" w:sz="8" w:space="0" w:color="00647A"/>
-              <w:left w:val="single" w:sz="8" w:space="0" w:color="00647A"/>
-              <w:bottom w:val="single" w:sz="8" w:space="0" w:color="00647A"/>
-              <w:right w:val="single" w:sz="8" w:space="0" w:color="00647A"/>
-            </w:tcBorders>
-            <w:tcMar>
-              <w:top w:w="72" w:type="dxa"/>
-              <w:left w:w="144" w:type="dxa"/>
-              <w:bottom w:w="72" w:type="dxa"/>
-              <w:right w:w="144" w:type="dxa"/>
-            </w:tcMar>
-          </w:tcPr>
-          <w:p>
-            <w:pPr>
-              <w:spacing w:after="0"/>
-              <w:rPr>
-                <w:lang w:val="it-IT"/>
-              </w:rPr>
-            </w:pPr>
-          </w:p>
-        </w:tc>
-        <w:tc>
-          <w:tcPr>
-            <w:tcW w:w="1126" w:type="pct"/>
-            <w:tcBorders>
-              <w:top w:val="single" w:sz="8" w:space="0" w:color="00647A"/>
-              <w:left w:val="single" w:sz="8" w:space="0" w:color="00647A"/>
-              <w:bottom w:val="single" w:sz="8" w:space="0" w:color="00647A"/>
-              <w:right w:val="single" w:sz="8" w:space="0" w:color="00647A"/>
-            </w:tcBorders>
-            <w:tcMar>
-              <w:top w:w="72" w:type="dxa"/>
-              <w:left w:w="144" w:type="dxa"/>
-              <w:bottom w:w="72" w:type="dxa"/>
-              <w:right w:w="144" w:type="dxa"/>
-            </w:tcMar>
-          </w:tcPr>
-          <w:p>
-            <w:pPr>
-              <w:spacing w:after="0"/>
-              <w:rPr>
-                <w:lang w:val="it-IT"/>
-              </w:rPr>
-            </w:pPr>
-          </w:p>
-        </w:tc>
-      </w:tr>
-      <w:tr>
-        <w:trPr>
-          <w:trHeight w:val="20"/>
-        </w:trPr>
-        <w:tc>
-          <w:tcPr>
-            <w:tcW w:w="1182" w:type="pct"/>
-            <w:vMerge/>
-            <w:tcBorders>
-              <w:left w:val="single" w:sz="8" w:space="0" w:color="00647A"/>
-              <w:bottom w:val="single" w:sz="8" w:space="0" w:color="00647A"/>
-              <w:right w:val="single" w:sz="8" w:space="0" w:color="00647A"/>
-            </w:tcBorders>
-            <w:vAlign w:val="center"/>
-          </w:tcPr>
-          <w:p>
-            <w:pPr>
-              <w:spacing w:after="0"/>
-              <w:rPr>
-                <w:lang w:val="it-IT"/>
-              </w:rPr>
-            </w:pPr>
-          </w:p>
-        </w:tc>
-        <w:tc>
-          <w:tcPr>
-            <w:tcW w:w="533" w:type="pct"/>
-            <w:tcBorders>
-              <w:top w:val="single" w:sz="8" w:space="0" w:color="00647A"/>
-              <w:left w:val="single" w:sz="8" w:space="0" w:color="00647A"/>
-              <w:bottom w:val="single" w:sz="8" w:space="0" w:color="00647A"/>
-              <w:right w:val="single" w:sz="8" w:space="0" w:color="00647A"/>
-            </w:tcBorders>
-            <w:tcMar>
-              <w:top w:w="72" w:type="dxa"/>
-              <w:left w:w="144" w:type="dxa"/>
-              <w:bottom w:w="72" w:type="dxa"/>
-              <w:right w:w="144" w:type="dxa"/>
-            </w:tcMar>
-          </w:tcPr>
-          <w:p>
-            <w:pPr>
-              <w:spacing w:after="0"/>
-              <w:rPr>
-                <w:lang w:val="it-IT"/>
-              </w:rPr>
-            </w:pPr>
-            <w:r>
-              <w:rPr>
-                <w:lang w:val="it-IT"/>
-              </w:rPr>
-              <w:t>8a</w:t>
-            </w:r>
-          </w:p>
-        </w:tc>
-        <w:tc>
-          <w:tcPr>
-            <w:tcW w:w="1038" w:type="pct"/>
-            <w:tcBorders>
-              <w:top w:val="single" w:sz="8" w:space="0" w:color="00647A"/>
-              <w:left w:val="single" w:sz="8" w:space="0" w:color="00647A"/>
-              <w:bottom w:val="single" w:sz="8" w:space="0" w:color="00647A"/>
-              <w:right w:val="single" w:sz="8" w:space="0" w:color="00647A"/>
-            </w:tcBorders>
-            <w:tcMar>
-              <w:top w:w="72" w:type="dxa"/>
-              <w:left w:w="144" w:type="dxa"/>
-              <w:bottom w:w="72" w:type="dxa"/>
-              <w:right w:w="144" w:type="dxa"/>
-            </w:tcMar>
-          </w:tcPr>
-          <w:p>
-            <w:pPr>
-              <w:spacing w:after="0"/>
-              <w:rPr>
-                <w:lang w:val="it-IT"/>
-              </w:rPr>
-            </w:pPr>
-          </w:p>
-        </w:tc>
-        <w:tc>
-          <w:tcPr>
-            <w:tcW w:w="1121" w:type="pct"/>
-            <w:tcBorders>
-              <w:top w:val="single" w:sz="8" w:space="0" w:color="00647A"/>
-              <w:left w:val="single" w:sz="8" w:space="0" w:color="00647A"/>
-              <w:bottom w:val="single" w:sz="8" w:space="0" w:color="00647A"/>
-              <w:right w:val="single" w:sz="8" w:space="0" w:color="00647A"/>
-            </w:tcBorders>
-            <w:tcMar>
-              <w:top w:w="72" w:type="dxa"/>
-              <w:left w:w="144" w:type="dxa"/>
-              <w:bottom w:w="72" w:type="dxa"/>
-              <w:right w:w="144" w:type="dxa"/>
-            </w:tcMar>
-          </w:tcPr>
-          <w:p>
-            <w:pPr>
-              <w:spacing w:after="0"/>
-              <w:rPr>
-                <w:lang w:val="it-IT"/>
-              </w:rPr>
-            </w:pPr>
-          </w:p>
-        </w:tc>
-        <w:tc>
-          <w:tcPr>
-            <w:tcW w:w="1126" w:type="pct"/>
-            <w:tcBorders>
-              <w:top w:val="single" w:sz="8" w:space="0" w:color="00647A"/>
-              <w:left w:val="single" w:sz="8" w:space="0" w:color="00647A"/>
-              <w:bottom w:val="single" w:sz="8" w:space="0" w:color="00647A"/>
-              <w:right w:val="single" w:sz="8" w:space="0" w:color="00647A"/>
-            </w:tcBorders>
-            <w:tcMar>
-              <w:top w:w="72" w:type="dxa"/>
-              <w:left w:w="144" w:type="dxa"/>
-              <w:bottom w:w="72" w:type="dxa"/>
-              <w:right w:w="144" w:type="dxa"/>
-            </w:tcMar>
-          </w:tcPr>
-          <w:p>
-            <w:pPr>
-              <w:spacing w:after="0"/>
-              <w:rPr>
-                <w:lang w:val="it-IT"/>
-              </w:rPr>
-            </w:pPr>
-          </w:p>
-        </w:tc>
-      </w:tr>
-      <w:tr>
-        <w:trPr>
-          <w:trHeight w:val="20"/>
-        </w:trPr>
-        <w:tc>
-          <w:tcPr>
-            <w:tcW w:w="1182" w:type="pct"/>
-            <w:tcBorders>
-              <w:top w:val="single" w:sz="8" w:space="0" w:color="00647A"/>
-              <w:left w:val="single" w:sz="8" w:space="0" w:color="00647A"/>
-              <w:bottom w:val="single" w:sz="8" w:space="0" w:color="00647A"/>
-              <w:right w:val="single" w:sz="8" w:space="0" w:color="00647A"/>
-            </w:tcBorders>
-            <w:vAlign w:val="center"/>
-          </w:tcPr>
-          <w:p>
-            <w:pPr>
-              <w:spacing w:after="0"/>
-              <w:rPr>
-                <w:lang w:val="it-IT"/>
-              </w:rPr>
-            </w:pPr>
-          </w:p>
-        </w:tc>
-        <w:tc>
-          <w:tcPr>
-            <w:tcW w:w="533" w:type="pct"/>
-            <w:tcBorders>
-              <w:top w:val="single" w:sz="8" w:space="0" w:color="00647A"/>
-              <w:left w:val="single" w:sz="8" w:space="0" w:color="00647A"/>
-              <w:bottom w:val="single" w:sz="8" w:space="0" w:color="00647A"/>
-              <w:right w:val="single" w:sz="8" w:space="0" w:color="00647A"/>
-            </w:tcBorders>
-            <w:tcMar>
-              <w:top w:w="72" w:type="dxa"/>
-              <w:left w:w="144" w:type="dxa"/>
-              <w:bottom w:w="72" w:type="dxa"/>
-              <w:right w:w="144" w:type="dxa"/>
-            </w:tcMar>
-          </w:tcPr>
-          <w:p>
-            <w:pPr>
-              <w:spacing w:after="0"/>
-              <w:rPr>
-                <w:lang w:val="it-IT"/>
-              </w:rPr>
-            </w:pPr>
-          </w:p>
-        </w:tc>
-        <w:tc>
-          <w:tcPr>
-            <w:tcW w:w="1038" w:type="pct"/>
-            <w:tcBorders>
-              <w:top w:val="single" w:sz="8" w:space="0" w:color="00647A"/>
-              <w:left w:val="single" w:sz="8" w:space="0" w:color="00647A"/>
-              <w:bottom w:val="single" w:sz="8" w:space="0" w:color="00647A"/>
-              <w:right w:val="single" w:sz="8" w:space="0" w:color="00647A"/>
-            </w:tcBorders>
-            <w:tcMar>
-              <w:top w:w="72" w:type="dxa"/>
-              <w:left w:w="144" w:type="dxa"/>
-              <w:bottom w:w="72" w:type="dxa"/>
-              <w:right w:w="144" w:type="dxa"/>
-            </w:tcMar>
-          </w:tcPr>
-          <w:p>
-            <w:pPr>
-              <w:spacing w:after="0"/>
-              <w:rPr>
-                <w:lang w:val="it-IT"/>
-              </w:rPr>
-            </w:pPr>
-          </w:p>
-        </w:tc>
-        <w:tc>
-          <w:tcPr>
-            <w:tcW w:w="1121" w:type="pct"/>
-            <w:tcBorders>
-              <w:top w:val="single" w:sz="8" w:space="0" w:color="00647A"/>
-              <w:left w:val="single" w:sz="8" w:space="0" w:color="00647A"/>
-              <w:bottom w:val="single" w:sz="8" w:space="0" w:color="00647A"/>
-              <w:right w:val="single" w:sz="8" w:space="0" w:color="00647A"/>
-            </w:tcBorders>
-            <w:tcMar>
-              <w:top w:w="72" w:type="dxa"/>
-              <w:left w:w="144" w:type="dxa"/>
-              <w:bottom w:w="72" w:type="dxa"/>
-              <w:right w:w="144" w:type="dxa"/>
-            </w:tcMar>
-          </w:tcPr>
-          <w:p>
-            <w:pPr>
-              <w:spacing w:after="0"/>
-              <w:rPr>
-                <w:lang w:val="it-IT"/>
-              </w:rPr>
-            </w:pPr>
-          </w:p>
-        </w:tc>
-        <w:tc>
-          <w:tcPr>
-            <w:tcW w:w="1126" w:type="pct"/>
-            <w:tcBorders>
-              <w:top w:val="single" w:sz="8" w:space="0" w:color="00647A"/>
-              <w:left w:val="single" w:sz="8" w:space="0" w:color="00647A"/>
-              <w:bottom w:val="single" w:sz="8" w:space="0" w:color="00647A"/>
-              <w:right w:val="single" w:sz="8" w:space="0" w:color="00647A"/>
-            </w:tcBorders>
-            <w:tcMar>
-              <w:top w:w="72" w:type="dxa"/>
-              <w:left w:w="144" w:type="dxa"/>
-              <w:bottom w:w="72" w:type="dxa"/>
-              <w:right w:w="144" w:type="dxa"/>
-            </w:tcMar>
-          </w:tcPr>
-          <w:p>
-            <w:pPr>
-              <w:spacing w:after="0"/>
-              <w:rPr>
-                <w:lang w:val="it-IT"/>
-              </w:rPr>
-            </w:pPr>
+                <w:lang w:val="en-US"/>
+              </w:rPr>
+            </w:pPr>
+            <w:r>
+              <w:rPr>
+                <w:lang w:val="en-US"/>
+              </w:rPr>
+              <w:t>Returns to the issue details view</w:t>
+            </w:r>
           </w:p>
         </w:tc>
       </w:tr>
@@ -5745,7 +4798,7 @@
     <w:p>
       <w:pPr>
         <w:rPr>
-          <w:lang w:val="it-IT"/>
+          <w:lang w:val="en-US"/>
         </w:rPr>
       </w:pPr>
     </w:p>
@@ -5760,8 +4813,8 @@
 </file>
 
 <file path=word/numbering.xml><?xml version="1.0" encoding="utf-8"?>
-<w:numbering xmlns:wpc="http://schemas.microsoft.com/office/word/2010/wordprocessingCanvas" xmlns:cx="http://schemas.microsoft.com/office/drawing/2014/chartex" xmlns:cx1="http://schemas.microsoft.com/office/drawing/2015/9/8/chartex" xmlns:cx2="http://schemas.microsoft.com/office/drawing/2015/10/21/chartex" xmlns:cx3="http://schemas.microsoft.com/office/drawing/2016/5/9/chartex" xmlns:cx4="http://schemas.microsoft.com/office/drawing/2016/5/10/chartex" xmlns:cx5="http://schemas.microsoft.com/office/drawing/2016/5/11/chartex" xmlns:cx6="http://schemas.microsoft.com/office/drawing/2016/5/12/chartex" xmlns:cx7="http://schemas.microsoft.com/office/drawing/2016/5/13/chartex" xmlns:cx8="http://schemas.microsoft.com/office/drawing/2016/5/14/chartex" xmlns:mc="http://schemas.openxmlformats.org/markup-compatibility/2006" xmlns:aink="http://schemas.microsoft.com/office/drawing/2016/ink" xmlns:am3d="http://schemas.microsoft.com/office/drawing/2017/model3d" xmlns:o="urn:schemas-microsoft-com:office:office" xmlns:oel="http://schemas.microsoft.com/office/2019/extlst" xmlns:r="http://schemas.openxmlformats.org/officeDocument/2006/relationships" xmlns:m="http://schemas.openxmlformats.org/officeDocument/2006/math" xmlns:v="urn:schemas-microsoft-com:vml" xmlns:wp14="http://schemas.microsoft.com/office/word/2010/wordprocessingDrawing" xmlns:wp="http://schemas.openxmlformats.org/drawingml/2006/wordprocessingDrawing" xmlns:w10="urn:schemas-microsoft-com:office:word" xmlns:w="http://schemas.openxmlformats.org/wordprocessingml/2006/main" xmlns:w14="http://schemas.microsoft.com/office/word/2010/wordml" xmlns:w15="http://schemas.microsoft.com/office/word/2012/wordml" xmlns:w16cex="http://schemas.microsoft.com/office/word/2018/wordml/cex" xmlns:w16cid="http://schemas.microsoft.com/office/word/2016/wordml/cid" xmlns:w16="http://schemas.microsoft.com/office/word/2018/wordml" xmlns:w16du="http://schemas.microsoft.com/office/word/2023/wordml/word16du" xmlns:w16sdtdh="http://schemas.microsoft.com/office/word/2020/wordml/sdtdatahash" xmlns:w16sdtfl="http://schemas.microsoft.com/office/word/2024/wordml/sdtformatlock" xmlns:w16se="http://schemas.microsoft.com/office/word/2015/wordml/symex" xmlns:wpg="http://schemas.microsoft.com/office/word/2010/wordprocessingGroup" xmlns:wpi="http://schemas.microsoft.com/office/word/2010/wordprocessingInk" xmlns:wne="http://schemas.microsoft.com/office/word/2006/wordml" xmlns:wps="http://schemas.microsoft.com/office/word/2010/wordprocessingShape" mc:Ignorable="w14 w15 w16se w16cid w16 w16cex w16sdtdh w16sdtfl w16du wp14">
-  <w:abstractNum w:abstractNumId="0" w15:restartNumberingAfterBreak="0">
+<w:numbering xmlns:wpc="http://schemas.microsoft.com/office/word/2010/wordprocessingCanvas" xmlns:mc="http://schemas.openxmlformats.org/markup-compatibility/2006" xmlns:o="urn:schemas-microsoft-com:office:office" xmlns:r="http://schemas.openxmlformats.org/officeDocument/2006/relationships" xmlns:m="http://schemas.openxmlformats.org/officeDocument/2006/math" xmlns:v="urn:schemas-microsoft-com:vml" xmlns:wp14="http://schemas.microsoft.com/office/word/2010/wordprocessingDrawing" xmlns:wp="http://schemas.openxmlformats.org/drawingml/2006/wordprocessingDrawing" xmlns:w10="urn:schemas-microsoft-com:office:word" xmlns:w="http://schemas.openxmlformats.org/wordprocessingml/2006/main" xmlns:w14="http://schemas.microsoft.com/office/word/2010/wordml" xmlns:wpg="http://schemas.microsoft.com/office/word/2010/wordprocessingGroup" xmlns:wpi="http://schemas.microsoft.com/office/word/2010/wordprocessingInk" xmlns:wne="http://schemas.microsoft.com/office/word/2006/wordml" xmlns:wps="http://schemas.microsoft.com/office/word/2010/wordprocessingShape" mc:Ignorable="w14 wp14">
+  <w:abstractNum w:abstractNumId="0">
     <w:nsid w:val="01BB16D4"/>
     <w:multiLevelType w:val="hybridMultilevel"/>
     <w:tmpl w:val="3D36A7E6"/>
@@ -5850,14 +4903,198 @@
       </w:pPr>
     </w:lvl>
   </w:abstractNum>
-  <w:num w:numId="1" w16cid:durableId="1846044373">
+  <w:abstractNum w:abstractNumId="1">
+    <w:nsid w:val="1F121E17"/>
+    <w:multiLevelType w:val="hybridMultilevel"/>
+    <w:tmpl w:val="19787A4C"/>
+    <w:lvl w:ilvl="0" w:tplc="04100011">
+      <w:start w:val="1"/>
+      <w:numFmt w:val="decimal"/>
+      <w:lvlText w:val="%1)"/>
+      <w:lvlJc w:val="left"/>
+      <w:pPr>
+        <w:ind w:left="720" w:hanging="360"/>
+      </w:pPr>
+      <w:rPr>
+        <w:rFonts w:hint="default"/>
+      </w:rPr>
+    </w:lvl>
+    <w:lvl w:ilvl="1" w:tplc="04100019" w:tentative="1">
+      <w:start w:val="1"/>
+      <w:numFmt w:val="lowerLetter"/>
+      <w:lvlText w:val="%2."/>
+      <w:lvlJc w:val="left"/>
+      <w:pPr>
+        <w:ind w:left="1440" w:hanging="360"/>
+      </w:pPr>
+    </w:lvl>
+    <w:lvl w:ilvl="2" w:tplc="0410001B" w:tentative="1">
+      <w:start w:val="1"/>
+      <w:numFmt w:val="lowerRoman"/>
+      <w:lvlText w:val="%3."/>
+      <w:lvlJc w:val="right"/>
+      <w:pPr>
+        <w:ind w:left="2160" w:hanging="180"/>
+      </w:pPr>
+    </w:lvl>
+    <w:lvl w:ilvl="3" w:tplc="0410000F" w:tentative="1">
+      <w:start w:val="1"/>
+      <w:numFmt w:val="decimal"/>
+      <w:lvlText w:val="%4."/>
+      <w:lvlJc w:val="left"/>
+      <w:pPr>
+        <w:ind w:left="2880" w:hanging="360"/>
+      </w:pPr>
+    </w:lvl>
+    <w:lvl w:ilvl="4" w:tplc="04100019" w:tentative="1">
+      <w:start w:val="1"/>
+      <w:numFmt w:val="lowerLetter"/>
+      <w:lvlText w:val="%5."/>
+      <w:lvlJc w:val="left"/>
+      <w:pPr>
+        <w:ind w:left="3600" w:hanging="360"/>
+      </w:pPr>
+    </w:lvl>
+    <w:lvl w:ilvl="5" w:tplc="0410001B" w:tentative="1">
+      <w:start w:val="1"/>
+      <w:numFmt w:val="lowerRoman"/>
+      <w:lvlText w:val="%6."/>
+      <w:lvlJc w:val="right"/>
+      <w:pPr>
+        <w:ind w:left="4320" w:hanging="180"/>
+      </w:pPr>
+    </w:lvl>
+    <w:lvl w:ilvl="6" w:tplc="0410000F" w:tentative="1">
+      <w:start w:val="1"/>
+      <w:numFmt w:val="decimal"/>
+      <w:lvlText w:val="%7."/>
+      <w:lvlJc w:val="left"/>
+      <w:pPr>
+        <w:ind w:left="5040" w:hanging="360"/>
+      </w:pPr>
+    </w:lvl>
+    <w:lvl w:ilvl="7" w:tplc="04100019" w:tentative="1">
+      <w:start w:val="1"/>
+      <w:numFmt w:val="lowerLetter"/>
+      <w:lvlText w:val="%8."/>
+      <w:lvlJc w:val="left"/>
+      <w:pPr>
+        <w:ind w:left="5760" w:hanging="360"/>
+      </w:pPr>
+    </w:lvl>
+    <w:lvl w:ilvl="8" w:tplc="0410001B" w:tentative="1">
+      <w:start w:val="1"/>
+      <w:numFmt w:val="lowerRoman"/>
+      <w:lvlText w:val="%9."/>
+      <w:lvlJc w:val="right"/>
+      <w:pPr>
+        <w:ind w:left="6480" w:hanging="180"/>
+      </w:pPr>
+    </w:lvl>
+  </w:abstractNum>
+  <w:abstractNum w:abstractNumId="2">
+    <w:nsid w:val="5FEA69E7"/>
+    <w:multiLevelType w:val="hybridMultilevel"/>
+    <w:tmpl w:val="3D36A7E6"/>
+    <w:lvl w:ilvl="0" w:tplc="04100011">
+      <w:start w:val="1"/>
+      <w:numFmt w:val="decimal"/>
+      <w:lvlText w:val="%1)"/>
+      <w:lvlJc w:val="left"/>
+      <w:pPr>
+        <w:ind w:left="720" w:hanging="360"/>
+      </w:pPr>
+      <w:rPr>
+        <w:rFonts w:hint="default"/>
+      </w:rPr>
+    </w:lvl>
+    <w:lvl w:ilvl="1" w:tplc="04100019" w:tentative="1">
+      <w:start w:val="1"/>
+      <w:numFmt w:val="lowerLetter"/>
+      <w:lvlText w:val="%2."/>
+      <w:lvlJc w:val="left"/>
+      <w:pPr>
+        <w:ind w:left="1440" w:hanging="360"/>
+      </w:pPr>
+    </w:lvl>
+    <w:lvl w:ilvl="2" w:tplc="0410001B" w:tentative="1">
+      <w:start w:val="1"/>
+      <w:numFmt w:val="lowerRoman"/>
+      <w:lvlText w:val="%3."/>
+      <w:lvlJc w:val="right"/>
+      <w:pPr>
+        <w:ind w:left="2160" w:hanging="180"/>
+      </w:pPr>
+    </w:lvl>
+    <w:lvl w:ilvl="3" w:tplc="0410000F" w:tentative="1">
+      <w:start w:val="1"/>
+      <w:numFmt w:val="decimal"/>
+      <w:lvlText w:val="%4."/>
+      <w:lvlJc w:val="left"/>
+      <w:pPr>
+        <w:ind w:left="2880" w:hanging="360"/>
+      </w:pPr>
+    </w:lvl>
+    <w:lvl w:ilvl="4" w:tplc="04100019" w:tentative="1">
+      <w:start w:val="1"/>
+      <w:numFmt w:val="lowerLetter"/>
+      <w:lvlText w:val="%5."/>
+      <w:lvlJc w:val="left"/>
+      <w:pPr>
+        <w:ind w:left="3600" w:hanging="360"/>
+      </w:pPr>
+    </w:lvl>
+    <w:lvl w:ilvl="5" w:tplc="0410001B" w:tentative="1">
+      <w:start w:val="1"/>
+      <w:numFmt w:val="lowerRoman"/>
+      <w:lvlText w:val="%6."/>
+      <w:lvlJc w:val="right"/>
+      <w:pPr>
+        <w:ind w:left="4320" w:hanging="180"/>
+      </w:pPr>
+    </w:lvl>
+    <w:lvl w:ilvl="6" w:tplc="0410000F" w:tentative="1">
+      <w:start w:val="1"/>
+      <w:numFmt w:val="decimal"/>
+      <w:lvlText w:val="%7."/>
+      <w:lvlJc w:val="left"/>
+      <w:pPr>
+        <w:ind w:left="5040" w:hanging="360"/>
+      </w:pPr>
+    </w:lvl>
+    <w:lvl w:ilvl="7" w:tplc="04100019" w:tentative="1">
+      <w:start w:val="1"/>
+      <w:numFmt w:val="lowerLetter"/>
+      <w:lvlText w:val="%8."/>
+      <w:lvlJc w:val="left"/>
+      <w:pPr>
+        <w:ind w:left="5760" w:hanging="360"/>
+      </w:pPr>
+    </w:lvl>
+    <w:lvl w:ilvl="8" w:tplc="0410001B" w:tentative="1">
+      <w:start w:val="1"/>
+      <w:numFmt w:val="lowerRoman"/>
+      <w:lvlText w:val="%9."/>
+      <w:lvlJc w:val="right"/>
+      <w:pPr>
+        <w:ind w:left="6480" w:hanging="180"/>
+      </w:pPr>
+    </w:lvl>
+  </w:abstractNum>
+  <w:num w:numId="1">
     <w:abstractNumId w:val="0"/>
+  </w:num>
+  <w:num w:numId="2">
+    <w:abstractNumId w:val="1"/>
+  </w:num>
+  <w:num w:numId="3">
+    <w:abstractNumId w:val="2"/>
   </w:num>
 </w:numbering>
 </file>
 
 <file path=word/styles.xml><?xml version="1.0" encoding="utf-8"?>
-<w:styles xmlns:mc="http://schemas.openxmlformats.org/markup-compatibility/2006" xmlns:r="http://schemas.openxmlformats.org/officeDocument/2006/relationships" xmlns:w="http://schemas.openxmlformats.org/wordprocessingml/2006/main" xmlns:w14="http://schemas.microsoft.com/office/word/2010/wordml" xmlns:w15="http://schemas.microsoft.com/office/word/2012/wordml" xmlns:w16cex="http://schemas.microsoft.com/office/word/2018/wordml/cex" xmlns:w16cid="http://schemas.microsoft.com/office/word/2016/wordml/cid" xmlns:w16="http://schemas.microsoft.com/office/word/2018/wordml" xmlns:w16du="http://schemas.microsoft.com/office/word/2023/wordml/word16du" xmlns:w16sdtdh="http://schemas.microsoft.com/office/word/2020/wordml/sdtdatahash" xmlns:w16sdtfl="http://schemas.microsoft.com/office/word/2024/wordml/sdtformatlock" xmlns:w16se="http://schemas.microsoft.com/office/word/2015/wordml/symex" mc:Ignorable="w14 w15 w16se w16cid w16 w16cex w16sdtdh w16sdtfl w16du">
+<w:styles xmlns:mc="http://schemas.openxmlformats.org/markup-compatibility/2006" xmlns:r="http://schemas.openxmlformats.org/officeDocument/2006/relationships" xmlns:w="http://schemas.openxmlformats.org/wordprocessingml/2006/main" xmlns:w14="http://schemas.microsoft.com/office/word/2010/wordml" mc:Ignorable="w14">
   <w:docDefaults>
     <w:rPrDefault>
       <w:rPr>
@@ -5874,383 +5111,824 @@
       </w:pPr>
     </w:pPrDefault>
   </w:docDefaults>
-  <w:latentStyles w:defLockedState="0" w:defUIPriority="99" w:defSemiHidden="0" w:defUnhideWhenUsed="0" w:defQFormat="0" w:count="376">
-    <w:lsdException w:name="Normal" w:uiPriority="0" w:qFormat="1"/>
-    <w:lsdException w:name="heading 1" w:uiPriority="9" w:qFormat="1"/>
-    <w:lsdException w:name="heading 2" w:semiHidden="1" w:uiPriority="9" w:unhideWhenUsed="1" w:qFormat="1"/>
-    <w:lsdException w:name="heading 3" w:semiHidden="1" w:uiPriority="9" w:unhideWhenUsed="1" w:qFormat="1"/>
-    <w:lsdException w:name="heading 4" w:semiHidden="1" w:uiPriority="9" w:unhideWhenUsed="1" w:qFormat="1"/>
-    <w:lsdException w:name="heading 5" w:semiHidden="1" w:uiPriority="9" w:unhideWhenUsed="1" w:qFormat="1"/>
-    <w:lsdException w:name="heading 6" w:semiHidden="1" w:uiPriority="9" w:unhideWhenUsed="1" w:qFormat="1"/>
-    <w:lsdException w:name="heading 7" w:semiHidden="1" w:uiPriority="9" w:unhideWhenUsed="1" w:qFormat="1"/>
-    <w:lsdException w:name="heading 8" w:semiHidden="1" w:uiPriority="9" w:unhideWhenUsed="1" w:qFormat="1"/>
-    <w:lsdException w:name="heading 9" w:semiHidden="1" w:uiPriority="9" w:unhideWhenUsed="1" w:qFormat="1"/>
-    <w:lsdException w:name="index 1" w:semiHidden="1" w:unhideWhenUsed="1"/>
-    <w:lsdException w:name="index 2" w:semiHidden="1" w:unhideWhenUsed="1"/>
-    <w:lsdException w:name="index 3" w:semiHidden="1" w:unhideWhenUsed="1"/>
-    <w:lsdException w:name="index 4" w:semiHidden="1" w:unhideWhenUsed="1"/>
-    <w:lsdException w:name="index 5" w:semiHidden="1" w:unhideWhenUsed="1"/>
-    <w:lsdException w:name="index 6" w:semiHidden="1" w:unhideWhenUsed="1"/>
-    <w:lsdException w:name="index 7" w:semiHidden="1" w:unhideWhenUsed="1"/>
-    <w:lsdException w:name="index 8" w:semiHidden="1" w:unhideWhenUsed="1"/>
-    <w:lsdException w:name="index 9" w:semiHidden="1" w:unhideWhenUsed="1"/>
-    <w:lsdException w:name="toc 1" w:semiHidden="1" w:uiPriority="39" w:unhideWhenUsed="1"/>
-    <w:lsdException w:name="toc 2" w:semiHidden="1" w:uiPriority="39" w:unhideWhenUsed="1"/>
-    <w:lsdException w:name="toc 3" w:semiHidden="1" w:uiPriority="39" w:unhideWhenUsed="1"/>
-    <w:lsdException w:name="toc 4" w:semiHidden="1" w:uiPriority="39" w:unhideWhenUsed="1"/>
-    <w:lsdException w:name="toc 5" w:semiHidden="1" w:uiPriority="39" w:unhideWhenUsed="1"/>
-    <w:lsdException w:name="toc 6" w:semiHidden="1" w:uiPriority="39" w:unhideWhenUsed="1"/>
-    <w:lsdException w:name="toc 7" w:semiHidden="1" w:uiPriority="39" w:unhideWhenUsed="1"/>
-    <w:lsdException w:name="toc 8" w:semiHidden="1" w:uiPriority="39" w:unhideWhenUsed="1"/>
-    <w:lsdException w:name="toc 9" w:semiHidden="1" w:uiPriority="39" w:unhideWhenUsed="1"/>
-    <w:lsdException w:name="Normal Indent" w:semiHidden="1" w:unhideWhenUsed="1"/>
-    <w:lsdException w:name="footnote text" w:semiHidden="1" w:unhideWhenUsed="1"/>
-    <w:lsdException w:name="annotation text" w:semiHidden="1" w:unhideWhenUsed="1"/>
-    <w:lsdException w:name="header" w:semiHidden="1" w:unhideWhenUsed="1"/>
-    <w:lsdException w:name="footer" w:semiHidden="1" w:unhideWhenUsed="1"/>
-    <w:lsdException w:name="index heading" w:semiHidden="1" w:unhideWhenUsed="1"/>
-    <w:lsdException w:name="caption" w:semiHidden="1" w:uiPriority="35" w:unhideWhenUsed="1" w:qFormat="1"/>
-    <w:lsdException w:name="table of figures" w:semiHidden="1" w:unhideWhenUsed="1"/>
-    <w:lsdException w:name="envelope address" w:semiHidden="1" w:unhideWhenUsed="1"/>
-    <w:lsdException w:name="envelope return" w:semiHidden="1" w:unhideWhenUsed="1"/>
-    <w:lsdException w:name="footnote reference" w:semiHidden="1" w:unhideWhenUsed="1"/>
-    <w:lsdException w:name="annotation reference" w:semiHidden="1" w:unhideWhenUsed="1"/>
-    <w:lsdException w:name="line number" w:semiHidden="1" w:unhideWhenUsed="1"/>
-    <w:lsdException w:name="page number" w:semiHidden="1" w:unhideWhenUsed="1"/>
-    <w:lsdException w:name="endnote reference" w:semiHidden="1" w:unhideWhenUsed="1"/>
-    <w:lsdException w:name="endnote text" w:semiHidden="1" w:unhideWhenUsed="1"/>
-    <w:lsdException w:name="table of authorities" w:semiHidden="1" w:unhideWhenUsed="1"/>
-    <w:lsdException w:name="macro" w:semiHidden="1" w:unhideWhenUsed="1"/>
-    <w:lsdException w:name="toa heading" w:semiHidden="1" w:unhideWhenUsed="1"/>
-    <w:lsdException w:name="List" w:semiHidden="1" w:unhideWhenUsed="1"/>
-    <w:lsdException w:name="List Bullet" w:semiHidden="1" w:unhideWhenUsed="1"/>
-    <w:lsdException w:name="List Number" w:semiHidden="1" w:unhideWhenUsed="1"/>
-    <w:lsdException w:name="List 2" w:semiHidden="1" w:unhideWhenUsed="1"/>
-    <w:lsdException w:name="List 3" w:semiHidden="1" w:unhideWhenUsed="1"/>
-    <w:lsdException w:name="List 4" w:semiHidden="1" w:unhideWhenUsed="1"/>
-    <w:lsdException w:name="List 5" w:semiHidden="1" w:unhideWhenUsed="1"/>
-    <w:lsdException w:name="List Bullet 2" w:semiHidden="1" w:unhideWhenUsed="1"/>
-    <w:lsdException w:name="List Bullet 3" w:semiHidden="1" w:unhideWhenUsed="1"/>
-    <w:lsdException w:name="List Bullet 4" w:semiHidden="1" w:unhideWhenUsed="1"/>
-    <w:lsdException w:name="List Bullet 5" w:semiHidden="1" w:unhideWhenUsed="1"/>
-    <w:lsdException w:name="List Number 2" w:semiHidden="1" w:unhideWhenUsed="1"/>
-    <w:lsdException w:name="List Number 3" w:semiHidden="1" w:unhideWhenUsed="1"/>
-    <w:lsdException w:name="List Number 4" w:semiHidden="1" w:unhideWhenUsed="1"/>
-    <w:lsdException w:name="List Number 5" w:semiHidden="1" w:unhideWhenUsed="1"/>
-    <w:lsdException w:name="Title" w:uiPriority="10" w:qFormat="1"/>
-    <w:lsdException w:name="Closing" w:semiHidden="1" w:unhideWhenUsed="1"/>
-    <w:lsdException w:name="Signature" w:semiHidden="1" w:unhideWhenUsed="1"/>
-    <w:lsdException w:name="Default Paragraph Font" w:semiHidden="1" w:uiPriority="1" w:unhideWhenUsed="1"/>
-    <w:lsdException w:name="Body Text" w:semiHidden="1" w:unhideWhenUsed="1"/>
-    <w:lsdException w:name="Body Text Indent" w:semiHidden="1" w:unhideWhenUsed="1"/>
-    <w:lsdException w:name="List Continue" w:semiHidden="1" w:unhideWhenUsed="1"/>
-    <w:lsdException w:name="List Continue 2" w:semiHidden="1" w:unhideWhenUsed="1"/>
-    <w:lsdException w:name="List Continue 3" w:semiHidden="1" w:unhideWhenUsed="1"/>
-    <w:lsdException w:name="List Continue 4" w:semiHidden="1" w:unhideWhenUsed="1"/>
-    <w:lsdException w:name="List Continue 5" w:semiHidden="1" w:unhideWhenUsed="1"/>
-    <w:lsdException w:name="Message Header" w:semiHidden="1" w:unhideWhenUsed="1"/>
-    <w:lsdException w:name="Subtitle" w:uiPriority="11" w:qFormat="1"/>
-    <w:lsdException w:name="Salutation" w:semiHidden="1" w:unhideWhenUsed="1"/>
-    <w:lsdException w:name="Date" w:semiHidden="1" w:unhideWhenUsed="1"/>
-    <w:lsdException w:name="Body Text First Indent" w:semiHidden="1" w:unhideWhenUsed="1"/>
-    <w:lsdException w:name="Body Text First Indent 2" w:semiHidden="1" w:unhideWhenUsed="1"/>
-    <w:lsdException w:name="Note Heading" w:semiHidden="1" w:unhideWhenUsed="1"/>
-    <w:lsdException w:name="Body Text 2" w:semiHidden="1" w:unhideWhenUsed="1"/>
-    <w:lsdException w:name="Body Text 3" w:semiHidden="1" w:unhideWhenUsed="1"/>
-    <w:lsdException w:name="Body Text Indent 2" w:semiHidden="1" w:unhideWhenUsed="1"/>
-    <w:lsdException w:name="Body Text Indent 3" w:semiHidden="1" w:unhideWhenUsed="1"/>
-    <w:lsdException w:name="Block Text" w:semiHidden="1" w:unhideWhenUsed="1"/>
-    <w:lsdException w:name="Hyperlink" w:semiHidden="1" w:unhideWhenUsed="1"/>
-    <w:lsdException w:name="FollowedHyperlink" w:semiHidden="1" w:unhideWhenUsed="1"/>
-    <w:lsdException w:name="Strong" w:uiPriority="22" w:qFormat="1"/>
-    <w:lsdException w:name="Emphasis" w:uiPriority="20" w:qFormat="1"/>
-    <w:lsdException w:name="Document Map" w:semiHidden="1" w:unhideWhenUsed="1"/>
-    <w:lsdException w:name="Plain Text" w:semiHidden="1" w:unhideWhenUsed="1"/>
-    <w:lsdException w:name="E-mail Signature" w:semiHidden="1" w:unhideWhenUsed="1"/>
-    <w:lsdException w:name="HTML Top of Form" w:semiHidden="1" w:unhideWhenUsed="1"/>
-    <w:lsdException w:name="HTML Bottom of Form" w:semiHidden="1" w:unhideWhenUsed="1"/>
-    <w:lsdException w:name="Normal (Web)" w:semiHidden="1" w:unhideWhenUsed="1"/>
-    <w:lsdException w:name="HTML Acronym" w:semiHidden="1" w:unhideWhenUsed="1"/>
-    <w:lsdException w:name="HTML Address" w:semiHidden="1" w:unhideWhenUsed="1"/>
-    <w:lsdException w:name="HTML Cite" w:semiHidden="1" w:unhideWhenUsed="1"/>
-    <w:lsdException w:name="HTML Code" w:semiHidden="1" w:unhideWhenUsed="1"/>
-    <w:lsdException w:name="HTML Definition" w:semiHidden="1" w:unhideWhenUsed="1"/>
-    <w:lsdException w:name="HTML Keyboard" w:semiHidden="1" w:unhideWhenUsed="1"/>
-    <w:lsdException w:name="HTML Preformatted" w:semiHidden="1" w:unhideWhenUsed="1"/>
-    <w:lsdException w:name="HTML Sample" w:semiHidden="1" w:unhideWhenUsed="1"/>
-    <w:lsdException w:name="HTML Typewriter" w:semiHidden="1" w:unhideWhenUsed="1"/>
-    <w:lsdException w:name="HTML Variable" w:semiHidden="1" w:unhideWhenUsed="1"/>
-    <w:lsdException w:name="Normal Table" w:semiHidden="1" w:unhideWhenUsed="1"/>
-    <w:lsdException w:name="annotation subject" w:semiHidden="1" w:unhideWhenUsed="1"/>
-    <w:lsdException w:name="No List" w:semiHidden="1" w:unhideWhenUsed="1"/>
-    <w:lsdException w:name="Outline List 1" w:semiHidden="1" w:unhideWhenUsed="1"/>
-    <w:lsdException w:name="Outline List 2" w:semiHidden="1" w:unhideWhenUsed="1"/>
-    <w:lsdException w:name="Outline List 3" w:semiHidden="1" w:unhideWhenUsed="1"/>
-    <w:lsdException w:name="Table Simple 1" w:semiHidden="1" w:unhideWhenUsed="1"/>
-    <w:lsdException w:name="Table Simple 2" w:semiHidden="1" w:unhideWhenUsed="1"/>
-    <w:lsdException w:name="Table Simple 3" w:semiHidden="1" w:unhideWhenUsed="1"/>
-    <w:lsdException w:name="Table Classic 1" w:semiHidden="1" w:unhideWhenUsed="1"/>
-    <w:lsdException w:name="Table Classic 2" w:semiHidden="1" w:unhideWhenUsed="1"/>
-    <w:lsdException w:name="Table Classic 3" w:semiHidden="1" w:unhideWhenUsed="1"/>
-    <w:lsdException w:name="Table Classic 4" w:semiHidden="1" w:unhideWhenUsed="1"/>
-    <w:lsdException w:name="Table Colorful 1" w:semiHidden="1" w:unhideWhenUsed="1"/>
-    <w:lsdException w:name="Table Colorful 2" w:semiHidden="1" w:unhideWhenUsed="1"/>
-    <w:lsdException w:name="Table Colorful 3" w:semiHidden="1" w:unhideWhenUsed="1"/>
-    <w:lsdException w:name="Table Columns 1" w:semiHidden="1" w:unhideWhenUsed="1"/>
-    <w:lsdException w:name="Table Columns 2" w:semiHidden="1" w:unhideWhenUsed="1"/>
-    <w:lsdException w:name="Table Columns 3" w:semiHidden="1" w:unhideWhenUsed="1"/>
-    <w:lsdException w:name="Table Columns 4" w:semiHidden="1" w:unhideWhenUsed="1"/>
-    <w:lsdException w:name="Table Columns 5" w:semiHidden="1" w:unhideWhenUsed="1"/>
-    <w:lsdException w:name="Table Grid 1" w:semiHidden="1" w:unhideWhenUsed="1"/>
-    <w:lsdException w:name="Table Grid 2" w:semiHidden="1" w:unhideWhenUsed="1"/>
-    <w:lsdException w:name="Table Grid 3" w:semiHidden="1" w:unhideWhenUsed="1"/>
-    <w:lsdException w:name="Table Grid 4" w:semiHidden="1" w:unhideWhenUsed="1"/>
-    <w:lsdException w:name="Table Grid 5" w:semiHidden="1" w:unhideWhenUsed="1"/>
-    <w:lsdException w:name="Table Grid 6" w:semiHidden="1" w:unhideWhenUsed="1"/>
-    <w:lsdException w:name="Table Grid 7" w:semiHidden="1" w:unhideWhenUsed="1"/>
-    <w:lsdException w:name="Table Grid 8" w:semiHidden="1" w:unhideWhenUsed="1"/>
-    <w:lsdException w:name="Table List 1" w:semiHidden="1" w:unhideWhenUsed="1"/>
-    <w:lsdException w:name="Table List 2" w:semiHidden="1" w:unhideWhenUsed="1"/>
-    <w:lsdException w:name="Table List 3" w:semiHidden="1" w:unhideWhenUsed="1"/>
-    <w:lsdException w:name="Table List 4" w:semiHidden="1" w:unhideWhenUsed="1"/>
-    <w:lsdException w:name="Table List 5" w:semiHidden="1" w:unhideWhenUsed="1"/>
-    <w:lsdException w:name="Table List 6" w:semiHidden="1" w:unhideWhenUsed="1"/>
-    <w:lsdException w:name="Table List 7" w:semiHidden="1" w:unhideWhenUsed="1"/>
-    <w:lsdException w:name="Table List 8" w:semiHidden="1" w:unhideWhenUsed="1"/>
-    <w:lsdException w:name="Table 3D effects 1" w:semiHidden="1" w:unhideWhenUsed="1"/>
-    <w:lsdException w:name="Table 3D effects 2" w:semiHidden="1" w:unhideWhenUsed="1"/>
-    <w:lsdException w:name="Table 3D effects 3" w:semiHidden="1" w:unhideWhenUsed="1"/>
-    <w:lsdException w:name="Table Contemporary" w:semiHidden="1" w:unhideWhenUsed="1"/>
-    <w:lsdException w:name="Table Elegant" w:semiHidden="1" w:unhideWhenUsed="1"/>
-    <w:lsdException w:name="Table Professional" w:semiHidden="1" w:unhideWhenUsed="1"/>
-    <w:lsdException w:name="Table Subtle 1" w:semiHidden="1" w:unhideWhenUsed="1"/>
-    <w:lsdException w:name="Table Subtle 2" w:semiHidden="1" w:unhideWhenUsed="1"/>
-    <w:lsdException w:name="Table Web 1" w:semiHidden="1" w:unhideWhenUsed="1"/>
-    <w:lsdException w:name="Table Web 2" w:semiHidden="1" w:unhideWhenUsed="1"/>
-    <w:lsdException w:name="Table Web 3" w:semiHidden="1" w:unhideWhenUsed="1"/>
-    <w:lsdException w:name="Balloon Text" w:semiHidden="1" w:unhideWhenUsed="1"/>
-    <w:lsdException w:name="Table Grid" w:uiPriority="39"/>
-    <w:lsdException w:name="Table Theme" w:semiHidden="1" w:unhideWhenUsed="1"/>
-    <w:lsdException w:name="Placeholder Text" w:semiHidden="1"/>
-    <w:lsdException w:name="No Spacing" w:uiPriority="1" w:qFormat="1"/>
-    <w:lsdException w:name="Light Shading" w:uiPriority="60"/>
-    <w:lsdException w:name="Light List" w:uiPriority="61"/>
-    <w:lsdException w:name="Light Grid" w:uiPriority="62"/>
-    <w:lsdException w:name="Medium Shading 1" w:uiPriority="63"/>
-    <w:lsdException w:name="Medium Shading 2" w:uiPriority="64"/>
-    <w:lsdException w:name="Medium List 1" w:uiPriority="65"/>
-    <w:lsdException w:name="Medium List 2" w:uiPriority="66"/>
-    <w:lsdException w:name="Medium Grid 1" w:uiPriority="67"/>
-    <w:lsdException w:name="Medium Grid 2" w:uiPriority="68"/>
-    <w:lsdException w:name="Medium Grid 3" w:uiPriority="69"/>
-    <w:lsdException w:name="Dark List" w:uiPriority="70"/>
-    <w:lsdException w:name="Colorful Shading" w:uiPriority="71"/>
-    <w:lsdException w:name="Colorful List" w:uiPriority="72"/>
-    <w:lsdException w:name="Colorful Grid" w:uiPriority="73"/>
-    <w:lsdException w:name="Light Shading Accent 1" w:uiPriority="60"/>
-    <w:lsdException w:name="Light List Accent 1" w:uiPriority="61"/>
-    <w:lsdException w:name="Light Grid Accent 1" w:uiPriority="62"/>
-    <w:lsdException w:name="Medium Shading 1 Accent 1" w:uiPriority="63"/>
-    <w:lsdException w:name="Medium Shading 2 Accent 1" w:uiPriority="64"/>
-    <w:lsdException w:name="Medium List 1 Accent 1" w:uiPriority="65"/>
-    <w:lsdException w:name="Revision" w:semiHidden="1"/>
-    <w:lsdException w:name="List Paragraph" w:uiPriority="34" w:qFormat="1"/>
-    <w:lsdException w:name="Quote" w:uiPriority="29" w:qFormat="1"/>
-    <w:lsdException w:name="Intense Quote" w:uiPriority="30" w:qFormat="1"/>
-    <w:lsdException w:name="Medium List 2 Accent 1" w:uiPriority="66"/>
-    <w:lsdException w:name="Medium Grid 1 Accent 1" w:uiPriority="67"/>
-    <w:lsdException w:name="Medium Grid 2 Accent 1" w:uiPriority="68"/>
-    <w:lsdException w:name="Medium Grid 3 Accent 1" w:uiPriority="69"/>
-    <w:lsdException w:name="Dark List Accent 1" w:uiPriority="70"/>
-    <w:lsdException w:name="Colorful Shading Accent 1" w:uiPriority="71"/>
-    <w:lsdException w:name="Colorful List Accent 1" w:uiPriority="72"/>
-    <w:lsdException w:name="Colorful Grid Accent 1" w:uiPriority="73"/>
-    <w:lsdException w:name="Light Shading Accent 2" w:uiPriority="60"/>
-    <w:lsdException w:name="Light List Accent 2" w:uiPriority="61"/>
-    <w:lsdException w:name="Light Grid Accent 2" w:uiPriority="62"/>
-    <w:lsdException w:name="Medium Shading 1 Accent 2" w:uiPriority="63"/>
-    <w:lsdException w:name="Medium Shading 2 Accent 2" w:uiPriority="64"/>
-    <w:lsdException w:name="Medium List 1 Accent 2" w:uiPriority="65"/>
-    <w:lsdException w:name="Medium List 2 Accent 2" w:uiPriority="66"/>
-    <w:lsdException w:name="Medium Grid 1 Accent 2" w:uiPriority="67"/>
-    <w:lsdException w:name="Medium Grid 2 Accent 2" w:uiPriority="68"/>
-    <w:lsdException w:name="Medium Grid 3 Accent 2" w:uiPriority="69"/>
-    <w:lsdException w:name="Dark List Accent 2" w:uiPriority="70"/>
-    <w:lsdException w:name="Colorful Shading Accent 2" w:uiPriority="71"/>
-    <w:lsdException w:name="Colorful List Accent 2" w:uiPriority="72"/>
-    <w:lsdException w:name="Colorful Grid Accent 2" w:uiPriority="73"/>
-    <w:lsdException w:name="Light Shading Accent 3" w:uiPriority="60"/>
-    <w:lsdException w:name="Light List Accent 3" w:uiPriority="61"/>
-    <w:lsdException w:name="Light Grid Accent 3" w:uiPriority="62"/>
-    <w:lsdException w:name="Medium Shading 1 Accent 3" w:uiPriority="63"/>
-    <w:lsdException w:name="Medium Shading 2 Accent 3" w:uiPriority="64"/>
-    <w:lsdException w:name="Medium List 1 Accent 3" w:uiPriority="65"/>
-    <w:lsdException w:name="Medium List 2 Accent 3" w:uiPriority="66"/>
-    <w:lsdException w:name="Medium Grid 1 Accent 3" w:uiPriority="67"/>
-    <w:lsdException w:name="Medium Grid 2 Accent 3" w:uiPriority="68"/>
-    <w:lsdException w:name="Medium Grid 3 Accent 3" w:uiPriority="69"/>
-    <w:lsdException w:name="Dark List Accent 3" w:uiPriority="70"/>
-    <w:lsdException w:name="Colorful Shading Accent 3" w:uiPriority="71"/>
-    <w:lsdException w:name="Colorful List Accent 3" w:uiPriority="72"/>
-    <w:lsdException w:name="Colorful Grid Accent 3" w:uiPriority="73"/>
-    <w:lsdException w:name="Light Shading Accent 4" w:uiPriority="60"/>
-    <w:lsdException w:name="Light List Accent 4" w:uiPriority="61"/>
-    <w:lsdException w:name="Light Grid Accent 4" w:uiPriority="62"/>
-    <w:lsdException w:name="Medium Shading 1 Accent 4" w:uiPriority="63"/>
-    <w:lsdException w:name="Medium Shading 2 Accent 4" w:uiPriority="64"/>
-    <w:lsdException w:name="Medium List 1 Accent 4" w:uiPriority="65"/>
-    <w:lsdException w:name="Medium List 2 Accent 4" w:uiPriority="66"/>
-    <w:lsdException w:name="Medium Grid 1 Accent 4" w:uiPriority="67"/>
-    <w:lsdException w:name="Medium Grid 2 Accent 4" w:uiPriority="68"/>
-    <w:lsdException w:name="Medium Grid 3 Accent 4" w:uiPriority="69"/>
-    <w:lsdException w:name="Dark List Accent 4" w:uiPriority="70"/>
-    <w:lsdException w:name="Colorful Shading Accent 4" w:uiPriority="71"/>
-    <w:lsdException w:name="Colorful List Accent 4" w:uiPriority="72"/>
-    <w:lsdException w:name="Colorful Grid Accent 4" w:uiPriority="73"/>
-    <w:lsdException w:name="Light Shading Accent 5" w:uiPriority="60"/>
-    <w:lsdException w:name="Light List Accent 5" w:uiPriority="61"/>
-    <w:lsdException w:name="Light Grid Accent 5" w:uiPriority="62"/>
-    <w:lsdException w:name="Medium Shading 1 Accent 5" w:uiPriority="63"/>
-    <w:lsdException w:name="Medium Shading 2 Accent 5" w:uiPriority="64"/>
-    <w:lsdException w:name="Medium List 1 Accent 5" w:uiPriority="65"/>
-    <w:lsdException w:name="Medium List 2 Accent 5" w:uiPriority="66"/>
-    <w:lsdException w:name="Medium Grid 1 Accent 5" w:uiPriority="67"/>
-    <w:lsdException w:name="Medium Grid 2 Accent 5" w:uiPriority="68"/>
-    <w:lsdException w:name="Medium Grid 3 Accent 5" w:uiPriority="69"/>
-    <w:lsdException w:name="Dark List Accent 5" w:uiPriority="70"/>
-    <w:lsdException w:name="Colorful Shading Accent 5" w:uiPriority="71"/>
-    <w:lsdException w:name="Colorful List Accent 5" w:uiPriority="72"/>
-    <w:lsdException w:name="Colorful Grid Accent 5" w:uiPriority="73"/>
-    <w:lsdException w:name="Light Shading Accent 6" w:uiPriority="60"/>
-    <w:lsdException w:name="Light List Accent 6" w:uiPriority="61"/>
-    <w:lsdException w:name="Light Grid Accent 6" w:uiPriority="62"/>
-    <w:lsdException w:name="Medium Shading 1 Accent 6" w:uiPriority="63"/>
-    <w:lsdException w:name="Medium Shading 2 Accent 6" w:uiPriority="64"/>
-    <w:lsdException w:name="Medium List 1 Accent 6" w:uiPriority="65"/>
-    <w:lsdException w:name="Medium List 2 Accent 6" w:uiPriority="66"/>
-    <w:lsdException w:name="Medium Grid 1 Accent 6" w:uiPriority="67"/>
-    <w:lsdException w:name="Medium Grid 2 Accent 6" w:uiPriority="68"/>
-    <w:lsdException w:name="Medium Grid 3 Accent 6" w:uiPriority="69"/>
-    <w:lsdException w:name="Dark List Accent 6" w:uiPriority="70"/>
-    <w:lsdException w:name="Colorful Shading Accent 6" w:uiPriority="71"/>
-    <w:lsdException w:name="Colorful List Accent 6" w:uiPriority="72"/>
-    <w:lsdException w:name="Colorful Grid Accent 6" w:uiPriority="73"/>
-    <w:lsdException w:name="Subtle Emphasis" w:uiPriority="19" w:qFormat="1"/>
-    <w:lsdException w:name="Intense Emphasis" w:uiPriority="21" w:qFormat="1"/>
-    <w:lsdException w:name="Subtle Reference" w:uiPriority="31" w:qFormat="1"/>
-    <w:lsdException w:name="Intense Reference" w:uiPriority="32" w:qFormat="1"/>
-    <w:lsdException w:name="Book Title" w:uiPriority="33" w:qFormat="1"/>
-    <w:lsdException w:name="Bibliography" w:semiHidden="1" w:uiPriority="37" w:unhideWhenUsed="1"/>
-    <w:lsdException w:name="TOC Heading" w:semiHidden="1" w:uiPriority="39" w:unhideWhenUsed="1" w:qFormat="1"/>
-    <w:lsdException w:name="Plain Table 1" w:uiPriority="41"/>
-    <w:lsdException w:name="Plain Table 2" w:uiPriority="42"/>
-    <w:lsdException w:name="Plain Table 3" w:uiPriority="43"/>
-    <w:lsdException w:name="Plain Table 4" w:uiPriority="44"/>
-    <w:lsdException w:name="Plain Table 5" w:uiPriority="45"/>
-    <w:lsdException w:name="Grid Table Light" w:uiPriority="40"/>
-    <w:lsdException w:name="Grid Table 1 Light" w:uiPriority="46"/>
-    <w:lsdException w:name="Grid Table 2" w:uiPriority="47"/>
-    <w:lsdException w:name="Grid Table 3" w:uiPriority="48"/>
-    <w:lsdException w:name="Grid Table 4" w:uiPriority="49"/>
-    <w:lsdException w:name="Grid Table 5 Dark" w:uiPriority="50"/>
-    <w:lsdException w:name="Grid Table 6 Colorful" w:uiPriority="51"/>
-    <w:lsdException w:name="Grid Table 7 Colorful" w:uiPriority="52"/>
-    <w:lsdException w:name="Grid Table 1 Light Accent 1" w:uiPriority="46"/>
-    <w:lsdException w:name="Grid Table 2 Accent 1" w:uiPriority="47"/>
-    <w:lsdException w:name="Grid Table 3 Accent 1" w:uiPriority="48"/>
-    <w:lsdException w:name="Grid Table 4 Accent 1" w:uiPriority="49"/>
-    <w:lsdException w:name="Grid Table 5 Dark Accent 1" w:uiPriority="50"/>
-    <w:lsdException w:name="Grid Table 6 Colorful Accent 1" w:uiPriority="51"/>
-    <w:lsdException w:name="Grid Table 7 Colorful Accent 1" w:uiPriority="52"/>
-    <w:lsdException w:name="Grid Table 1 Light Accent 2" w:uiPriority="46"/>
-    <w:lsdException w:name="Grid Table 2 Accent 2" w:uiPriority="47"/>
-    <w:lsdException w:name="Grid Table 3 Accent 2" w:uiPriority="48"/>
-    <w:lsdException w:name="Grid Table 4 Accent 2" w:uiPriority="49"/>
-    <w:lsdException w:name="Grid Table 5 Dark Accent 2" w:uiPriority="50"/>
-    <w:lsdException w:name="Grid Table 6 Colorful Accent 2" w:uiPriority="51"/>
-    <w:lsdException w:name="Grid Table 7 Colorful Accent 2" w:uiPriority="52"/>
-    <w:lsdException w:name="Grid Table 1 Light Accent 3" w:uiPriority="46"/>
-    <w:lsdException w:name="Grid Table 2 Accent 3" w:uiPriority="47"/>
-    <w:lsdException w:name="Grid Table 3 Accent 3" w:uiPriority="48"/>
-    <w:lsdException w:name="Grid Table 4 Accent 3" w:uiPriority="49"/>
-    <w:lsdException w:name="Grid Table 5 Dark Accent 3" w:uiPriority="50"/>
-    <w:lsdException w:name="Grid Table 6 Colorful Accent 3" w:uiPriority="51"/>
-    <w:lsdException w:name="Grid Table 7 Colorful Accent 3" w:uiPriority="52"/>
-    <w:lsdException w:name="Grid Table 1 Light Accent 4" w:uiPriority="46"/>
-    <w:lsdException w:name="Grid Table 2 Accent 4" w:uiPriority="47"/>
-    <w:lsdException w:name="Grid Table 3 Accent 4" w:uiPriority="48"/>
-    <w:lsdException w:name="Grid Table 4 Accent 4" w:uiPriority="49"/>
-    <w:lsdException w:name="Grid Table 5 Dark Accent 4" w:uiPriority="50"/>
-    <w:lsdException w:name="Grid Table 6 Colorful Accent 4" w:uiPriority="51"/>
-    <w:lsdException w:name="Grid Table 7 Colorful Accent 4" w:uiPriority="52"/>
-    <w:lsdException w:name="Grid Table 1 Light Accent 5" w:uiPriority="46"/>
-    <w:lsdException w:name="Grid Table 2 Accent 5" w:uiPriority="47"/>
-    <w:lsdException w:name="Grid Table 3 Accent 5" w:uiPriority="48"/>
-    <w:lsdException w:name="Grid Table 4 Accent 5" w:uiPriority="49"/>
-    <w:lsdException w:name="Grid Table 5 Dark Accent 5" w:uiPriority="50"/>
-    <w:lsdException w:name="Grid Table 6 Colorful Accent 5" w:uiPriority="51"/>
-    <w:lsdException w:name="Grid Table 7 Colorful Accent 5" w:uiPriority="52"/>
-    <w:lsdException w:name="Grid Table 1 Light Accent 6" w:uiPriority="46"/>
-    <w:lsdException w:name="Grid Table 2 Accent 6" w:uiPriority="47"/>
-    <w:lsdException w:name="Grid Table 3 Accent 6" w:uiPriority="48"/>
-    <w:lsdException w:name="Grid Table 4 Accent 6" w:uiPriority="49"/>
-    <w:lsdException w:name="Grid Table 5 Dark Accent 6" w:uiPriority="50"/>
-    <w:lsdException w:name="Grid Table 6 Colorful Accent 6" w:uiPriority="51"/>
-    <w:lsdException w:name="Grid Table 7 Colorful Accent 6" w:uiPriority="52"/>
-    <w:lsdException w:name="List Table 1 Light" w:uiPriority="46"/>
-    <w:lsdException w:name="List Table 2" w:uiPriority="47"/>
-    <w:lsdException w:name="List Table 3" w:uiPriority="48"/>
-    <w:lsdException w:name="List Table 4" w:uiPriority="49"/>
-    <w:lsdException w:name="List Table 5 Dark" w:uiPriority="50"/>
-    <w:lsdException w:name="List Table 6 Colorful" w:uiPriority="51"/>
-    <w:lsdException w:name="List Table 7 Colorful" w:uiPriority="52"/>
-    <w:lsdException w:name="List Table 1 Light Accent 1" w:uiPriority="46"/>
-    <w:lsdException w:name="List Table 2 Accent 1" w:uiPriority="47"/>
-    <w:lsdException w:name="List Table 3 Accent 1" w:uiPriority="48"/>
-    <w:lsdException w:name="List Table 4 Accent 1" w:uiPriority="49"/>
-    <w:lsdException w:name="List Table 5 Dark Accent 1" w:uiPriority="50"/>
-    <w:lsdException w:name="List Table 6 Colorful Accent 1" w:uiPriority="51"/>
-    <w:lsdException w:name="List Table 7 Colorful Accent 1" w:uiPriority="52"/>
-    <w:lsdException w:name="List Table 1 Light Accent 2" w:uiPriority="46"/>
-    <w:lsdException w:name="List Table 2 Accent 2" w:uiPriority="47"/>
-    <w:lsdException w:name="List Table 3 Accent 2" w:uiPriority="48"/>
-    <w:lsdException w:name="List Table 4 Accent 2" w:uiPriority="49"/>
-    <w:lsdException w:name="List Table 5 Dark Accent 2" w:uiPriority="50"/>
-    <w:lsdException w:name="List Table 6 Colorful Accent 2" w:uiPriority="51"/>
-    <w:lsdException w:name="List Table 7 Colorful Accent 2" w:uiPriority="52"/>
-    <w:lsdException w:name="List Table 1 Light Accent 3" w:uiPriority="46"/>
-    <w:lsdException w:name="List Table 2 Accent 3" w:uiPriority="47"/>
-    <w:lsdException w:name="List Table 3 Accent 3" w:uiPriority="48"/>
-    <w:lsdException w:name="List Table 4 Accent 3" w:uiPriority="49"/>
-    <w:lsdException w:name="List Table 5 Dark Accent 3" w:uiPriority="50"/>
-    <w:lsdException w:name="List Table 6 Colorful Accent 3" w:uiPriority="51"/>
-    <w:lsdException w:name="List Table 7 Colorful Accent 3" w:uiPriority="52"/>
-    <w:lsdException w:name="List Table 1 Light Accent 4" w:uiPriority="46"/>
-    <w:lsdException w:name="List Table 2 Accent 4" w:uiPriority="47"/>
-    <w:lsdException w:name="List Table 3 Accent 4" w:uiPriority="48"/>
-    <w:lsdException w:name="List Table 4 Accent 4" w:uiPriority="49"/>
-    <w:lsdException w:name="List Table 5 Dark Accent 4" w:uiPriority="50"/>
-    <w:lsdException w:name="List Table 6 Colorful Accent 4" w:uiPriority="51"/>
-    <w:lsdException w:name="List Table 7 Colorful Accent 4" w:uiPriority="52"/>
-    <w:lsdException w:name="List Table 1 Light Accent 5" w:uiPriority="46"/>
-    <w:lsdException w:name="List Table 2 Accent 5" w:uiPriority="47"/>
-    <w:lsdException w:name="List Table 3 Accent 5" w:uiPriority="48"/>
-    <w:lsdException w:name="List Table 4 Accent 5" w:uiPriority="49"/>
-    <w:lsdException w:name="List Table 5 Dark Accent 5" w:uiPriority="50"/>
-    <w:lsdException w:name="List Table 6 Colorful Accent 5" w:uiPriority="51"/>
-    <w:lsdException w:name="List Table 7 Colorful Accent 5" w:uiPriority="52"/>
-    <w:lsdException w:name="List Table 1 Light Accent 6" w:uiPriority="46"/>
-    <w:lsdException w:name="List Table 2 Accent 6" w:uiPriority="47"/>
-    <w:lsdException w:name="List Table 3 Accent 6" w:uiPriority="48"/>
-    <w:lsdException w:name="List Table 4 Accent 6" w:uiPriority="49"/>
-    <w:lsdException w:name="List Table 5 Dark Accent 6" w:uiPriority="50"/>
-    <w:lsdException w:name="List Table 6 Colorful Accent 6" w:uiPriority="51"/>
-    <w:lsdException w:name="List Table 7 Colorful Accent 6" w:uiPriority="52"/>
-    <w:lsdException w:name="Mention" w:semiHidden="1" w:unhideWhenUsed="1"/>
-    <w:lsdException w:name="Smart Hyperlink" w:semiHidden="1" w:unhideWhenUsed="1"/>
-    <w:lsdException w:name="Hashtag" w:semiHidden="1" w:unhideWhenUsed="1"/>
-    <w:lsdException w:name="Unresolved Mention" w:semiHidden="1" w:unhideWhenUsed="1"/>
-    <w:lsdException w:name="Smart Link" w:semiHidden="1" w:unhideWhenUsed="1"/>
+  <w:latentStyles w:defLockedState="0" w:defUIPriority="99" w:defSemiHidden="1" w:defUnhideWhenUsed="1" w:defQFormat="0" w:count="267">
+    <w:lsdException w:name="Normal" w:semiHidden="0" w:uiPriority="0" w:unhideWhenUsed="0" w:qFormat="1"/>
+    <w:lsdException w:name="heading 1" w:semiHidden="0" w:uiPriority="9" w:unhideWhenUsed="0" w:qFormat="1"/>
+    <w:lsdException w:name="heading 2" w:uiPriority="9" w:qFormat="1"/>
+    <w:lsdException w:name="heading 3" w:uiPriority="9" w:qFormat="1"/>
+    <w:lsdException w:name="heading 4" w:uiPriority="9" w:qFormat="1"/>
+    <w:lsdException w:name="heading 5" w:uiPriority="9" w:qFormat="1"/>
+    <w:lsdException w:name="heading 6" w:uiPriority="9" w:qFormat="1"/>
+    <w:lsdException w:name="heading 7" w:uiPriority="9" w:qFormat="1"/>
+    <w:lsdException w:name="heading 8" w:uiPriority="9" w:qFormat="1"/>
+    <w:lsdException w:name="heading 9" w:uiPriority="9" w:qFormat="1"/>
+    <w:lsdException w:name="toc 1" w:uiPriority="39"/>
+    <w:lsdException w:name="toc 2" w:uiPriority="39"/>
+    <w:lsdException w:name="toc 3" w:uiPriority="39"/>
+    <w:lsdException w:name="toc 4" w:uiPriority="39"/>
+    <w:lsdException w:name="toc 5" w:uiPriority="39"/>
+    <w:lsdException w:name="toc 6" w:uiPriority="39"/>
+    <w:lsdException w:name="toc 7" w:uiPriority="39"/>
+    <w:lsdException w:name="toc 8" w:uiPriority="39"/>
+    <w:lsdException w:name="toc 9" w:uiPriority="39"/>
+    <w:lsdException w:name="caption" w:uiPriority="35" w:qFormat="1"/>
+    <w:lsdException w:name="Title" w:semiHidden="0" w:uiPriority="10" w:unhideWhenUsed="0" w:qFormat="1"/>
+    <w:lsdException w:name="Default Paragraph Font" w:uiPriority="1"/>
+    <w:lsdException w:name="Subtitle" w:semiHidden="0" w:uiPriority="11" w:unhideWhenUsed="0" w:qFormat="1"/>
+    <w:lsdException w:name="Strong" w:semiHidden="0" w:uiPriority="22" w:unhideWhenUsed="0" w:qFormat="1"/>
+    <w:lsdException w:name="Emphasis" w:semiHidden="0" w:uiPriority="20" w:unhideWhenUsed="0" w:qFormat="1"/>
+    <w:lsdException w:name="Table Grid" w:semiHidden="0" w:uiPriority="39" w:unhideWhenUsed="0"/>
+    <w:lsdException w:name="Placeholder Text" w:unhideWhenUsed="0"/>
+    <w:lsdException w:name="No Spacing" w:semiHidden="0" w:uiPriority="1" w:unhideWhenUsed="0" w:qFormat="1"/>
+    <w:lsdException w:name="Light Shading" w:semiHidden="0" w:uiPriority="60" w:unhideWhenUsed="0"/>
+    <w:lsdException w:name="Light List" w:semiHidden="0" w:uiPriority="61" w:unhideWhenUsed="0"/>
+    <w:lsdException w:name="Light Grid" w:semiHidden="0" w:uiPriority="62" w:unhideWhenUsed="0"/>
+    <w:lsdException w:name="Medium Shading 1" w:semiHidden="0" w:uiPriority="63" w:unhideWhenUsed="0"/>
+    <w:lsdException w:name="Medium Shading 2" w:semiHidden="0" w:uiPriority="64" w:unhideWhenUsed="0"/>
+    <w:lsdException w:name="Medium List 1" w:semiHidden="0" w:uiPriority="65" w:unhideWhenUsed="0"/>
+    <w:lsdException w:name="Medium List 2" w:semiHidden="0" w:uiPriority="66" w:unhideWhenUsed="0"/>
+    <w:lsdException w:name="Medium Grid 1" w:semiHidden="0" w:uiPriority="67" w:unhideWhenUsed="0"/>
+    <w:lsdException w:name="Medium Grid 2" w:semiHidden="0" w:uiPriority="68" w:unhideWhenUsed="0"/>
+    <w:lsdException w:name="Medium Grid 3" w:semiHidden="0" w:uiPriority="69" w:unhideWhenUsed="0"/>
+    <w:lsdException w:name="Dark List" w:semiHidden="0" w:uiPriority="70" w:unhideWhenUsed="0"/>
+    <w:lsdException w:name="Colorful Shading" w:semiHidden="0" w:uiPriority="71" w:unhideWhenUsed="0"/>
+    <w:lsdException w:name="Colorful List" w:semiHidden="0" w:uiPriority="72" w:unhideWhenUsed="0"/>
+    <w:lsdException w:name="Colorful Grid" w:semiHidden="0" w:uiPriority="73" w:unhideWhenUsed="0"/>
+    <w:lsdException w:name="Light Shading Accent 1" w:semiHidden="0" w:uiPriority="60" w:unhideWhenUsed="0"/>
+    <w:lsdException w:name="Light List Accent 1" w:semiHidden="0" w:uiPriority="61" w:unhideWhenUsed="0"/>
+    <w:lsdException w:name="Light Grid Accent 1" w:semiHidden="0" w:uiPriority="62" w:unhideWhenUsed="0"/>
+    <w:lsdException w:name="Medium Shading 1 Accent 1" w:semiHidden="0" w:uiPriority="63" w:unhideWhenUsed="0"/>
+    <w:lsdException w:name="Medium Shading 2 Accent 1" w:semiHidden="0" w:uiPriority="64" w:unhideWhenUsed="0"/>
+    <w:lsdException w:name="Medium List 1 Accent 1" w:semiHidden="0" w:uiPriority="65" w:unhideWhenUsed="0"/>
+    <w:lsdException w:name="Revision" w:unhideWhenUsed="0"/>
+    <w:lsdException w:name="List Paragraph" w:semiHidden="0" w:uiPriority="34" w:unhideWhenUsed="0" w:qFormat="1"/>
+    <w:lsdException w:name="Quote" w:semiHidden="0" w:uiPriority="29" w:unhideWhenUsed="0" w:qFormat="1"/>
+    <w:lsdException w:name="Intense Quote" w:semiHidden="0" w:uiPriority="30" w:unhideWhenUsed="0" w:qFormat="1"/>
+    <w:lsdException w:name="Medium List 2 Accent 1" w:semiHidden="0" w:uiPriority="66" w:unhideWhenUsed="0"/>
+    <w:lsdException w:name="Medium Grid 1 Accent 1" w:semiHidden="0" w:uiPriority="67" w:unhideWhenUsed="0"/>
+    <w:lsdException w:name="Medium Grid 2 Accent 1" w:semiHidden="0" w:uiPriority="68" w:unhideWhenUsed="0"/>
+    <w:lsdException w:name="Medium Grid 3 Accent 1" w:semiHidden="0" w:uiPriority="69" w:unhideWhenUsed="0"/>
+    <w:lsdException w:name="Dark List Accent 1" w:semiHidden="0" w:uiPriority="70" w:unhideWhenUsed="0"/>
+    <w:lsdException w:name="Colorful Shading Accent 1" w:semiHidden="0" w:uiPriority="71" w:unhideWhenUsed="0"/>
+    <w:lsdException w:name="Colorful List Accent 1" w:semiHidden="0" w:uiPriority="72" w:unhideWhenUsed="0"/>
+    <w:lsdException w:name="Colorful Grid Accent 1" w:semiHidden="0" w:uiPriority="73" w:unhideWhenUsed="0"/>
+    <w:lsdException w:name="Light Shading Accent 2" w:semiHidden="0" w:uiPriority="60" w:unhideWhenUsed="0"/>
+    <w:lsdException w:name="Light List Accent 2" w:semiHidden="0" w:uiPriority="61" w:unhideWhenUsed="0"/>
+    <w:lsdException w:name="Light Grid Accent 2" w:semiHidden="0" w:uiPriority="62" w:unhideWhenUsed="0"/>
+    <w:lsdException w:name="Medium Shading 1 Accent 2" w:semiHidden="0" w:uiPriority="63" w:unhideWhenUsed="0"/>
+    <w:lsdException w:name="Medium Shading 2 Accent 2" w:semiHidden="0" w:uiPriority="64" w:unhideWhenUsed="0"/>
+    <w:lsdException w:name="Medium List 1 Accent 2" w:semiHidden="0" w:uiPriority="65" w:unhideWhenUsed="0"/>
+    <w:lsdException w:name="Medium List 2 Accent 2" w:semiHidden="0" w:uiPriority="66" w:unhideWhenUsed="0"/>
+    <w:lsdException w:name="Medium Grid 1 Accent 2" w:semiHidden="0" w:uiPriority="67" w:unhideWhenUsed="0"/>
+    <w:lsdException w:name="Medium Grid 2 Accent 2" w:semiHidden="0" w:uiPriority="68" w:unhideWhenUsed="0"/>
+    <w:lsdException w:name="Medium Grid 3 Accent 2" w:semiHidden="0" w:uiPriority="69" w:unhideWhenUsed="0"/>
+    <w:lsdException w:name="Dark List Accent 2" w:semiHidden="0" w:uiPriority="70" w:unhideWhenUsed="0"/>
+    <w:lsdException w:name="Colorful Shading Accent 2" w:semiHidden="0" w:uiPriority="71" w:unhideWhenUsed="0"/>
+    <w:lsdException w:name="Colorful List Accent 2" w:semiHidden="0" w:uiPriority="72" w:unhideWhenUsed="0"/>
+    <w:lsdException w:name="Colorful Grid Accent 2" w:semiHidden="0" w:uiPriority="73" w:unhideWhenUsed="0"/>
+    <w:lsdException w:name="Light Shading Accent 3" w:semiHidden="0" w:uiPriority="60" w:unhideWhenUsed="0"/>
+    <w:lsdException w:name="Light List Accent 3" w:semiHidden="0" w:uiPriority="61" w:unhideWhenUsed="0"/>
+    <w:lsdException w:name="Light Grid Accent 3" w:semiHidden="0" w:uiPriority="62" w:unhideWhenUsed="0"/>
+    <w:lsdException w:name="Medium Shading 1 Accent 3" w:semiHidden="0" w:uiPriority="63" w:unhideWhenUsed="0"/>
+    <w:lsdException w:name="Medium Shading 2 Accent 3" w:semiHidden="0" w:uiPriority="64" w:unhideWhenUsed="0"/>
+    <w:lsdException w:name="Medium List 1 Accent 3" w:semiHidden="0" w:uiPriority="65" w:unhideWhenUsed="0"/>
+    <w:lsdException w:name="Medium List 2 Accent 3" w:semiHidden="0" w:uiPriority="66" w:unhideWhenUsed="0"/>
+    <w:lsdException w:name="Medium Grid 1 Accent 3" w:semiHidden="0" w:uiPriority="67" w:unhideWhenUsed="0"/>
+    <w:lsdException w:name="Medium Grid 2 Accent 3" w:semiHidden="0" w:uiPriority="68" w:unhideWhenUsed="0"/>
+    <w:lsdException w:name="Medium Grid 3 Accent 3" w:semiHidden="0" w:uiPriority="69" w:unhideWhenUsed="0"/>
+    <w:lsdException w:name="Dark List Accent 3" w:semiHidden="0" w:uiPriority="70" w:unhideWhenUsed="0"/>
+    <w:lsdException w:name="Colorful Shading Accent 3" w:semiHidden="0" w:uiPriority="71" w:unhideWhenUsed="0"/>
+    <w:lsdException w:name="Colorful List Accent 3" w:semiHidden="0" w:uiPriority="72" w:unhideWhenUsed="0"/>
+    <w:lsdException w:name="Colorful Grid Accent 3" w:semiHidden="0" w:uiPriority="73" w:unhideWhenUsed="0"/>
+    <w:lsdException w:name="Light Shading Accent 4" w:semiHidden="0" w:uiPriority="60" w:unhideWhenUsed="0"/>
+    <w:lsdException w:name="Light List Accent 4" w:semiHidden="0" w:uiPriority="61" w:unhideWhenUsed="0"/>
+    <w:lsdException w:name="Light Grid Accent 4" w:semiHidden="0" w:uiPriority="62" w:unhideWhenUsed="0"/>
+    <w:lsdException w:name="Medium Shading 1 Accent 4" w:semiHidden="0" w:uiPriority="63" w:unhideWhenUsed="0"/>
+    <w:lsdException w:name="Medium Shading 2 Accent 4" w:semiHidden="0" w:uiPriority="64" w:unhideWhenUsed="0"/>
+    <w:lsdException w:name="Medium List 1 Accent 4" w:semiHidden="0" w:uiPriority="65" w:unhideWhenUsed="0"/>
+    <w:lsdException w:name="Medium List 2 Accent 4" w:semiHidden="0" w:uiPriority="66" w:unhideWhenUsed="0"/>
+    <w:lsdException w:name="Medium Grid 1 Accent 4" w:semiHidden="0" w:uiPriority="67" w:unhideWhenUsed="0"/>
+    <w:lsdException w:name="Medium Grid 2 Accent 4" w:semiHidden="0" w:uiPriority="68" w:unhideWhenUsed="0"/>
+    <w:lsdException w:name="Medium Grid 3 Accent 4" w:semiHidden="0" w:uiPriority="69" w:unhideWhenUsed="0"/>
+    <w:lsdException w:name="Dark List Accent 4" w:semiHidden="0" w:uiPriority="70" w:unhideWhenUsed="0"/>
+    <w:lsdException w:name="Colorful Shading Accent 4" w:semiHidden="0" w:uiPriority="71" w:unhideWhenUsed="0"/>
+    <w:lsdException w:name="Colorful List Accent 4" w:semiHidden="0" w:uiPriority="72" w:unhideWhenUsed="0"/>
+    <w:lsdException w:name="Colorful Grid Accent 4" w:semiHidden="0" w:uiPriority="73" w:unhideWhenUsed="0"/>
+    <w:lsdException w:name="Light Shading Accent 5" w:semiHidden="0" w:uiPriority="60" w:unhideWhenUsed="0"/>
+    <w:lsdException w:name="Light List Accent 5" w:semiHidden="0" w:uiPriority="61" w:unhideWhenUsed="0"/>
+    <w:lsdException w:name="Light Grid Accent 5" w:semiHidden="0" w:uiPriority="62" w:unhideWhenUsed="0"/>
+    <w:lsdException w:name="Medium Shading 1 Accent 5" w:semiHidden="0" w:uiPriority="63" w:unhideWhenUsed="0"/>
+    <w:lsdException w:name="Medium Shading 2 Accent 5" w:semiHidden="0" w:uiPriority="64" w:unhideWhenUsed="0"/>
+    <w:lsdException w:name="Medium List 1 Accent 5" w:semiHidden="0" w:uiPriority="65" w:unhideWhenUsed="0"/>
+    <w:lsdException w:name="Medium List 2 Accent 5" w:semiHidden="0" w:uiPriority="66" w:unhideWhenUsed="0"/>
+    <w:lsdException w:name="Medium Grid 1 Accent 5" w:semiHidden="0" w:uiPriority="67" w:unhideWhenUsed="0"/>
+    <w:lsdException w:name="Medium Grid 2 Accent 5" w:semiHidden="0" w:uiPriority="68" w:unhideWhenUsed="0"/>
+    <w:lsdException w:name="Medium Grid 3 Accent 5" w:semiHidden="0" w:uiPriority="69" w:unhideWhenUsed="0"/>
+    <w:lsdException w:name="Dark List Accent 5" w:semiHidden="0" w:uiPriority="70" w:unhideWhenUsed="0"/>
+    <w:lsdException w:name="Colorful Shading Accent 5" w:semiHidden="0" w:uiPriority="71" w:unhideWhenUsed="0"/>
+    <w:lsdException w:name="Colorful List Accent 5" w:semiHidden="0" w:uiPriority="72" w:unhideWhenUsed="0"/>
+    <w:lsdException w:name="Colorful Grid Accent 5" w:semiHidden="0" w:uiPriority="73" w:unhideWhenUsed="0"/>
+    <w:lsdException w:name="Light Shading Accent 6" w:semiHidden="0" w:uiPriority="60" w:unhideWhenUsed="0"/>
+    <w:lsdException w:name="Light List Accent 6" w:semiHidden="0" w:uiPriority="61" w:unhideWhenUsed="0"/>
+    <w:lsdException w:name="Light Grid Accent 6" w:semiHidden="0" w:uiPriority="62" w:unhideWhenUsed="0"/>
+    <w:lsdException w:name="Medium Shading 1 Accent 6" w:semiHidden="0" w:uiPriority="63" w:unhideWhenUsed="0"/>
+    <w:lsdException w:name="Medium Shading 2 Accent 6" w:semiHidden="0" w:uiPriority="64" w:unhideWhenUsed="0"/>
+    <w:lsdException w:name="Medium List 1 Accent 6" w:semiHidden="0" w:uiPriority="65" w:unhideWhenUsed="0"/>
+    <w:lsdException w:name="Medium List 2 Accent 6" w:semiHidden="0" w:uiPriority="66" w:unhideWhenUsed="0"/>
+    <w:lsdException w:name="Medium Grid 1 Accent 6" w:semiHidden="0" w:uiPriority="67" w:unhideWhenUsed="0"/>
+    <w:lsdException w:name="Medium Grid 2 Accent 6" w:semiHidden="0" w:uiPriority="68" w:unhideWhenUsed="0"/>
+    <w:lsdException w:name="Medium Grid 3 Accent 6" w:semiHidden="0" w:uiPriority="69" w:unhideWhenUsed="0"/>
+    <w:lsdException w:name="Dark List Accent 6" w:semiHidden="0" w:uiPriority="70" w:unhideWhenUsed="0"/>
+    <w:lsdException w:name="Colorful Shading Accent 6" w:semiHidden="0" w:uiPriority="71" w:unhideWhenUsed="0"/>
+    <w:lsdException w:name="Colorful List Accent 6" w:semiHidden="0" w:uiPriority="72" w:unhideWhenUsed="0"/>
+    <w:lsdException w:name="Colorful Grid Accent 6" w:semiHidden="0" w:uiPriority="73" w:unhideWhenUsed="0"/>
+    <w:lsdException w:name="Subtle Emphasis" w:semiHidden="0" w:uiPriority="19" w:unhideWhenUsed="0" w:qFormat="1"/>
+    <w:lsdException w:name="Intense Emphasis" w:semiHidden="0" w:uiPriority="21" w:unhideWhenUsed="0" w:qFormat="1"/>
+    <w:lsdException w:name="Subtle Reference" w:semiHidden="0" w:uiPriority="31" w:unhideWhenUsed="0" w:qFormat="1"/>
+    <w:lsdException w:name="Intense Reference" w:semiHidden="0" w:uiPriority="32" w:unhideWhenUsed="0" w:qFormat="1"/>
+    <w:lsdException w:name="Book Title" w:semiHidden="0" w:uiPriority="33" w:unhideWhenUsed="0" w:qFormat="1"/>
+    <w:lsdException w:name="Bibliography" w:uiPriority="37"/>
+    <w:lsdException w:name="TOC Heading" w:uiPriority="39" w:qFormat="1"/>
+  </w:latentStyles>
+  <w:style w:type="paragraph" w:default="1" w:styleId="Normale">
+    <w:name w:val="Normal"/>
+    <w:qFormat/>
+  </w:style>
+  <w:style w:type="paragraph" w:styleId="Titolo1">
+    <w:name w:val="heading 1"/>
+    <w:basedOn w:val="Normale"/>
+    <w:next w:val="Normale"/>
+    <w:link w:val="Titolo1Carattere"/>
+    <w:uiPriority w:val="9"/>
+    <w:qFormat/>
+    <w:rsid w:val="007E161C"/>
+    <w:pPr>
+      <w:keepNext/>
+      <w:keepLines/>
+      <w:spacing w:before="360" w:after="80"/>
+      <w:outlineLvl w:val="0"/>
+    </w:pPr>
+    <w:rPr>
+      <w:rFonts w:asciiTheme="majorHAnsi" w:eastAsiaTheme="majorEastAsia" w:hAnsiTheme="majorHAnsi" w:cstheme="majorBidi"/>
+      <w:color w:val="2F5496" w:themeColor="accent1" w:themeShade="BF"/>
+      <w:sz w:val="40"/>
+      <w:szCs w:val="40"/>
+    </w:rPr>
+  </w:style>
+  <w:style w:type="paragraph" w:styleId="Titolo2">
+    <w:name w:val="heading 2"/>
+    <w:basedOn w:val="Normale"/>
+    <w:next w:val="Normale"/>
+    <w:link w:val="Titolo2Carattere"/>
+    <w:uiPriority w:val="9"/>
+    <w:semiHidden/>
+    <w:unhideWhenUsed/>
+    <w:qFormat/>
+    <w:rsid w:val="007E161C"/>
+    <w:pPr>
+      <w:keepNext/>
+      <w:keepLines/>
+      <w:spacing w:before="160" w:after="80"/>
+      <w:outlineLvl w:val="1"/>
+    </w:pPr>
+    <w:rPr>
+      <w:rFonts w:asciiTheme="majorHAnsi" w:eastAsiaTheme="majorEastAsia" w:hAnsiTheme="majorHAnsi" w:cstheme="majorBidi"/>
+      <w:color w:val="2F5496" w:themeColor="accent1" w:themeShade="BF"/>
+      <w:sz w:val="32"/>
+      <w:szCs w:val="32"/>
+    </w:rPr>
+  </w:style>
+  <w:style w:type="paragraph" w:styleId="Titolo3">
+    <w:name w:val="heading 3"/>
+    <w:basedOn w:val="Normale"/>
+    <w:next w:val="Normale"/>
+    <w:link w:val="Titolo3Carattere"/>
+    <w:uiPriority w:val="9"/>
+    <w:semiHidden/>
+    <w:unhideWhenUsed/>
+    <w:qFormat/>
+    <w:rsid w:val="007E161C"/>
+    <w:pPr>
+      <w:keepNext/>
+      <w:keepLines/>
+      <w:spacing w:before="160" w:after="80"/>
+      <w:outlineLvl w:val="2"/>
+    </w:pPr>
+    <w:rPr>
+      <w:rFonts w:eastAsiaTheme="majorEastAsia" w:cstheme="majorBidi"/>
+      <w:color w:val="2F5496" w:themeColor="accent1" w:themeShade="BF"/>
+      <w:sz w:val="28"/>
+      <w:szCs w:val="28"/>
+    </w:rPr>
+  </w:style>
+  <w:style w:type="paragraph" w:styleId="Titolo4">
+    <w:name w:val="heading 4"/>
+    <w:basedOn w:val="Normale"/>
+    <w:next w:val="Normale"/>
+    <w:link w:val="Titolo4Carattere"/>
+    <w:uiPriority w:val="9"/>
+    <w:semiHidden/>
+    <w:unhideWhenUsed/>
+    <w:qFormat/>
+    <w:rsid w:val="007E161C"/>
+    <w:pPr>
+      <w:keepNext/>
+      <w:keepLines/>
+      <w:spacing w:before="80" w:after="40"/>
+      <w:outlineLvl w:val="3"/>
+    </w:pPr>
+    <w:rPr>
+      <w:rFonts w:eastAsiaTheme="majorEastAsia" w:cstheme="majorBidi"/>
+      <w:i/>
+      <w:iCs/>
+      <w:color w:val="2F5496" w:themeColor="accent1" w:themeShade="BF"/>
+    </w:rPr>
+  </w:style>
+  <w:style w:type="paragraph" w:styleId="Titolo5">
+    <w:name w:val="heading 5"/>
+    <w:basedOn w:val="Normale"/>
+    <w:next w:val="Normale"/>
+    <w:link w:val="Titolo5Carattere"/>
+    <w:uiPriority w:val="9"/>
+    <w:semiHidden/>
+    <w:unhideWhenUsed/>
+    <w:qFormat/>
+    <w:rsid w:val="007E161C"/>
+    <w:pPr>
+      <w:keepNext/>
+      <w:keepLines/>
+      <w:spacing w:before="80" w:after="40"/>
+      <w:outlineLvl w:val="4"/>
+    </w:pPr>
+    <w:rPr>
+      <w:rFonts w:eastAsiaTheme="majorEastAsia" w:cstheme="majorBidi"/>
+      <w:color w:val="2F5496" w:themeColor="accent1" w:themeShade="BF"/>
+    </w:rPr>
+  </w:style>
+  <w:style w:type="paragraph" w:styleId="Titolo6">
+    <w:name w:val="heading 6"/>
+    <w:basedOn w:val="Normale"/>
+    <w:next w:val="Normale"/>
+    <w:link w:val="Titolo6Carattere"/>
+    <w:uiPriority w:val="9"/>
+    <w:semiHidden/>
+    <w:unhideWhenUsed/>
+    <w:qFormat/>
+    <w:rsid w:val="007E161C"/>
+    <w:pPr>
+      <w:keepNext/>
+      <w:keepLines/>
+      <w:spacing w:before="40" w:after="0"/>
+      <w:outlineLvl w:val="5"/>
+    </w:pPr>
+    <w:rPr>
+      <w:rFonts w:eastAsiaTheme="majorEastAsia" w:cstheme="majorBidi"/>
+      <w:i/>
+      <w:iCs/>
+      <w:color w:val="595959" w:themeColor="text1" w:themeTint="A6"/>
+    </w:rPr>
+  </w:style>
+  <w:style w:type="paragraph" w:styleId="Titolo7">
+    <w:name w:val="heading 7"/>
+    <w:basedOn w:val="Normale"/>
+    <w:next w:val="Normale"/>
+    <w:link w:val="Titolo7Carattere"/>
+    <w:uiPriority w:val="9"/>
+    <w:semiHidden/>
+    <w:unhideWhenUsed/>
+    <w:qFormat/>
+    <w:rsid w:val="007E161C"/>
+    <w:pPr>
+      <w:keepNext/>
+      <w:keepLines/>
+      <w:spacing w:before="40" w:after="0"/>
+      <w:outlineLvl w:val="6"/>
+    </w:pPr>
+    <w:rPr>
+      <w:rFonts w:eastAsiaTheme="majorEastAsia" w:cstheme="majorBidi"/>
+      <w:color w:val="595959" w:themeColor="text1" w:themeTint="A6"/>
+    </w:rPr>
+  </w:style>
+  <w:style w:type="paragraph" w:styleId="Titolo8">
+    <w:name w:val="heading 8"/>
+    <w:basedOn w:val="Normale"/>
+    <w:next w:val="Normale"/>
+    <w:link w:val="Titolo8Carattere"/>
+    <w:uiPriority w:val="9"/>
+    <w:semiHidden/>
+    <w:unhideWhenUsed/>
+    <w:qFormat/>
+    <w:rsid w:val="007E161C"/>
+    <w:pPr>
+      <w:keepNext/>
+      <w:keepLines/>
+      <w:spacing w:after="0"/>
+      <w:outlineLvl w:val="7"/>
+    </w:pPr>
+    <w:rPr>
+      <w:rFonts w:eastAsiaTheme="majorEastAsia" w:cstheme="majorBidi"/>
+      <w:i/>
+      <w:iCs/>
+      <w:color w:val="272727" w:themeColor="text1" w:themeTint="D8"/>
+    </w:rPr>
+  </w:style>
+  <w:style w:type="paragraph" w:styleId="Titolo9">
+    <w:name w:val="heading 9"/>
+    <w:basedOn w:val="Normale"/>
+    <w:next w:val="Normale"/>
+    <w:link w:val="Titolo9Carattere"/>
+    <w:uiPriority w:val="9"/>
+    <w:semiHidden/>
+    <w:unhideWhenUsed/>
+    <w:qFormat/>
+    <w:rsid w:val="007E161C"/>
+    <w:pPr>
+      <w:keepNext/>
+      <w:keepLines/>
+      <w:spacing w:after="0"/>
+      <w:outlineLvl w:val="8"/>
+    </w:pPr>
+    <w:rPr>
+      <w:rFonts w:eastAsiaTheme="majorEastAsia" w:cstheme="majorBidi"/>
+      <w:color w:val="272727" w:themeColor="text1" w:themeTint="D8"/>
+    </w:rPr>
+  </w:style>
+  <w:style w:type="character" w:default="1" w:styleId="Carpredefinitoparagrafo">
+    <w:name w:val="Default Paragraph Font"/>
+    <w:uiPriority w:val="1"/>
+    <w:semiHidden/>
+    <w:unhideWhenUsed/>
+  </w:style>
+  <w:style w:type="table" w:default="1" w:styleId="Tabellanormale">
+    <w:name w:val="Normal Table"/>
+    <w:uiPriority w:val="99"/>
+    <w:semiHidden/>
+    <w:unhideWhenUsed/>
+    <w:tblPr>
+      <w:tblInd w:w="0" w:type="dxa"/>
+      <w:tblCellMar>
+        <w:top w:w="0" w:type="dxa"/>
+        <w:left w:w="108" w:type="dxa"/>
+        <w:bottom w:w="0" w:type="dxa"/>
+        <w:right w:w="108" w:type="dxa"/>
+      </w:tblCellMar>
+    </w:tblPr>
+  </w:style>
+  <w:style w:type="numbering" w:default="1" w:styleId="Nessunelenco">
+    <w:name w:val="No List"/>
+    <w:uiPriority w:val="99"/>
+    <w:semiHidden/>
+    <w:unhideWhenUsed/>
+  </w:style>
+  <w:style w:type="character" w:customStyle="1" w:styleId="Titolo1Carattere">
+    <w:name w:val="Titolo 1 Carattere"/>
+    <w:basedOn w:val="Carpredefinitoparagrafo"/>
+    <w:link w:val="Titolo1"/>
+    <w:uiPriority w:val="9"/>
+    <w:rsid w:val="007E161C"/>
+    <w:rPr>
+      <w:rFonts w:asciiTheme="majorHAnsi" w:eastAsiaTheme="majorEastAsia" w:hAnsiTheme="majorHAnsi" w:cstheme="majorBidi"/>
+      <w:color w:val="2F5496" w:themeColor="accent1" w:themeShade="BF"/>
+      <w:sz w:val="40"/>
+      <w:szCs w:val="40"/>
+    </w:rPr>
+  </w:style>
+  <w:style w:type="character" w:customStyle="1" w:styleId="Titolo2Carattere">
+    <w:name w:val="Titolo 2 Carattere"/>
+    <w:basedOn w:val="Carpredefinitoparagrafo"/>
+    <w:link w:val="Titolo2"/>
+    <w:uiPriority w:val="9"/>
+    <w:semiHidden/>
+    <w:rsid w:val="007E161C"/>
+    <w:rPr>
+      <w:rFonts w:asciiTheme="majorHAnsi" w:eastAsiaTheme="majorEastAsia" w:hAnsiTheme="majorHAnsi" w:cstheme="majorBidi"/>
+      <w:color w:val="2F5496" w:themeColor="accent1" w:themeShade="BF"/>
+      <w:sz w:val="32"/>
+      <w:szCs w:val="32"/>
+    </w:rPr>
+  </w:style>
+  <w:style w:type="character" w:customStyle="1" w:styleId="Titolo3Carattere">
+    <w:name w:val="Titolo 3 Carattere"/>
+    <w:basedOn w:val="Carpredefinitoparagrafo"/>
+    <w:link w:val="Titolo3"/>
+    <w:uiPriority w:val="9"/>
+    <w:semiHidden/>
+    <w:rsid w:val="007E161C"/>
+    <w:rPr>
+      <w:rFonts w:eastAsiaTheme="majorEastAsia" w:cstheme="majorBidi"/>
+      <w:color w:val="2F5496" w:themeColor="accent1" w:themeShade="BF"/>
+      <w:sz w:val="28"/>
+      <w:szCs w:val="28"/>
+    </w:rPr>
+  </w:style>
+  <w:style w:type="character" w:customStyle="1" w:styleId="Titolo4Carattere">
+    <w:name w:val="Titolo 4 Carattere"/>
+    <w:basedOn w:val="Carpredefinitoparagrafo"/>
+    <w:link w:val="Titolo4"/>
+    <w:uiPriority w:val="9"/>
+    <w:semiHidden/>
+    <w:rsid w:val="007E161C"/>
+    <w:rPr>
+      <w:rFonts w:eastAsiaTheme="majorEastAsia" w:cstheme="majorBidi"/>
+      <w:i/>
+      <w:iCs/>
+      <w:color w:val="2F5496" w:themeColor="accent1" w:themeShade="BF"/>
+    </w:rPr>
+  </w:style>
+  <w:style w:type="character" w:customStyle="1" w:styleId="Titolo5Carattere">
+    <w:name w:val="Titolo 5 Carattere"/>
+    <w:basedOn w:val="Carpredefinitoparagrafo"/>
+    <w:link w:val="Titolo5"/>
+    <w:uiPriority w:val="9"/>
+    <w:semiHidden/>
+    <w:rsid w:val="007E161C"/>
+    <w:rPr>
+      <w:rFonts w:eastAsiaTheme="majorEastAsia" w:cstheme="majorBidi"/>
+      <w:color w:val="2F5496" w:themeColor="accent1" w:themeShade="BF"/>
+    </w:rPr>
+  </w:style>
+  <w:style w:type="character" w:customStyle="1" w:styleId="Titolo6Carattere">
+    <w:name w:val="Titolo 6 Carattere"/>
+    <w:basedOn w:val="Carpredefinitoparagrafo"/>
+    <w:link w:val="Titolo6"/>
+    <w:uiPriority w:val="9"/>
+    <w:semiHidden/>
+    <w:rsid w:val="007E161C"/>
+    <w:rPr>
+      <w:rFonts w:eastAsiaTheme="majorEastAsia" w:cstheme="majorBidi"/>
+      <w:i/>
+      <w:iCs/>
+      <w:color w:val="595959" w:themeColor="text1" w:themeTint="A6"/>
+    </w:rPr>
+  </w:style>
+  <w:style w:type="character" w:customStyle="1" w:styleId="Titolo7Carattere">
+    <w:name w:val="Titolo 7 Carattere"/>
+    <w:basedOn w:val="Carpredefinitoparagrafo"/>
+    <w:link w:val="Titolo7"/>
+    <w:uiPriority w:val="9"/>
+    <w:semiHidden/>
+    <w:rsid w:val="007E161C"/>
+    <w:rPr>
+      <w:rFonts w:eastAsiaTheme="majorEastAsia" w:cstheme="majorBidi"/>
+      <w:color w:val="595959" w:themeColor="text1" w:themeTint="A6"/>
+    </w:rPr>
+  </w:style>
+  <w:style w:type="character" w:customStyle="1" w:styleId="Titolo8Carattere">
+    <w:name w:val="Titolo 8 Carattere"/>
+    <w:basedOn w:val="Carpredefinitoparagrafo"/>
+    <w:link w:val="Titolo8"/>
+    <w:uiPriority w:val="9"/>
+    <w:semiHidden/>
+    <w:rsid w:val="007E161C"/>
+    <w:rPr>
+      <w:rFonts w:eastAsiaTheme="majorEastAsia" w:cstheme="majorBidi"/>
+      <w:i/>
+      <w:iCs/>
+      <w:color w:val="272727" w:themeColor="text1" w:themeTint="D8"/>
+    </w:rPr>
+  </w:style>
+  <w:style w:type="character" w:customStyle="1" w:styleId="Titolo9Carattere">
+    <w:name w:val="Titolo 9 Carattere"/>
+    <w:basedOn w:val="Carpredefinitoparagrafo"/>
+    <w:link w:val="Titolo9"/>
+    <w:uiPriority w:val="9"/>
+    <w:semiHidden/>
+    <w:rsid w:val="007E161C"/>
+    <w:rPr>
+      <w:rFonts w:eastAsiaTheme="majorEastAsia" w:cstheme="majorBidi"/>
+      <w:color w:val="272727" w:themeColor="text1" w:themeTint="D8"/>
+    </w:rPr>
+  </w:style>
+  <w:style w:type="paragraph" w:styleId="Titolo">
+    <w:name w:val="Title"/>
+    <w:basedOn w:val="Normale"/>
+    <w:next w:val="Normale"/>
+    <w:link w:val="TitoloCarattere"/>
+    <w:uiPriority w:val="10"/>
+    <w:qFormat/>
+    <w:rsid w:val="007E161C"/>
+    <w:pPr>
+      <w:spacing w:after="80" w:line="240" w:lineRule="auto"/>
+      <w:contextualSpacing/>
+    </w:pPr>
+    <w:rPr>
+      <w:rFonts w:asciiTheme="majorHAnsi" w:eastAsiaTheme="majorEastAsia" w:hAnsiTheme="majorHAnsi" w:cstheme="majorBidi"/>
+      <w:spacing w:val="-10"/>
+      <w:kern w:val="28"/>
+      <w:sz w:val="56"/>
+      <w:szCs w:val="56"/>
+    </w:rPr>
+  </w:style>
+  <w:style w:type="character" w:customStyle="1" w:styleId="TitoloCarattere">
+    <w:name w:val="Titolo Carattere"/>
+    <w:basedOn w:val="Carpredefinitoparagrafo"/>
+    <w:link w:val="Titolo"/>
+    <w:uiPriority w:val="10"/>
+    <w:rsid w:val="007E161C"/>
+    <w:rPr>
+      <w:rFonts w:asciiTheme="majorHAnsi" w:eastAsiaTheme="majorEastAsia" w:hAnsiTheme="majorHAnsi" w:cstheme="majorBidi"/>
+      <w:spacing w:val="-10"/>
+      <w:kern w:val="28"/>
+      <w:sz w:val="56"/>
+      <w:szCs w:val="56"/>
+    </w:rPr>
+  </w:style>
+  <w:style w:type="paragraph" w:styleId="Sottotitolo">
+    <w:name w:val="Subtitle"/>
+    <w:basedOn w:val="Normale"/>
+    <w:next w:val="Normale"/>
+    <w:link w:val="SottotitoloCarattere"/>
+    <w:uiPriority w:val="11"/>
+    <w:qFormat/>
+    <w:rsid w:val="007E161C"/>
+    <w:pPr>
+      <w:numPr>
+        <w:ilvl w:val="1"/>
+      </w:numPr>
+    </w:pPr>
+    <w:rPr>
+      <w:rFonts w:eastAsiaTheme="majorEastAsia" w:cstheme="majorBidi"/>
+      <w:color w:val="595959" w:themeColor="text1" w:themeTint="A6"/>
+      <w:spacing w:val="15"/>
+      <w:sz w:val="28"/>
+      <w:szCs w:val="28"/>
+    </w:rPr>
+  </w:style>
+  <w:style w:type="character" w:customStyle="1" w:styleId="SottotitoloCarattere">
+    <w:name w:val="Sottotitolo Carattere"/>
+    <w:basedOn w:val="Carpredefinitoparagrafo"/>
+    <w:link w:val="Sottotitolo"/>
+    <w:uiPriority w:val="11"/>
+    <w:rsid w:val="007E161C"/>
+    <w:rPr>
+      <w:rFonts w:eastAsiaTheme="majorEastAsia" w:cstheme="majorBidi"/>
+      <w:color w:val="595959" w:themeColor="text1" w:themeTint="A6"/>
+      <w:spacing w:val="15"/>
+      <w:sz w:val="28"/>
+      <w:szCs w:val="28"/>
+    </w:rPr>
+  </w:style>
+  <w:style w:type="paragraph" w:styleId="Citazione">
+    <w:name w:val="Quote"/>
+    <w:basedOn w:val="Normale"/>
+    <w:next w:val="Normale"/>
+    <w:link w:val="CitazioneCarattere"/>
+    <w:uiPriority w:val="29"/>
+    <w:qFormat/>
+    <w:rsid w:val="007E161C"/>
+    <w:pPr>
+      <w:spacing w:before="160"/>
+      <w:jc w:val="center"/>
+    </w:pPr>
+    <w:rPr>
+      <w:i/>
+      <w:iCs/>
+      <w:color w:val="404040" w:themeColor="text1" w:themeTint="BF"/>
+    </w:rPr>
+  </w:style>
+  <w:style w:type="character" w:customStyle="1" w:styleId="CitazioneCarattere">
+    <w:name w:val="Citazione Carattere"/>
+    <w:basedOn w:val="Carpredefinitoparagrafo"/>
+    <w:link w:val="Citazione"/>
+    <w:uiPriority w:val="29"/>
+    <w:rsid w:val="007E161C"/>
+    <w:rPr>
+      <w:i/>
+      <w:iCs/>
+      <w:color w:val="404040" w:themeColor="text1" w:themeTint="BF"/>
+    </w:rPr>
+  </w:style>
+  <w:style w:type="paragraph" w:styleId="Paragrafoelenco">
+    <w:name w:val="List Paragraph"/>
+    <w:basedOn w:val="Normale"/>
+    <w:uiPriority w:val="34"/>
+    <w:qFormat/>
+    <w:rsid w:val="007E161C"/>
+    <w:pPr>
+      <w:ind w:left="720"/>
+      <w:contextualSpacing/>
+    </w:pPr>
+  </w:style>
+  <w:style w:type="character" w:styleId="Enfasiintensa">
+    <w:name w:val="Intense Emphasis"/>
+    <w:basedOn w:val="Carpredefinitoparagrafo"/>
+    <w:uiPriority w:val="21"/>
+    <w:qFormat/>
+    <w:rsid w:val="007E161C"/>
+    <w:rPr>
+      <w:i/>
+      <w:iCs/>
+      <w:color w:val="2F5496" w:themeColor="accent1" w:themeShade="BF"/>
+    </w:rPr>
+  </w:style>
+  <w:style w:type="paragraph" w:styleId="Citazioneintensa">
+    <w:name w:val="Intense Quote"/>
+    <w:basedOn w:val="Normale"/>
+    <w:next w:val="Normale"/>
+    <w:link w:val="CitazioneintensaCarattere"/>
+    <w:uiPriority w:val="30"/>
+    <w:qFormat/>
+    <w:rsid w:val="007E161C"/>
+    <w:pPr>
+      <w:pBdr>
+        <w:top w:val="single" w:sz="4" w:space="10" w:color="2F5496" w:themeColor="accent1" w:themeShade="BF"/>
+        <w:bottom w:val="single" w:sz="4" w:space="10" w:color="2F5496" w:themeColor="accent1" w:themeShade="BF"/>
+      </w:pBdr>
+      <w:spacing w:before="360" w:after="360"/>
+      <w:ind w:left="864" w:right="864"/>
+      <w:jc w:val="center"/>
+    </w:pPr>
+    <w:rPr>
+      <w:i/>
+      <w:iCs/>
+      <w:color w:val="2F5496" w:themeColor="accent1" w:themeShade="BF"/>
+    </w:rPr>
+  </w:style>
+  <w:style w:type="character" w:customStyle="1" w:styleId="CitazioneintensaCarattere">
+    <w:name w:val="Citazione intensa Carattere"/>
+    <w:basedOn w:val="Carpredefinitoparagrafo"/>
+    <w:link w:val="Citazioneintensa"/>
+    <w:uiPriority w:val="30"/>
+    <w:rsid w:val="007E161C"/>
+    <w:rPr>
+      <w:i/>
+      <w:iCs/>
+      <w:color w:val="2F5496" w:themeColor="accent1" w:themeShade="BF"/>
+    </w:rPr>
+  </w:style>
+  <w:style w:type="character" w:styleId="Riferimentointenso">
+    <w:name w:val="Intense Reference"/>
+    <w:basedOn w:val="Carpredefinitoparagrafo"/>
+    <w:uiPriority w:val="32"/>
+    <w:qFormat/>
+    <w:rsid w:val="007E161C"/>
+    <w:rPr>
+      <w:b/>
+      <w:bCs/>
+      <w:smallCaps/>
+      <w:color w:val="2F5496" w:themeColor="accent1" w:themeShade="BF"/>
+      <w:spacing w:val="5"/>
+    </w:rPr>
+  </w:style>
+</w:styles>
+</file>
+
+<file path=word/stylesWithEffects.xml><?xml version="1.0" encoding="utf-8"?>
+<w:styles xmlns:wpc="http://schemas.microsoft.com/office/word/2010/wordprocessingCanvas" xmlns:mc="http://schemas.openxmlformats.org/markup-compatibility/2006" xmlns:o="urn:schemas-microsoft-com:office:office" xmlns:r="http://schemas.openxmlformats.org/officeDocument/2006/relationships" xmlns:m="http://schemas.openxmlformats.org/officeDocument/2006/math" xmlns:v="urn:schemas-microsoft-com:vml" xmlns:wp14="http://schemas.microsoft.com/office/word/2010/wordprocessingDrawing" xmlns:wp="http://schemas.openxmlformats.org/drawingml/2006/wordprocessingDrawing" xmlns:w10="urn:schemas-microsoft-com:office:word" xmlns:w="http://schemas.openxmlformats.org/wordprocessingml/2006/main" xmlns:w14="http://schemas.microsoft.com/office/word/2010/wordml" xmlns:wpg="http://schemas.microsoft.com/office/word/2010/wordprocessingGroup" xmlns:wpi="http://schemas.microsoft.com/office/word/2010/wordprocessingInk" xmlns:wne="http://schemas.microsoft.com/office/word/2006/wordml" xmlns:wps="http://schemas.microsoft.com/office/word/2010/wordprocessingShape" mc:Ignorable="w14 wp14">
+  <w:docDefaults>
+    <w:rPrDefault>
+      <w:rPr>
+        <w:rFonts w:asciiTheme="minorHAnsi" w:eastAsiaTheme="minorHAnsi" w:hAnsiTheme="minorHAnsi" w:cstheme="minorBidi"/>
+        <w:sz w:val="22"/>
+        <w:szCs w:val="22"/>
+        <w:lang w:val="en-GB" w:eastAsia="en-US" w:bidi="ar-SA"/>
+        <w14:ligatures w14:val="standardContextual"/>
+      </w:rPr>
+    </w:rPrDefault>
+    <w:pPrDefault>
+      <w:pPr>
+        <w:spacing w:after="160" w:line="259" w:lineRule="auto"/>
+      </w:pPr>
+    </w:pPrDefault>
+  </w:docDefaults>
+  <w:latentStyles w:defLockedState="0" w:defUIPriority="99" w:defSemiHidden="1" w:defUnhideWhenUsed="1" w:defQFormat="0" w:count="267">
+    <w:lsdException w:name="Normal" w:semiHidden="0" w:uiPriority="0" w:unhideWhenUsed="0" w:qFormat="1"/>
+    <w:lsdException w:name="heading 1" w:semiHidden="0" w:uiPriority="9" w:unhideWhenUsed="0" w:qFormat="1"/>
+    <w:lsdException w:name="heading 2" w:uiPriority="9" w:qFormat="1"/>
+    <w:lsdException w:name="heading 3" w:uiPriority="9" w:qFormat="1"/>
+    <w:lsdException w:name="heading 4" w:uiPriority="9" w:qFormat="1"/>
+    <w:lsdException w:name="heading 5" w:uiPriority="9" w:qFormat="1"/>
+    <w:lsdException w:name="heading 6" w:uiPriority="9" w:qFormat="1"/>
+    <w:lsdException w:name="heading 7" w:uiPriority="9" w:qFormat="1"/>
+    <w:lsdException w:name="heading 8" w:uiPriority="9" w:qFormat="1"/>
+    <w:lsdException w:name="heading 9" w:uiPriority="9" w:qFormat="1"/>
+    <w:lsdException w:name="toc 1" w:uiPriority="39"/>
+    <w:lsdException w:name="toc 2" w:uiPriority="39"/>
+    <w:lsdException w:name="toc 3" w:uiPriority="39"/>
+    <w:lsdException w:name="toc 4" w:uiPriority="39"/>
+    <w:lsdException w:name="toc 5" w:uiPriority="39"/>
+    <w:lsdException w:name="toc 6" w:uiPriority="39"/>
+    <w:lsdException w:name="toc 7" w:uiPriority="39"/>
+    <w:lsdException w:name="toc 8" w:uiPriority="39"/>
+    <w:lsdException w:name="toc 9" w:uiPriority="39"/>
+    <w:lsdException w:name="caption" w:uiPriority="35" w:qFormat="1"/>
+    <w:lsdException w:name="Title" w:semiHidden="0" w:uiPriority="10" w:unhideWhenUsed="0" w:qFormat="1"/>
+    <w:lsdException w:name="Default Paragraph Font" w:uiPriority="1"/>
+    <w:lsdException w:name="Subtitle" w:semiHidden="0" w:uiPriority="11" w:unhideWhenUsed="0" w:qFormat="1"/>
+    <w:lsdException w:name="Strong" w:semiHidden="0" w:uiPriority="22" w:unhideWhenUsed="0" w:qFormat="1"/>
+    <w:lsdException w:name="Emphasis" w:semiHidden="0" w:uiPriority="20" w:unhideWhenUsed="0" w:qFormat="1"/>
+    <w:lsdException w:name="Table Grid" w:semiHidden="0" w:uiPriority="39" w:unhideWhenUsed="0"/>
+    <w:lsdException w:name="Placeholder Text" w:unhideWhenUsed="0"/>
+    <w:lsdException w:name="No Spacing" w:semiHidden="0" w:uiPriority="1" w:unhideWhenUsed="0" w:qFormat="1"/>
+    <w:lsdException w:name="Light Shading" w:semiHidden="0" w:uiPriority="60" w:unhideWhenUsed="0"/>
+    <w:lsdException w:name="Light List" w:semiHidden="0" w:uiPriority="61" w:unhideWhenUsed="0"/>
+    <w:lsdException w:name="Light Grid" w:semiHidden="0" w:uiPriority="62" w:unhideWhenUsed="0"/>
+    <w:lsdException w:name="Medium Shading 1" w:semiHidden="0" w:uiPriority="63" w:unhideWhenUsed="0"/>
+    <w:lsdException w:name="Medium Shading 2" w:semiHidden="0" w:uiPriority="64" w:unhideWhenUsed="0"/>
+    <w:lsdException w:name="Medium List 1" w:semiHidden="0" w:uiPriority="65" w:unhideWhenUsed="0"/>
+    <w:lsdException w:name="Medium List 2" w:semiHidden="0" w:uiPriority="66" w:unhideWhenUsed="0"/>
+    <w:lsdException w:name="Medium Grid 1" w:semiHidden="0" w:uiPriority="67" w:unhideWhenUsed="0"/>
+    <w:lsdException w:name="Medium Grid 2" w:semiHidden="0" w:uiPriority="68" w:unhideWhenUsed="0"/>
+    <w:lsdException w:name="Medium Grid 3" w:semiHidden="0" w:uiPriority="69" w:unhideWhenUsed="0"/>
+    <w:lsdException w:name="Dark List" w:semiHidden="0" w:uiPriority="70" w:unhideWhenUsed="0"/>
+    <w:lsdException w:name="Colorful Shading" w:semiHidden="0" w:uiPriority="71" w:unhideWhenUsed="0"/>
+    <w:lsdException w:name="Colorful List" w:semiHidden="0" w:uiPriority="72" w:unhideWhenUsed="0"/>
+    <w:lsdException w:name="Colorful Grid" w:semiHidden="0" w:uiPriority="73" w:unhideWhenUsed="0"/>
+    <w:lsdException w:name="Light Shading Accent 1" w:semiHidden="0" w:uiPriority="60" w:unhideWhenUsed="0"/>
+    <w:lsdException w:name="Light List Accent 1" w:semiHidden="0" w:uiPriority="61" w:unhideWhenUsed="0"/>
+    <w:lsdException w:name="Light Grid Accent 1" w:semiHidden="0" w:uiPriority="62" w:unhideWhenUsed="0"/>
+    <w:lsdException w:name="Medium Shading 1 Accent 1" w:semiHidden="0" w:uiPriority="63" w:unhideWhenUsed="0"/>
+    <w:lsdException w:name="Medium Shading 2 Accent 1" w:semiHidden="0" w:uiPriority="64" w:unhideWhenUsed="0"/>
+    <w:lsdException w:name="Medium List 1 Accent 1" w:semiHidden="0" w:uiPriority="65" w:unhideWhenUsed="0"/>
+    <w:lsdException w:name="Revision" w:unhideWhenUsed="0"/>
+    <w:lsdException w:name="List Paragraph" w:semiHidden="0" w:uiPriority="34" w:unhideWhenUsed="0" w:qFormat="1"/>
+    <w:lsdException w:name="Quote" w:semiHidden="0" w:uiPriority="29" w:unhideWhenUsed="0" w:qFormat="1"/>
+    <w:lsdException w:name="Intense Quote" w:semiHidden="0" w:uiPriority="30" w:unhideWhenUsed="0" w:qFormat="1"/>
+    <w:lsdException w:name="Medium List 2 Accent 1" w:semiHidden="0" w:uiPriority="66" w:unhideWhenUsed="0"/>
+    <w:lsdException w:name="Medium Grid 1 Accent 1" w:semiHidden="0" w:uiPriority="67" w:unhideWhenUsed="0"/>
+    <w:lsdException w:name="Medium Grid 2 Accent 1" w:semiHidden="0" w:uiPriority="68" w:unhideWhenUsed="0"/>
+    <w:lsdException w:name="Medium Grid 3 Accent 1" w:semiHidden="0" w:uiPriority="69" w:unhideWhenUsed="0"/>
+    <w:lsdException w:name="Dark List Accent 1" w:semiHidden="0" w:uiPriority="70" w:unhideWhenUsed="0"/>
+    <w:lsdException w:name="Colorful Shading Accent 1" w:semiHidden="0" w:uiPriority="71" w:unhideWhenUsed="0"/>
+    <w:lsdException w:name="Colorful List Accent 1" w:semiHidden="0" w:uiPriority="72" w:unhideWhenUsed="0"/>
+    <w:lsdException w:name="Colorful Grid Accent 1" w:semiHidden="0" w:uiPriority="73" w:unhideWhenUsed="0"/>
+    <w:lsdException w:name="Light Shading Accent 2" w:semiHidden="0" w:uiPriority="60" w:unhideWhenUsed="0"/>
+    <w:lsdException w:name="Light List Accent 2" w:semiHidden="0" w:uiPriority="61" w:unhideWhenUsed="0"/>
+    <w:lsdException w:name="Light Grid Accent 2" w:semiHidden="0" w:uiPriority="62" w:unhideWhenUsed="0"/>
+    <w:lsdException w:name="Medium Shading 1 Accent 2" w:semiHidden="0" w:uiPriority="63" w:unhideWhenUsed="0"/>
+    <w:lsdException w:name="Medium Shading 2 Accent 2" w:semiHidden="0" w:uiPriority="64" w:unhideWhenUsed="0"/>
+    <w:lsdException w:name="Medium List 1 Accent 2" w:semiHidden="0" w:uiPriority="65" w:unhideWhenUsed="0"/>
+    <w:lsdException w:name="Medium List 2 Accent 2" w:semiHidden="0" w:uiPriority="66" w:unhideWhenUsed="0"/>
+    <w:lsdException w:name="Medium Grid 1 Accent 2" w:semiHidden="0" w:uiPriority="67" w:unhideWhenUsed="0"/>
+    <w:lsdException w:name="Medium Grid 2 Accent 2" w:semiHidden="0" w:uiPriority="68" w:unhideWhenUsed="0"/>
+    <w:lsdException w:name="Medium Grid 3 Accent 2" w:semiHidden="0" w:uiPriority="69" w:unhideWhenUsed="0"/>
+    <w:lsdException w:name="Dark List Accent 2" w:semiHidden="0" w:uiPriority="70" w:unhideWhenUsed="0"/>
+    <w:lsdException w:name="Colorful Shading Accent 2" w:semiHidden="0" w:uiPriority="71" w:unhideWhenUsed="0"/>
+    <w:lsdException w:name="Colorful List Accent 2" w:semiHidden="0" w:uiPriority="72" w:unhideWhenUsed="0"/>
+    <w:lsdException w:name="Colorful Grid Accent 2" w:semiHidden="0" w:uiPriority="73" w:unhideWhenUsed="0"/>
+    <w:lsdException w:name="Light Shading Accent 3" w:semiHidden="0" w:uiPriority="60" w:unhideWhenUsed="0"/>
+    <w:lsdException w:name="Light List Accent 3" w:semiHidden="0" w:uiPriority="61" w:unhideWhenUsed="0"/>
+    <w:lsdException w:name="Light Grid Accent 3" w:semiHidden="0" w:uiPriority="62" w:unhideWhenUsed="0"/>
+    <w:lsdException w:name="Medium Shading 1 Accent 3" w:semiHidden="0" w:uiPriority="63" w:unhideWhenUsed="0"/>
+    <w:lsdException w:name="Medium Shading 2 Accent 3" w:semiHidden="0" w:uiPriority="64" w:unhideWhenUsed="0"/>
+    <w:lsdException w:name="Medium List 1 Accent 3" w:semiHidden="0" w:uiPriority="65" w:unhideWhenUsed="0"/>
+    <w:lsdException w:name="Medium List 2 Accent 3" w:semiHidden="0" w:uiPriority="66" w:unhideWhenUsed="0"/>
+    <w:lsdException w:name="Medium Grid 1 Accent 3" w:semiHidden="0" w:uiPriority="67" w:unhideWhenUsed="0"/>
+    <w:lsdException w:name="Medium Grid 2 Accent 3" w:semiHidden="0" w:uiPriority="68" w:unhideWhenUsed="0"/>
+    <w:lsdException w:name="Medium Grid 3 Accent 3" w:semiHidden="0" w:uiPriority="69" w:unhideWhenUsed="0"/>
+    <w:lsdException w:name="Dark List Accent 3" w:semiHidden="0" w:uiPriority="70" w:unhideWhenUsed="0"/>
+    <w:lsdException w:name="Colorful Shading Accent 3" w:semiHidden="0" w:uiPriority="71" w:unhideWhenUsed="0"/>
+    <w:lsdException w:name="Colorful List Accent 3" w:semiHidden="0" w:uiPriority="72" w:unhideWhenUsed="0"/>
+    <w:lsdException w:name="Colorful Grid Accent 3" w:semiHidden="0" w:uiPriority="73" w:unhideWhenUsed="0"/>
+    <w:lsdException w:name="Light Shading Accent 4" w:semiHidden="0" w:uiPriority="60" w:unhideWhenUsed="0"/>
+    <w:lsdException w:name="Light List Accent 4" w:semiHidden="0" w:uiPriority="61" w:unhideWhenUsed="0"/>
+    <w:lsdException w:name="Light Grid Accent 4" w:semiHidden="0" w:uiPriority="62" w:unhideWhenUsed="0"/>
+    <w:lsdException w:name="Medium Shading 1 Accent 4" w:semiHidden="0" w:uiPriority="63" w:unhideWhenUsed="0"/>
+    <w:lsdException w:name="Medium Shading 2 Accent 4" w:semiHidden="0" w:uiPriority="64" w:unhideWhenUsed="0"/>
+    <w:lsdException w:name="Medium List 1 Accent 4" w:semiHidden="0" w:uiPriority="65" w:unhideWhenUsed="0"/>
+    <w:lsdException w:name="Medium List 2 Accent 4" w:semiHidden="0" w:uiPriority="66" w:unhideWhenUsed="0"/>
+    <w:lsdException w:name="Medium Grid 1 Accent 4" w:semiHidden="0" w:uiPriority="67" w:unhideWhenUsed="0"/>
+    <w:lsdException w:name="Medium Grid 2 Accent 4" w:semiHidden="0" w:uiPriority="68" w:unhideWhenUsed="0"/>
+    <w:lsdException w:name="Medium Grid 3 Accent 4" w:semiHidden="0" w:uiPriority="69" w:unhideWhenUsed="0"/>
+    <w:lsdException w:name="Dark List Accent 4" w:semiHidden="0" w:uiPriority="70" w:unhideWhenUsed="0"/>
+    <w:lsdException w:name="Colorful Shading Accent 4" w:semiHidden="0" w:uiPriority="71" w:unhideWhenUsed="0"/>
+    <w:lsdException w:name="Colorful List Accent 4" w:semiHidden="0" w:uiPriority="72" w:unhideWhenUsed="0"/>
+    <w:lsdException w:name="Colorful Grid Accent 4" w:semiHidden="0" w:uiPriority="73" w:unhideWhenUsed="0"/>
+    <w:lsdException w:name="Light Shading Accent 5" w:semiHidden="0" w:uiPriority="60" w:unhideWhenUsed="0"/>
+    <w:lsdException w:name="Light List Accent 5" w:semiHidden="0" w:uiPriority="61" w:unhideWhenUsed="0"/>
+    <w:lsdException w:name="Light Grid Accent 5" w:semiHidden="0" w:uiPriority="62" w:unhideWhenUsed="0"/>
+    <w:lsdException w:name="Medium Shading 1 Accent 5" w:semiHidden="0" w:uiPriority="63" w:unhideWhenUsed="0"/>
+    <w:lsdException w:name="Medium Shading 2 Accent 5" w:semiHidden="0" w:uiPriority="64" w:unhideWhenUsed="0"/>
+    <w:lsdException w:name="Medium List 1 Accent 5" w:semiHidden="0" w:uiPriority="65" w:unhideWhenUsed="0"/>
+    <w:lsdException w:name="Medium List 2 Accent 5" w:semiHidden="0" w:uiPriority="66" w:unhideWhenUsed="0"/>
+    <w:lsdException w:name="Medium Grid 1 Accent 5" w:semiHidden="0" w:uiPriority="67" w:unhideWhenUsed="0"/>
+    <w:lsdException w:name="Medium Grid 2 Accent 5" w:semiHidden="0" w:uiPriority="68" w:unhideWhenUsed="0"/>
+    <w:lsdException w:name="Medium Grid 3 Accent 5" w:semiHidden="0" w:uiPriority="69" w:unhideWhenUsed="0"/>
+    <w:lsdException w:name="Dark List Accent 5" w:semiHidden="0" w:uiPriority="70" w:unhideWhenUsed="0"/>
+    <w:lsdException w:name="Colorful Shading Accent 5" w:semiHidden="0" w:uiPriority="71" w:unhideWhenUsed="0"/>
+    <w:lsdException w:name="Colorful List Accent 5" w:semiHidden="0" w:uiPriority="72" w:unhideWhenUsed="0"/>
+    <w:lsdException w:name="Colorful Grid Accent 5" w:semiHidden="0" w:uiPriority="73" w:unhideWhenUsed="0"/>
+    <w:lsdException w:name="Light Shading Accent 6" w:semiHidden="0" w:uiPriority="60" w:unhideWhenUsed="0"/>
+    <w:lsdException w:name="Light List Accent 6" w:semiHidden="0" w:uiPriority="61" w:unhideWhenUsed="0"/>
+    <w:lsdException w:name="Light Grid Accent 6" w:semiHidden="0" w:uiPriority="62" w:unhideWhenUsed="0"/>
+    <w:lsdException w:name="Medium Shading 1 Accent 6" w:semiHidden="0" w:uiPriority="63" w:unhideWhenUsed="0"/>
+    <w:lsdException w:name="Medium Shading 2 Accent 6" w:semiHidden="0" w:uiPriority="64" w:unhideWhenUsed="0"/>
+    <w:lsdException w:name="Medium List 1 Accent 6" w:semiHidden="0" w:uiPriority="65" w:unhideWhenUsed="0"/>
+    <w:lsdException w:name="Medium List 2 Accent 6" w:semiHidden="0" w:uiPriority="66" w:unhideWhenUsed="0"/>
+    <w:lsdException w:name="Medium Grid 1 Accent 6" w:semiHidden="0" w:uiPriority="67" w:unhideWhenUsed="0"/>
+    <w:lsdException w:name="Medium Grid 2 Accent 6" w:semiHidden="0" w:uiPriority="68" w:unhideWhenUsed="0"/>
+    <w:lsdException w:name="Medium Grid 3 Accent 6" w:semiHidden="0" w:uiPriority="69" w:unhideWhenUsed="0"/>
+    <w:lsdException w:name="Dark List Accent 6" w:semiHidden="0" w:uiPriority="70" w:unhideWhenUsed="0"/>
+    <w:lsdException w:name="Colorful Shading Accent 6" w:semiHidden="0" w:uiPriority="71" w:unhideWhenUsed="0"/>
+    <w:lsdException w:name="Colorful List Accent 6" w:semiHidden="0" w:uiPriority="72" w:unhideWhenUsed="0"/>
+    <w:lsdException w:name="Colorful Grid Accent 6" w:semiHidden="0" w:uiPriority="73" w:unhideWhenUsed="0"/>
+    <w:lsdException w:name="Subtle Emphasis" w:semiHidden="0" w:uiPriority="19" w:unhideWhenUsed="0" w:qFormat="1"/>
+    <w:lsdException w:name="Intense Emphasis" w:semiHidden="0" w:uiPriority="21" w:unhideWhenUsed="0" w:qFormat="1"/>
+    <w:lsdException w:name="Subtle Reference" w:semiHidden="0" w:uiPriority="31" w:unhideWhenUsed="0" w:qFormat="1"/>
+    <w:lsdException w:name="Intense Reference" w:semiHidden="0" w:uiPriority="32" w:unhideWhenUsed="0" w:qFormat="1"/>
+    <w:lsdException w:name="Book Title" w:semiHidden="0" w:uiPriority="33" w:unhideWhenUsed="0" w:qFormat="1"/>
+    <w:lsdException w:name="Bibliography" w:uiPriority="37"/>
+    <w:lsdException w:name="TOC Heading" w:uiPriority="39" w:qFormat="1"/>
   </w:latentStyles>
   <w:style w:type="paragraph" w:default="1" w:styleId="Normale">
     <w:name w:val="Normal"/>
@@ -7064,33 +6742,13 @@
   <a:extraClrSchemeLst/>
   <a:extLst>
     <a:ext uri="{05A4C25C-085E-4340-85A3-A5531E510DB2}">
-      <thm15:themeFamily xmlns:thm15="http://schemas.microsoft.com/office/thememl/2012/main" name="Office Theme" id="{62F939B6-93AF-4DB8-9C6B-D6C7DFDC589F}" vid="{4A3C46E8-61CC-4603-A589-7422A47A8E4A}"/>
+      <thm15:themeFamily xmlns:thm15="http://schemas.microsoft.com/office/thememl/2012/main" xmlns="" name="Office Theme" id="{62F939B6-93AF-4DB8-9C6B-D6C7DFDC589F}" vid="{4A3C46E8-61CC-4603-A589-7422A47A8E4A}"/>
     </a:ext>
   </a:extLst>
 </a:theme>
 </file>
 
 <file path=customXml/item1.xml><?xml version="1.0" encoding="utf-8"?>
-<?mso-contentType ?>
-<FormTemplates xmlns="http://schemas.microsoft.com/sharepoint/v3/contenttype/forms">
-  <Display>DocumentLibraryForm</Display>
-  <Edit>DocumentLibraryForm</Edit>
-  <New>DocumentLibraryForm</New>
-</FormTemplates>
-</file>
-
-<file path=customXml/item2.xml><?xml version="1.0" encoding="utf-8"?>
-<p:properties xmlns:p="http://schemas.microsoft.com/office/2006/metadata/properties" xmlns:xsi="http://www.w3.org/2001/XMLSchema-instance" xmlns:pc="http://schemas.microsoft.com/office/infopath/2007/PartnerControls">
-  <documentManagement>
-    <lcf76f155ced4ddcb4097134ff3c332f xmlns="1c3d7916-4775-4ff5-b1b3-350f756dda2c">
-      <Terms xmlns="http://schemas.microsoft.com/office/infopath/2007/PartnerControls"/>
-    </lcf76f155ced4ddcb4097134ff3c332f>
-    <TaxCatchAll xmlns="5a494a96-b3cc-41dd-9b8d-72544d40af1f" xsi:nil="true"/>
-  </documentManagement>
-</p:properties>
-</file>
-
-<file path=customXml/item3.xml><?xml version="1.0" encoding="utf-8"?>
 <ct:contentTypeSchema xmlns:ct="http://schemas.microsoft.com/office/2006/metadata/contentType" xmlns:ma="http://schemas.microsoft.com/office/2006/metadata/properties/metaAttributes" ct:_="" ma:_="" ma:contentTypeName="Document" ma:contentTypeID="0x0101009B3F3B303F07A640A5912E5017969207" ma:contentTypeVersion="10" ma:contentTypeDescription="Create a new document." ma:contentTypeScope="" ma:versionID="c97eca199467c4c5725dfaee38b73b2b">
   <xsd:schema xmlns:xsd="http://www.w3.org/2001/XMLSchema" xmlns:xs="http://www.w3.org/2001/XMLSchema" xmlns:p="http://schemas.microsoft.com/office/2006/metadata/properties" xmlns:ns2="1c3d7916-4775-4ff5-b1b3-350f756dda2c" xmlns:ns3="5a494a96-b3cc-41dd-9b8d-72544d40af1f" targetNamespace="http://schemas.microsoft.com/office/2006/metadata/properties" ma:root="true" ma:fieldsID="7cc530d0967b1c3d9b89c50fc64190e4" ns2:_="" ns3:_="">
     <xsd:import namespace="1c3d7916-4775-4ff5-b1b3-350f756dda2c"/>
@@ -7279,10 +6937,41 @@
 </ct:contentTypeSchema>
 </file>
 
+<file path=customXml/item2.xml><?xml version="1.0" encoding="utf-8"?>
+<p:properties xmlns:p="http://schemas.microsoft.com/office/2006/metadata/properties" xmlns:xsi="http://www.w3.org/2001/XMLSchema-instance" xmlns:pc="http://schemas.microsoft.com/office/infopath/2007/PartnerControls">
+  <documentManagement>
+    <lcf76f155ced4ddcb4097134ff3c332f xmlns="1c3d7916-4775-4ff5-b1b3-350f756dda2c">
+      <Terms xmlns="http://schemas.microsoft.com/office/infopath/2007/PartnerControls"/>
+    </lcf76f155ced4ddcb4097134ff3c332f>
+    <TaxCatchAll xmlns="5a494a96-b3cc-41dd-9b8d-72544d40af1f" xsi:nil="true"/>
+  </documentManagement>
+</p:properties>
+</file>
+
+<file path=customXml/item3.xml><?xml version="1.0" encoding="utf-8"?>
+<?mso-contentType ?>
+<FormTemplates xmlns="http://schemas.microsoft.com/sharepoint/v3/contenttype/forms">
+  <Display>DocumentLibraryForm</Display>
+  <Edit>DocumentLibraryForm</Edit>
+  <New>DocumentLibraryForm</New>
+</FormTemplates>
+</file>
+
 <file path=customXml/itemProps1.xml><?xml version="1.0" encoding="utf-8"?>
-<ds:datastoreItem xmlns:ds="http://schemas.openxmlformats.org/officeDocument/2006/customXml" ds:itemID="{FC59D853-F923-4195-8C11-AB1DF8E0780B}">
+<ds:datastoreItem xmlns:ds="http://schemas.openxmlformats.org/officeDocument/2006/customXml" ds:itemID="{AECE33DA-74EC-44D2-BDCA-0233F59E47BA}">
   <ds:schemaRefs>
-    <ds:schemaRef ds:uri="http://schemas.microsoft.com/sharepoint/v3/contenttype/forms"/>
+    <ds:schemaRef ds:uri="http://schemas.microsoft.com/office/2006/metadata/contentType"/>
+    <ds:schemaRef ds:uri="http://schemas.microsoft.com/office/2006/metadata/properties/metaAttributes"/>
+    <ds:schemaRef ds:uri="http://www.w3.org/2001/XMLSchema"/>
+    <ds:schemaRef ds:uri="http://schemas.microsoft.com/office/2006/metadata/properties"/>
+    <ds:schemaRef ds:uri="1c3d7916-4775-4ff5-b1b3-350f756dda2c"/>
+    <ds:schemaRef ds:uri="5a494a96-b3cc-41dd-9b8d-72544d40af1f"/>
+    <ds:schemaRef ds:uri="http://schemas.microsoft.com/office/2006/documentManagement/types"/>
+    <ds:schemaRef ds:uri="http://schemas.microsoft.com/office/infopath/2007/PartnerControls"/>
+    <ds:schemaRef ds:uri="http://schemas.openxmlformats.org/package/2006/metadata/core-properties"/>
+    <ds:schemaRef ds:uri="http://purl.org/dc/elements/1.1/"/>
+    <ds:schemaRef ds:uri="http://purl.org/dc/terms/"/>
+    <ds:schemaRef ds:uri="http://schemas.microsoft.com/internal/obd"/>
   </ds:schemaRefs>
 </ds:datastoreItem>
 </file>
@@ -7299,20 +6988,9 @@
 </file>
 
 <file path=customXml/itemProps3.xml><?xml version="1.0" encoding="utf-8"?>
-<ds:datastoreItem xmlns:ds="http://schemas.openxmlformats.org/officeDocument/2006/customXml" ds:itemID="{AECE33DA-74EC-44D2-BDCA-0233F59E47BA}">
+<ds:datastoreItem xmlns:ds="http://schemas.openxmlformats.org/officeDocument/2006/customXml" ds:itemID="{FC59D853-F923-4195-8C11-AB1DF8E0780B}">
   <ds:schemaRefs>
-    <ds:schemaRef ds:uri="http://schemas.microsoft.com/office/2006/metadata/contentType"/>
-    <ds:schemaRef ds:uri="http://schemas.microsoft.com/office/2006/metadata/properties/metaAttributes"/>
-    <ds:schemaRef ds:uri="http://www.w3.org/2001/XMLSchema"/>
-    <ds:schemaRef ds:uri="http://schemas.microsoft.com/office/2006/metadata/properties"/>
-    <ds:schemaRef ds:uri="1c3d7916-4775-4ff5-b1b3-350f756dda2c"/>
-    <ds:schemaRef ds:uri="5a494a96-b3cc-41dd-9b8d-72544d40af1f"/>
-    <ds:schemaRef ds:uri="http://schemas.microsoft.com/office/2006/documentManagement/types"/>
-    <ds:schemaRef ds:uri="http://schemas.microsoft.com/office/infopath/2007/PartnerControls"/>
-    <ds:schemaRef ds:uri="http://schemas.openxmlformats.org/package/2006/metadata/core-properties"/>
-    <ds:schemaRef ds:uri="http://purl.org/dc/elements/1.1/"/>
-    <ds:schemaRef ds:uri="http://purl.org/dc/terms/"/>
-    <ds:schemaRef ds:uri="http://schemas.microsoft.com/internal/obd"/>
+    <ds:schemaRef ds:uri="http://schemas.microsoft.com/sharepoint/v3/contenttype/forms"/>
   </ds:schemaRefs>
 </ds:datastoreItem>
 </file>
--- a/Documentazione/Documentazione finale/UseCasesCockburn.docx
+++ b/Documentazione/Documentazione finale/UseCasesCockburn.docx
@@ -1065,7 +1065,13 @@
               <w:spacing w:after="0"/>
             </w:pPr>
             <w:r>
-              <w:t>Clicks the “Submit” button to confirm the operation</w:t>
+              <w:t>Clicks the “</w:t>
+            </w:r>
+            <w:r>
+              <w:t>Create Issue</w:t>
+            </w:r>
+            <w:r>
+              <w:t>” button to confirm the operation</w:t>
             </w:r>
           </w:p>
         </w:tc>
@@ -2034,19 +2040,7 @@
               <w:rPr>
                 <w:lang w:val="en-US"/>
               </w:rPr>
-              <w:t>The U</w:t>
-            </w:r>
-            <w:r>
-              <w:rPr>
-                <w:lang w:val="en-US"/>
-              </w:rPr>
-              <w:t xml:space="preserve">ser select a </w:t>
-            </w:r>
-            <w:r>
-              <w:rPr>
-                <w:lang w:val="en-US"/>
-              </w:rPr>
-              <w:t>file with size &gt;5MB</w:t>
+              <w:t>The User select a file with size &gt;5MB</w:t>
             </w:r>
           </w:p>
         </w:tc>
@@ -3169,6 +3163,8 @@
         </w:rPr>
         <w:br w:type="page"/>
       </w:r>
+      <w:bookmarkStart w:id="0" w:name="_GoBack"/>
+      <w:bookmarkEnd w:id="0"/>
     </w:p>
     <w:tbl>
       <w:tblPr>
@@ -4021,18 +4017,7 @@
               <w:t>ll active issues, asking the Admin</w:t>
             </w:r>
             <w:r>
-              <w:t xml:space="preserve"> to select the issue describing the same problem</w:t>
-            </w:r>
-          </w:p>
-          <w:p>
-            <w:pPr>
-              <w:spacing w:after="0"/>
-            </w:pPr>
-            <w:bookmarkStart w:id="0" w:name="_GoBack"/>
-            <w:bookmarkEnd w:id="0"/>
-            <w:r>
-              <w:br/>
-              <w:t>Note: if no issues are available, the system displays a “No active issues.” message</w:t>
+              <w:t xml:space="preserve"> to select the original issue</w:t>
             </w:r>
           </w:p>
         </w:tc>
@@ -4485,11 +4470,10 @@
         </w:tc>
       </w:tr>
     </w:tbl>
-    <w:p/>
     <w:tbl>
       <w:tblPr>
-        <w:tblW w:w="5000" w:type="pct"/>
-        <w:tblInd w:w="-134" w:type="dxa"/>
+        <w:tblpPr w:leftFromText="141" w:rightFromText="141" w:vertAnchor="text" w:horzAnchor="margin" w:tblpX="-132" w:tblpY="-55"/>
+        <w:tblW w:w="5090" w:type="pct"/>
         <w:tblCellMar>
           <w:left w:w="0" w:type="dxa"/>
           <w:right w:w="0" w:type="dxa"/>
@@ -4497,10 +4481,10 @@
         <w:tblLook w:val="04A0" w:firstRow="1" w:lastRow="0" w:firstColumn="1" w:lastColumn="0" w:noHBand="0" w:noVBand="1"/>
       </w:tblPr>
       <w:tblGrid>
-        <w:gridCol w:w="2317"/>
-        <w:gridCol w:w="883"/>
-        <w:gridCol w:w="3376"/>
-        <w:gridCol w:w="3216"/>
+        <w:gridCol w:w="2460"/>
+        <w:gridCol w:w="887"/>
+        <w:gridCol w:w="3391"/>
+        <w:gridCol w:w="3230"/>
       </w:tblGrid>
       <w:tr>
         <w:trPr>
@@ -4508,12 +4492,11 @@
         </w:trPr>
         <w:tc>
           <w:tcPr>
-            <w:tcW w:w="1183" w:type="pct"/>
+            <w:tcW w:w="1234" w:type="pct"/>
             <w:vMerge w:val="restart"/>
             <w:tcBorders>
               <w:top w:val="single" w:sz="8" w:space="0" w:color="00647A"/>
               <w:left w:val="single" w:sz="8" w:space="0" w:color="00647A"/>
-              <w:bottom w:val="single" w:sz="4" w:space="0" w:color="auto"/>
               <w:right w:val="single" w:sz="8" w:space="0" w:color="00647A"/>
             </w:tcBorders>
             <w:vAlign w:val="center"/>
@@ -4531,7 +4514,7 @@
                 <w:b/>
                 <w:lang w:val="en-US"/>
               </w:rPr>
-              <w:t>Extension 3</w:t>
+              <w:t>Extension 2</w:t>
             </w:r>
             <w:r>
               <w:rPr>
@@ -4550,26 +4533,13 @@
               <w:rPr>
                 <w:lang w:val="en-US"/>
               </w:rPr>
-              <w:t>The User c</w:t>
-            </w:r>
-            <w:r>
-              <w:rPr>
-                <w:lang w:val="en-US"/>
-              </w:rPr>
-              <w:t xml:space="preserve">licks the “Cancel” </w:t>
-            </w:r>
-            <w:r>
-              <w:rPr>
-                <w:lang w:val="en-US"/>
-              </w:rPr>
-              <w:lastRenderedPageBreak/>
-              <w:t>button</w:t>
-            </w:r>
-          </w:p>
-        </w:tc>
-        <w:tc>
-          <w:tcPr>
-            <w:tcW w:w="451" w:type="pct"/>
+              <w:t>The System detects there are no active issues</w:t>
+            </w:r>
+          </w:p>
+        </w:tc>
+        <w:tc>
+          <w:tcPr>
+            <w:tcW w:w="445" w:type="pct"/>
             <w:tcBorders>
               <w:top w:val="single" w:sz="8" w:space="0" w:color="00647A"/>
               <w:left w:val="single" w:sz="8" w:space="0" w:color="00647A"/>
@@ -4591,20 +4561,13 @@
               <w:rPr>
                 <w:lang w:val="it-IT"/>
               </w:rPr>
-              <w:lastRenderedPageBreak/>
-              <w:t>3</w:t>
-            </w:r>
-            <w:r>
-              <w:rPr>
-                <w:lang w:val="it-IT"/>
-              </w:rPr>
-              <w:t>a1</w:t>
-            </w:r>
-          </w:p>
-        </w:tc>
-        <w:tc>
-          <w:tcPr>
-            <w:tcW w:w="1724" w:type="pct"/>
+              <w:t>2a1</w:t>
+            </w:r>
+          </w:p>
+        </w:tc>
+        <w:tc>
+          <w:tcPr>
+            <w:tcW w:w="1701" w:type="pct"/>
             <w:tcBorders>
               <w:top w:val="single" w:sz="8" w:space="0" w:color="00647A"/>
               <w:left w:val="single" w:sz="8" w:space="0" w:color="00647A"/>
@@ -4622,39 +4585,11 @@
             <w:pPr>
               <w:spacing w:after="0"/>
             </w:pPr>
-            <w:proofErr w:type="spellStart"/>
-            <w:r>
-              <w:rPr>
-                <w:lang w:val="it-IT"/>
-              </w:rPr>
-              <w:t>Clicks</w:t>
-            </w:r>
-            <w:proofErr w:type="spellEnd"/>
-            <w:r>
-              <w:rPr>
-                <w:lang w:val="it-IT"/>
-              </w:rPr>
-              <w:t xml:space="preserve"> “</w:t>
-            </w:r>
-            <w:proofErr w:type="spellStart"/>
-            <w:r>
-              <w:rPr>
-                <w:lang w:val="it-IT"/>
-              </w:rPr>
-              <w:t>Cancel</w:t>
-            </w:r>
-            <w:proofErr w:type="spellEnd"/>
-            <w:r>
-              <w:rPr>
-                <w:lang w:val="it-IT"/>
-              </w:rPr>
-              <w:t>”</w:t>
-            </w:r>
-          </w:p>
-        </w:tc>
-        <w:tc>
-          <w:tcPr>
-            <w:tcW w:w="1642" w:type="pct"/>
+          </w:p>
+        </w:tc>
+        <w:tc>
+          <w:tcPr>
+            <w:tcW w:w="1620" w:type="pct"/>
             <w:tcBorders>
               <w:top w:val="single" w:sz="8" w:space="0" w:color="00647A"/>
               <w:left w:val="single" w:sz="8" w:space="0" w:color="00647A"/>
@@ -4672,6 +4607,9 @@
             <w:pPr>
               <w:spacing w:after="0"/>
             </w:pPr>
+            <w:r>
+              <w:t>Sees there are no active issues</w:t>
+            </w:r>
           </w:p>
         </w:tc>
       </w:tr>
@@ -4681,10 +4619,9 @@
         </w:trPr>
         <w:tc>
           <w:tcPr>
-            <w:tcW w:w="1183" w:type="pct"/>
+            <w:tcW w:w="1234" w:type="pct"/>
             <w:vMerge/>
             <w:tcBorders>
-              <w:top w:val="single" w:sz="4" w:space="0" w:color="auto"/>
               <w:left w:val="single" w:sz="8" w:space="0" w:color="00647A"/>
               <w:bottom w:val="single" w:sz="4" w:space="0" w:color="auto"/>
               <w:right w:val="single" w:sz="8" w:space="0" w:color="00647A"/>
@@ -4693,16 +4630,18 @@
           </w:tcPr>
           <w:p>
             <w:pPr>
-              <w:spacing w:after="0"/>
-              <w:rPr>
-                <w:lang w:val="it-IT"/>
-              </w:rPr>
-            </w:pPr>
-          </w:p>
-        </w:tc>
-        <w:tc>
-          <w:tcPr>
-            <w:tcW w:w="451" w:type="pct"/>
+              <w:spacing w:after="0" w:line="276" w:lineRule="auto"/>
+              <w:jc w:val="center"/>
+              <w:rPr>
+                <w:b/>
+                <w:lang w:val="en-US"/>
+              </w:rPr>
+            </w:pPr>
+          </w:p>
+        </w:tc>
+        <w:tc>
+          <w:tcPr>
+            <w:tcW w:w="445" w:type="pct"/>
             <w:tcBorders>
               <w:top w:val="single" w:sz="8" w:space="0" w:color="00647A"/>
               <w:left w:val="single" w:sz="8" w:space="0" w:color="00647A"/>
@@ -4727,19 +4666,13 @@
               <w:rPr>
                 <w:lang w:val="it-IT"/>
               </w:rPr>
-              <w:t>3</w:t>
-            </w:r>
-            <w:r>
-              <w:rPr>
-                <w:lang w:val="it-IT"/>
-              </w:rPr>
-              <w:t>a2</w:t>
-            </w:r>
-          </w:p>
-        </w:tc>
-        <w:tc>
-          <w:tcPr>
-            <w:tcW w:w="1724" w:type="pct"/>
+              <w:t>2a2</w:t>
+            </w:r>
+          </w:p>
+        </w:tc>
+        <w:tc>
+          <w:tcPr>
+            <w:tcW w:w="1701" w:type="pct"/>
             <w:tcBorders>
               <w:top w:val="single" w:sz="8" w:space="0" w:color="00647A"/>
               <w:left w:val="single" w:sz="8" w:space="0" w:color="00647A"/>
@@ -4756,15 +4689,12 @@
           <w:p>
             <w:pPr>
               <w:spacing w:after="0"/>
-              <w:rPr>
-                <w:lang w:val="it-IT"/>
-              </w:rPr>
-            </w:pPr>
-          </w:p>
-        </w:tc>
-        <w:tc>
-          <w:tcPr>
-            <w:tcW w:w="1642" w:type="pct"/>
+            </w:pPr>
+          </w:p>
+        </w:tc>
+        <w:tc>
+          <w:tcPr>
+            <w:tcW w:w="1620" w:type="pct"/>
             <w:tcBorders>
               <w:top w:val="single" w:sz="8" w:space="0" w:color="00647A"/>
               <w:left w:val="single" w:sz="8" w:space="0" w:color="00647A"/>
@@ -4781,27 +4711,288 @@
           <w:p>
             <w:pPr>
               <w:spacing w:after="0"/>
-              <w:rPr>
-                <w:lang w:val="en-US"/>
-              </w:rPr>
-            </w:pPr>
-            <w:r>
-              <w:rPr>
-                <w:lang w:val="en-US"/>
-              </w:rPr>
-              <w:t>Returns to the issue details view</w:t>
+            </w:pPr>
+            <w:r>
+              <w:t>Displays the message: “No active issues.”</w:t>
+            </w:r>
+          </w:p>
+        </w:tc>
+      </w:tr>
+      <w:tr>
+        <w:trPr>
+          <w:trHeight w:val="20"/>
+        </w:trPr>
+        <w:tc>
+          <w:tcPr>
+            <w:tcW w:w="1234" w:type="pct"/>
+            <w:vMerge w:val="restart"/>
+            <w:tcBorders>
+              <w:top w:val="single" w:sz="4" w:space="0" w:color="auto"/>
+              <w:left w:val="single" w:sz="8" w:space="0" w:color="00647A"/>
+              <w:right w:val="single" w:sz="8" w:space="0" w:color="00647A"/>
+            </w:tcBorders>
+            <w:vAlign w:val="center"/>
+          </w:tcPr>
+          <w:p>
+            <w:pPr>
+              <w:spacing w:after="0"/>
+              <w:rPr>
+                <w:lang w:val="en-US"/>
+              </w:rPr>
+            </w:pPr>
+            <w:r>
+              <w:rPr>
+                <w:b/>
+                <w:lang w:val="en-US"/>
+              </w:rPr>
+              <w:t>Extension 3</w:t>
+            </w:r>
+            <w:r>
+              <w:rPr>
+                <w:b/>
+                <w:lang w:val="en-US"/>
+              </w:rPr>
+              <w:t>a</w:t>
+            </w:r>
+            <w:r>
+              <w:rPr>
+                <w:lang w:val="en-US"/>
+              </w:rPr>
+              <w:t>: The User c</w:t>
+            </w:r>
+            <w:r>
+              <w:rPr>
+                <w:lang w:val="en-US"/>
+              </w:rPr>
+              <w:t xml:space="preserve">licks the “Cancel” </w:t>
+            </w:r>
+          </w:p>
+        </w:tc>
+        <w:tc>
+          <w:tcPr>
+            <w:tcW w:w="445" w:type="pct"/>
+            <w:tcBorders>
+              <w:top w:val="single" w:sz="8" w:space="0" w:color="00647A"/>
+              <w:left w:val="single" w:sz="8" w:space="0" w:color="00647A"/>
+              <w:bottom w:val="single" w:sz="8" w:space="0" w:color="00647A"/>
+              <w:right w:val="single" w:sz="8" w:space="0" w:color="00647A"/>
+            </w:tcBorders>
+            <w:tcMar>
+              <w:top w:w="72" w:type="dxa"/>
+              <w:left w:w="144" w:type="dxa"/>
+              <w:bottom w:w="72" w:type="dxa"/>
+              <w:right w:w="144" w:type="dxa"/>
+            </w:tcMar>
+          </w:tcPr>
+          <w:p>
+            <w:pPr>
+              <w:spacing w:after="0"/>
+              <w:rPr>
+                <w:lang w:val="en-US"/>
+              </w:rPr>
+            </w:pPr>
+            <w:r>
+              <w:rPr>
+                <w:lang w:val="en-US"/>
+              </w:rPr>
+              <w:t>3a1</w:t>
+            </w:r>
+          </w:p>
+        </w:tc>
+        <w:tc>
+          <w:tcPr>
+            <w:tcW w:w="1701" w:type="pct"/>
+            <w:tcBorders>
+              <w:top w:val="single" w:sz="8" w:space="0" w:color="00647A"/>
+              <w:left w:val="single" w:sz="8" w:space="0" w:color="00647A"/>
+              <w:bottom w:val="single" w:sz="8" w:space="0" w:color="00647A"/>
+              <w:right w:val="single" w:sz="8" w:space="0" w:color="00647A"/>
+            </w:tcBorders>
+            <w:tcMar>
+              <w:top w:w="72" w:type="dxa"/>
+              <w:left w:w="144" w:type="dxa"/>
+              <w:bottom w:w="72" w:type="dxa"/>
+              <w:right w:w="144" w:type="dxa"/>
+            </w:tcMar>
+          </w:tcPr>
+          <w:p>
+            <w:pPr>
+              <w:spacing w:after="0"/>
+              <w:rPr>
+                <w:lang w:val="en-US"/>
+              </w:rPr>
+            </w:pPr>
+            <w:proofErr w:type="spellStart"/>
+            <w:r>
+              <w:rPr>
+                <w:lang w:val="it-IT"/>
+              </w:rPr>
+              <w:t>Clicks</w:t>
+            </w:r>
+            <w:proofErr w:type="spellEnd"/>
+            <w:r>
+              <w:rPr>
+                <w:lang w:val="it-IT"/>
+              </w:rPr>
+              <w:t xml:space="preserve"> “</w:t>
+            </w:r>
+            <w:proofErr w:type="spellStart"/>
+            <w:r>
+              <w:rPr>
+                <w:lang w:val="it-IT"/>
+              </w:rPr>
+              <w:t>Cancel</w:t>
+            </w:r>
+            <w:proofErr w:type="spellEnd"/>
+            <w:r>
+              <w:rPr>
+                <w:lang w:val="it-IT"/>
+              </w:rPr>
+              <w:t>”</w:t>
+            </w:r>
+          </w:p>
+        </w:tc>
+        <w:tc>
+          <w:tcPr>
+            <w:tcW w:w="1620" w:type="pct"/>
+            <w:tcBorders>
+              <w:top w:val="single" w:sz="8" w:space="0" w:color="00647A"/>
+              <w:left w:val="single" w:sz="8" w:space="0" w:color="00647A"/>
+              <w:bottom w:val="single" w:sz="8" w:space="0" w:color="00647A"/>
+              <w:right w:val="single" w:sz="8" w:space="0" w:color="00647A"/>
+            </w:tcBorders>
+            <w:tcMar>
+              <w:top w:w="72" w:type="dxa"/>
+              <w:left w:w="144" w:type="dxa"/>
+              <w:bottom w:w="72" w:type="dxa"/>
+              <w:right w:w="144" w:type="dxa"/>
+            </w:tcMar>
+          </w:tcPr>
+          <w:p>
+            <w:pPr>
+              <w:spacing w:after="0"/>
+              <w:rPr>
+                <w:lang w:val="en-US"/>
+              </w:rPr>
+            </w:pPr>
+          </w:p>
+        </w:tc>
+      </w:tr>
+      <w:tr>
+        <w:trPr>
+          <w:trHeight w:val="20"/>
+        </w:trPr>
+        <w:tc>
+          <w:tcPr>
+            <w:tcW w:w="1234" w:type="pct"/>
+            <w:vMerge/>
+            <w:tcBorders>
+              <w:left w:val="single" w:sz="8" w:space="0" w:color="00647A"/>
+              <w:bottom w:val="single" w:sz="4" w:space="0" w:color="auto"/>
+              <w:right w:val="single" w:sz="8" w:space="0" w:color="00647A"/>
+            </w:tcBorders>
+            <w:vAlign w:val="center"/>
+          </w:tcPr>
+          <w:p>
+            <w:pPr>
+              <w:spacing w:after="0"/>
+              <w:rPr>
+                <w:b/>
+                <w:lang w:val="en-US"/>
+              </w:rPr>
+            </w:pPr>
+          </w:p>
+        </w:tc>
+        <w:tc>
+          <w:tcPr>
+            <w:tcW w:w="445" w:type="pct"/>
+            <w:tcBorders>
+              <w:top w:val="single" w:sz="8" w:space="0" w:color="00647A"/>
+              <w:left w:val="single" w:sz="8" w:space="0" w:color="00647A"/>
+              <w:bottom w:val="single" w:sz="8" w:space="0" w:color="00647A"/>
+              <w:right w:val="single" w:sz="8" w:space="0" w:color="00647A"/>
+            </w:tcBorders>
+            <w:tcMar>
+              <w:top w:w="72" w:type="dxa"/>
+              <w:left w:w="144" w:type="dxa"/>
+              <w:bottom w:w="72" w:type="dxa"/>
+              <w:right w:w="144" w:type="dxa"/>
+            </w:tcMar>
+          </w:tcPr>
+          <w:p>
+            <w:pPr>
+              <w:spacing w:after="0"/>
+              <w:rPr>
+                <w:lang w:val="en-US"/>
+              </w:rPr>
+            </w:pPr>
+            <w:r>
+              <w:rPr>
+                <w:lang w:val="en-US"/>
+              </w:rPr>
+              <w:t>3a2</w:t>
+            </w:r>
+          </w:p>
+        </w:tc>
+        <w:tc>
+          <w:tcPr>
+            <w:tcW w:w="1701" w:type="pct"/>
+            <w:tcBorders>
+              <w:top w:val="single" w:sz="8" w:space="0" w:color="00647A"/>
+              <w:left w:val="single" w:sz="8" w:space="0" w:color="00647A"/>
+              <w:bottom w:val="single" w:sz="8" w:space="0" w:color="00647A"/>
+              <w:right w:val="single" w:sz="8" w:space="0" w:color="00647A"/>
+            </w:tcBorders>
+            <w:tcMar>
+              <w:top w:w="72" w:type="dxa"/>
+              <w:left w:w="144" w:type="dxa"/>
+              <w:bottom w:w="72" w:type="dxa"/>
+              <w:right w:w="144" w:type="dxa"/>
+            </w:tcMar>
+          </w:tcPr>
+          <w:p>
+            <w:pPr>
+              <w:spacing w:after="0"/>
+              <w:rPr>
+                <w:lang w:val="it-IT"/>
+              </w:rPr>
+            </w:pPr>
+          </w:p>
+        </w:tc>
+        <w:tc>
+          <w:tcPr>
+            <w:tcW w:w="1620" w:type="pct"/>
+            <w:tcBorders>
+              <w:top w:val="single" w:sz="8" w:space="0" w:color="00647A"/>
+              <w:left w:val="single" w:sz="8" w:space="0" w:color="00647A"/>
+              <w:bottom w:val="single" w:sz="8" w:space="0" w:color="00647A"/>
+              <w:right w:val="single" w:sz="8" w:space="0" w:color="00647A"/>
+            </w:tcBorders>
+            <w:tcMar>
+              <w:top w:w="72" w:type="dxa"/>
+              <w:left w:w="144" w:type="dxa"/>
+              <w:bottom w:w="72" w:type="dxa"/>
+              <w:right w:w="144" w:type="dxa"/>
+            </w:tcMar>
+          </w:tcPr>
+          <w:p>
+            <w:pPr>
+              <w:spacing w:after="0"/>
+              <w:rPr>
+                <w:lang w:val="en-US"/>
+              </w:rPr>
+            </w:pPr>
+            <w:r>
+              <w:rPr>
+                <w:lang w:val="en-US"/>
+              </w:rPr>
+              <w:t>Returns to main board</w:t>
             </w:r>
           </w:p>
         </w:tc>
       </w:tr>
     </w:tbl>
-    <w:p>
-      <w:pPr>
-        <w:rPr>
-          <w:lang w:val="en-US"/>
-        </w:rPr>
-      </w:pPr>
-    </w:p>
+    <w:p/>
     <w:sectPr>
       <w:pgSz w:w="11906" w:h="16838"/>
       <w:pgMar w:top="1417" w:right="1134" w:bottom="1134" w:left="1134" w:header="708" w:footer="708" w:gutter="0"/>

--- a/Documentazione/Documentazione finale/UseCasesCockburn.docx
+++ b/Documentazione/Documentazione finale/UseCasesCockburn.docx
@@ -3163,8 +3163,6 @@
         </w:rPr>
         <w:br w:type="page"/>
       </w:r>
-      <w:bookmarkStart w:id="0" w:name="_GoBack"/>
-      <w:bookmarkEnd w:id="0"/>
     </w:p>
     <w:tbl>
       <w:tblPr>
@@ -4986,8 +4984,16 @@
               <w:rPr>
                 <w:lang w:val="en-US"/>
               </w:rPr>
-              <w:t>Returns to main board</w:t>
-            </w:r>
+              <w:t xml:space="preserve">Returns to </w:t>
+            </w:r>
+            <w:r>
+              <w:rPr>
+                <w:lang w:val="en-US"/>
+              </w:rPr>
+              <w:t>issue details view</w:t>
+            </w:r>
+            <w:bookmarkStart w:id="0" w:name="_GoBack"/>
+            <w:bookmarkEnd w:id="0"/>
           </w:p>
         </w:tc>
       </w:tr>
